--- a/проект_1303_Бабурин_ТД_Колпачев_ВЮ_Фелингер_ВА.docx
+++ b/проект_1303_Бабурин_ТД_Колпачев_ВЮ_Фелингер_ВА.docx
@@ -501,35 +501,7 @@
                 <w:sz w:val="28"/>
                 <w:szCs w:val="28"/>
               </w:rPr>
-              <w:t xml:space="preserve"> </w:t>
-            </w:r>
-            <w:r>
-              <w:rPr>
-                <w:sz w:val="28"/>
-                <w:szCs w:val="28"/>
-              </w:rPr>
-              <w:t>В</w:t>
-            </w:r>
-            <w:r>
-              <w:rPr>
-                <w:sz w:val="28"/>
-                <w:szCs w:val="28"/>
-              </w:rPr>
-              <w:t>.</w:t>
-            </w:r>
-            <w:r>
-              <w:rPr>
-                <w:sz w:val="28"/>
-                <w:szCs w:val="28"/>
-              </w:rPr>
-              <w:t>Ю</w:t>
-            </w:r>
-            <w:r>
-              <w:rPr>
-                <w:sz w:val="28"/>
-                <w:szCs w:val="28"/>
-              </w:rPr>
-              <w:t>.</w:t>
+              <w:t xml:space="preserve"> В.Ю.</w:t>
             </w:r>
           </w:p>
         </w:tc>
@@ -933,14 +905,7 @@
                 <w:sz w:val="28"/>
                 <w:szCs w:val="28"/>
               </w:rPr>
-              <w:t xml:space="preserve"> В.Ю.</w:t>
-            </w:r>
-            <w:r>
-              <w:rPr>
-                <w:sz w:val="28"/>
-                <w:szCs w:val="28"/>
-              </w:rPr>
-              <w:t xml:space="preserve">, </w:t>
+              <w:t xml:space="preserve"> В.Ю., </w:t>
             </w:r>
             <w:proofErr w:type="spellStart"/>
             <w:r>
@@ -1848,17 +1813,30 @@
         <w:ind w:firstLine="709"/>
         <w:jc w:val="both"/>
         <w:rPr>
-          <w:color w:val="FF0000"/>
-          <w:sz w:val="28"/>
-          <w:szCs w:val="28"/>
-        </w:rPr>
-      </w:pPr>
-      <w:r>
-        <w:rPr>
-          <w:sz w:val="28"/>
-          <w:szCs w:val="28"/>
-        </w:rPr>
-        <w:t xml:space="preserve">В рамках курсового проекта разработана </w:t>
+          <w:sz w:val="28"/>
+          <w:szCs w:val="28"/>
+        </w:rPr>
+      </w:pPr>
+      <w:r>
+        <w:rPr>
+          <w:sz w:val="28"/>
+          <w:szCs w:val="28"/>
+        </w:rPr>
+        <w:t xml:space="preserve">В рамках </w:t>
+      </w:r>
+      <w:r>
+        <w:rPr>
+          <w:sz w:val="28"/>
+          <w:szCs w:val="28"/>
+        </w:rPr>
+        <w:t>исследовательского</w:t>
+      </w:r>
+      <w:r>
+        <w:rPr>
+          <w:sz w:val="28"/>
+          <w:szCs w:val="28"/>
+        </w:rPr>
+        <w:t xml:space="preserve"> проекта реализованы и исследованы модификации алгоритма Deep Q-Network для задач обучения с подкреплением. Были разработаны три алгоритма: </w:t>
       </w:r>
       <w:proofErr w:type="spellStart"/>
       <w:r>
@@ -1866,7 +1844,7 @@
           <w:sz w:val="28"/>
           <w:szCs w:val="28"/>
         </w:rPr>
-        <w:t>docker-compose</w:t>
+        <w:t>Dueling</w:t>
       </w:r>
       <w:proofErr w:type="spellEnd"/>
       <w:r>
@@ -1874,7 +1852,7 @@
           <w:sz w:val="28"/>
           <w:szCs w:val="28"/>
         </w:rPr>
-        <w:t xml:space="preserve"> конфигурация для тестирования </w:t>
+        <w:t xml:space="preserve"> DQN, Multi-</w:t>
       </w:r>
       <w:proofErr w:type="spellStart"/>
       <w:r>
@@ -1882,7 +1860,7 @@
           <w:sz w:val="28"/>
           <w:szCs w:val="28"/>
         </w:rPr>
-        <w:t>web</w:t>
+        <w:t>step</w:t>
       </w:r>
       <w:proofErr w:type="spellEnd"/>
       <w:r>
@@ -1890,7 +1868,7 @@
           <w:sz w:val="28"/>
           <w:szCs w:val="28"/>
         </w:rPr>
-        <w:t xml:space="preserve">-приложения, состоящая из двух контейнеров. Контейнер </w:t>
+        <w:t xml:space="preserve"> DQN и </w:t>
       </w:r>
       <w:proofErr w:type="spellStart"/>
       <w:r>
@@ -1898,7 +1876,7 @@
           <w:sz w:val="28"/>
           <w:szCs w:val="28"/>
         </w:rPr>
-        <w:t>app</w:t>
+        <w:t>Distributional</w:t>
       </w:r>
       <w:proofErr w:type="spellEnd"/>
       <w:r>
@@ -1906,7 +1884,7 @@
           <w:sz w:val="28"/>
           <w:szCs w:val="28"/>
         </w:rPr>
-        <w:t xml:space="preserve"> запускает демонстрационное </w:t>
+        <w:t xml:space="preserve"> RL. Для проверки качества работы алгоритмов использовались среды LunarLander-v3 и MountainCar-v0 из библиотеки </w:t>
       </w:r>
       <w:proofErr w:type="spellStart"/>
       <w:r>
@@ -1914,7 +1892,7 @@
           <w:sz w:val="28"/>
           <w:szCs w:val="28"/>
         </w:rPr>
-        <w:t>web</w:t>
+        <w:t>Gymnasium</w:t>
       </w:r>
       <w:proofErr w:type="spellEnd"/>
       <w:r>
@@ -1922,7 +1900,7 @@
           <w:sz w:val="28"/>
           <w:szCs w:val="28"/>
         </w:rPr>
-        <w:t xml:space="preserve">-приложение, а контейнер </w:t>
+        <w:t xml:space="preserve">. Для каждого алгоритма были подобраны </w:t>
       </w:r>
       <w:proofErr w:type="spellStart"/>
       <w:r>
@@ -1930,7 +1908,7 @@
           <w:sz w:val="28"/>
           <w:szCs w:val="28"/>
         </w:rPr>
-        <w:t>tester</w:t>
+        <w:t>гиперпараметры</w:t>
       </w:r>
       <w:proofErr w:type="spellEnd"/>
       <w:r>
@@ -1938,7 +1916,7 @@
           <w:sz w:val="28"/>
           <w:szCs w:val="28"/>
         </w:rPr>
-        <w:t xml:space="preserve"> содержит тесты для проверки приложения. Также настроен внешний SSH-доступ к контейнеру </w:t>
+        <w:t xml:space="preserve">, проведено обучение агентов и построены графики изменения награды и ошибки обучения. По результатам экспериментов выполнено сравнение алгоритмов и определено, что для среды LunarLander-v3 наилучший результат показал </w:t>
       </w:r>
       <w:proofErr w:type="spellStart"/>
       <w:r>
@@ -1946,7 +1924,7 @@
           <w:sz w:val="28"/>
           <w:szCs w:val="28"/>
         </w:rPr>
-        <w:t>app</w:t>
+        <w:t>Distributional</w:t>
       </w:r>
       <w:proofErr w:type="spellEnd"/>
       <w:r>
@@ -1954,7 +1932,7 @@
           <w:sz w:val="28"/>
           <w:szCs w:val="28"/>
         </w:rPr>
-        <w:t xml:space="preserve"> по существующему публичному ключу, добавлено логирование каждого этапа тестирования в </w:t>
+        <w:t xml:space="preserve"> C51, а для среды MountainCar-v0 — Multi-</w:t>
       </w:r>
       <w:proofErr w:type="spellStart"/>
       <w:r>
@@ -1962,7 +1940,7 @@
           <w:sz w:val="28"/>
           <w:szCs w:val="28"/>
         </w:rPr>
-        <w:t>docker</w:t>
+        <w:t>step</w:t>
       </w:r>
       <w:proofErr w:type="spellEnd"/>
       <w:r>
@@ -1970,78 +1948,7 @@
           <w:sz w:val="28"/>
           <w:szCs w:val="28"/>
         </w:rPr>
-        <w:t xml:space="preserve"> </w:t>
-      </w:r>
-      <w:proofErr w:type="spellStart"/>
-      <w:r>
-        <w:rPr>
-          <w:sz w:val="28"/>
-          <w:szCs w:val="28"/>
-        </w:rPr>
-        <w:t>logs</w:t>
-      </w:r>
-      <w:proofErr w:type="spellEnd"/>
-      <w:r>
-        <w:rPr>
-          <w:sz w:val="28"/>
-          <w:szCs w:val="28"/>
-        </w:rPr>
-        <w:t xml:space="preserve"> и в отдельные файлы логов. Передача публичного SSH-ключа организована через файл </w:t>
-      </w:r>
-      <w:proofErr w:type="gramStart"/>
-      <w:r>
-        <w:rPr>
-          <w:sz w:val="28"/>
-          <w:szCs w:val="28"/>
-        </w:rPr>
-        <w:t>«</w:t>
-      </w:r>
-      <w:r>
-        <w:rPr>
-          <w:sz w:val="28"/>
-          <w:szCs w:val="28"/>
-        </w:rPr>
-        <w:t>.</w:t>
-      </w:r>
-      <w:proofErr w:type="spellStart"/>
-      <w:r>
-        <w:rPr>
-          <w:sz w:val="28"/>
-          <w:szCs w:val="28"/>
-        </w:rPr>
-        <w:t>env</w:t>
-      </w:r>
-      <w:proofErr w:type="spellEnd"/>
-      <w:proofErr w:type="gramEnd"/>
-      <w:r>
-        <w:rPr>
-          <w:sz w:val="28"/>
-          <w:szCs w:val="28"/>
-        </w:rPr>
-        <w:t>»</w:t>
-      </w:r>
-      <w:r>
-        <w:rPr>
-          <w:sz w:val="28"/>
-          <w:szCs w:val="28"/>
-        </w:rPr>
-        <w:t xml:space="preserve">. В конфигурации </w:t>
-      </w:r>
-      <w:proofErr w:type="spellStart"/>
-      <w:r>
-        <w:rPr>
-          <w:sz w:val="28"/>
-          <w:szCs w:val="28"/>
-        </w:rPr>
-        <w:t>docker-compose.yml</w:t>
-      </w:r>
-      <w:proofErr w:type="spellEnd"/>
-      <w:r>
-        <w:rPr>
-          <w:sz w:val="28"/>
-          <w:szCs w:val="28"/>
-        </w:rPr>
-        <w:t xml:space="preserve"> настроено ограничение ресурсов: каждому контейнеру доступно не более двух ядер процессора.</w:t>
+        <w:t xml:space="preserve"> DQN.</w:t>
       </w:r>
     </w:p>
     <w:p>
@@ -2064,6 +1971,7 @@
           <w:caps/>
           <w:sz w:val="28"/>
           <w:szCs w:val="28"/>
+          <w:lang w:val="en-US"/>
         </w:rPr>
       </w:pPr>
       <w:r>
@@ -2072,6 +1980,7 @@
           <w:caps/>
           <w:sz w:val="28"/>
           <w:szCs w:val="28"/>
+          <w:lang w:val="en-US"/>
         </w:rPr>
         <w:t>Summary</w:t>
       </w:r>
@@ -2108,59 +2017,43 @@
           <w:szCs w:val="28"/>
           <w:lang w:val="en-US"/>
         </w:rPr>
-        <w:t xml:space="preserve">As part of the course project, a docker-compose configuration for testing a web application consisting of two containers has been developed. The app container runs a demo web application, and the tester container contains tests to test the application. External SSH access to the app container using an existing public key is also configured, logging of each stage of testing in docker logs and in separate log files has been added. The transfer of the public SSH key is organized through the </w:t>
-      </w:r>
-      <w:proofErr w:type="gramStart"/>
+        <w:t xml:space="preserve">As part of the research project, modifications of the Deep Q-Network algorithm for reinforcement learning tasks have been implemented and investigated. Three algorithms have been developed: Dueling DQN, Multi-step DQN and Distributive RL. The LunarLander-v3 and MountainCar-v0 environments from the Gymnasium library were used to check the quality of the algorithms. Hyperparameters were selected for each algorithm, agents were trained, and graphs of reward changes and learning errors were plotted. Based on the experimental results, the algorithms were compared and it was determined that Distributive C51 showed the best result for the </w:t>
+      </w:r>
+      <w:proofErr w:type="spellStart"/>
       <w:r>
         <w:rPr>
           <w:sz w:val="28"/>
           <w:szCs w:val="28"/>
           <w:lang w:val="en-US"/>
         </w:rPr>
-        <w:t>«</w:t>
-      </w:r>
+        <w:t>LunarLander</w:t>
+      </w:r>
+      <w:proofErr w:type="spellEnd"/>
       <w:r>
         <w:rPr>
           <w:sz w:val="28"/>
           <w:szCs w:val="28"/>
           <w:lang w:val="en-US"/>
         </w:rPr>
-        <w:t>.env</w:t>
-      </w:r>
-      <w:proofErr w:type="gramEnd"/>
+        <w:t xml:space="preserve"> v3 environment, while Multi-step DQN showed the best result for the </w:t>
+      </w:r>
+      <w:proofErr w:type="spellStart"/>
       <w:r>
         <w:rPr>
           <w:sz w:val="28"/>
           <w:szCs w:val="28"/>
           <w:lang w:val="en-US"/>
         </w:rPr>
-        <w:t>»</w:t>
-      </w:r>
+        <w:t>MountainCar</w:t>
+      </w:r>
+      <w:proofErr w:type="spellEnd"/>
       <w:r>
         <w:rPr>
           <w:sz w:val="28"/>
           <w:szCs w:val="28"/>
           <w:lang w:val="en-US"/>
         </w:rPr>
-        <w:t xml:space="preserve"> file. In the docker-compose </w:t>
-      </w:r>
-      <w:proofErr w:type="spellStart"/>
-      <w:r>
-        <w:rPr>
-          <w:sz w:val="28"/>
-          <w:szCs w:val="28"/>
-          <w:lang w:val="en-US"/>
-        </w:rPr>
-        <w:t>configuration.yml</w:t>
-      </w:r>
-      <w:proofErr w:type="spellEnd"/>
-      <w:r>
-        <w:rPr>
-          <w:sz w:val="28"/>
-          <w:szCs w:val="28"/>
-          <w:lang w:val="en-US"/>
-        </w:rPr>
-        <w:t xml:space="preserve"> has a resource limit set up: no more than two processor cores are available to each container.</w:t>
+        <w:t xml:space="preserve"> v0 environment.</w:t>
       </w:r>
     </w:p>
     <w:p>
@@ -2222,56 +2115,12 @@
     <w:p>
       <w:pPr>
         <w:spacing w:line="360" w:lineRule="auto"/>
-        <w:ind w:firstLine="709"/>
         <w:jc w:val="both"/>
         <w:rPr>
           <w:b/>
           <w:caps/>
           <w:sz w:val="28"/>
           <w:szCs w:val="28"/>
-          <w:lang w:val="en-US"/>
-        </w:rPr>
-      </w:pPr>
-    </w:p>
-    <w:p>
-      <w:pPr>
-        <w:spacing w:line="360" w:lineRule="auto"/>
-        <w:ind w:firstLine="709"/>
-        <w:jc w:val="both"/>
-        <w:rPr>
-          <w:b/>
-          <w:caps/>
-          <w:sz w:val="28"/>
-          <w:szCs w:val="28"/>
-          <w:lang w:val="en-US"/>
-        </w:rPr>
-      </w:pPr>
-    </w:p>
-    <w:p>
-      <w:pPr>
-        <w:spacing w:line="360" w:lineRule="auto"/>
-        <w:ind w:firstLine="709"/>
-        <w:jc w:val="both"/>
-        <w:rPr>
-          <w:b/>
-          <w:caps/>
-          <w:sz w:val="28"/>
-          <w:szCs w:val="28"/>
-          <w:lang w:val="en-US"/>
-        </w:rPr>
-      </w:pPr>
-    </w:p>
-    <w:p>
-      <w:pPr>
-        <w:spacing w:line="360" w:lineRule="auto"/>
-        <w:ind w:firstLine="709"/>
-        <w:jc w:val="both"/>
-        <w:rPr>
-          <w:b/>
-          <w:caps/>
-          <w:sz w:val="28"/>
-          <w:szCs w:val="28"/>
-          <w:lang w:val="en-US"/>
         </w:rPr>
       </w:pPr>
     </w:p>
@@ -2360,7 +2209,7 @@
             </w:rPr>
             <w:fldChar w:fldCharType="separate"/>
           </w:r>
-          <w:hyperlink w:anchor="_Toc230126664" w:history="1">
+          <w:hyperlink w:anchor="_Toc230168833" w:history="1">
             <w:r>
               <w:rPr>
                 <w:rStyle w:val="af7"/>
@@ -2398,7 +2247,7 @@
                 <w:sz w:val="28"/>
                 <w:szCs w:val="28"/>
               </w:rPr>
-              <w:instrText xml:space="preserve"> PAGEREF _Toc230126664 \h </w:instrText>
+              <w:instrText xml:space="preserve"> PAGEREF _Toc230168833 \h </w:instrText>
             </w:r>
             <w:r>
               <w:rPr>
@@ -2454,7 +2303,7 @@
               <w14:ligatures w14:val="standardContextual"/>
             </w:rPr>
           </w:pPr>
-          <w:hyperlink w:anchor="_Toc230126665" w:history="1">
+          <w:hyperlink w:anchor="_Toc230168834" w:history="1">
             <w:r>
               <w:rPr>
                 <w:rStyle w:val="af7"/>
@@ -2492,7 +2341,7 @@
                 <w:sz w:val="28"/>
                 <w:szCs w:val="28"/>
               </w:rPr>
-              <w:instrText xml:space="preserve"> PAGEREF _Toc230126665 \h </w:instrText>
+              <w:instrText xml:space="preserve"> PAGEREF _Toc230168834 \h </w:instrText>
             </w:r>
             <w:r>
               <w:rPr>
@@ -2549,7 +2398,7 @@
               <w14:ligatures w14:val="standardContextual"/>
             </w:rPr>
           </w:pPr>
-          <w:hyperlink w:anchor="_Toc230126666" w:history="1">
+          <w:hyperlink w:anchor="_Toc230168835" w:history="1">
             <w:r>
               <w:rPr>
                 <w:rStyle w:val="af7"/>
@@ -2610,7 +2459,7 @@
                 <w:sz w:val="28"/>
                 <w:szCs w:val="28"/>
               </w:rPr>
-              <w:instrText xml:space="preserve"> PAGEREF _Toc230126666 \h </w:instrText>
+              <w:instrText xml:space="preserve"> PAGEREF _Toc230168835 \h </w:instrText>
             </w:r>
             <w:r>
               <w:rPr>
@@ -2667,7 +2516,7 @@
               <w14:ligatures w14:val="standardContextual"/>
             </w:rPr>
           </w:pPr>
-          <w:hyperlink w:anchor="_Toc230126667" w:history="1">
+          <w:hyperlink w:anchor="_Toc230168836" w:history="1">
             <w:r>
               <w:rPr>
                 <w:rStyle w:val="af7"/>
@@ -2722,7 +2571,7 @@
                 <w:sz w:val="28"/>
                 <w:szCs w:val="28"/>
               </w:rPr>
-              <w:instrText xml:space="preserve"> PAGEREF _Toc230126667 \h </w:instrText>
+              <w:instrText xml:space="preserve"> PAGEREF _Toc230168836 \h </w:instrText>
             </w:r>
             <w:r>
               <w:rPr>
@@ -2779,7 +2628,7 @@
               <w14:ligatures w14:val="standardContextual"/>
             </w:rPr>
           </w:pPr>
-          <w:hyperlink w:anchor="_Toc230126668" w:history="1">
+          <w:hyperlink w:anchor="_Toc230168837" w:history="1">
             <w:r>
               <w:rPr>
                 <w:rStyle w:val="af7"/>
@@ -2834,7 +2683,7 @@
                 <w:sz w:val="28"/>
                 <w:szCs w:val="28"/>
               </w:rPr>
-              <w:instrText xml:space="preserve"> PAGEREF _Toc230126668 \h </w:instrText>
+              <w:instrText xml:space="preserve"> PAGEREF _Toc230168837 \h </w:instrText>
             </w:r>
             <w:r>
               <w:rPr>
@@ -2891,7 +2740,7 @@
               <w14:ligatures w14:val="standardContextual"/>
             </w:rPr>
           </w:pPr>
-          <w:hyperlink w:anchor="_Toc230126669" w:history="1">
+          <w:hyperlink w:anchor="_Toc230168838" w:history="1">
             <w:r>
               <w:rPr>
                 <w:rStyle w:val="af7"/>
@@ -2952,7 +2801,7 @@
                 <w:sz w:val="28"/>
                 <w:szCs w:val="28"/>
               </w:rPr>
-              <w:instrText xml:space="preserve"> PAGEREF _Toc230126669 \h </w:instrText>
+              <w:instrText xml:space="preserve"> PAGEREF _Toc230168838 \h </w:instrText>
             </w:r>
             <w:r>
               <w:rPr>
@@ -3009,7 +2858,7 @@
               <w14:ligatures w14:val="standardContextual"/>
             </w:rPr>
           </w:pPr>
-          <w:hyperlink w:anchor="_Toc230126670" w:history="1">
+          <w:hyperlink w:anchor="_Toc230168839" w:history="1">
             <w:r>
               <w:rPr>
                 <w:rStyle w:val="af7"/>
@@ -3064,7 +2913,7 @@
                 <w:sz w:val="28"/>
                 <w:szCs w:val="28"/>
               </w:rPr>
-              <w:instrText xml:space="preserve"> PAGEREF _Toc230126670 \h </w:instrText>
+              <w:instrText xml:space="preserve"> PAGEREF _Toc230168839 \h </w:instrText>
             </w:r>
             <w:r>
               <w:rPr>
@@ -3121,7 +2970,7 @@
               <w14:ligatures w14:val="standardContextual"/>
             </w:rPr>
           </w:pPr>
-          <w:hyperlink w:anchor="_Toc230126671" w:history="1">
+          <w:hyperlink w:anchor="_Toc230168840" w:history="1">
             <w:r>
               <w:rPr>
                 <w:rStyle w:val="af7"/>
@@ -3176,7 +3025,7 @@
                 <w:sz w:val="28"/>
                 <w:szCs w:val="28"/>
               </w:rPr>
-              <w:instrText xml:space="preserve"> PAGEREF _Toc230126671 \h </w:instrText>
+              <w:instrText xml:space="preserve"> PAGEREF _Toc230168840 \h </w:instrText>
             </w:r>
             <w:r>
               <w:rPr>
@@ -3233,7 +3082,7 @@
               <w14:ligatures w14:val="standardContextual"/>
             </w:rPr>
           </w:pPr>
-          <w:hyperlink w:anchor="_Toc230126672" w:history="1">
+          <w:hyperlink w:anchor="_Toc230168841" w:history="1">
             <w:r>
               <w:rPr>
                 <w:rStyle w:val="af7"/>
@@ -3267,7 +3116,7 @@
                 <w:sz w:val="28"/>
                 <w:szCs w:val="28"/>
               </w:rPr>
-              <w:t>Distributional RL</w:t>
+              <w:t>DISTRIBUTIONAL RL</w:t>
             </w:r>
             <w:r>
               <w:rPr>
@@ -3294,7 +3143,7 @@
                 <w:sz w:val="28"/>
                 <w:szCs w:val="28"/>
               </w:rPr>
-              <w:instrText xml:space="preserve"> PAGEREF _Toc230126672 \h </w:instrText>
+              <w:instrText xml:space="preserve"> PAGEREF _Toc230168841 \h </w:instrText>
             </w:r>
             <w:r>
               <w:rPr>
@@ -3351,7 +3200,7 @@
               <w14:ligatures w14:val="standardContextual"/>
             </w:rPr>
           </w:pPr>
-          <w:hyperlink w:anchor="_Toc230126673" w:history="1">
+          <w:hyperlink w:anchor="_Toc230168842" w:history="1">
             <w:r>
               <w:rPr>
                 <w:rStyle w:val="af7"/>
@@ -3406,7 +3255,7 @@
                 <w:sz w:val="28"/>
                 <w:szCs w:val="28"/>
               </w:rPr>
-              <w:instrText xml:space="preserve"> PAGEREF _Toc230126673 \h </w:instrText>
+              <w:instrText xml:space="preserve"> PAGEREF _Toc230168842 \h </w:instrText>
             </w:r>
             <w:r>
               <w:rPr>
@@ -3463,7 +3312,7 @@
               <w14:ligatures w14:val="standardContextual"/>
             </w:rPr>
           </w:pPr>
-          <w:hyperlink w:anchor="_Toc230126674" w:history="1">
+          <w:hyperlink w:anchor="_Toc230168843" w:history="1">
             <w:r>
               <w:rPr>
                 <w:rStyle w:val="af7"/>
@@ -3518,7 +3367,7 @@
                 <w:sz w:val="28"/>
                 <w:szCs w:val="28"/>
               </w:rPr>
-              <w:instrText xml:space="preserve"> PAGEREF _Toc230126674 \h </w:instrText>
+              <w:instrText xml:space="preserve"> PAGEREF _Toc230168843 \h </w:instrText>
             </w:r>
             <w:r>
               <w:rPr>
@@ -3544,7 +3393,349 @@
                 <w:sz w:val="28"/>
                 <w:szCs w:val="28"/>
               </w:rPr>
-              <w:t>11</w:t>
+              <w:t>12</w:t>
+            </w:r>
+            <w:r>
+              <w:rPr>
+                <w:noProof/>
+                <w:webHidden/>
+                <w:sz w:val="28"/>
+                <w:szCs w:val="28"/>
+              </w:rPr>
+              <w:fldChar w:fldCharType="end"/>
+            </w:r>
+          </w:hyperlink>
+        </w:p>
+        <w:p>
+          <w:pPr>
+            <w:pStyle w:val="16"/>
+            <w:tabs>
+              <w:tab w:val="left" w:pos="480"/>
+              <w:tab w:val="right" w:leader="dot" w:pos="9628"/>
+            </w:tabs>
+            <w:spacing w:line="360" w:lineRule="auto"/>
+            <w:jc w:val="both"/>
+            <w:rPr>
+              <w:rFonts w:asciiTheme="minorHAnsi" w:eastAsiaTheme="minorEastAsia" w:hAnsiTheme="minorHAnsi" w:cstheme="minorBidi"/>
+              <w:noProof/>
+              <w:kern w:val="2"/>
+              <w:sz w:val="28"/>
+              <w:szCs w:val="28"/>
+              <w14:ligatures w14:val="standardContextual"/>
+            </w:rPr>
+          </w:pPr>
+          <w:hyperlink w:anchor="_Toc230168844" w:history="1">
+            <w:r>
+              <w:rPr>
+                <w:rStyle w:val="af7"/>
+                <w:b/>
+                <w:iCs/>
+                <w:caps/>
+                <w:noProof/>
+                <w:sz w:val="28"/>
+                <w:szCs w:val="28"/>
+              </w:rPr>
+              <w:t>4.</w:t>
+            </w:r>
+            <w:r>
+              <w:rPr>
+                <w:rFonts w:asciiTheme="minorHAnsi" w:eastAsiaTheme="minorEastAsia" w:hAnsiTheme="minorHAnsi" w:cstheme="minorBidi"/>
+                <w:noProof/>
+                <w:kern w:val="2"/>
+                <w:sz w:val="28"/>
+                <w:szCs w:val="28"/>
+                <w14:ligatures w14:val="standardContextual"/>
+              </w:rPr>
+              <w:tab/>
+            </w:r>
+            <w:r>
+              <w:rPr>
+                <w:rStyle w:val="af7"/>
+                <w:b/>
+                <w:iCs/>
+                <w:caps/>
+                <w:noProof/>
+                <w:sz w:val="28"/>
+                <w:szCs w:val="28"/>
+              </w:rPr>
+              <w:t>Сравнение алгоритмов</w:t>
+            </w:r>
+            <w:r>
+              <w:rPr>
+                <w:noProof/>
+                <w:webHidden/>
+                <w:sz w:val="28"/>
+                <w:szCs w:val="28"/>
+              </w:rPr>
+              <w:tab/>
+            </w:r>
+            <w:r>
+              <w:rPr>
+                <w:noProof/>
+                <w:webHidden/>
+                <w:sz w:val="28"/>
+                <w:szCs w:val="28"/>
+              </w:rPr>
+              <w:fldChar w:fldCharType="begin"/>
+            </w:r>
+            <w:r>
+              <w:rPr>
+                <w:noProof/>
+                <w:webHidden/>
+                <w:sz w:val="28"/>
+                <w:szCs w:val="28"/>
+              </w:rPr>
+              <w:instrText xml:space="preserve"> PAGEREF _Toc230168844 \h </w:instrText>
+            </w:r>
+            <w:r>
+              <w:rPr>
+                <w:noProof/>
+                <w:webHidden/>
+                <w:sz w:val="28"/>
+                <w:szCs w:val="28"/>
+              </w:rPr>
+            </w:r>
+            <w:r>
+              <w:rPr>
+                <w:noProof/>
+                <w:webHidden/>
+                <w:sz w:val="28"/>
+                <w:szCs w:val="28"/>
+              </w:rPr>
+              <w:fldChar w:fldCharType="separate"/>
+            </w:r>
+            <w:r>
+              <w:rPr>
+                <w:noProof/>
+                <w:webHidden/>
+                <w:sz w:val="28"/>
+                <w:szCs w:val="28"/>
+              </w:rPr>
+              <w:t>15</w:t>
+            </w:r>
+            <w:r>
+              <w:rPr>
+                <w:noProof/>
+                <w:webHidden/>
+                <w:sz w:val="28"/>
+                <w:szCs w:val="28"/>
+              </w:rPr>
+              <w:fldChar w:fldCharType="end"/>
+            </w:r>
+          </w:hyperlink>
+        </w:p>
+        <w:p>
+          <w:pPr>
+            <w:pStyle w:val="2a"/>
+            <w:tabs>
+              <w:tab w:val="left" w:pos="960"/>
+              <w:tab w:val="right" w:leader="dot" w:pos="9628"/>
+            </w:tabs>
+            <w:spacing w:line="360" w:lineRule="auto"/>
+            <w:jc w:val="both"/>
+            <w:rPr>
+              <w:rFonts w:asciiTheme="minorHAnsi" w:eastAsiaTheme="minorEastAsia" w:hAnsiTheme="minorHAnsi" w:cstheme="minorBidi"/>
+              <w:noProof/>
+              <w:kern w:val="2"/>
+              <w:sz w:val="28"/>
+              <w:szCs w:val="28"/>
+              <w14:ligatures w14:val="standardContextual"/>
+            </w:rPr>
+          </w:pPr>
+          <w:hyperlink w:anchor="_Toc230168845" w:history="1">
+            <w:r>
+              <w:rPr>
+                <w:rStyle w:val="af7"/>
+                <w:noProof/>
+                <w:sz w:val="28"/>
+                <w:szCs w:val="28"/>
+              </w:rPr>
+              <w:t>4.1.</w:t>
+            </w:r>
+            <w:r>
+              <w:rPr>
+                <w:rFonts w:asciiTheme="minorHAnsi" w:eastAsiaTheme="minorEastAsia" w:hAnsiTheme="minorHAnsi" w:cstheme="minorBidi"/>
+                <w:noProof/>
+                <w:kern w:val="2"/>
+                <w:sz w:val="28"/>
+                <w:szCs w:val="28"/>
+                <w14:ligatures w14:val="standardContextual"/>
+              </w:rPr>
+              <w:tab/>
+            </w:r>
+            <w:r>
+              <w:rPr>
+                <w:rStyle w:val="af7"/>
+                <w:noProof/>
+                <w:sz w:val="28"/>
+                <w:szCs w:val="28"/>
+              </w:rPr>
+              <w:t>LunarLander-v3</w:t>
+            </w:r>
+            <w:r>
+              <w:rPr>
+                <w:noProof/>
+                <w:webHidden/>
+                <w:sz w:val="28"/>
+                <w:szCs w:val="28"/>
+              </w:rPr>
+              <w:tab/>
+            </w:r>
+            <w:r>
+              <w:rPr>
+                <w:noProof/>
+                <w:webHidden/>
+                <w:sz w:val="28"/>
+                <w:szCs w:val="28"/>
+              </w:rPr>
+              <w:fldChar w:fldCharType="begin"/>
+            </w:r>
+            <w:r>
+              <w:rPr>
+                <w:noProof/>
+                <w:webHidden/>
+                <w:sz w:val="28"/>
+                <w:szCs w:val="28"/>
+              </w:rPr>
+              <w:instrText xml:space="preserve"> PAGEREF _Toc230168845 \h </w:instrText>
+            </w:r>
+            <w:r>
+              <w:rPr>
+                <w:noProof/>
+                <w:webHidden/>
+                <w:sz w:val="28"/>
+                <w:szCs w:val="28"/>
+              </w:rPr>
+            </w:r>
+            <w:r>
+              <w:rPr>
+                <w:noProof/>
+                <w:webHidden/>
+                <w:sz w:val="28"/>
+                <w:szCs w:val="28"/>
+              </w:rPr>
+              <w:fldChar w:fldCharType="separate"/>
+            </w:r>
+            <w:r>
+              <w:rPr>
+                <w:noProof/>
+                <w:webHidden/>
+                <w:sz w:val="28"/>
+                <w:szCs w:val="28"/>
+              </w:rPr>
+              <w:t>15</w:t>
+            </w:r>
+            <w:r>
+              <w:rPr>
+                <w:noProof/>
+                <w:webHidden/>
+                <w:sz w:val="28"/>
+                <w:szCs w:val="28"/>
+              </w:rPr>
+              <w:fldChar w:fldCharType="end"/>
+            </w:r>
+          </w:hyperlink>
+        </w:p>
+        <w:p>
+          <w:pPr>
+            <w:pStyle w:val="2a"/>
+            <w:tabs>
+              <w:tab w:val="left" w:pos="960"/>
+              <w:tab w:val="right" w:leader="dot" w:pos="9628"/>
+            </w:tabs>
+            <w:spacing w:line="360" w:lineRule="auto"/>
+            <w:jc w:val="both"/>
+            <w:rPr>
+              <w:rFonts w:asciiTheme="minorHAnsi" w:eastAsiaTheme="minorEastAsia" w:hAnsiTheme="minorHAnsi" w:cstheme="minorBidi"/>
+              <w:noProof/>
+              <w:kern w:val="2"/>
+              <w:sz w:val="28"/>
+              <w:szCs w:val="28"/>
+              <w14:ligatures w14:val="standardContextual"/>
+            </w:rPr>
+          </w:pPr>
+          <w:hyperlink w:anchor="_Toc230168846" w:history="1">
+            <w:r>
+              <w:rPr>
+                <w:rStyle w:val="af7"/>
+                <w:noProof/>
+                <w:sz w:val="28"/>
+                <w:szCs w:val="28"/>
+              </w:rPr>
+              <w:t>4.2.</w:t>
+            </w:r>
+            <w:r>
+              <w:rPr>
+                <w:rFonts w:asciiTheme="minorHAnsi" w:eastAsiaTheme="minorEastAsia" w:hAnsiTheme="minorHAnsi" w:cstheme="minorBidi"/>
+                <w:noProof/>
+                <w:kern w:val="2"/>
+                <w:sz w:val="28"/>
+                <w:szCs w:val="28"/>
+                <w14:ligatures w14:val="standardContextual"/>
+              </w:rPr>
+              <w:tab/>
+            </w:r>
+            <w:r>
+              <w:rPr>
+                <w:rStyle w:val="af7"/>
+                <w:noProof/>
+                <w:sz w:val="28"/>
+                <w:szCs w:val="28"/>
+              </w:rPr>
+              <w:t>MountainCar-v0</w:t>
+            </w:r>
+            <w:r>
+              <w:rPr>
+                <w:noProof/>
+                <w:webHidden/>
+                <w:sz w:val="28"/>
+                <w:szCs w:val="28"/>
+              </w:rPr>
+              <w:tab/>
+            </w:r>
+            <w:r>
+              <w:rPr>
+                <w:noProof/>
+                <w:webHidden/>
+                <w:sz w:val="28"/>
+                <w:szCs w:val="28"/>
+              </w:rPr>
+              <w:fldChar w:fldCharType="begin"/>
+            </w:r>
+            <w:r>
+              <w:rPr>
+                <w:noProof/>
+                <w:webHidden/>
+                <w:sz w:val="28"/>
+                <w:szCs w:val="28"/>
+              </w:rPr>
+              <w:instrText xml:space="preserve"> PAGEREF _Toc230168846 \h </w:instrText>
+            </w:r>
+            <w:r>
+              <w:rPr>
+                <w:noProof/>
+                <w:webHidden/>
+                <w:sz w:val="28"/>
+                <w:szCs w:val="28"/>
+              </w:rPr>
+            </w:r>
+            <w:r>
+              <w:rPr>
+                <w:noProof/>
+                <w:webHidden/>
+                <w:sz w:val="28"/>
+                <w:szCs w:val="28"/>
+              </w:rPr>
+              <w:fldChar w:fldCharType="separate"/>
+            </w:r>
+            <w:r>
+              <w:rPr>
+                <w:noProof/>
+                <w:webHidden/>
+                <w:sz w:val="28"/>
+                <w:szCs w:val="28"/>
+              </w:rPr>
+              <w:t>16</w:t>
             </w:r>
             <w:r>
               <w:rPr>
@@ -3574,7 +3765,7 @@
               <w14:ligatures w14:val="standardContextual"/>
             </w:rPr>
           </w:pPr>
-          <w:hyperlink w:anchor="_Toc230126675" w:history="1">
+          <w:hyperlink w:anchor="_Toc230168847" w:history="1">
             <w:r>
               <w:rPr>
                 <w:rStyle w:val="af7"/>
@@ -3612,7 +3803,7 @@
                 <w:sz w:val="28"/>
                 <w:szCs w:val="28"/>
               </w:rPr>
-              <w:instrText xml:space="preserve"> PAGEREF _Toc230126675 \h </w:instrText>
+              <w:instrText xml:space="preserve"> PAGEREF _Toc230168847 \h </w:instrText>
             </w:r>
             <w:r>
               <w:rPr>
@@ -3638,7 +3829,7 @@
                 <w:sz w:val="28"/>
                 <w:szCs w:val="28"/>
               </w:rPr>
-              <w:t>12</w:t>
+              <w:t>19</w:t>
             </w:r>
             <w:r>
               <w:rPr>
@@ -3663,10 +3854,12 @@
               <w:rFonts w:asciiTheme="minorHAnsi" w:eastAsiaTheme="minorEastAsia" w:hAnsiTheme="minorHAnsi" w:cstheme="minorBidi"/>
               <w:noProof/>
               <w:kern w:val="2"/>
+              <w:sz w:val="28"/>
+              <w:szCs w:val="28"/>
               <w14:ligatures w14:val="standardContextual"/>
             </w:rPr>
           </w:pPr>
-          <w:hyperlink w:anchor="_Toc230126676" w:history="1">
+          <w:hyperlink w:anchor="_Toc230168848" w:history="1">
             <w:r>
               <w:rPr>
                 <w:rStyle w:val="af7"/>
@@ -3704,7 +3897,7 @@
                 <w:sz w:val="28"/>
                 <w:szCs w:val="28"/>
               </w:rPr>
-              <w:instrText xml:space="preserve"> PAGEREF _Toc230126676 \h </w:instrText>
+              <w:instrText xml:space="preserve"> PAGEREF _Toc230168848 \h </w:instrText>
             </w:r>
             <w:r>
               <w:rPr>
@@ -3730,7 +3923,7 @@
                 <w:sz w:val="28"/>
                 <w:szCs w:val="28"/>
               </w:rPr>
-              <w:t>13</w:t>
+              <w:t>20</w:t>
             </w:r>
             <w:r>
               <w:rPr>
@@ -3746,6 +3939,7 @@
         <w:p>
           <w:pPr>
             <w:spacing w:line="360" w:lineRule="auto"/>
+            <w:jc w:val="both"/>
           </w:pPr>
           <w:r>
             <w:rPr>
@@ -3802,7 +3996,7 @@
           <w:szCs w:val="28"/>
         </w:rPr>
       </w:pPr>
-      <w:bookmarkStart w:id="0" w:name="_Toc230126664"/>
+      <w:bookmarkStart w:id="0" w:name="_Toc230168833"/>
       <w:r>
         <w:rPr>
           <w:b/>
@@ -4229,7 +4423,7 @@
           <w:szCs w:val="28"/>
         </w:rPr>
       </w:pPr>
-      <w:bookmarkStart w:id="1" w:name="_Toc230126665"/>
+      <w:bookmarkStart w:id="1" w:name="_Toc230168834"/>
       <w:r>
         <w:rPr>
           <w:b/>
@@ -4617,7 +4811,7 @@
         </w:rPr>
         <w:br w:type="page"/>
       </w:r>
-      <w:bookmarkStart w:id="2" w:name="_Toc230126666"/>
+      <w:bookmarkStart w:id="2" w:name="_Toc230168835"/>
       <w:r>
         <w:rPr>
           <w:b/>
@@ -4649,7 +4843,7 @@
           <w:szCs w:val="28"/>
         </w:rPr>
       </w:pPr>
-      <w:bookmarkStart w:id="3" w:name="_Toc230126667"/>
+      <w:bookmarkStart w:id="3" w:name="_Toc230168836"/>
       <w:r>
         <w:rPr>
           <w:rFonts w:ascii="Times New Roman" w:hAnsi="Times New Roman"/>
@@ -4908,7 +5102,7 @@
           <w:szCs w:val="28"/>
         </w:rPr>
       </w:pPr>
-      <w:bookmarkStart w:id="4" w:name="_Toc230126668"/>
+      <w:bookmarkStart w:id="4" w:name="_Toc230168837"/>
       <w:r>
         <w:rPr>
           <w:rFonts w:ascii="Times New Roman" w:hAnsi="Times New Roman"/>
@@ -5046,49 +5240,23 @@
           <w:szCs w:val="28"/>
         </w:rPr>
         <w:lastRenderedPageBreak/>
-        <w:t>По графику</w:t>
-      </w:r>
-      <w:r>
-        <w:rPr>
-          <w:sz w:val="28"/>
-          <w:szCs w:val="28"/>
-        </w:rPr>
-        <w:t xml:space="preserve"> </w:t>
-      </w:r>
-      <w:r>
-        <w:rPr>
-          <w:sz w:val="28"/>
-          <w:szCs w:val="28"/>
-        </w:rPr>
-        <w:t>обучения</w:t>
-      </w:r>
-      <w:r>
-        <w:rPr>
-          <w:sz w:val="28"/>
-          <w:szCs w:val="28"/>
-        </w:rPr>
-        <w:t xml:space="preserve"> </w:t>
-      </w:r>
-      <w:r>
-        <w:rPr>
-          <w:sz w:val="28"/>
-          <w:szCs w:val="28"/>
-        </w:rPr>
-        <w:t>в среде LunarLander-v3</w:t>
-      </w:r>
-      <w:r>
-        <w:rPr>
-          <w:sz w:val="28"/>
-          <w:szCs w:val="28"/>
-        </w:rPr>
-        <w:t xml:space="preserve"> </w:t>
-      </w:r>
-      <w:r>
-        <w:rPr>
-          <w:sz w:val="28"/>
-          <w:szCs w:val="28"/>
-        </w:rPr>
-        <w:t>видно, что в начале агент получал в основном отрицательные награды, так как выполнял много случайных действий. После примерно 150–200 эпизодов средняя награда начала заметно расти. В дальнейшем результат стал колебаться, но агент несколько раз достигал высоких значений награды</w:t>
+        <w:t xml:space="preserve">Для среды LunarLander-v3 обучение проводилось в течение 1000 эпизодов. В начале обучения агент получал в основном отрицательные награды, так как выполнял много случайных действий и ещё не умел стабильно управлять посадочным модулем. На первых эпизодах средняя награда находилась в отрицательной области, однако после примерно 150–200 эпизодов качество обучения начало заметно улучшаться. В дальнейшем агент стал регулярно получать положительные награды, хотя на графике всё ещё наблюдались колебания между успешными и неудачными эпизодами. К концу обучения средняя награда за последние 20 эпизодов составила 237.83, а лучшая награда за отдельный эпизод достигла 320.36. Это показывает, что </w:t>
+      </w:r>
+      <w:proofErr w:type="spellStart"/>
+      <w:r>
+        <w:rPr>
+          <w:sz w:val="28"/>
+          <w:szCs w:val="28"/>
+        </w:rPr>
+        <w:t>Dueling</w:t>
+      </w:r>
+      <w:proofErr w:type="spellEnd"/>
+      <w:r>
+        <w:rPr>
+          <w:sz w:val="28"/>
+          <w:szCs w:val="28"/>
+        </w:rPr>
+        <w:t xml:space="preserve"> DQN смог успешно обучиться в данной среде и найти эффективную стратегию посадки</w:t>
       </w:r>
       <w:r>
         <w:rPr>
@@ -5118,6 +5286,7 @@
       </w:pPr>
       <w:r>
         <w:rPr>
+          <w:noProof/>
           <w:sz w:val="28"/>
           <w:szCs w:val="28"/>
         </w:rPr>
@@ -5174,21 +5343,7 @@
           <w:sz w:val="28"/>
           <w:szCs w:val="28"/>
         </w:rPr>
-        <w:t xml:space="preserve">Рисунок 1 </w:t>
-      </w:r>
-      <w:r>
-        <w:rPr>
-          <w:sz w:val="28"/>
-          <w:szCs w:val="28"/>
-        </w:rPr>
-        <w:t>—</w:t>
-      </w:r>
-      <w:r>
-        <w:rPr>
-          <w:sz w:val="28"/>
-          <w:szCs w:val="28"/>
-        </w:rPr>
-        <w:t xml:space="preserve"> </w:t>
+        <w:t xml:space="preserve">Рисунок 1 — </w:t>
       </w:r>
       <w:r>
         <w:rPr>
@@ -5229,7 +5384,7 @@
           <w:sz w:val="28"/>
           <w:szCs w:val="28"/>
         </w:rPr>
-        <w:t xml:space="preserve">Для </w:t>
+        <w:t xml:space="preserve">В среде MountainCar-v0 обучение также проводилось в течение 1000 эпизодов. Эта задача оказалась сложнее для агента, так как в MountainCar-v0 агент получает награду -1 за каждый шаг до достижения цели. Если агент не успевает доехать до флага за ограниченное число шагов, итоговая награда равна -200. Для ускорения обучения дополнительно применялся </w:t>
       </w:r>
       <w:proofErr w:type="spellStart"/>
       <w:r>
@@ -5237,7 +5392,7 @@
           <w:sz w:val="28"/>
           <w:szCs w:val="28"/>
         </w:rPr>
-        <w:t>MountainCar</w:t>
+        <w:t>reward</w:t>
       </w:r>
       <w:proofErr w:type="spellEnd"/>
       <w:r>
@@ -5245,7 +5400,7 @@
           <w:sz w:val="28"/>
           <w:szCs w:val="28"/>
         </w:rPr>
-        <w:t xml:space="preserve"> дополнительно применялся </w:t>
+        <w:t xml:space="preserve"> </w:t>
       </w:r>
       <w:proofErr w:type="spellStart"/>
       <w:r>
@@ -5253,7 +5408,7 @@
           <w:sz w:val="28"/>
           <w:szCs w:val="28"/>
         </w:rPr>
-        <w:t>reward_shaping</w:t>
+        <w:t>shaping</w:t>
       </w:r>
       <w:proofErr w:type="spellEnd"/>
       <w:r>
@@ -5261,7 +5416,15 @@
           <w:sz w:val="28"/>
           <w:szCs w:val="28"/>
         </w:rPr>
-        <w:t>, так как стандартная награда в этой среде разреженная и агенту сложнее понять, какие действия приближают его к цели. Дополнительная награда была связана со скоростью машины, что помогало агенту быстрее учиться раскачиваться</w:t>
+        <w:t xml:space="preserve">, </w:t>
+      </w:r>
+      <w:r>
+        <w:rPr>
+          <w:sz w:val="28"/>
+          <w:szCs w:val="28"/>
+        </w:rPr>
+        <w:lastRenderedPageBreak/>
+        <w:t>связанный со скоростью машины. Это помогало агенту лучше понимать, какие действия позволяют набрать энергию для подъёма на гору</w:t>
       </w:r>
       <w:r>
         <w:rPr>
@@ -5277,17 +5440,6 @@
         </w:rPr>
         <w:t>.</w:t>
       </w:r>
-    </w:p>
-    <w:p>
-      <w:pPr>
-        <w:spacing w:line="360" w:lineRule="auto"/>
-        <w:ind w:firstLine="709"/>
-        <w:jc w:val="both"/>
-        <w:rPr>
-          <w:sz w:val="28"/>
-          <w:szCs w:val="28"/>
-        </w:rPr>
-      </w:pPr>
     </w:p>
     <w:p>
       <w:pPr>
@@ -5302,12 +5454,12 @@
       </w:pPr>
       <w:r>
         <w:rPr>
-          <w:sz w:val="28"/>
-          <w:szCs w:val="28"/>
-        </w:rPr>
-        <w:lastRenderedPageBreak/>
+          <w:noProof/>
+          <w:sz w:val="28"/>
+          <w:szCs w:val="28"/>
+        </w:rPr>
         <w:drawing>
-          <wp:inline distT="0" distB="0" distL="0" distR="0" wp14:anchorId="0AE72C49" wp14:editId="4330A163">
+          <wp:inline distT="0" distB="0" distL="0" distR="0" wp14:anchorId="2172E83B" wp14:editId="5043ECFC">
             <wp:extent cx="6120130" cy="3291840"/>
             <wp:effectExtent l="0" t="0" r="0" b="3810"/>
             <wp:docPr id="3" name="Рисунок 3"/>
@@ -5359,21 +5511,7 @@
           <w:sz w:val="28"/>
           <w:szCs w:val="28"/>
         </w:rPr>
-        <w:t xml:space="preserve">Рисунок </w:t>
-      </w:r>
-      <w:r>
-        <w:rPr>
-          <w:sz w:val="28"/>
-          <w:szCs w:val="28"/>
-        </w:rPr>
-        <w:t>2</w:t>
-      </w:r>
-      <w:r>
-        <w:rPr>
-          <w:sz w:val="28"/>
-          <w:szCs w:val="28"/>
-        </w:rPr>
-        <w:t xml:space="preserve"> — </w:t>
+        <w:t xml:space="preserve">Рисунок 2 — </w:t>
       </w:r>
       <w:r>
         <w:rPr>
@@ -5405,6 +5543,26 @@
         <w:ind w:firstLine="709"/>
         <w:jc w:val="both"/>
         <w:rPr>
+          <w:b/>
+          <w:bCs/>
+          <w:sz w:val="28"/>
+          <w:szCs w:val="28"/>
+        </w:rPr>
+      </w:pPr>
+      <w:r>
+        <w:rPr>
+          <w:sz w:val="28"/>
+          <w:szCs w:val="28"/>
+        </w:rPr>
+        <w:t>В начале обучения агент в основном завершал эпизоды с наградой -200, то есть не достигал цели. Позже начали появляться эпизоды, в которых агенту удавалось доезжать до флага быстрее. К концу обучения средняя награда за последние 20 эпизодов составила -149.95, а лучшая награда за отдельный эпизод достигла -85.00. Это означает, что агент улучшил поведение по сравнению с начальным состоянием, однако обучение в MountainCar-v0 осталось менее стабильным и менее успешным, чем в LunarLander-v3.</w:t>
+      </w:r>
+    </w:p>
+    <w:p>
+      <w:pPr>
+        <w:spacing w:line="360" w:lineRule="auto"/>
+        <w:ind w:firstLine="709"/>
+        <w:jc w:val="both"/>
+        <w:rPr>
           <w:sz w:val="28"/>
           <w:szCs w:val="28"/>
         </w:rPr>
@@ -5448,6 +5606,112 @@
         </w:rPr>
         <w:t>. Это связано с тем, что агенту нужно сначала научиться набирать скорость за счёт раскачивания, а положительного сигнала от среды почти нет.</w:t>
       </w:r>
+    </w:p>
+    <w:p/>
+    <w:p/>
+    <w:p/>
+    <w:p/>
+    <w:p/>
+    <w:p/>
+    <w:p>
+      <w:pPr>
+        <w:pStyle w:val="1"/>
+        <w:numPr>
+          <w:ilvl w:val="1"/>
+          <w:numId w:val="11"/>
+        </w:numPr>
+        <w:spacing w:line="360" w:lineRule="auto"/>
+        <w:ind w:left="0" w:firstLine="0"/>
+        <w:jc w:val="center"/>
+        <w:rPr>
+          <w:b/>
+          <w:i w:val="0"/>
+          <w:iCs/>
+          <w:caps/>
+          <w:sz w:val="28"/>
+          <w:szCs w:val="28"/>
+        </w:rPr>
+      </w:pPr>
+      <w:r>
+        <w:rPr>
+          <w:b/>
+          <w:caps/>
+          <w:sz w:val="28"/>
+          <w:szCs w:val="28"/>
+        </w:rPr>
+        <w:br w:type="page"/>
+      </w:r>
+      <w:bookmarkStart w:id="5" w:name="_Toc230168838"/>
+      <w:r>
+        <w:rPr>
+          <w:b/>
+          <w:i w:val="0"/>
+          <w:iCs/>
+          <w:caps/>
+          <w:sz w:val="28"/>
+          <w:szCs w:val="28"/>
+        </w:rPr>
+        <w:lastRenderedPageBreak/>
+        <w:t>Multi-step learning</w:t>
+      </w:r>
+      <w:bookmarkEnd w:id="5"/>
+    </w:p>
+    <w:p/>
+    <w:p>
+      <w:pPr>
+        <w:pStyle w:val="20"/>
+        <w:numPr>
+          <w:ilvl w:val="1"/>
+          <w:numId w:val="23"/>
+        </w:numPr>
+        <w:spacing w:before="0" w:line="360" w:lineRule="auto"/>
+        <w:rPr>
+          <w:rFonts w:ascii="Times New Roman" w:hAnsi="Times New Roman"/>
+          <w:color w:val="auto"/>
+          <w:sz w:val="28"/>
+          <w:szCs w:val="28"/>
+        </w:rPr>
+      </w:pPr>
+      <w:bookmarkStart w:id="6" w:name="_Toc230168839"/>
+      <w:r>
+        <w:rPr>
+          <w:rFonts w:ascii="Times New Roman" w:hAnsi="Times New Roman"/>
+          <w:color w:val="auto"/>
+          <w:sz w:val="28"/>
+          <w:szCs w:val="28"/>
+        </w:rPr>
+        <w:t>Реализация</w:t>
+      </w:r>
+      <w:bookmarkEnd w:id="6"/>
+    </w:p>
+    <w:p/>
+    <w:p/>
+    <w:p>
+      <w:pPr>
+        <w:pStyle w:val="20"/>
+        <w:numPr>
+          <w:ilvl w:val="1"/>
+          <w:numId w:val="23"/>
+        </w:numPr>
+        <w:spacing w:line="360" w:lineRule="auto"/>
+        <w:rPr>
+          <w:rFonts w:ascii="Times New Roman" w:hAnsi="Times New Roman"/>
+          <w:color w:val="auto"/>
+          <w:sz w:val="28"/>
+          <w:szCs w:val="28"/>
+        </w:rPr>
+      </w:pPr>
+      <w:bookmarkStart w:id="7" w:name="_Toc230168840"/>
+      <w:r>
+        <w:rPr>
+          <w:rFonts w:ascii="Times New Roman" w:hAnsi="Times New Roman"/>
+          <w:color w:val="auto"/>
+          <w:sz w:val="28"/>
+          <w:szCs w:val="28"/>
+        </w:rPr>
+        <w:t>Эксперименты</w:t>
+      </w:r>
+      <w:bookmarkEnd w:id="7"/>
     </w:p>
     <w:p/>
     <w:p/>
@@ -5471,139 +5735,6 @@
     <w:p/>
     <w:p/>
     <w:p/>
-    <w:p>
-      <w:pPr>
-        <w:pStyle w:val="1"/>
-        <w:numPr>
-          <w:ilvl w:val="1"/>
-          <w:numId w:val="11"/>
-        </w:numPr>
-        <w:spacing w:line="360" w:lineRule="auto"/>
-        <w:ind w:left="0" w:firstLine="0"/>
-        <w:jc w:val="center"/>
-        <w:rPr>
-          <w:b/>
-          <w:i w:val="0"/>
-          <w:iCs/>
-          <w:caps/>
-          <w:sz w:val="28"/>
-          <w:szCs w:val="28"/>
-        </w:rPr>
-      </w:pPr>
-      <w:r>
-        <w:rPr>
-          <w:b/>
-          <w:caps/>
-          <w:sz w:val="28"/>
-          <w:szCs w:val="28"/>
-        </w:rPr>
-        <w:br w:type="page"/>
-      </w:r>
-      <w:bookmarkStart w:id="5" w:name="_Toc230126669"/>
-      <w:r>
-        <w:rPr>
-          <w:b/>
-          <w:i w:val="0"/>
-          <w:iCs/>
-          <w:caps/>
-          <w:sz w:val="28"/>
-          <w:szCs w:val="28"/>
-        </w:rPr>
-        <w:lastRenderedPageBreak/>
-        <w:t>Multi-step learning</w:t>
-      </w:r>
-      <w:bookmarkEnd w:id="5"/>
-    </w:p>
-    <w:p/>
-    <w:p>
-      <w:pPr>
-        <w:pStyle w:val="20"/>
-        <w:numPr>
-          <w:ilvl w:val="1"/>
-          <w:numId w:val="23"/>
-        </w:numPr>
-        <w:spacing w:before="0" w:line="360" w:lineRule="auto"/>
-        <w:rPr>
-          <w:rFonts w:ascii="Times New Roman" w:hAnsi="Times New Roman"/>
-          <w:color w:val="auto"/>
-          <w:sz w:val="28"/>
-          <w:szCs w:val="28"/>
-        </w:rPr>
-      </w:pPr>
-      <w:bookmarkStart w:id="6" w:name="_Toc230126670"/>
-      <w:r>
-        <w:rPr>
-          <w:rFonts w:ascii="Times New Roman" w:hAnsi="Times New Roman"/>
-          <w:color w:val="auto"/>
-          <w:sz w:val="28"/>
-          <w:szCs w:val="28"/>
-        </w:rPr>
-        <w:t>Реализация</w:t>
-      </w:r>
-      <w:bookmarkEnd w:id="6"/>
-    </w:p>
-    <w:p/>
-    <w:p/>
-    <w:p>
-      <w:pPr>
-        <w:pStyle w:val="20"/>
-        <w:numPr>
-          <w:ilvl w:val="1"/>
-          <w:numId w:val="23"/>
-        </w:numPr>
-        <w:spacing w:line="360" w:lineRule="auto"/>
-        <w:rPr>
-          <w:rFonts w:ascii="Times New Roman" w:hAnsi="Times New Roman"/>
-          <w:color w:val="auto"/>
-          <w:sz w:val="28"/>
-          <w:szCs w:val="28"/>
-        </w:rPr>
-      </w:pPr>
-      <w:bookmarkStart w:id="7" w:name="_Toc230126671"/>
-      <w:r>
-        <w:rPr>
-          <w:rFonts w:ascii="Times New Roman" w:hAnsi="Times New Roman"/>
-          <w:color w:val="auto"/>
-          <w:sz w:val="28"/>
-          <w:szCs w:val="28"/>
-        </w:rPr>
-        <w:t>Эксперименты</w:t>
-      </w:r>
-      <w:bookmarkEnd w:id="7"/>
-    </w:p>
-    <w:p/>
-    <w:p/>
-    <w:p/>
-    <w:p>
-      <w:pPr>
-        <w:pStyle w:val="1"/>
-        <w:spacing w:line="360" w:lineRule="auto"/>
-        <w:jc w:val="center"/>
-        <w:rPr>
-          <w:b/>
-          <w:i w:val="0"/>
-          <w:iCs/>
-          <w:caps/>
-          <w:sz w:val="28"/>
-          <w:szCs w:val="28"/>
-        </w:rPr>
-      </w:pPr>
-    </w:p>
-    <w:p>
-      <w:pPr>
-        <w:pStyle w:val="1"/>
-        <w:spacing w:line="360" w:lineRule="auto"/>
-        <w:jc w:val="center"/>
-        <w:rPr>
-          <w:b/>
-          <w:i w:val="0"/>
-          <w:iCs/>
-          <w:caps/>
-          <w:sz w:val="28"/>
-          <w:szCs w:val="28"/>
-        </w:rPr>
-      </w:pPr>
-    </w:p>
     <w:p/>
     <w:p/>
     <w:p/>
@@ -5619,6 +5750,12 @@
     <w:p/>
     <w:p/>
     <w:p/>
+    <w:p/>
+    <w:p/>
+    <w:p/>
+    <w:p/>
+    <w:p/>
+    <w:p/>
     <w:p>
       <w:pPr>
         <w:pStyle w:val="1"/>
@@ -5638,16 +5775,7 @@
           <w:szCs w:val="28"/>
         </w:rPr>
       </w:pPr>
-      <w:r>
-        <w:rPr>
-          <w:b/>
-          <w:caps/>
-          <w:sz w:val="28"/>
-          <w:szCs w:val="28"/>
-        </w:rPr>
-        <w:br w:type="page"/>
-      </w:r>
-      <w:bookmarkStart w:id="8" w:name="_Toc230126672"/>
+      <w:bookmarkStart w:id="8" w:name="_Toc230168841"/>
       <w:r>
         <w:rPr>
           <w:b/>
@@ -5658,7 +5786,7 @@
           <w:szCs w:val="28"/>
         </w:rPr>
         <w:lastRenderedPageBreak/>
-        <w:t>Distributional RL</w:t>
+        <w:t>DISTRIBUTIONAL RL</w:t>
       </w:r>
       <w:bookmarkEnd w:id="8"/>
     </w:p>
@@ -5668,61 +5796,989 @@
         <w:pStyle w:val="20"/>
         <w:numPr>
           <w:ilvl w:val="1"/>
-          <w:numId w:val="25"/>
+          <w:numId w:val="27"/>
         </w:numPr>
         <w:spacing w:before="0" w:line="360" w:lineRule="auto"/>
+        <w:ind w:left="1429"/>
         <w:rPr>
           <w:rFonts w:ascii="Times New Roman" w:hAnsi="Times New Roman"/>
-          <w:color w:val="auto"/>
-          <w:sz w:val="28"/>
-          <w:szCs w:val="28"/>
-        </w:rPr>
-      </w:pPr>
-      <w:bookmarkStart w:id="9" w:name="_Toc230126673"/>
+          <w:color w:val="000000"/>
+          <w:sz w:val="28"/>
+          <w:szCs w:val="28"/>
+        </w:rPr>
+      </w:pPr>
+      <w:bookmarkStart w:id="9" w:name="_heading=h.bd1ppx8ycznx" w:colFirst="0" w:colLast="0"/>
+      <w:bookmarkStart w:id="10" w:name="_Toc230168842"/>
+      <w:bookmarkEnd w:id="9"/>
       <w:r>
         <w:rPr>
           <w:rFonts w:ascii="Times New Roman" w:hAnsi="Times New Roman"/>
-          <w:color w:val="auto"/>
+          <w:color w:val="000000"/>
           <w:sz w:val="28"/>
           <w:szCs w:val="28"/>
         </w:rPr>
         <w:t>Реализация</w:t>
       </w:r>
-      <w:bookmarkEnd w:id="9"/>
-    </w:p>
+      <w:bookmarkEnd w:id="10"/>
+    </w:p>
+    <w:p>
+      <w:pPr>
+        <w:spacing w:line="360" w:lineRule="auto"/>
+        <w:ind w:firstLine="709"/>
+        <w:jc w:val="both"/>
+        <w:rPr>
+          <w:sz w:val="28"/>
+          <w:szCs w:val="28"/>
+        </w:rPr>
+      </w:pPr>
+      <w:r>
+        <w:rPr>
+          <w:sz w:val="28"/>
+          <w:szCs w:val="28"/>
+        </w:rPr>
+        <w:t xml:space="preserve">В работе был реализован алгоритм </w:t>
+      </w:r>
+      <w:proofErr w:type="spellStart"/>
+      <w:r>
+        <w:rPr>
+          <w:sz w:val="28"/>
+          <w:szCs w:val="28"/>
+        </w:rPr>
+        <w:t>Distributional</w:t>
+      </w:r>
+      <w:proofErr w:type="spellEnd"/>
+      <w:r>
+        <w:rPr>
+          <w:sz w:val="28"/>
+          <w:szCs w:val="28"/>
+        </w:rPr>
+        <w:t xml:space="preserve"> RL в варианте C51 для сред LunarLander-v3 и MountainCar-v0. Данный алгоритм является модификацией обычного DQN, однако вместо предсказания одного Q-значения для каждого действия сеть предсказывает распределение возможного будущего возврата. </w:t>
+      </w:r>
+    </w:p>
+    <w:p>
+      <w:pPr>
+        <w:spacing w:line="360" w:lineRule="auto"/>
+        <w:ind w:firstLine="709"/>
+        <w:jc w:val="both"/>
+        <w:rPr>
+          <w:sz w:val="28"/>
+          <w:szCs w:val="28"/>
+        </w:rPr>
+      </w:pPr>
+      <w:r>
+        <w:rPr>
+          <w:sz w:val="28"/>
+          <w:szCs w:val="28"/>
+        </w:rPr>
+        <w:t xml:space="preserve">Если в обычном DQN нейронная сеть приближает функцию </w:t>
+      </w:r>
+      <w:proofErr w:type="gramStart"/>
+      <w:r>
+        <w:rPr>
+          <w:sz w:val="28"/>
+          <w:szCs w:val="28"/>
+        </w:rPr>
+        <w:t>Q(</w:t>
+      </w:r>
+      <w:proofErr w:type="gramEnd"/>
+      <w:r>
+        <w:rPr>
+          <w:sz w:val="28"/>
+          <w:szCs w:val="28"/>
+        </w:rPr>
+        <w:t xml:space="preserve">s, a), которая показывает ожидаемую полезность выполнения действия a в состоянии s. В C51 вместо этого используется распределение </w:t>
+      </w:r>
+      <w:proofErr w:type="gramStart"/>
+      <w:r>
+        <w:rPr>
+          <w:sz w:val="28"/>
+          <w:szCs w:val="28"/>
+        </w:rPr>
+        <w:t>Z(</w:t>
+      </w:r>
+      <w:proofErr w:type="gramEnd"/>
+      <w:r>
+        <w:rPr>
+          <w:sz w:val="28"/>
+          <w:szCs w:val="28"/>
+        </w:rPr>
+        <w:t xml:space="preserve">s, a). Оно задаётся на фиксированном наборе атомов от </w:t>
+      </w:r>
+      <w:proofErr w:type="spellStart"/>
+      <w:r>
+        <w:rPr>
+          <w:sz w:val="28"/>
+          <w:szCs w:val="28"/>
+        </w:rPr>
+        <w:t>v_min</w:t>
+      </w:r>
+      <w:proofErr w:type="spellEnd"/>
+      <w:r>
+        <w:rPr>
+          <w:sz w:val="28"/>
+          <w:szCs w:val="28"/>
+        </w:rPr>
+        <w:t xml:space="preserve"> до </w:t>
+      </w:r>
+      <w:proofErr w:type="spellStart"/>
+      <w:r>
+        <w:rPr>
+          <w:sz w:val="28"/>
+          <w:szCs w:val="28"/>
+        </w:rPr>
+        <w:t>v_max</w:t>
+      </w:r>
+      <w:proofErr w:type="spellEnd"/>
+      <w:r>
+        <w:rPr>
+          <w:sz w:val="28"/>
+          <w:szCs w:val="28"/>
+        </w:rPr>
+        <w:t>. Для каждого действия сеть выдаёт вероятности попадания будущего возврата в каждый из этих атомов.</w:t>
+      </w:r>
+    </w:p>
+    <w:p>
+      <w:pPr>
+        <w:spacing w:line="360" w:lineRule="auto"/>
+        <w:ind w:firstLine="709"/>
+        <w:jc w:val="both"/>
+        <w:rPr>
+          <w:sz w:val="28"/>
+          <w:szCs w:val="28"/>
+        </w:rPr>
+      </w:pPr>
+      <w:r>
+        <w:rPr>
+          <w:sz w:val="28"/>
+          <w:szCs w:val="28"/>
+        </w:rPr>
+        <w:t xml:space="preserve">Для хранения опыта используется </w:t>
+      </w:r>
+      <w:proofErr w:type="spellStart"/>
+      <w:r>
+        <w:rPr>
+          <w:sz w:val="28"/>
+          <w:szCs w:val="28"/>
+        </w:rPr>
+        <w:t>ReplayBuffer</w:t>
+      </w:r>
+      <w:proofErr w:type="spellEnd"/>
+      <w:r>
+        <w:rPr>
+          <w:sz w:val="28"/>
+          <w:szCs w:val="28"/>
+        </w:rPr>
+        <w:t xml:space="preserve">, куда сохраняются переходы вида </w:t>
+      </w:r>
+      <w:proofErr w:type="spellStart"/>
+      <w:r>
+        <w:rPr>
+          <w:sz w:val="28"/>
+          <w:szCs w:val="28"/>
+        </w:rPr>
+        <w:t>state</w:t>
+      </w:r>
+      <w:proofErr w:type="spellEnd"/>
+      <w:r>
+        <w:rPr>
+          <w:sz w:val="28"/>
+          <w:szCs w:val="28"/>
+        </w:rPr>
+        <w:t xml:space="preserve">, </w:t>
+      </w:r>
+      <w:proofErr w:type="spellStart"/>
+      <w:r>
+        <w:rPr>
+          <w:sz w:val="28"/>
+          <w:szCs w:val="28"/>
+        </w:rPr>
+        <w:t>action</w:t>
+      </w:r>
+      <w:proofErr w:type="spellEnd"/>
+      <w:r>
+        <w:rPr>
+          <w:sz w:val="28"/>
+          <w:szCs w:val="28"/>
+        </w:rPr>
+        <w:t xml:space="preserve">, </w:t>
+      </w:r>
+      <w:proofErr w:type="spellStart"/>
+      <w:r>
+        <w:rPr>
+          <w:sz w:val="28"/>
+          <w:szCs w:val="28"/>
+        </w:rPr>
+        <w:t>reward</w:t>
+      </w:r>
+      <w:proofErr w:type="spellEnd"/>
+      <w:r>
+        <w:rPr>
+          <w:sz w:val="28"/>
+          <w:szCs w:val="28"/>
+        </w:rPr>
+        <w:t xml:space="preserve">, </w:t>
+      </w:r>
+      <w:proofErr w:type="spellStart"/>
+      <w:r>
+        <w:rPr>
+          <w:sz w:val="28"/>
+          <w:szCs w:val="28"/>
+        </w:rPr>
+        <w:t>next_state</w:t>
+      </w:r>
+      <w:proofErr w:type="spellEnd"/>
+      <w:r>
+        <w:rPr>
+          <w:sz w:val="28"/>
+          <w:szCs w:val="28"/>
+        </w:rPr>
+        <w:t xml:space="preserve">, </w:t>
+      </w:r>
+      <w:proofErr w:type="spellStart"/>
+      <w:r>
+        <w:rPr>
+          <w:sz w:val="28"/>
+          <w:szCs w:val="28"/>
+        </w:rPr>
+        <w:t>done</w:t>
+      </w:r>
+      <w:proofErr w:type="spellEnd"/>
+      <w:r>
+        <w:rPr>
+          <w:sz w:val="28"/>
+          <w:szCs w:val="28"/>
+        </w:rPr>
+        <w:t xml:space="preserve">. Во время обучения из буфера случайно выбирается набор переходов. Это позволяет уменьшить зависимость между соседними состояниями и сделать обучение более стабильным. Обучение выполняется с использованием двух сетей: основной сети </w:t>
+      </w:r>
+      <w:proofErr w:type="spellStart"/>
+      <w:r>
+        <w:rPr>
+          <w:sz w:val="28"/>
+          <w:szCs w:val="28"/>
+        </w:rPr>
+        <w:t>policy_net</w:t>
+      </w:r>
+      <w:proofErr w:type="spellEnd"/>
+      <w:r>
+        <w:rPr>
+          <w:sz w:val="28"/>
+          <w:szCs w:val="28"/>
+        </w:rPr>
+        <w:t xml:space="preserve"> и целевой сети </w:t>
+      </w:r>
+      <w:proofErr w:type="spellStart"/>
+      <w:r>
+        <w:rPr>
+          <w:sz w:val="28"/>
+          <w:szCs w:val="28"/>
+        </w:rPr>
+        <w:t>target_net</w:t>
+      </w:r>
+      <w:proofErr w:type="spellEnd"/>
+      <w:r>
+        <w:rPr>
+          <w:sz w:val="28"/>
+          <w:szCs w:val="28"/>
+        </w:rPr>
+        <w:t xml:space="preserve">. Основная сеть обновляется на каждом шаге обучения, а целевая сеть обновляется реже. Это нужно для стабилизации обучения, так как целевые значения не меняются слишком резко. Особенность C51 состоит в построении целевого распределения. Для следующего состояния выбирается действие с максимальным ожидаемым Q-значением, затем берётся соответствующее распределение из целевой сети. После этого распределение сдвигается с учётом полученной награды и коэффициента дисконтирования </w:t>
+      </w:r>
+      <w:proofErr w:type="spellStart"/>
+      <w:r>
+        <w:rPr>
+          <w:sz w:val="28"/>
+          <w:szCs w:val="28"/>
+        </w:rPr>
+        <w:t>gamma</w:t>
+      </w:r>
+      <w:proofErr w:type="spellEnd"/>
+      <w:r>
+        <w:rPr>
+          <w:sz w:val="28"/>
+          <w:szCs w:val="28"/>
+        </w:rPr>
+        <w:t xml:space="preserve">. Так как после такого сдвига значения могут не совпадать с исходными атомами, выполняется проекция распределения обратно на фиксированную сетку атомов. </w:t>
+      </w:r>
+    </w:p>
+    <w:p>
+      <w:pPr>
+        <w:spacing w:line="360" w:lineRule="auto"/>
+        <w:ind w:firstLine="709"/>
+        <w:jc w:val="both"/>
+        <w:rPr>
+          <w:sz w:val="28"/>
+          <w:szCs w:val="28"/>
+        </w:rPr>
+      </w:pPr>
+    </w:p>
+    <w:p/>
     <w:p/>
     <w:p>
       <w:pPr>
         <w:pStyle w:val="20"/>
         <w:numPr>
           <w:ilvl w:val="1"/>
-          <w:numId w:val="25"/>
+          <w:numId w:val="27"/>
         </w:numPr>
         <w:spacing w:before="0" w:line="360" w:lineRule="auto"/>
+        <w:ind w:left="1429"/>
         <w:rPr>
           <w:rFonts w:ascii="Times New Roman" w:hAnsi="Times New Roman"/>
-          <w:color w:val="auto"/>
-          <w:sz w:val="28"/>
-          <w:szCs w:val="28"/>
-        </w:rPr>
-      </w:pPr>
-      <w:bookmarkStart w:id="10" w:name="_Toc230126674"/>
+          <w:color w:val="000000"/>
+          <w:sz w:val="28"/>
+          <w:szCs w:val="28"/>
+        </w:rPr>
+      </w:pPr>
+      <w:bookmarkStart w:id="11" w:name="_heading=h.u41zt09vm0hl" w:colFirst="0" w:colLast="0"/>
+      <w:bookmarkStart w:id="12" w:name="_Toc230168843"/>
+      <w:bookmarkEnd w:id="11"/>
       <w:r>
         <w:rPr>
           <w:rFonts w:ascii="Times New Roman" w:hAnsi="Times New Roman"/>
-          <w:color w:val="auto"/>
-          <w:sz w:val="28"/>
-          <w:szCs w:val="28"/>
-        </w:rPr>
+          <w:color w:val="000000"/>
+          <w:sz w:val="28"/>
+          <w:szCs w:val="28"/>
+        </w:rPr>
+        <w:lastRenderedPageBreak/>
         <w:t>Эксперименты</w:t>
       </w:r>
-      <w:bookmarkEnd w:id="10"/>
-    </w:p>
-    <w:p/>
+      <w:bookmarkEnd w:id="12"/>
+    </w:p>
+    <w:p>
+      <w:pPr>
+        <w:ind w:left="720"/>
+      </w:pPr>
+    </w:p>
+    <w:p>
+      <w:pPr>
+        <w:spacing w:line="360" w:lineRule="auto"/>
+        <w:ind w:firstLine="709"/>
+        <w:jc w:val="both"/>
+        <w:rPr>
+          <w:sz w:val="28"/>
+          <w:szCs w:val="28"/>
+        </w:rPr>
+      </w:pPr>
+      <w:r>
+        <w:rPr>
+          <w:sz w:val="28"/>
+          <w:szCs w:val="28"/>
+        </w:rPr>
+        <w:t xml:space="preserve">В ходе работы были проведены эксперименты с алгоритмом </w:t>
+      </w:r>
+      <w:proofErr w:type="spellStart"/>
+      <w:r>
+        <w:rPr>
+          <w:sz w:val="28"/>
+          <w:szCs w:val="28"/>
+        </w:rPr>
+        <w:t>Distributional</w:t>
+      </w:r>
+      <w:proofErr w:type="spellEnd"/>
+      <w:r>
+        <w:rPr>
+          <w:sz w:val="28"/>
+          <w:szCs w:val="28"/>
+        </w:rPr>
+        <w:t xml:space="preserve"> RL в двух средах: LunarLander-v3 и MountainCar-v0. Для каждой среды использовался один заранее выбранный набор </w:t>
+      </w:r>
+      <w:proofErr w:type="spellStart"/>
+      <w:r>
+        <w:rPr>
+          <w:sz w:val="28"/>
+          <w:szCs w:val="28"/>
+        </w:rPr>
+        <w:t>гиперпараметров</w:t>
+      </w:r>
+      <w:proofErr w:type="spellEnd"/>
+      <w:r>
+        <w:rPr>
+          <w:sz w:val="28"/>
+          <w:szCs w:val="28"/>
+        </w:rPr>
+        <w:t>, чтобы обучение можно было выполнить без длительного перебора параметров.</w:t>
+      </w:r>
+    </w:p>
+    <w:p>
+      <w:pPr>
+        <w:spacing w:line="360" w:lineRule="auto"/>
+        <w:ind w:firstLine="709"/>
+        <w:jc w:val="both"/>
+        <w:rPr>
+          <w:sz w:val="28"/>
+          <w:szCs w:val="28"/>
+        </w:rPr>
+      </w:pPr>
+      <w:r>
+        <w:rPr>
+          <w:sz w:val="28"/>
+          <w:szCs w:val="28"/>
+        </w:rPr>
+        <w:t xml:space="preserve">Для обеих сред использовалась нейронная сеть с двумя скрытыми слоями размерности (128, 128). Количество атомов распределения было равно 51, что соответствует варианту C51. Коэффициент дисконтирования </w:t>
+      </w:r>
+      <w:proofErr w:type="spellStart"/>
+      <w:r>
+        <w:rPr>
+          <w:sz w:val="28"/>
+          <w:szCs w:val="28"/>
+        </w:rPr>
+        <w:t>gamma</w:t>
+      </w:r>
+      <w:proofErr w:type="spellEnd"/>
+      <w:r>
+        <w:rPr>
+          <w:sz w:val="28"/>
+          <w:szCs w:val="28"/>
+        </w:rPr>
+        <w:t xml:space="preserve"> был равен 0.99. Для выбора действий использовалась ε-жадная стратегия: в начале обучения агент чаще выбирал случайные действия, а затем значение </w:t>
+      </w:r>
+      <w:proofErr w:type="spellStart"/>
+      <w:r>
+        <w:rPr>
+          <w:sz w:val="28"/>
+          <w:szCs w:val="28"/>
+        </w:rPr>
+        <w:t>epsilon</w:t>
+      </w:r>
+      <w:proofErr w:type="spellEnd"/>
+      <w:r>
+        <w:rPr>
+          <w:sz w:val="28"/>
+          <w:szCs w:val="28"/>
+        </w:rPr>
+        <w:t xml:space="preserve"> постепенно уменьшалось.</w:t>
+      </w:r>
+    </w:p>
+    <w:p>
+      <w:pPr>
+        <w:spacing w:line="360" w:lineRule="auto"/>
+        <w:ind w:firstLine="709"/>
+        <w:jc w:val="both"/>
+        <w:rPr>
+          <w:sz w:val="28"/>
+          <w:szCs w:val="28"/>
+        </w:rPr>
+      </w:pPr>
+      <w:r>
+        <w:rPr>
+          <w:sz w:val="28"/>
+          <w:szCs w:val="28"/>
+        </w:rPr>
+        <w:t>Для среды LunarLander-v3 обучение проводилось в течение 250 эпизодов. В начале обучения агент получал в основном отрицательные награды, так как выполнял много случайных действий и ещё не умел стабильно управлять посадочным модулем. На первых 50 эпизодах средняя награда за последние 20 эпизодов находилась в отрицательной области. Далее качество обучения стало постепенно улучшаться. К концу обучения средняя награда за последние 20 эпизодов в LunarLander-v3 составила 123.51, а лучшая награда за отдельный эпизод достигла 303.16. Такой результат показывает, что агент смог научиться успешному поведению в данной среде, хотя обучение оставалось нестабильным: на графике наблюдаются колебания награды между эпизодами.</w:t>
+      </w:r>
+    </w:p>
+    <w:p>
+      <w:pPr>
+        <w:spacing w:line="360" w:lineRule="auto"/>
+        <w:rPr>
+          <w:sz w:val="28"/>
+          <w:szCs w:val="28"/>
+        </w:rPr>
+      </w:pPr>
+      <w:r>
+        <w:rPr>
+          <w:noProof/>
+          <w:sz w:val="28"/>
+          <w:szCs w:val="28"/>
+        </w:rPr>
+        <w:lastRenderedPageBreak/>
+        <w:drawing>
+          <wp:inline distT="114300" distB="114300" distL="114300" distR="114300" wp14:anchorId="258AE932" wp14:editId="5D20F9EE">
+            <wp:extent cx="5963603" cy="3255404"/>
+            <wp:effectExtent l="0" t="0" r="0" b="0"/>
+            <wp:docPr id="4" name="image3.png"/>
+            <wp:cNvGraphicFramePr/>
+            <a:graphic xmlns:a="http://schemas.openxmlformats.org/drawingml/2006/main">
+              <a:graphicData uri="http://schemas.openxmlformats.org/drawingml/2006/picture">
+                <pic:pic xmlns:pic="http://schemas.openxmlformats.org/drawingml/2006/picture">
+                  <pic:nvPicPr>
+                    <pic:cNvPr id="0" name="image3.png"/>
+                    <pic:cNvPicPr preferRelativeResize="0"/>
+                  </pic:nvPicPr>
+                  <pic:blipFill>
+                    <a:blip r:embed="rId12"/>
+                    <a:srcRect/>
+                    <a:stretch>
+                      <a:fillRect/>
+                    </a:stretch>
+                  </pic:blipFill>
+                  <pic:spPr>
+                    <a:xfrm>
+                      <a:off x="0" y="0"/>
+                      <a:ext cx="5963603" cy="3255404"/>
+                    </a:xfrm>
+                    <a:prstGeom prst="rect">
+                      <a:avLst/>
+                    </a:prstGeom>
+                    <a:ln/>
+                  </pic:spPr>
+                </pic:pic>
+              </a:graphicData>
+            </a:graphic>
+          </wp:inline>
+        </w:drawing>
+      </w:r>
+    </w:p>
+    <w:p>
+      <w:pPr>
+        <w:spacing w:line="360" w:lineRule="auto"/>
+        <w:jc w:val="center"/>
+        <w:rPr>
+          <w:sz w:val="28"/>
+          <w:szCs w:val="28"/>
+          <w:lang w:val="en-US"/>
+        </w:rPr>
+      </w:pPr>
+      <w:r>
+        <w:rPr>
+          <w:sz w:val="28"/>
+          <w:szCs w:val="28"/>
+        </w:rPr>
+        <w:t>Рисунок</w:t>
+      </w:r>
+      <w:r>
+        <w:rPr>
+          <w:sz w:val="28"/>
+          <w:szCs w:val="28"/>
+          <w:lang w:val="en-US"/>
+        </w:rPr>
+        <w:t xml:space="preserve"> x — </w:t>
+      </w:r>
+      <w:r>
+        <w:rPr>
+          <w:sz w:val="28"/>
+          <w:szCs w:val="28"/>
+        </w:rPr>
+        <w:t>Обучение</w:t>
+      </w:r>
+      <w:r>
+        <w:rPr>
+          <w:sz w:val="28"/>
+          <w:szCs w:val="28"/>
+          <w:lang w:val="en-US"/>
+        </w:rPr>
+        <w:t xml:space="preserve"> Distributional RL </w:t>
+      </w:r>
+      <w:r>
+        <w:rPr>
+          <w:sz w:val="28"/>
+          <w:szCs w:val="28"/>
+        </w:rPr>
+        <w:t>в</w:t>
+      </w:r>
+      <w:r>
+        <w:rPr>
+          <w:sz w:val="28"/>
+          <w:szCs w:val="28"/>
+          <w:lang w:val="en-US"/>
+        </w:rPr>
+        <w:t xml:space="preserve"> </w:t>
+      </w:r>
+      <w:r>
+        <w:rPr>
+          <w:sz w:val="28"/>
+          <w:szCs w:val="28"/>
+        </w:rPr>
+        <w:t>среде</w:t>
+      </w:r>
+      <w:r>
+        <w:rPr>
+          <w:sz w:val="28"/>
+          <w:szCs w:val="28"/>
+          <w:lang w:val="en-US"/>
+        </w:rPr>
+        <w:t xml:space="preserve"> LunarLander-v3</w:t>
+      </w:r>
+    </w:p>
+    <w:p>
+      <w:pPr>
+        <w:spacing w:line="360" w:lineRule="auto"/>
+        <w:jc w:val="center"/>
+        <w:rPr>
+          <w:sz w:val="28"/>
+          <w:szCs w:val="28"/>
+          <w:lang w:val="en-US"/>
+        </w:rPr>
+      </w:pPr>
+    </w:p>
+    <w:p>
+      <w:pPr>
+        <w:spacing w:line="360" w:lineRule="auto"/>
+        <w:ind w:firstLine="720"/>
+        <w:jc w:val="both"/>
+        <w:rPr>
+          <w:sz w:val="28"/>
+          <w:szCs w:val="28"/>
+        </w:rPr>
+      </w:pPr>
+      <w:r>
+        <w:rPr>
+          <w:sz w:val="28"/>
+          <w:szCs w:val="28"/>
+        </w:rPr>
+        <w:t>В среде MountainCar-v0 обучение проводилось в течение 500 эпизодов. Эта задача оказалась более сложной для агента. Особенность MountainCar-v0 состоит в том, что агент получает награду -1 за каждый шаг до достижения цели. Если агент не доезжает до флага за ограниченное число шагов, итоговая награда равна -200. Из-за этого обучающий сигнал является разреженным, и агенту сложно понять, какие действия приближают его к успешному завершению эпизода.</w:t>
+      </w:r>
+    </w:p>
+    <w:p>
+      <w:pPr>
+        <w:spacing w:line="360" w:lineRule="auto"/>
+        <w:ind w:firstLine="720"/>
+        <w:jc w:val="both"/>
+        <w:rPr>
+          <w:sz w:val="28"/>
+          <w:szCs w:val="28"/>
+        </w:rPr>
+      </w:pPr>
+      <w:r>
+        <w:rPr>
+          <w:sz w:val="28"/>
+          <w:szCs w:val="28"/>
+        </w:rPr>
+        <w:t>В начале обучения агент завершал эпизоды с наградой -200, то есть не достигал цели. Такая ситуация сохранялась примерно до 250-го эпизода. После этого начали появляться эпизоды, в которых агенту удавалось завершать задачу быстрее. К концу обучения средняя награда за последние 20 эпизодов в MountainCar-v0 составила -159.05, а лучшая награда за отдельный эпизод достигла -101.00. Это означает, что агент смог улучшить поведение по сравнению с начальным состоянием, когда почти все эпизоды завершались с результатом -200. Однако обучение в этой среде осталось менее стабильным, чем в LunarLander-v3.</w:t>
+      </w:r>
+    </w:p>
+    <w:p>
+      <w:pPr>
+        <w:spacing w:line="360" w:lineRule="auto"/>
+        <w:jc w:val="center"/>
+        <w:rPr>
+          <w:sz w:val="28"/>
+          <w:szCs w:val="28"/>
+        </w:rPr>
+      </w:pPr>
+      <w:r>
+        <w:rPr>
+          <w:noProof/>
+          <w:sz w:val="28"/>
+          <w:szCs w:val="28"/>
+        </w:rPr>
+        <w:lastRenderedPageBreak/>
+        <w:drawing>
+          <wp:inline distT="114300" distB="114300" distL="114300" distR="114300" wp14:anchorId="55210656" wp14:editId="6EFCFA24">
+            <wp:extent cx="6119820" cy="3340100"/>
+            <wp:effectExtent l="0" t="0" r="0" b="0"/>
+            <wp:docPr id="2" name="image1.png"/>
+            <wp:cNvGraphicFramePr/>
+            <a:graphic xmlns:a="http://schemas.openxmlformats.org/drawingml/2006/main">
+              <a:graphicData uri="http://schemas.openxmlformats.org/drawingml/2006/picture">
+                <pic:pic xmlns:pic="http://schemas.openxmlformats.org/drawingml/2006/picture">
+                  <pic:nvPicPr>
+                    <pic:cNvPr id="0" name="image1.png"/>
+                    <pic:cNvPicPr preferRelativeResize="0"/>
+                  </pic:nvPicPr>
+                  <pic:blipFill>
+                    <a:blip r:embed="rId13"/>
+                    <a:srcRect/>
+                    <a:stretch>
+                      <a:fillRect/>
+                    </a:stretch>
+                  </pic:blipFill>
+                  <pic:spPr>
+                    <a:xfrm>
+                      <a:off x="0" y="0"/>
+                      <a:ext cx="6119820" cy="3340100"/>
+                    </a:xfrm>
+                    <a:prstGeom prst="rect">
+                      <a:avLst/>
+                    </a:prstGeom>
+                    <a:ln/>
+                  </pic:spPr>
+                </pic:pic>
+              </a:graphicData>
+            </a:graphic>
+          </wp:inline>
+        </w:drawing>
+      </w:r>
+    </w:p>
+    <w:p>
+      <w:pPr>
+        <w:spacing w:line="360" w:lineRule="auto"/>
+        <w:jc w:val="center"/>
+        <w:rPr>
+          <w:sz w:val="28"/>
+          <w:szCs w:val="28"/>
+          <w:lang w:val="en-US"/>
+        </w:rPr>
+      </w:pPr>
+      <w:r>
+        <w:rPr>
+          <w:sz w:val="28"/>
+          <w:szCs w:val="28"/>
+        </w:rPr>
+        <w:t>Рисунок</w:t>
+      </w:r>
+      <w:r>
+        <w:rPr>
+          <w:sz w:val="28"/>
+          <w:szCs w:val="28"/>
+          <w:lang w:val="en-US"/>
+        </w:rPr>
+        <w:t xml:space="preserve"> x — </w:t>
+      </w:r>
+      <w:r>
+        <w:rPr>
+          <w:sz w:val="28"/>
+          <w:szCs w:val="28"/>
+        </w:rPr>
+        <w:t>Обучение</w:t>
+      </w:r>
+      <w:r>
+        <w:rPr>
+          <w:sz w:val="28"/>
+          <w:szCs w:val="28"/>
+          <w:lang w:val="en-US"/>
+        </w:rPr>
+        <w:t xml:space="preserve"> Distributional RL </w:t>
+      </w:r>
+      <w:r>
+        <w:rPr>
+          <w:sz w:val="28"/>
+          <w:szCs w:val="28"/>
+        </w:rPr>
+        <w:t>в</w:t>
+      </w:r>
+      <w:r>
+        <w:rPr>
+          <w:sz w:val="28"/>
+          <w:szCs w:val="28"/>
+          <w:lang w:val="en-US"/>
+        </w:rPr>
+        <w:t xml:space="preserve"> </w:t>
+      </w:r>
+      <w:r>
+        <w:rPr>
+          <w:sz w:val="28"/>
+          <w:szCs w:val="28"/>
+        </w:rPr>
+        <w:t>среде</w:t>
+      </w:r>
+      <w:r>
+        <w:rPr>
+          <w:sz w:val="28"/>
+          <w:szCs w:val="28"/>
+          <w:lang w:val="en-US"/>
+        </w:rPr>
+        <w:t xml:space="preserve"> </w:t>
+      </w:r>
+      <w:proofErr w:type="spellStart"/>
+      <w:r>
+        <w:rPr>
+          <w:sz w:val="28"/>
+          <w:szCs w:val="28"/>
+          <w:lang w:val="en-US"/>
+        </w:rPr>
+        <w:t>MountainCar</w:t>
+      </w:r>
+      <w:proofErr w:type="spellEnd"/>
+    </w:p>
+    <w:p>
+      <w:pPr>
+        <w:spacing w:line="360" w:lineRule="auto"/>
+        <w:jc w:val="center"/>
+        <w:rPr>
+          <w:sz w:val="28"/>
+          <w:szCs w:val="28"/>
+          <w:lang w:val="en-US"/>
+        </w:rPr>
+      </w:pPr>
+    </w:p>
+    <w:p>
+      <w:pPr>
+        <w:spacing w:line="360" w:lineRule="auto"/>
+        <w:jc w:val="center"/>
+        <w:rPr>
+          <w:sz w:val="28"/>
+          <w:szCs w:val="28"/>
+          <w:lang w:val="en-US"/>
+        </w:rPr>
+      </w:pPr>
+    </w:p>
+    <w:p>
+      <w:pPr>
+        <w:spacing w:line="360" w:lineRule="auto"/>
+        <w:jc w:val="center"/>
+        <w:rPr>
+          <w:sz w:val="28"/>
+          <w:szCs w:val="28"/>
+          <w:lang w:val="en-US"/>
+        </w:rPr>
+      </w:pPr>
+    </w:p>
+    <w:p>
+      <w:pPr>
+        <w:spacing w:line="360" w:lineRule="auto"/>
+        <w:jc w:val="center"/>
+        <w:rPr>
+          <w:sz w:val="28"/>
+          <w:szCs w:val="28"/>
+          <w:lang w:val="en-US"/>
+        </w:rPr>
+      </w:pPr>
+    </w:p>
+    <w:p>
+      <w:pPr>
+        <w:spacing w:line="360" w:lineRule="auto"/>
+        <w:jc w:val="center"/>
+        <w:rPr>
+          <w:sz w:val="28"/>
+          <w:szCs w:val="28"/>
+          <w:lang w:val="en-US"/>
+        </w:rPr>
+      </w:pPr>
+    </w:p>
+    <w:p>
+      <w:pPr>
+        <w:spacing w:line="360" w:lineRule="auto"/>
+        <w:jc w:val="center"/>
+        <w:rPr>
+          <w:sz w:val="28"/>
+          <w:szCs w:val="28"/>
+          <w:lang w:val="en-US"/>
+        </w:rPr>
+      </w:pPr>
+    </w:p>
+    <w:p>
+      <w:pPr>
+        <w:spacing w:line="360" w:lineRule="auto"/>
+        <w:jc w:val="center"/>
+        <w:rPr>
+          <w:sz w:val="28"/>
+          <w:szCs w:val="28"/>
+          <w:lang w:val="en-US"/>
+        </w:rPr>
+      </w:pPr>
+    </w:p>
+    <w:p>
+      <w:pPr>
+        <w:spacing w:line="360" w:lineRule="auto"/>
+        <w:jc w:val="center"/>
+        <w:rPr>
+          <w:sz w:val="28"/>
+          <w:szCs w:val="28"/>
+          <w:lang w:val="en-US"/>
+        </w:rPr>
+      </w:pPr>
+    </w:p>
+    <w:p>
+      <w:pPr>
+        <w:spacing w:line="360" w:lineRule="auto"/>
+        <w:jc w:val="center"/>
+        <w:rPr>
+          <w:sz w:val="28"/>
+          <w:szCs w:val="28"/>
+          <w:lang w:val="en-US"/>
+        </w:rPr>
+      </w:pPr>
+    </w:p>
+    <w:p>
+      <w:pPr>
+        <w:spacing w:line="360" w:lineRule="auto"/>
+        <w:jc w:val="center"/>
+        <w:rPr>
+          <w:sz w:val="28"/>
+          <w:szCs w:val="28"/>
+          <w:lang w:val="en-US"/>
+        </w:rPr>
+      </w:pPr>
+    </w:p>
+    <w:p>
+      <w:pPr>
+        <w:spacing w:line="360" w:lineRule="auto"/>
+        <w:jc w:val="center"/>
+        <w:rPr>
+          <w:sz w:val="28"/>
+          <w:szCs w:val="28"/>
+          <w:lang w:val="en-US"/>
+        </w:rPr>
+      </w:pPr>
+    </w:p>
+    <w:p>
+      <w:pPr>
+        <w:spacing w:line="360" w:lineRule="auto"/>
+        <w:jc w:val="center"/>
+        <w:rPr>
+          <w:sz w:val="28"/>
+          <w:szCs w:val="28"/>
+          <w:lang w:val="en-US"/>
+        </w:rPr>
+      </w:pPr>
+    </w:p>
+    <w:p>
+      <w:pPr>
+        <w:spacing w:line="360" w:lineRule="auto"/>
+        <w:jc w:val="center"/>
+        <w:rPr>
+          <w:sz w:val="28"/>
+          <w:szCs w:val="28"/>
+          <w:lang w:val="en-US"/>
+        </w:rPr>
+      </w:pPr>
+    </w:p>
+    <w:p>
+      <w:pPr>
+        <w:spacing w:line="360" w:lineRule="auto"/>
+        <w:jc w:val="center"/>
+        <w:rPr>
+          <w:sz w:val="28"/>
+          <w:szCs w:val="28"/>
+          <w:lang w:val="en-US"/>
+        </w:rPr>
+      </w:pPr>
+    </w:p>
+    <w:p>
+      <w:pPr>
+        <w:spacing w:line="360" w:lineRule="auto"/>
+        <w:jc w:val="center"/>
+        <w:rPr>
+          <w:sz w:val="28"/>
+          <w:szCs w:val="28"/>
+          <w:lang w:val="en-US"/>
+        </w:rPr>
+      </w:pPr>
+    </w:p>
+    <w:p>
+      <w:pPr>
+        <w:spacing w:line="360" w:lineRule="auto"/>
+        <w:jc w:val="center"/>
+        <w:rPr>
+          <w:sz w:val="28"/>
+          <w:szCs w:val="28"/>
+          <w:lang w:val="en-US"/>
+        </w:rPr>
+      </w:pPr>
+    </w:p>
+    <w:p>
+      <w:pPr>
+        <w:spacing w:line="360" w:lineRule="auto"/>
+        <w:rPr>
+          <w:b/>
+          <w:bCs/>
+          <w:smallCaps/>
+          <w:sz w:val="28"/>
+          <w:szCs w:val="28"/>
+        </w:rPr>
+      </w:pPr>
+    </w:p>
+    <w:p>
+      <w:pPr>
+        <w:spacing w:line="360" w:lineRule="auto"/>
+        <w:rPr>
+          <w:b/>
+          <w:bCs/>
+          <w:smallCaps/>
+          <w:sz w:val="28"/>
+          <w:szCs w:val="28"/>
+        </w:rPr>
+      </w:pPr>
+    </w:p>
     <w:p>
       <w:pPr>
         <w:pStyle w:val="1"/>
-        <w:spacing w:line="360" w:lineRule="auto"/>
+        <w:numPr>
+          <w:ilvl w:val="1"/>
+          <w:numId w:val="11"/>
+        </w:numPr>
+        <w:spacing w:line="360" w:lineRule="auto"/>
+        <w:ind w:left="0" w:firstLine="0"/>
         <w:jc w:val="center"/>
         <w:rPr>
           <w:b/>
@@ -5733,12 +6789,8 @@
           <w:szCs w:val="28"/>
         </w:rPr>
       </w:pPr>
-    </w:p>
-    <w:p>
-      <w:pPr>
-        <w:pStyle w:val="1"/>
-        <w:spacing w:line="360" w:lineRule="auto"/>
-        <w:jc w:val="center"/>
+      <w:bookmarkStart w:id="13" w:name="_Toc230168844"/>
+      <w:r>
         <w:rPr>
           <w:b/>
           <w:i w:val="0"/>
@@ -5747,6 +6799,1113 @@
           <w:sz w:val="28"/>
           <w:szCs w:val="28"/>
         </w:rPr>
+        <w:lastRenderedPageBreak/>
+        <w:t>Сравнение алгоритмов</w:t>
+      </w:r>
+      <w:bookmarkEnd w:id="13"/>
+    </w:p>
+    <w:p/>
+    <w:p>
+      <w:pPr>
+        <w:spacing w:line="360" w:lineRule="auto"/>
+        <w:ind w:firstLine="720"/>
+        <w:jc w:val="both"/>
+        <w:rPr>
+          <w:sz w:val="28"/>
+          <w:szCs w:val="28"/>
+        </w:rPr>
+      </w:pPr>
+      <w:r>
+        <w:rPr>
+          <w:sz w:val="28"/>
+          <w:szCs w:val="28"/>
+        </w:rPr>
+        <w:t xml:space="preserve">После отдельного обучения алгоритмов было проведено итоговое сравнение </w:t>
+      </w:r>
+      <w:proofErr w:type="spellStart"/>
+      <w:r>
+        <w:rPr>
+          <w:sz w:val="28"/>
+          <w:szCs w:val="28"/>
+        </w:rPr>
+        <w:t>Dueling</w:t>
+      </w:r>
+      <w:proofErr w:type="spellEnd"/>
+      <w:r>
+        <w:rPr>
+          <w:sz w:val="28"/>
+          <w:szCs w:val="28"/>
+        </w:rPr>
+        <w:t xml:space="preserve"> DQN, Multi-</w:t>
+      </w:r>
+      <w:proofErr w:type="spellStart"/>
+      <w:r>
+        <w:rPr>
+          <w:sz w:val="28"/>
+          <w:szCs w:val="28"/>
+        </w:rPr>
+        <w:t>step</w:t>
+      </w:r>
+      <w:proofErr w:type="spellEnd"/>
+      <w:r>
+        <w:rPr>
+          <w:sz w:val="28"/>
+          <w:szCs w:val="28"/>
+        </w:rPr>
+        <w:t xml:space="preserve"> DQN и </w:t>
+      </w:r>
+      <w:proofErr w:type="spellStart"/>
+      <w:r>
+        <w:rPr>
+          <w:sz w:val="28"/>
+          <w:szCs w:val="28"/>
+        </w:rPr>
+        <w:t>Distributional</w:t>
+      </w:r>
+      <w:proofErr w:type="spellEnd"/>
+      <w:r>
+        <w:rPr>
+          <w:sz w:val="28"/>
+          <w:szCs w:val="28"/>
+        </w:rPr>
+        <w:t xml:space="preserve"> RL в двух средах: LunarLander-v3 и MountainCar-v0. Для сравнения использовались графики изменения награды по эпизодам, графики функции потерь, средняя награда за последние 20 эпизодов и лучшая награда за отдельный эпизод.</w:t>
+      </w:r>
+    </w:p>
+    <w:p>
+      <w:pPr>
+        <w:pStyle w:val="20"/>
+        <w:numPr>
+          <w:ilvl w:val="1"/>
+          <w:numId w:val="28"/>
+        </w:numPr>
+        <w:spacing w:before="0" w:line="360" w:lineRule="auto"/>
+        <w:rPr>
+          <w:rFonts w:ascii="Times New Roman" w:hAnsi="Times New Roman"/>
+          <w:color w:val="000000"/>
+          <w:sz w:val="28"/>
+          <w:szCs w:val="28"/>
+        </w:rPr>
+      </w:pPr>
+      <w:bookmarkStart w:id="14" w:name="_Toc230168845"/>
+      <w:r>
+        <w:rPr>
+          <w:rFonts w:ascii="Times New Roman" w:hAnsi="Times New Roman"/>
+          <w:color w:val="000000"/>
+          <w:sz w:val="28"/>
+          <w:szCs w:val="28"/>
+        </w:rPr>
+        <w:t>LunarLander-v3</w:t>
+      </w:r>
+      <w:bookmarkEnd w:id="14"/>
+    </w:p>
+    <w:p>
+      <w:pPr>
+        <w:spacing w:line="360" w:lineRule="auto"/>
+        <w:ind w:firstLine="720"/>
+        <w:jc w:val="both"/>
+        <w:rPr>
+          <w:sz w:val="28"/>
+          <w:szCs w:val="28"/>
+        </w:rPr>
+      </w:pPr>
+      <w:r>
+        <w:rPr>
+          <w:sz w:val="28"/>
+          <w:szCs w:val="28"/>
+        </w:rPr>
+        <w:t xml:space="preserve">В среде LunarLander-v3 наилучший результат показал алгоритм </w:t>
+      </w:r>
+      <w:proofErr w:type="spellStart"/>
+      <w:r>
+        <w:rPr>
+          <w:sz w:val="28"/>
+          <w:szCs w:val="28"/>
+        </w:rPr>
+        <w:t>Distributional</w:t>
+      </w:r>
+      <w:proofErr w:type="spellEnd"/>
+      <w:r>
+        <w:rPr>
+          <w:sz w:val="28"/>
+          <w:szCs w:val="28"/>
+        </w:rPr>
+        <w:t xml:space="preserve"> RL. К концу обучения его средняя награда за последние 20 эпизодов составила 215.38, а лучшая награда за отдельный эпизод достигла 318.39. Это показывает, что алгоритм смог обучиться достаточно стабильной стратегии посадки.</w:t>
+      </w:r>
+    </w:p>
+    <w:p>
+      <w:pPr>
+        <w:spacing w:line="360" w:lineRule="auto"/>
+        <w:ind w:firstLine="720"/>
+        <w:jc w:val="both"/>
+        <w:rPr>
+          <w:sz w:val="28"/>
+          <w:szCs w:val="28"/>
+        </w:rPr>
+      </w:pPr>
+      <w:proofErr w:type="spellStart"/>
+      <w:r>
+        <w:rPr>
+          <w:sz w:val="28"/>
+          <w:szCs w:val="28"/>
+        </w:rPr>
+        <w:t>Dueling</w:t>
+      </w:r>
+      <w:proofErr w:type="spellEnd"/>
+      <w:r>
+        <w:rPr>
+          <w:sz w:val="28"/>
+          <w:szCs w:val="28"/>
+        </w:rPr>
+        <w:t xml:space="preserve"> DQN также показал хороший результат. Его лучшая награда составила 320.16, то есть в отдельных эпизодах он достигал результата не хуже C51. Однако средняя награда за последние 20 эпизодов составила 143.08, что ниже, чем у C51. Это означает, что </w:t>
+      </w:r>
+      <w:proofErr w:type="spellStart"/>
+      <w:r>
+        <w:rPr>
+          <w:sz w:val="28"/>
+          <w:szCs w:val="28"/>
+        </w:rPr>
+        <w:t>Dueling</w:t>
+      </w:r>
+      <w:proofErr w:type="spellEnd"/>
+      <w:r>
+        <w:rPr>
+          <w:sz w:val="28"/>
+          <w:szCs w:val="28"/>
+        </w:rPr>
+        <w:t xml:space="preserve"> DQN смог находить успешные действия, но делал это менее стабильно.</w:t>
+      </w:r>
+    </w:p>
+    <w:p>
+      <w:pPr>
+        <w:spacing w:line="360" w:lineRule="auto"/>
+        <w:ind w:firstLine="720"/>
+        <w:jc w:val="both"/>
+        <w:rPr>
+          <w:sz w:val="28"/>
+          <w:szCs w:val="28"/>
+        </w:rPr>
+      </w:pPr>
+      <w:r>
+        <w:rPr>
+          <w:sz w:val="28"/>
+          <w:szCs w:val="28"/>
+        </w:rPr>
+        <w:t>Multi-</w:t>
+      </w:r>
+      <w:proofErr w:type="spellStart"/>
+      <w:r>
+        <w:rPr>
+          <w:sz w:val="28"/>
+          <w:szCs w:val="28"/>
+        </w:rPr>
+        <w:t>step</w:t>
+      </w:r>
+      <w:proofErr w:type="spellEnd"/>
+      <w:r>
+        <w:rPr>
+          <w:sz w:val="28"/>
+          <w:szCs w:val="28"/>
+        </w:rPr>
+        <w:t xml:space="preserve"> DQN в данной среде оказался менее успешным. Его лучшая награда достигла 267.48, однако средняя награда за последние 20 эпизодов составила только -18.73. Это говорит о том, что алгоритм иногда находил удачное поведение, но не смог стабильно удерживать хорошую стратегию до конца обучения</w:t>
+      </w:r>
+      <w:r>
+        <w:rPr>
+          <w:sz w:val="28"/>
+          <w:szCs w:val="28"/>
+        </w:rPr>
+        <w:t xml:space="preserve"> (рис. </w:t>
+      </w:r>
+      <w:r>
+        <w:rPr>
+          <w:sz w:val="28"/>
+          <w:szCs w:val="28"/>
+        </w:rPr>
+        <w:t xml:space="preserve">Х и </w:t>
+      </w:r>
+      <w:r>
+        <w:rPr>
+          <w:sz w:val="28"/>
+          <w:szCs w:val="28"/>
+          <w:lang w:val="en-US"/>
+        </w:rPr>
+        <w:t>x</w:t>
+      </w:r>
+      <w:r>
+        <w:rPr>
+          <w:sz w:val="28"/>
+          <w:szCs w:val="28"/>
+        </w:rPr>
+        <w:t>)</w:t>
+      </w:r>
+      <w:r>
+        <w:rPr>
+          <w:sz w:val="28"/>
+          <w:szCs w:val="28"/>
+        </w:rPr>
+        <w:t>.</w:t>
+      </w:r>
+    </w:p>
+    <w:p>
+      <w:pPr>
+        <w:spacing w:line="360" w:lineRule="auto"/>
+        <w:rPr>
+          <w:b/>
+          <w:bCs/>
+          <w:smallCaps/>
+          <w:sz w:val="28"/>
+          <w:szCs w:val="28"/>
+        </w:rPr>
+      </w:pPr>
+      <w:r>
+        <w:rPr>
+          <w:b/>
+          <w:bCs/>
+          <w:smallCaps/>
+          <w:sz w:val="28"/>
+          <w:szCs w:val="28"/>
+        </w:rPr>
+        <w:t xml:space="preserve"> </w:t>
+      </w:r>
+    </w:p>
+    <w:p>
+      <w:pPr>
+        <w:spacing w:line="360" w:lineRule="auto"/>
+        <w:jc w:val="center"/>
+        <w:rPr>
+          <w:sz w:val="28"/>
+          <w:szCs w:val="28"/>
+        </w:rPr>
+      </w:pPr>
+      <w:r>
+        <w:rPr>
+          <w:sz w:val="28"/>
+          <w:szCs w:val="28"/>
+        </w:rPr>
+        <w:lastRenderedPageBreak/>
+        <w:drawing>
+          <wp:inline distT="0" distB="0" distL="0" distR="0" wp14:anchorId="4DB6044E" wp14:editId="221D7957">
+            <wp:extent cx="6120130" cy="3291840"/>
+            <wp:effectExtent l="0" t="0" r="0" b="3810"/>
+            <wp:docPr id="6" name="Рисунок 6"/>
+            <wp:cNvGraphicFramePr>
+              <a:graphicFrameLocks xmlns:a="http://schemas.openxmlformats.org/drawingml/2006/main" noChangeAspect="1"/>
+            </wp:cNvGraphicFramePr>
+            <a:graphic xmlns:a="http://schemas.openxmlformats.org/drawingml/2006/main">
+              <a:graphicData uri="http://schemas.openxmlformats.org/drawingml/2006/picture">
+                <pic:pic xmlns:pic="http://schemas.openxmlformats.org/drawingml/2006/picture">
+                  <pic:nvPicPr>
+                    <pic:cNvPr id="1" name=""/>
+                    <pic:cNvPicPr/>
+                  </pic:nvPicPr>
+                  <pic:blipFill>
+                    <a:blip r:embed="rId14"/>
+                    <a:stretch>
+                      <a:fillRect/>
+                    </a:stretch>
+                  </pic:blipFill>
+                  <pic:spPr>
+                    <a:xfrm>
+                      <a:off x="0" y="0"/>
+                      <a:ext cx="6120130" cy="3291840"/>
+                    </a:xfrm>
+                    <a:prstGeom prst="rect">
+                      <a:avLst/>
+                    </a:prstGeom>
+                  </pic:spPr>
+                </pic:pic>
+              </a:graphicData>
+            </a:graphic>
+          </wp:inline>
+        </w:drawing>
+      </w:r>
+    </w:p>
+    <w:p>
+      <w:pPr>
+        <w:spacing w:line="360" w:lineRule="auto"/>
+        <w:jc w:val="center"/>
+        <w:rPr>
+          <w:sz w:val="28"/>
+          <w:szCs w:val="28"/>
+          <w:lang w:val="en-US"/>
+        </w:rPr>
+      </w:pPr>
+      <w:r>
+        <w:rPr>
+          <w:sz w:val="28"/>
+          <w:szCs w:val="28"/>
+        </w:rPr>
+        <w:t>Рисунок</w:t>
+      </w:r>
+      <w:r>
+        <w:rPr>
+          <w:sz w:val="28"/>
+          <w:szCs w:val="28"/>
+        </w:rPr>
+        <w:t xml:space="preserve"> </w:t>
+      </w:r>
+      <w:r>
+        <w:rPr>
+          <w:sz w:val="28"/>
+          <w:szCs w:val="28"/>
+          <w:lang w:val="en-US"/>
+        </w:rPr>
+        <w:t>x</w:t>
+      </w:r>
+      <w:r>
+        <w:rPr>
+          <w:sz w:val="28"/>
+          <w:szCs w:val="28"/>
+        </w:rPr>
+        <w:t xml:space="preserve"> — </w:t>
+      </w:r>
+      <w:r>
+        <w:rPr>
+          <w:sz w:val="28"/>
+          <w:szCs w:val="28"/>
+        </w:rPr>
+        <w:t>Сравнение награды в среде LunarLander-v3</w:t>
+      </w:r>
+    </w:p>
+    <w:p>
+      <w:pPr>
+        <w:spacing w:line="360" w:lineRule="auto"/>
+        <w:jc w:val="center"/>
+        <w:rPr>
+          <w:sz w:val="28"/>
+          <w:szCs w:val="28"/>
+          <w:lang w:val="en-US"/>
+        </w:rPr>
+      </w:pPr>
+    </w:p>
+    <w:p>
+      <w:pPr>
+        <w:spacing w:line="360" w:lineRule="auto"/>
+        <w:jc w:val="center"/>
+        <w:rPr>
+          <w:sz w:val="28"/>
+          <w:szCs w:val="28"/>
+        </w:rPr>
+      </w:pPr>
+      <w:r>
+        <w:rPr>
+          <w:sz w:val="28"/>
+          <w:szCs w:val="28"/>
+        </w:rPr>
+        <w:drawing>
+          <wp:inline distT="0" distB="0" distL="0" distR="0" wp14:anchorId="548AF239" wp14:editId="75715FCC">
+            <wp:extent cx="6120130" cy="3388360"/>
+            <wp:effectExtent l="0" t="0" r="0" b="2540"/>
+            <wp:docPr id="8" name="Рисунок 8"/>
+            <wp:cNvGraphicFramePr>
+              <a:graphicFrameLocks xmlns:a="http://schemas.openxmlformats.org/drawingml/2006/main" noChangeAspect="1"/>
+            </wp:cNvGraphicFramePr>
+            <a:graphic xmlns:a="http://schemas.openxmlformats.org/drawingml/2006/main">
+              <a:graphicData uri="http://schemas.openxmlformats.org/drawingml/2006/picture">
+                <pic:pic xmlns:pic="http://schemas.openxmlformats.org/drawingml/2006/picture">
+                  <pic:nvPicPr>
+                    <pic:cNvPr id="1" name=""/>
+                    <pic:cNvPicPr/>
+                  </pic:nvPicPr>
+                  <pic:blipFill>
+                    <a:blip r:embed="rId15"/>
+                    <a:stretch>
+                      <a:fillRect/>
+                    </a:stretch>
+                  </pic:blipFill>
+                  <pic:spPr>
+                    <a:xfrm>
+                      <a:off x="0" y="0"/>
+                      <a:ext cx="6120130" cy="3388360"/>
+                    </a:xfrm>
+                    <a:prstGeom prst="rect">
+                      <a:avLst/>
+                    </a:prstGeom>
+                  </pic:spPr>
+                </pic:pic>
+              </a:graphicData>
+            </a:graphic>
+          </wp:inline>
+        </w:drawing>
+      </w:r>
+    </w:p>
+    <w:p>
+      <w:pPr>
+        <w:spacing w:line="360" w:lineRule="auto"/>
+        <w:jc w:val="center"/>
+        <w:rPr>
+          <w:sz w:val="28"/>
+          <w:szCs w:val="28"/>
+        </w:rPr>
+      </w:pPr>
+      <w:r>
+        <w:rPr>
+          <w:sz w:val="28"/>
+          <w:szCs w:val="28"/>
+        </w:rPr>
+        <w:t>Рисунок</w:t>
+      </w:r>
+      <w:r>
+        <w:rPr>
+          <w:sz w:val="28"/>
+          <w:szCs w:val="28"/>
+        </w:rPr>
+        <w:t xml:space="preserve"> </w:t>
+      </w:r>
+      <w:r>
+        <w:rPr>
+          <w:sz w:val="28"/>
+          <w:szCs w:val="28"/>
+          <w:lang w:val="en-US"/>
+        </w:rPr>
+        <w:t>x</w:t>
+      </w:r>
+      <w:r>
+        <w:rPr>
+          <w:sz w:val="28"/>
+          <w:szCs w:val="28"/>
+        </w:rPr>
+        <w:t xml:space="preserve"> — </w:t>
+      </w:r>
+      <w:r>
+        <w:rPr>
+          <w:sz w:val="28"/>
+          <w:szCs w:val="28"/>
+        </w:rPr>
+        <w:t>Сравнение функции потерь в среде LunarLander-v3</w:t>
+      </w:r>
+    </w:p>
+    <w:p>
+      <w:pPr>
+        <w:pStyle w:val="20"/>
+        <w:numPr>
+          <w:ilvl w:val="1"/>
+          <w:numId w:val="28"/>
+        </w:numPr>
+        <w:spacing w:before="0" w:line="360" w:lineRule="auto"/>
+        <w:rPr>
+          <w:rFonts w:ascii="Times New Roman" w:hAnsi="Times New Roman"/>
+          <w:color w:val="000000"/>
+          <w:sz w:val="28"/>
+          <w:szCs w:val="28"/>
+        </w:rPr>
+      </w:pPr>
+      <w:bookmarkStart w:id="15" w:name="_Toc230168846"/>
+      <w:r>
+        <w:rPr>
+          <w:rFonts w:ascii="Times New Roman" w:hAnsi="Times New Roman"/>
+          <w:color w:val="000000"/>
+          <w:sz w:val="28"/>
+          <w:szCs w:val="28"/>
+        </w:rPr>
+        <w:t>MountainCar-v0</w:t>
+      </w:r>
+      <w:bookmarkEnd w:id="15"/>
+    </w:p>
+    <w:p>
+      <w:pPr>
+        <w:spacing w:line="360" w:lineRule="auto"/>
+        <w:ind w:firstLine="720"/>
+        <w:jc w:val="both"/>
+        <w:rPr>
+          <w:sz w:val="28"/>
+          <w:szCs w:val="28"/>
+          <w:lang w:val="en-US"/>
+        </w:rPr>
+      </w:pPr>
+      <w:r>
+        <w:rPr>
+          <w:sz w:val="28"/>
+          <w:szCs w:val="28"/>
+        </w:rPr>
+        <w:t>В среде MountainCar-v0 лучшим оказался алгоритм Multi-</w:t>
+      </w:r>
+      <w:proofErr w:type="spellStart"/>
+      <w:r>
+        <w:rPr>
+          <w:sz w:val="28"/>
+          <w:szCs w:val="28"/>
+        </w:rPr>
+        <w:t>step</w:t>
+      </w:r>
+      <w:proofErr w:type="spellEnd"/>
+      <w:r>
+        <w:rPr>
+          <w:sz w:val="28"/>
+          <w:szCs w:val="28"/>
+        </w:rPr>
+        <w:t xml:space="preserve"> DQN. Его средняя награда за последние 20 эпизодов составила -97.80, а лучшая награда за отдельный эпизод — -83.00. Для MountainCar-v0 такие значения являются </w:t>
+      </w:r>
+      <w:r>
+        <w:rPr>
+          <w:sz w:val="28"/>
+          <w:szCs w:val="28"/>
+        </w:rPr>
+        <w:lastRenderedPageBreak/>
+        <w:t>хорошими, так как агент получает штраф -1 за каждый шаг, а результат -200 означает, что агент не достиг цели за максимальное число шагов. Следовательно, награда около -100 означает, что агент научился доезжать до цели примерно за 100 шагов.</w:t>
+      </w:r>
+    </w:p>
+    <w:p>
+      <w:pPr>
+        <w:spacing w:line="360" w:lineRule="auto"/>
+        <w:ind w:firstLine="720"/>
+        <w:jc w:val="both"/>
+        <w:rPr>
+          <w:sz w:val="28"/>
+          <w:szCs w:val="28"/>
+          <w:lang w:val="en-US"/>
+        </w:rPr>
+      </w:pPr>
+      <w:r>
+        <w:rPr>
+          <w:sz w:val="28"/>
+          <w:szCs w:val="28"/>
+        </w:rPr>
+        <w:t xml:space="preserve">Алгоритм </w:t>
+      </w:r>
+      <w:proofErr w:type="spellStart"/>
+      <w:r>
+        <w:rPr>
+          <w:sz w:val="28"/>
+          <w:szCs w:val="28"/>
+        </w:rPr>
+        <w:t>Distributional</w:t>
+      </w:r>
+      <w:proofErr w:type="spellEnd"/>
+      <w:r>
+        <w:rPr>
+          <w:sz w:val="28"/>
+          <w:szCs w:val="28"/>
+        </w:rPr>
+        <w:t xml:space="preserve"> RL / C51 также смог обучиться, но оказался менее стабильным. Его лучшая награда составила -84.00, что близко к лучшему результату Multi-</w:t>
+      </w:r>
+      <w:proofErr w:type="spellStart"/>
+      <w:r>
+        <w:rPr>
+          <w:sz w:val="28"/>
+          <w:szCs w:val="28"/>
+        </w:rPr>
+        <w:t>step</w:t>
+      </w:r>
+      <w:proofErr w:type="spellEnd"/>
+      <w:r>
+        <w:rPr>
+          <w:sz w:val="28"/>
+          <w:szCs w:val="28"/>
+        </w:rPr>
+        <w:t xml:space="preserve"> DQN. Однако средняя награда за последние 20 эпизодов была ниже и составила -128.10. Это означает, что C51 иногда успешно доезжал до цели, но делал это менее стабильно.</w:t>
+      </w:r>
+    </w:p>
+    <w:p>
+      <w:pPr>
+        <w:spacing w:line="360" w:lineRule="auto"/>
+        <w:ind w:firstLine="720"/>
+        <w:jc w:val="both"/>
+        <w:rPr>
+          <w:sz w:val="28"/>
+          <w:szCs w:val="28"/>
+        </w:rPr>
+      </w:pPr>
+      <w:proofErr w:type="spellStart"/>
+      <w:r>
+        <w:rPr>
+          <w:sz w:val="28"/>
+          <w:szCs w:val="28"/>
+        </w:rPr>
+        <w:t>Dueling</w:t>
+      </w:r>
+      <w:proofErr w:type="spellEnd"/>
+      <w:r>
+        <w:rPr>
+          <w:sz w:val="28"/>
+          <w:szCs w:val="28"/>
+        </w:rPr>
+        <w:t xml:space="preserve"> DQN показал худший результат в данной среде. Его средняя награда за последние 20 эпизодов составила -198.60, а лучшая награда — -172.00. Такой результат близок к ситуации, когда агент почти не достигает цели. Это можно объяснить особенностями MountainCar-v0: задача требует долгосрочной стратегии раскачивания, а </w:t>
+      </w:r>
+      <w:proofErr w:type="spellStart"/>
+      <w:r>
+        <w:rPr>
+          <w:sz w:val="28"/>
+          <w:szCs w:val="28"/>
+        </w:rPr>
+        <w:t>Dueling</w:t>
+      </w:r>
+      <w:proofErr w:type="spellEnd"/>
+      <w:r>
+        <w:rPr>
+          <w:sz w:val="28"/>
+          <w:szCs w:val="28"/>
+        </w:rPr>
+        <w:t xml:space="preserve"> DQN изменяет только архитектуру нейронной сети, но не улучшает способ учёта отложенной награды. Поэтому в данной среде более эффективным оказался Multi-</w:t>
+      </w:r>
+      <w:proofErr w:type="spellStart"/>
+      <w:r>
+        <w:rPr>
+          <w:sz w:val="28"/>
+          <w:szCs w:val="28"/>
+        </w:rPr>
+        <w:t>step</w:t>
+      </w:r>
+      <w:proofErr w:type="spellEnd"/>
+      <w:r>
+        <w:rPr>
+          <w:sz w:val="28"/>
+          <w:szCs w:val="28"/>
+        </w:rPr>
+        <w:t xml:space="preserve"> DQN</w:t>
+      </w:r>
+      <w:r>
+        <w:rPr>
+          <w:sz w:val="28"/>
+          <w:szCs w:val="28"/>
+        </w:rPr>
+        <w:t xml:space="preserve"> </w:t>
+      </w:r>
+      <w:r>
+        <w:rPr>
+          <w:sz w:val="28"/>
+          <w:szCs w:val="28"/>
+        </w:rPr>
+        <w:t xml:space="preserve">(рис. </w:t>
+      </w:r>
+      <w:r>
+        <w:rPr>
+          <w:sz w:val="28"/>
+          <w:szCs w:val="28"/>
+        </w:rPr>
+        <w:t>х</w:t>
+      </w:r>
+      <w:r>
+        <w:rPr>
+          <w:sz w:val="28"/>
+          <w:szCs w:val="28"/>
+        </w:rPr>
+        <w:t xml:space="preserve"> и </w:t>
+      </w:r>
+      <w:r>
+        <w:rPr>
+          <w:sz w:val="28"/>
+          <w:szCs w:val="28"/>
+          <w:lang w:val="en-US"/>
+        </w:rPr>
+        <w:t>x</w:t>
+      </w:r>
+      <w:r>
+        <w:rPr>
+          <w:sz w:val="28"/>
+          <w:szCs w:val="28"/>
+        </w:rPr>
+        <w:t>)</w:t>
+      </w:r>
+      <w:r>
+        <w:rPr>
+          <w:sz w:val="28"/>
+          <w:szCs w:val="28"/>
+        </w:rPr>
+        <w:t>.</w:t>
+      </w:r>
+    </w:p>
+    <w:p>
+      <w:pPr>
+        <w:spacing w:line="360" w:lineRule="auto"/>
+        <w:jc w:val="center"/>
+        <w:rPr>
+          <w:sz w:val="28"/>
+          <w:szCs w:val="28"/>
+        </w:rPr>
+      </w:pPr>
+      <w:r>
+        <w:rPr>
+          <w:sz w:val="28"/>
+          <w:szCs w:val="28"/>
+        </w:rPr>
+        <w:drawing>
+          <wp:inline distT="0" distB="0" distL="0" distR="0" wp14:anchorId="144C488D" wp14:editId="58495386">
+            <wp:extent cx="6120130" cy="3291840"/>
+            <wp:effectExtent l="0" t="0" r="0" b="3810"/>
+            <wp:docPr id="11" name="Рисунок 11"/>
+            <wp:cNvGraphicFramePr>
+              <a:graphicFrameLocks xmlns:a="http://schemas.openxmlformats.org/drawingml/2006/main" noChangeAspect="1"/>
+            </wp:cNvGraphicFramePr>
+            <a:graphic xmlns:a="http://schemas.openxmlformats.org/drawingml/2006/main">
+              <a:graphicData uri="http://schemas.openxmlformats.org/drawingml/2006/picture">
+                <pic:pic xmlns:pic="http://schemas.openxmlformats.org/drawingml/2006/picture">
+                  <pic:nvPicPr>
+                    <pic:cNvPr id="1" name=""/>
+                    <pic:cNvPicPr/>
+                  </pic:nvPicPr>
+                  <pic:blipFill>
+                    <a:blip r:embed="rId16"/>
+                    <a:stretch>
+                      <a:fillRect/>
+                    </a:stretch>
+                  </pic:blipFill>
+                  <pic:spPr>
+                    <a:xfrm>
+                      <a:off x="0" y="0"/>
+                      <a:ext cx="6120130" cy="3291840"/>
+                    </a:xfrm>
+                    <a:prstGeom prst="rect">
+                      <a:avLst/>
+                    </a:prstGeom>
+                  </pic:spPr>
+                </pic:pic>
+              </a:graphicData>
+            </a:graphic>
+          </wp:inline>
+        </w:drawing>
+      </w:r>
+    </w:p>
+    <w:p>
+      <w:pPr>
+        <w:spacing w:line="360" w:lineRule="auto"/>
+        <w:jc w:val="center"/>
+        <w:rPr>
+          <w:sz w:val="28"/>
+          <w:szCs w:val="28"/>
+        </w:rPr>
+      </w:pPr>
+      <w:r>
+        <w:rPr>
+          <w:sz w:val="28"/>
+          <w:szCs w:val="28"/>
+        </w:rPr>
+        <w:t>Рисунок</w:t>
+      </w:r>
+      <w:r>
+        <w:rPr>
+          <w:sz w:val="28"/>
+          <w:szCs w:val="28"/>
+        </w:rPr>
+        <w:t xml:space="preserve"> </w:t>
+      </w:r>
+      <w:r>
+        <w:rPr>
+          <w:sz w:val="28"/>
+          <w:szCs w:val="28"/>
+          <w:lang w:val="en-US"/>
+        </w:rPr>
+        <w:t>x</w:t>
+      </w:r>
+      <w:r>
+        <w:rPr>
+          <w:sz w:val="28"/>
+          <w:szCs w:val="28"/>
+        </w:rPr>
+        <w:t xml:space="preserve"> — Сравнение награды в среде </w:t>
+      </w:r>
+      <w:r>
+        <w:rPr>
+          <w:sz w:val="28"/>
+          <w:szCs w:val="28"/>
+        </w:rPr>
+        <w:t>MountainCar-v0</w:t>
+      </w:r>
+    </w:p>
+    <w:p>
+      <w:pPr>
+        <w:spacing w:line="360" w:lineRule="auto"/>
+        <w:jc w:val="center"/>
+        <w:rPr>
+          <w:sz w:val="28"/>
+          <w:szCs w:val="28"/>
+        </w:rPr>
+      </w:pPr>
+      <w:r>
+        <w:rPr>
+          <w:sz w:val="28"/>
+          <w:szCs w:val="28"/>
+        </w:rPr>
+        <w:lastRenderedPageBreak/>
+        <w:drawing>
+          <wp:inline distT="0" distB="0" distL="0" distR="0" wp14:anchorId="3F1AB678" wp14:editId="4B5E98A3">
+            <wp:extent cx="6120130" cy="3344545"/>
+            <wp:effectExtent l="0" t="0" r="0" b="8255"/>
+            <wp:docPr id="12" name="Рисунок 12"/>
+            <wp:cNvGraphicFramePr>
+              <a:graphicFrameLocks xmlns:a="http://schemas.openxmlformats.org/drawingml/2006/main" noChangeAspect="1"/>
+            </wp:cNvGraphicFramePr>
+            <a:graphic xmlns:a="http://schemas.openxmlformats.org/drawingml/2006/main">
+              <a:graphicData uri="http://schemas.openxmlformats.org/drawingml/2006/picture">
+                <pic:pic xmlns:pic="http://schemas.openxmlformats.org/drawingml/2006/picture">
+                  <pic:nvPicPr>
+                    <pic:cNvPr id="1" name=""/>
+                    <pic:cNvPicPr/>
+                  </pic:nvPicPr>
+                  <pic:blipFill>
+                    <a:blip r:embed="rId17"/>
+                    <a:stretch>
+                      <a:fillRect/>
+                    </a:stretch>
+                  </pic:blipFill>
+                  <pic:spPr>
+                    <a:xfrm>
+                      <a:off x="0" y="0"/>
+                      <a:ext cx="6120130" cy="3344545"/>
+                    </a:xfrm>
+                    <a:prstGeom prst="rect">
+                      <a:avLst/>
+                    </a:prstGeom>
+                  </pic:spPr>
+                </pic:pic>
+              </a:graphicData>
+            </a:graphic>
+          </wp:inline>
+        </w:drawing>
+      </w:r>
+    </w:p>
+    <w:p>
+      <w:pPr>
+        <w:spacing w:line="360" w:lineRule="auto"/>
+        <w:jc w:val="center"/>
+        <w:rPr>
+          <w:sz w:val="28"/>
+          <w:szCs w:val="28"/>
+        </w:rPr>
+      </w:pPr>
+      <w:r>
+        <w:rPr>
+          <w:sz w:val="28"/>
+          <w:szCs w:val="28"/>
+        </w:rPr>
+        <w:t>Рисунок</w:t>
+      </w:r>
+      <w:r>
+        <w:rPr>
+          <w:sz w:val="28"/>
+          <w:szCs w:val="28"/>
+        </w:rPr>
+        <w:t xml:space="preserve"> </w:t>
+      </w:r>
+      <w:r>
+        <w:rPr>
+          <w:sz w:val="28"/>
+          <w:szCs w:val="28"/>
+          <w:lang w:val="en-US"/>
+        </w:rPr>
+        <w:t>x</w:t>
+      </w:r>
+      <w:r>
+        <w:rPr>
+          <w:sz w:val="28"/>
+          <w:szCs w:val="28"/>
+        </w:rPr>
+        <w:t xml:space="preserve"> — </w:t>
+      </w:r>
+      <w:r>
+        <w:rPr>
+          <w:sz w:val="28"/>
+          <w:szCs w:val="28"/>
+        </w:rPr>
+        <w:t xml:space="preserve">Сравнение функции потерь в среде </w:t>
+      </w:r>
+      <w:r>
+        <w:rPr>
+          <w:sz w:val="28"/>
+          <w:szCs w:val="28"/>
+        </w:rPr>
+        <w:t>MountainCar-v0</w:t>
+      </w:r>
+    </w:p>
+    <w:p>
+      <w:pPr>
+        <w:spacing w:line="360" w:lineRule="auto"/>
+        <w:jc w:val="both"/>
+        <w:rPr>
+          <w:sz w:val="28"/>
+          <w:szCs w:val="28"/>
+        </w:rPr>
+      </w:pPr>
+    </w:p>
+    <w:p>
+      <w:pPr>
+        <w:spacing w:line="360" w:lineRule="auto"/>
+        <w:rPr>
+          <w:b/>
+          <w:bCs/>
+          <w:smallCaps/>
+          <w:sz w:val="28"/>
+          <w:szCs w:val="28"/>
+        </w:rPr>
+      </w:pPr>
+    </w:p>
+    <w:p>
+      <w:pPr>
+        <w:spacing w:line="360" w:lineRule="auto"/>
+        <w:rPr>
+          <w:b/>
+          <w:bCs/>
+          <w:smallCaps/>
+          <w:sz w:val="28"/>
+          <w:szCs w:val="28"/>
+        </w:rPr>
+      </w:pPr>
+    </w:p>
+    <w:p>
+      <w:pPr>
+        <w:spacing w:line="360" w:lineRule="auto"/>
+        <w:rPr>
+          <w:b/>
+          <w:bCs/>
+          <w:smallCaps/>
+          <w:sz w:val="28"/>
+          <w:szCs w:val="28"/>
+        </w:rPr>
+      </w:pPr>
+    </w:p>
+    <w:p>
+      <w:pPr>
+        <w:spacing w:line="360" w:lineRule="auto"/>
+        <w:rPr>
+          <w:b/>
+          <w:bCs/>
+          <w:smallCaps/>
+          <w:sz w:val="28"/>
+          <w:szCs w:val="28"/>
+        </w:rPr>
+      </w:pPr>
+    </w:p>
+    <w:p>
+      <w:pPr>
+        <w:spacing w:line="360" w:lineRule="auto"/>
+        <w:rPr>
+          <w:b/>
+          <w:bCs/>
+          <w:smallCaps/>
+          <w:sz w:val="28"/>
+          <w:szCs w:val="28"/>
+        </w:rPr>
+      </w:pPr>
+    </w:p>
+    <w:p>
+      <w:pPr>
+        <w:spacing w:line="360" w:lineRule="auto"/>
+        <w:rPr>
+          <w:b/>
+          <w:bCs/>
+          <w:smallCaps/>
+          <w:sz w:val="28"/>
+          <w:szCs w:val="28"/>
+        </w:rPr>
+      </w:pPr>
+    </w:p>
+    <w:p>
+      <w:pPr>
+        <w:spacing w:line="360" w:lineRule="auto"/>
+        <w:rPr>
+          <w:b/>
+          <w:bCs/>
+          <w:smallCaps/>
+          <w:sz w:val="28"/>
+          <w:szCs w:val="28"/>
+        </w:rPr>
+      </w:pPr>
+    </w:p>
+    <w:p>
+      <w:pPr>
+        <w:spacing w:line="360" w:lineRule="auto"/>
+        <w:rPr>
+          <w:b/>
+          <w:bCs/>
+          <w:smallCaps/>
+          <w:sz w:val="28"/>
+          <w:szCs w:val="28"/>
+        </w:rPr>
+      </w:pPr>
+    </w:p>
+    <w:p>
+      <w:pPr>
+        <w:spacing w:line="360" w:lineRule="auto"/>
+        <w:rPr>
+          <w:b/>
+          <w:bCs/>
+          <w:smallCaps/>
+          <w:sz w:val="28"/>
+          <w:szCs w:val="28"/>
+        </w:rPr>
+      </w:pPr>
+    </w:p>
+    <w:p>
+      <w:pPr>
+        <w:spacing w:line="360" w:lineRule="auto"/>
+        <w:rPr>
+          <w:b/>
+          <w:bCs/>
+          <w:smallCaps/>
+          <w:sz w:val="28"/>
+          <w:szCs w:val="28"/>
+        </w:rPr>
+      </w:pPr>
+    </w:p>
+    <w:p>
+      <w:pPr>
+        <w:spacing w:line="360" w:lineRule="auto"/>
+        <w:rPr>
+          <w:b/>
+          <w:bCs/>
+          <w:smallCaps/>
+          <w:sz w:val="28"/>
+          <w:szCs w:val="28"/>
+        </w:rPr>
+      </w:pPr>
+    </w:p>
+    <w:p>
+      <w:pPr>
+        <w:spacing w:line="360" w:lineRule="auto"/>
+        <w:rPr>
+          <w:b/>
+          <w:bCs/>
+          <w:smallCaps/>
+          <w:sz w:val="28"/>
+          <w:szCs w:val="28"/>
+        </w:rPr>
+      </w:pPr>
+    </w:p>
+    <w:p>
+      <w:pPr>
+        <w:spacing w:line="360" w:lineRule="auto"/>
+        <w:rPr>
+          <w:b/>
+          <w:bCs/>
+          <w:smallCaps/>
+          <w:sz w:val="28"/>
+          <w:szCs w:val="28"/>
+        </w:rPr>
+      </w:pPr>
+    </w:p>
+    <w:p>
+      <w:pPr>
+        <w:spacing w:line="360" w:lineRule="auto"/>
+        <w:rPr>
+          <w:b/>
+          <w:bCs/>
+          <w:smallCaps/>
+          <w:sz w:val="28"/>
+          <w:szCs w:val="28"/>
+        </w:rPr>
+      </w:pPr>
+    </w:p>
+    <w:p>
+      <w:pPr>
+        <w:spacing w:line="360" w:lineRule="auto"/>
+        <w:rPr>
+          <w:b/>
+          <w:bCs/>
+          <w:smallCaps/>
+          <w:sz w:val="28"/>
+          <w:szCs w:val="28"/>
+        </w:rPr>
+      </w:pPr>
+    </w:p>
+    <w:p>
+      <w:pPr>
+        <w:spacing w:line="360" w:lineRule="auto"/>
+        <w:rPr>
+          <w:b/>
+          <w:bCs/>
+          <w:smallCaps/>
+          <w:sz w:val="28"/>
+          <w:szCs w:val="28"/>
+        </w:rPr>
       </w:pPr>
     </w:p>
     <w:p>
@@ -5763,12 +7922,8 @@
           <w:szCs w:val="28"/>
         </w:rPr>
       </w:pPr>
-    </w:p>
-    <w:p>
-      <w:pPr>
-        <w:pStyle w:val="1"/>
-        <w:spacing w:line="360" w:lineRule="auto"/>
-        <w:jc w:val="center"/>
+      <w:bookmarkStart w:id="16" w:name="_Toc230168847"/>
+      <w:r>
         <w:rPr>
           <w:b/>
           <w:i w:val="0"/>
@@ -5777,8 +7932,190 @@
           <w:sz w:val="28"/>
           <w:szCs w:val="28"/>
         </w:rPr>
-      </w:pPr>
-    </w:p>
+        <w:lastRenderedPageBreak/>
+        <w:t>заключение</w:t>
+      </w:r>
+      <w:bookmarkEnd w:id="16"/>
+    </w:p>
+    <w:p/>
+    <w:p>
+      <w:pPr>
+        <w:spacing w:line="360" w:lineRule="auto"/>
+        <w:ind w:firstLine="720"/>
+        <w:jc w:val="both"/>
+        <w:rPr>
+          <w:sz w:val="28"/>
+          <w:szCs w:val="28"/>
+        </w:rPr>
+      </w:pPr>
+      <w:r>
+        <w:rPr>
+          <w:sz w:val="28"/>
+          <w:szCs w:val="28"/>
+        </w:rPr>
+        <w:t xml:space="preserve">В ходе работы были реализованы и сравнены три модификации DQN: </w:t>
+      </w:r>
+      <w:proofErr w:type="spellStart"/>
+      <w:r>
+        <w:rPr>
+          <w:sz w:val="28"/>
+          <w:szCs w:val="28"/>
+        </w:rPr>
+        <w:t>Dueling</w:t>
+      </w:r>
+      <w:proofErr w:type="spellEnd"/>
+      <w:r>
+        <w:rPr>
+          <w:sz w:val="28"/>
+          <w:szCs w:val="28"/>
+        </w:rPr>
+        <w:t xml:space="preserve"> DQN, Multi-</w:t>
+      </w:r>
+      <w:proofErr w:type="spellStart"/>
+      <w:r>
+        <w:rPr>
+          <w:sz w:val="28"/>
+          <w:szCs w:val="28"/>
+        </w:rPr>
+        <w:t>step</w:t>
+      </w:r>
+      <w:proofErr w:type="spellEnd"/>
+      <w:r>
+        <w:rPr>
+          <w:sz w:val="28"/>
+          <w:szCs w:val="28"/>
+        </w:rPr>
+        <w:t xml:space="preserve"> DQN и </w:t>
+      </w:r>
+      <w:proofErr w:type="spellStart"/>
+      <w:r>
+        <w:rPr>
+          <w:sz w:val="28"/>
+          <w:szCs w:val="28"/>
+        </w:rPr>
+        <w:t>Distributional</w:t>
+      </w:r>
+      <w:proofErr w:type="spellEnd"/>
+      <w:r>
+        <w:rPr>
+          <w:sz w:val="28"/>
+          <w:szCs w:val="28"/>
+        </w:rPr>
+        <w:t xml:space="preserve"> RL. Алгоритмы были проверены в средах LunarLander-v3 и MountainCar-v0.</w:t>
+      </w:r>
+    </w:p>
+    <w:p>
+      <w:pPr>
+        <w:spacing w:line="360" w:lineRule="auto"/>
+        <w:ind w:firstLine="720"/>
+        <w:jc w:val="both"/>
+        <w:rPr>
+          <w:sz w:val="28"/>
+          <w:szCs w:val="28"/>
+        </w:rPr>
+      </w:pPr>
+      <w:r>
+        <w:rPr>
+          <w:sz w:val="28"/>
+          <w:szCs w:val="28"/>
+        </w:rPr>
+        <w:t xml:space="preserve">По результатам экспериментов в среде LunarLander-v3 лучший результат показал </w:t>
+      </w:r>
+      <w:proofErr w:type="spellStart"/>
+      <w:r>
+        <w:rPr>
+          <w:sz w:val="28"/>
+          <w:szCs w:val="28"/>
+        </w:rPr>
+        <w:t>Distributional</w:t>
+      </w:r>
+      <w:proofErr w:type="spellEnd"/>
+      <w:r>
+        <w:rPr>
+          <w:sz w:val="28"/>
+          <w:szCs w:val="28"/>
+        </w:rPr>
+        <w:t xml:space="preserve"> C51, так как он обеспечил наиболее стабильную среднюю награду к концу обучения. В среде MountainCar-v0 лучшим оказался Multi-</w:t>
+      </w:r>
+      <w:proofErr w:type="spellStart"/>
+      <w:r>
+        <w:rPr>
+          <w:sz w:val="28"/>
+          <w:szCs w:val="28"/>
+        </w:rPr>
+        <w:t>step</w:t>
+      </w:r>
+      <w:proofErr w:type="spellEnd"/>
+      <w:r>
+        <w:rPr>
+          <w:sz w:val="28"/>
+          <w:szCs w:val="28"/>
+        </w:rPr>
+        <w:t xml:space="preserve"> DQN, поскольку эта задача требует учитывать долгосрочный эффект действий при раскачивании машины.</w:t>
+      </w:r>
+    </w:p>
+    <w:p>
+      <w:pPr>
+        <w:spacing w:line="360" w:lineRule="auto"/>
+        <w:ind w:firstLine="720"/>
+        <w:jc w:val="both"/>
+        <w:rPr>
+          <w:sz w:val="28"/>
+          <w:szCs w:val="28"/>
+        </w:rPr>
+      </w:pPr>
+      <w:r>
+        <w:rPr>
+          <w:sz w:val="28"/>
+          <w:szCs w:val="28"/>
+        </w:rPr>
+        <w:t>Таким образом, было показано, что эффективность модификаций DQN зависит от особенностей среды. C51 лучше подошёл для задачи управления посадочным модулем, а Multi-</w:t>
+      </w:r>
+      <w:proofErr w:type="spellStart"/>
+      <w:r>
+        <w:rPr>
+          <w:sz w:val="28"/>
+          <w:szCs w:val="28"/>
+        </w:rPr>
+        <w:t>step</w:t>
+      </w:r>
+      <w:proofErr w:type="spellEnd"/>
+      <w:r>
+        <w:rPr>
+          <w:sz w:val="28"/>
+          <w:szCs w:val="28"/>
+        </w:rPr>
+        <w:t xml:space="preserve"> DQN — для задачи с разреженной наградой и необходимостью долгосрочного планирования.</w:t>
+      </w:r>
+    </w:p>
+    <w:p/>
+    <w:p/>
+    <w:p/>
+    <w:p/>
+    <w:p/>
+    <w:p/>
+    <w:p/>
+    <w:p/>
+    <w:p/>
+    <w:p/>
+    <w:p/>
+    <w:p/>
+    <w:p/>
+    <w:p/>
+    <w:p/>
+    <w:p/>
+    <w:p/>
+    <w:p/>
+    <w:p/>
+    <w:p/>
+    <w:p/>
+    <w:p/>
+    <w:p/>
+    <w:p/>
+    <w:p/>
+    <w:p/>
+    <w:p/>
+    <w:p/>
     <w:p>
       <w:pPr>
         <w:pStyle w:val="1"/>
@@ -5793,12 +8130,8 @@
           <w:szCs w:val="28"/>
         </w:rPr>
       </w:pPr>
-    </w:p>
-    <w:p>
-      <w:pPr>
-        <w:pStyle w:val="1"/>
-        <w:spacing w:line="360" w:lineRule="auto"/>
-        <w:jc w:val="center"/>
+      <w:bookmarkStart w:id="17" w:name="_Toc230168848"/>
+      <w:r>
         <w:rPr>
           <w:b/>
           <w:i w:val="0"/>
@@ -5807,84 +8140,10 @@
           <w:sz w:val="28"/>
           <w:szCs w:val="28"/>
         </w:rPr>
-      </w:pPr>
-      <w:r>
-        <w:rPr>
-          <w:b/>
-          <w:i w:val="0"/>
-          <w:iCs/>
-          <w:caps/>
-          <w:sz w:val="28"/>
-          <w:szCs w:val="28"/>
-        </w:rPr>
-        <w:br w:type="page"/>
-      </w:r>
-      <w:bookmarkStart w:id="11" w:name="_Toc230126675"/>
-      <w:r>
-        <w:rPr>
-          <w:b/>
-          <w:i w:val="0"/>
-          <w:iCs/>
-          <w:caps/>
-          <w:sz w:val="28"/>
-          <w:szCs w:val="28"/>
-        </w:rPr>
-        <w:lastRenderedPageBreak/>
-        <w:t>заключение</w:t>
-      </w:r>
-      <w:bookmarkEnd w:id="11"/>
-    </w:p>
-    <w:p>
-      <w:pPr>
-        <w:spacing w:line="360" w:lineRule="auto"/>
-        <w:jc w:val="both"/>
-        <w:rPr>
-          <w:b/>
-          <w:caps/>
-          <w:sz w:val="28"/>
-          <w:szCs w:val="28"/>
-        </w:rPr>
-      </w:pPr>
-    </w:p>
-    <w:p>
-      <w:pPr>
-        <w:pStyle w:val="1"/>
-        <w:spacing w:line="360" w:lineRule="auto"/>
-        <w:jc w:val="center"/>
-        <w:rPr>
-          <w:b/>
-          <w:i w:val="0"/>
-          <w:iCs/>
-          <w:caps/>
-          <w:sz w:val="28"/>
-          <w:szCs w:val="28"/>
-        </w:rPr>
-      </w:pPr>
-      <w:r>
-        <w:rPr>
-          <w:b/>
-          <w:i w:val="0"/>
-          <w:iCs/>
-          <w:caps/>
-          <w:sz w:val="28"/>
-          <w:szCs w:val="28"/>
-        </w:rPr>
-        <w:br w:type="page"/>
-      </w:r>
-      <w:bookmarkStart w:id="12" w:name="_Toc230126676"/>
-      <w:r>
-        <w:rPr>
-          <w:b/>
-          <w:i w:val="0"/>
-          <w:iCs/>
-          <w:caps/>
-          <w:sz w:val="28"/>
-          <w:szCs w:val="28"/>
-        </w:rPr>
         <w:lastRenderedPageBreak/>
         <w:t>список использованных источников</w:t>
       </w:r>
-      <w:bookmarkEnd w:id="12"/>
+      <w:bookmarkEnd w:id="17"/>
     </w:p>
     <w:p>
       <w:pPr>
@@ -5907,7 +8166,6 @@
           <w:color w:val="000000"/>
           <w:sz w:val="28"/>
           <w:szCs w:val="28"/>
-          <w:lang w:val="en-US"/>
         </w:rPr>
       </w:pPr>
       <w:r>
@@ -5915,9 +8173,8 @@
           <w:color w:val="000000"/>
           <w:sz w:val="28"/>
           <w:szCs w:val="28"/>
-          <w:lang w:val="en-US"/>
-        </w:rPr>
-        <w:t xml:space="preserve">Docker Documentation: </w:t>
+        </w:rPr>
+        <w:t xml:space="preserve">Иванов С. </w:t>
       </w:r>
       <w:proofErr w:type="spellStart"/>
       <w:r>
@@ -5925,9 +8182,8 @@
           <w:color w:val="000000"/>
           <w:sz w:val="28"/>
           <w:szCs w:val="28"/>
-          <w:lang w:val="en-US"/>
-        </w:rPr>
-        <w:t>Dockerfile</w:t>
+        </w:rPr>
+        <w:t>Reinforcement</w:t>
       </w:r>
       <w:proofErr w:type="spellEnd"/>
       <w:r>
@@ -5935,26 +8191,26 @@
           <w:color w:val="000000"/>
           <w:sz w:val="28"/>
           <w:szCs w:val="28"/>
-          <w:lang w:val="en-US"/>
-        </w:rPr>
-        <w:t xml:space="preserve"> reference [</w:t>
-      </w:r>
+        </w:rPr>
+        <w:t xml:space="preserve"> Learning </w:t>
+      </w:r>
+      <w:proofErr w:type="spellStart"/>
       <w:r>
         <w:rPr>
           <w:color w:val="000000"/>
           <w:sz w:val="28"/>
           <w:szCs w:val="28"/>
         </w:rPr>
-        <w:t>Электронный</w:t>
-      </w:r>
+        <w:t>Textbook</w:t>
+      </w:r>
+      <w:proofErr w:type="spellEnd"/>
       <w:r>
         <w:rPr>
           <w:color w:val="000000"/>
           <w:sz w:val="28"/>
           <w:szCs w:val="28"/>
-          <w:lang w:val="en-US"/>
-        </w:rPr>
-        <w:t xml:space="preserve"> </w:t>
+        </w:rPr>
+        <w:t xml:space="preserve"> [Электронный ресурс]. – URL: https://arxiv.org/pdf/2201.09746 (дата обращения: </w:t>
       </w:r>
       <w:r>
         <w:rPr>
@@ -5962,119 +8218,15 @@
           <w:sz w:val="28"/>
           <w:szCs w:val="28"/>
         </w:rPr>
-        <w:t>ресурс</w:t>
+        <w:t>19</w:t>
       </w:r>
       <w:r>
         <w:rPr>
           <w:color w:val="000000"/>
           <w:sz w:val="28"/>
           <w:szCs w:val="28"/>
-          <w:lang w:val="en-US"/>
-        </w:rPr>
-        <w:t xml:space="preserve">]. – </w:t>
-      </w:r>
-      <w:r>
-        <w:rPr>
-          <w:color w:val="000000"/>
-          <w:sz w:val="28"/>
-          <w:szCs w:val="28"/>
-          <w:lang w:val="en-US"/>
-        </w:rPr>
-        <w:t>URL</w:t>
-      </w:r>
-      <w:r>
-        <w:rPr>
-          <w:color w:val="000000"/>
-          <w:sz w:val="28"/>
-          <w:szCs w:val="28"/>
-          <w:lang w:val="en-US"/>
-        </w:rPr>
-        <w:t xml:space="preserve">: </w:t>
-      </w:r>
-      <w:r>
-        <w:rPr>
-          <w:sz w:val="28"/>
-          <w:szCs w:val="28"/>
-          <w:lang w:val="en-US"/>
-        </w:rPr>
-        <w:t>docs.docker.com/engine/reference/builder/</w:t>
-      </w:r>
-      <w:r>
-        <w:rPr>
-          <w:color w:val="000000"/>
-          <w:sz w:val="28"/>
-          <w:szCs w:val="28"/>
-          <w:lang w:val="en-US"/>
-        </w:rPr>
-        <w:t xml:space="preserve"> (</w:t>
-      </w:r>
-      <w:r>
-        <w:rPr>
-          <w:color w:val="000000"/>
-          <w:sz w:val="28"/>
-          <w:szCs w:val="28"/>
-        </w:rPr>
-        <w:t>дата</w:t>
-      </w:r>
-      <w:r>
-        <w:rPr>
-          <w:color w:val="000000"/>
-          <w:sz w:val="28"/>
-          <w:szCs w:val="28"/>
-          <w:lang w:val="en-US"/>
-        </w:rPr>
-        <w:t xml:space="preserve"> </w:t>
-      </w:r>
-      <w:r>
-        <w:rPr>
-          <w:color w:val="000000"/>
-          <w:sz w:val="28"/>
-          <w:szCs w:val="28"/>
-        </w:rPr>
-        <w:t>обращения</w:t>
-      </w:r>
-      <w:r>
-        <w:rPr>
-          <w:color w:val="000000"/>
-          <w:sz w:val="28"/>
-          <w:szCs w:val="28"/>
-          <w:lang w:val="en-US"/>
-        </w:rPr>
-        <w:t xml:space="preserve">: </w:t>
-      </w:r>
-      <w:r>
-        <w:rPr>
-          <w:sz w:val="28"/>
-          <w:szCs w:val="28"/>
-          <w:lang w:val="en-US"/>
-        </w:rPr>
-        <w:t>27</w:t>
-      </w:r>
-      <w:r>
-        <w:rPr>
-          <w:color w:val="000000"/>
-          <w:sz w:val="28"/>
-          <w:szCs w:val="28"/>
-          <w:lang w:val="en-US"/>
-        </w:rPr>
-        <w:t>.0</w:t>
-      </w:r>
-      <w:r>
-        <w:rPr>
-          <w:sz w:val="28"/>
-          <w:szCs w:val="28"/>
-          <w:lang w:val="en-US"/>
-        </w:rPr>
-        <w:t>4</w:t>
-      </w:r>
-      <w:r>
-        <w:rPr>
-          <w:color w:val="000000"/>
-          <w:sz w:val="28"/>
-          <w:szCs w:val="28"/>
-          <w:lang w:val="en-US"/>
-        </w:rPr>
-        <w:t>.2026).</w:t>
+        </w:rPr>
+        <w:t>.05.2026).</w:t>
       </w:r>
     </w:p>
     <w:p>
@@ -6093,6 +8245,7 @@
           <w:lang w:val="en-US"/>
         </w:rPr>
       </w:pPr>
+      <w:proofErr w:type="spellStart"/>
       <w:r>
         <w:rPr>
           <w:color w:val="000000"/>
@@ -6100,8 +8253,9 @@
           <w:szCs w:val="28"/>
           <w:lang w:val="en-US"/>
         </w:rPr>
-        <w:t>OpenSSH</w:t>
-      </w:r>
+        <w:t>Mnih</w:t>
+      </w:r>
+      <w:proofErr w:type="spellEnd"/>
       <w:r>
         <w:rPr>
           <w:color w:val="000000"/>
@@ -6109,6 +8263,94 @@
           <w:szCs w:val="28"/>
           <w:lang w:val="en-US"/>
         </w:rPr>
+        <w:t xml:space="preserve"> V., </w:t>
+      </w:r>
+      <w:proofErr w:type="spellStart"/>
+      <w:r>
+        <w:rPr>
+          <w:color w:val="000000"/>
+          <w:sz w:val="28"/>
+          <w:szCs w:val="28"/>
+          <w:lang w:val="en-US"/>
+        </w:rPr>
+        <w:t>Kavukcuoglu</w:t>
+      </w:r>
+      <w:proofErr w:type="spellEnd"/>
+      <w:r>
+        <w:rPr>
+          <w:color w:val="000000"/>
+          <w:sz w:val="28"/>
+          <w:szCs w:val="28"/>
+          <w:lang w:val="en-US"/>
+        </w:rPr>
+        <w:t xml:space="preserve"> K., Silver D. et al. Human-level control through deep reinforcement learning [</w:t>
+      </w:r>
+      <w:r>
+        <w:rPr>
+          <w:color w:val="000000"/>
+          <w:sz w:val="28"/>
+          <w:szCs w:val="28"/>
+        </w:rPr>
+        <w:t>Электронный</w:t>
+      </w:r>
+      <w:r>
+        <w:rPr>
+          <w:color w:val="000000"/>
+          <w:sz w:val="28"/>
+          <w:szCs w:val="28"/>
+          <w:lang w:val="en-US"/>
+        </w:rPr>
+        <w:t xml:space="preserve"> </w:t>
+      </w:r>
+      <w:r>
+        <w:rPr>
+          <w:color w:val="000000"/>
+          <w:sz w:val="28"/>
+          <w:szCs w:val="28"/>
+        </w:rPr>
+        <w:t>ресурс</w:t>
+      </w:r>
+      <w:r>
+        <w:rPr>
+          <w:color w:val="000000"/>
+          <w:sz w:val="28"/>
+          <w:szCs w:val="28"/>
+          <w:lang w:val="en-US"/>
+        </w:rPr>
+        <w:t>]. – URL: https://www.nature.com/articles/nature14236 (</w:t>
+      </w:r>
+      <w:r>
+        <w:rPr>
+          <w:color w:val="000000"/>
+          <w:sz w:val="28"/>
+          <w:szCs w:val="28"/>
+        </w:rPr>
+        <w:t>дата</w:t>
+      </w:r>
+      <w:r>
+        <w:rPr>
+          <w:color w:val="000000"/>
+          <w:sz w:val="28"/>
+          <w:szCs w:val="28"/>
+          <w:lang w:val="en-US"/>
+        </w:rPr>
+        <w:t xml:space="preserve"> </w:t>
+      </w:r>
+      <w:r>
+        <w:rPr>
+          <w:color w:val="000000"/>
+          <w:sz w:val="28"/>
+          <w:szCs w:val="28"/>
+        </w:rPr>
+        <w:t>обращения</w:t>
+      </w:r>
+      <w:r>
+        <w:rPr>
+          <w:color w:val="000000"/>
+          <w:sz w:val="28"/>
+          <w:szCs w:val="28"/>
+          <w:lang w:val="en-US"/>
+        </w:rPr>
         <w:t xml:space="preserve">: </w:t>
       </w:r>
       <w:r>
@@ -6118,7 +8360,7 @@
           <w:szCs w:val="28"/>
           <w:lang w:val="en-US"/>
         </w:rPr>
-        <w:t>OpenSSH client configuration file</w:t>
+        <w:t>19</w:t>
       </w:r>
       <w:r>
         <w:rPr>
@@ -6127,144 +8369,7 @@
           <w:szCs w:val="28"/>
           <w:lang w:val="en-US"/>
         </w:rPr>
-        <w:t xml:space="preserve"> [</w:t>
-      </w:r>
-      <w:r>
-        <w:rPr>
-          <w:color w:val="000000"/>
-          <w:sz w:val="28"/>
-          <w:szCs w:val="28"/>
-        </w:rPr>
-        <w:t>Электронный</w:t>
-      </w:r>
-      <w:r>
-        <w:rPr>
-          <w:color w:val="000000"/>
-          <w:sz w:val="28"/>
-          <w:szCs w:val="28"/>
-          <w:lang w:val="en-US"/>
-        </w:rPr>
-        <w:t xml:space="preserve"> </w:t>
-      </w:r>
-      <w:r>
-        <w:rPr>
-          <w:color w:val="000000"/>
-          <w:sz w:val="28"/>
-          <w:szCs w:val="28"/>
-        </w:rPr>
-        <w:t>ресурс</w:t>
-      </w:r>
-      <w:r>
-        <w:rPr>
-          <w:color w:val="000000"/>
-          <w:sz w:val="28"/>
-          <w:szCs w:val="28"/>
-          <w:lang w:val="en-US"/>
-        </w:rPr>
-        <w:t xml:space="preserve">]. – </w:t>
-      </w:r>
-      <w:r>
-        <w:rPr>
-          <w:color w:val="000000"/>
-          <w:sz w:val="28"/>
-          <w:szCs w:val="28"/>
-          <w:lang w:val="en-US"/>
-        </w:rPr>
-        <w:t>URL</w:t>
-      </w:r>
-      <w:r>
-        <w:rPr>
-          <w:color w:val="000000"/>
-          <w:sz w:val="28"/>
-          <w:szCs w:val="28"/>
-          <w:lang w:val="en-US"/>
-        </w:rPr>
-        <w:t xml:space="preserve">: </w:t>
-      </w:r>
-      <w:r>
-        <w:rPr>
-          <w:sz w:val="28"/>
-          <w:szCs w:val="28"/>
-          <w:lang w:val="en-US"/>
-        </w:rPr>
-        <w:t>https://man.openbsd.org/ssh_config</w:t>
-      </w:r>
-      <w:r>
-        <w:rPr>
-          <w:color w:val="000000"/>
-          <w:sz w:val="28"/>
-          <w:szCs w:val="28"/>
-          <w:lang w:val="en-US"/>
-        </w:rPr>
-        <w:t xml:space="preserve"> (</w:t>
-      </w:r>
-      <w:r>
-        <w:rPr>
-          <w:color w:val="000000"/>
-          <w:sz w:val="28"/>
-          <w:szCs w:val="28"/>
-        </w:rPr>
-        <w:t>дата</w:t>
-      </w:r>
-      <w:r>
-        <w:rPr>
-          <w:color w:val="000000"/>
-          <w:sz w:val="28"/>
-          <w:szCs w:val="28"/>
-          <w:lang w:val="en-US"/>
-        </w:rPr>
-        <w:t xml:space="preserve"> </w:t>
-      </w:r>
-      <w:r>
-        <w:rPr>
-          <w:color w:val="000000"/>
-          <w:sz w:val="28"/>
-          <w:szCs w:val="28"/>
-        </w:rPr>
-        <w:t>обращения</w:t>
-      </w:r>
-      <w:r>
-        <w:rPr>
-          <w:color w:val="000000"/>
-          <w:sz w:val="28"/>
-          <w:szCs w:val="28"/>
-          <w:lang w:val="en-US"/>
-        </w:rPr>
-        <w:t xml:space="preserve">: </w:t>
-      </w:r>
-      <w:r>
-        <w:rPr>
-          <w:sz w:val="28"/>
-          <w:szCs w:val="28"/>
-          <w:lang w:val="en-US"/>
-        </w:rPr>
-        <w:t>27</w:t>
-      </w:r>
-      <w:r>
-        <w:rPr>
-          <w:color w:val="000000"/>
-          <w:sz w:val="28"/>
-          <w:szCs w:val="28"/>
-          <w:lang w:val="en-US"/>
-        </w:rPr>
-        <w:t>.0</w:t>
-      </w:r>
-      <w:r>
-        <w:rPr>
-          <w:sz w:val="28"/>
-          <w:szCs w:val="28"/>
-          <w:lang w:val="en-US"/>
-        </w:rPr>
-        <w:t>4</w:t>
-      </w:r>
-      <w:r>
-        <w:rPr>
-          <w:color w:val="000000"/>
-          <w:sz w:val="28"/>
-          <w:szCs w:val="28"/>
-          <w:lang w:val="en-US"/>
-        </w:rPr>
-        <w:t>.2026).</w:t>
+        <w:t>.05.2026).</w:t>
       </w:r>
     </w:p>
     <w:p>
@@ -6283,6 +8388,15 @@
           <w:lang w:val="en-US"/>
         </w:rPr>
       </w:pPr>
+      <w:r>
+        <w:rPr>
+          <w:color w:val="000000"/>
+          <w:sz w:val="28"/>
+          <w:szCs w:val="28"/>
+          <w:lang w:val="en-US"/>
+        </w:rPr>
+        <w:t xml:space="preserve">Hessel M., </w:t>
+      </w:r>
       <w:proofErr w:type="spellStart"/>
       <w:r>
         <w:rPr>
@@ -6291,7 +8405,7 @@
           <w:szCs w:val="28"/>
           <w:lang w:val="en-US"/>
         </w:rPr>
-        <w:t>Pylint</w:t>
+        <w:t>Modayil</w:t>
       </w:r>
       <w:proofErr w:type="spellEnd"/>
       <w:r>
@@ -6301,6 +8415,74 @@
           <w:szCs w:val="28"/>
           <w:lang w:val="en-US"/>
         </w:rPr>
+        <w:t xml:space="preserve"> J., van Hasselt H. et al. Rainbow: Combining Improvements in Deep Reinforcement Learning [</w:t>
+      </w:r>
+      <w:r>
+        <w:rPr>
+          <w:color w:val="000000"/>
+          <w:sz w:val="28"/>
+          <w:szCs w:val="28"/>
+        </w:rPr>
+        <w:t>Электронный</w:t>
+      </w:r>
+      <w:r>
+        <w:rPr>
+          <w:color w:val="000000"/>
+          <w:sz w:val="28"/>
+          <w:szCs w:val="28"/>
+          <w:lang w:val="en-US"/>
+        </w:rPr>
+        <w:t xml:space="preserve"> </w:t>
+      </w:r>
+      <w:r>
+        <w:rPr>
+          <w:color w:val="000000"/>
+          <w:sz w:val="28"/>
+          <w:szCs w:val="28"/>
+        </w:rPr>
+        <w:t>ресурс</w:t>
+      </w:r>
+      <w:r>
+        <w:rPr>
+          <w:color w:val="000000"/>
+          <w:sz w:val="28"/>
+          <w:szCs w:val="28"/>
+          <w:lang w:val="en-US"/>
+        </w:rPr>
+        <w:t>]. – URL: https://arxiv.org/pdf/1710.02298 (</w:t>
+      </w:r>
+      <w:r>
+        <w:rPr>
+          <w:color w:val="000000"/>
+          <w:sz w:val="28"/>
+          <w:szCs w:val="28"/>
+        </w:rPr>
+        <w:t>дата</w:t>
+      </w:r>
+      <w:r>
+        <w:rPr>
+          <w:color w:val="000000"/>
+          <w:sz w:val="28"/>
+          <w:szCs w:val="28"/>
+          <w:lang w:val="en-US"/>
+        </w:rPr>
+        <w:t xml:space="preserve"> </w:t>
+      </w:r>
+      <w:r>
+        <w:rPr>
+          <w:color w:val="000000"/>
+          <w:sz w:val="28"/>
+          <w:szCs w:val="28"/>
+        </w:rPr>
+        <w:t>обращения</w:t>
+      </w:r>
+      <w:r>
+        <w:rPr>
+          <w:color w:val="000000"/>
+          <w:sz w:val="28"/>
+          <w:szCs w:val="28"/>
+          <w:lang w:val="en-US"/>
+        </w:rPr>
         <w:t xml:space="preserve">: </w:t>
       </w:r>
       <w:r>
@@ -6310,7 +8492,7 @@
           <w:szCs w:val="28"/>
           <w:lang w:val="en-US"/>
         </w:rPr>
-        <w:t>How</w:t>
+        <w:t>19</w:t>
       </w:r>
       <w:r>
         <w:rPr>
@@ -6319,416 +8501,7 @@
           <w:szCs w:val="28"/>
           <w:lang w:val="en-US"/>
         </w:rPr>
-        <w:t xml:space="preserve"> </w:t>
-      </w:r>
-      <w:r>
-        <w:rPr>
-          <w:color w:val="000000"/>
-          <w:sz w:val="28"/>
-          <w:szCs w:val="28"/>
-          <w:lang w:val="en-US"/>
-        </w:rPr>
-        <w:t>to</w:t>
-      </w:r>
-      <w:r>
-        <w:rPr>
-          <w:color w:val="000000"/>
-          <w:sz w:val="28"/>
-          <w:szCs w:val="28"/>
-          <w:lang w:val="en-US"/>
-        </w:rPr>
-        <w:t xml:space="preserve"> </w:t>
-      </w:r>
-      <w:r>
-        <w:rPr>
-          <w:color w:val="000000"/>
-          <w:sz w:val="28"/>
-          <w:szCs w:val="28"/>
-          <w:lang w:val="en-US"/>
-        </w:rPr>
-        <w:t>Write</w:t>
-      </w:r>
-      <w:r>
-        <w:rPr>
-          <w:color w:val="000000"/>
-          <w:sz w:val="28"/>
-          <w:szCs w:val="28"/>
-          <w:lang w:val="en-US"/>
-        </w:rPr>
-        <w:t xml:space="preserve"> </w:t>
-      </w:r>
-      <w:r>
-        <w:rPr>
-          <w:color w:val="000000"/>
-          <w:sz w:val="28"/>
-          <w:szCs w:val="28"/>
-          <w:lang w:val="en-US"/>
-        </w:rPr>
-        <w:t>a</w:t>
-      </w:r>
-      <w:r>
-        <w:rPr>
-          <w:color w:val="000000"/>
-          <w:sz w:val="28"/>
-          <w:szCs w:val="28"/>
-          <w:lang w:val="en-US"/>
-        </w:rPr>
-        <w:t xml:space="preserve"> </w:t>
-      </w:r>
-      <w:r>
-        <w:rPr>
-          <w:color w:val="000000"/>
-          <w:sz w:val="28"/>
-          <w:szCs w:val="28"/>
-          <w:lang w:val="en-US"/>
-        </w:rPr>
-        <w:t>Checker</w:t>
-      </w:r>
-      <w:r>
-        <w:rPr>
-          <w:color w:val="000000"/>
-          <w:sz w:val="28"/>
-          <w:szCs w:val="28"/>
-          <w:lang w:val="en-US"/>
-        </w:rPr>
-        <w:t xml:space="preserve"> [</w:t>
-      </w:r>
-      <w:r>
-        <w:rPr>
-          <w:color w:val="000000"/>
-          <w:sz w:val="28"/>
-          <w:szCs w:val="28"/>
-        </w:rPr>
-        <w:t>Электронный</w:t>
-      </w:r>
-      <w:r>
-        <w:rPr>
-          <w:color w:val="000000"/>
-          <w:sz w:val="28"/>
-          <w:szCs w:val="28"/>
-          <w:lang w:val="en-US"/>
-        </w:rPr>
-        <w:t xml:space="preserve"> </w:t>
-      </w:r>
-      <w:r>
-        <w:rPr>
-          <w:color w:val="000000"/>
-          <w:sz w:val="28"/>
-          <w:szCs w:val="28"/>
-        </w:rPr>
-        <w:t>ресурс</w:t>
-      </w:r>
-      <w:r>
-        <w:rPr>
-          <w:color w:val="000000"/>
-          <w:sz w:val="28"/>
-          <w:szCs w:val="28"/>
-          <w:lang w:val="en-US"/>
-        </w:rPr>
-        <w:t xml:space="preserve">]. – </w:t>
-      </w:r>
-      <w:r>
-        <w:rPr>
-          <w:color w:val="000000"/>
-          <w:sz w:val="28"/>
-          <w:szCs w:val="28"/>
-          <w:lang w:val="en-US"/>
-        </w:rPr>
-        <w:t>URL</w:t>
-      </w:r>
-      <w:r>
-        <w:rPr>
-          <w:color w:val="000000"/>
-          <w:sz w:val="28"/>
-          <w:szCs w:val="28"/>
-          <w:lang w:val="en-US"/>
-        </w:rPr>
-        <w:t xml:space="preserve">: </w:t>
-      </w:r>
-      <w:r>
-        <w:rPr>
-          <w:sz w:val="28"/>
-          <w:szCs w:val="28"/>
-          <w:lang w:val="en-US"/>
-        </w:rPr>
-        <w:t>https</w:t>
-      </w:r>
-      <w:r>
-        <w:rPr>
-          <w:sz w:val="28"/>
-          <w:szCs w:val="28"/>
-          <w:lang w:val="en-US"/>
-        </w:rPr>
-        <w:t>://</w:t>
-      </w:r>
-      <w:r>
-        <w:rPr>
-          <w:sz w:val="28"/>
-          <w:szCs w:val="28"/>
-          <w:lang w:val="en-US"/>
-        </w:rPr>
-        <w:t>pylint</w:t>
-      </w:r>
-      <w:r>
-        <w:rPr>
-          <w:sz w:val="28"/>
-          <w:szCs w:val="28"/>
-          <w:lang w:val="en-US"/>
-        </w:rPr>
-        <w:t>.</w:t>
-      </w:r>
-      <w:r>
-        <w:rPr>
-          <w:sz w:val="28"/>
-          <w:szCs w:val="28"/>
-          <w:lang w:val="en-US"/>
-        </w:rPr>
-        <w:t>pycqa</w:t>
-      </w:r>
-      <w:r>
-        <w:rPr>
-          <w:sz w:val="28"/>
-          <w:szCs w:val="28"/>
-          <w:lang w:val="en-US"/>
-        </w:rPr>
-        <w:t>.</w:t>
-      </w:r>
-      <w:r>
-        <w:rPr>
-          <w:sz w:val="28"/>
-          <w:szCs w:val="28"/>
-          <w:lang w:val="en-US"/>
-        </w:rPr>
-        <w:t>org</w:t>
-      </w:r>
-      <w:r>
-        <w:rPr>
-          <w:sz w:val="28"/>
-          <w:szCs w:val="28"/>
-          <w:lang w:val="en-US"/>
-        </w:rPr>
-        <w:t>/</w:t>
-      </w:r>
-      <w:r>
-        <w:rPr>
-          <w:sz w:val="28"/>
-          <w:szCs w:val="28"/>
-          <w:lang w:val="en-US"/>
-        </w:rPr>
-        <w:t>en</w:t>
-      </w:r>
-      <w:r>
-        <w:rPr>
-          <w:sz w:val="28"/>
-          <w:szCs w:val="28"/>
-          <w:lang w:val="en-US"/>
-        </w:rPr>
-        <w:t>/</w:t>
-      </w:r>
-      <w:r>
-        <w:rPr>
-          <w:sz w:val="28"/>
-          <w:szCs w:val="28"/>
-          <w:lang w:val="en-US"/>
-        </w:rPr>
-        <w:t>latest</w:t>
-      </w:r>
-      <w:r>
-        <w:rPr>
-          <w:sz w:val="28"/>
-          <w:szCs w:val="28"/>
-          <w:lang w:val="en-US"/>
-        </w:rPr>
-        <w:t>/</w:t>
-      </w:r>
-      <w:r>
-        <w:rPr>
-          <w:sz w:val="28"/>
-          <w:szCs w:val="28"/>
-          <w:lang w:val="en-US"/>
-        </w:rPr>
-        <w:t>development</w:t>
-      </w:r>
-      <w:r>
-        <w:rPr>
-          <w:sz w:val="28"/>
-          <w:szCs w:val="28"/>
-          <w:lang w:val="en-US"/>
-        </w:rPr>
-        <w:t>_</w:t>
-      </w:r>
-      <w:r>
-        <w:rPr>
-          <w:sz w:val="28"/>
-          <w:szCs w:val="28"/>
-          <w:lang w:val="en-US"/>
-        </w:rPr>
-        <w:t>guide</w:t>
-      </w:r>
-      <w:r>
-        <w:rPr>
-          <w:sz w:val="28"/>
-          <w:szCs w:val="28"/>
-          <w:lang w:val="en-US"/>
-        </w:rPr>
-        <w:t>/</w:t>
-      </w:r>
-      <w:r>
-        <w:rPr>
-          <w:sz w:val="28"/>
-          <w:szCs w:val="28"/>
-          <w:lang w:val="en-US"/>
-        </w:rPr>
-        <w:t>how</w:t>
-      </w:r>
-      <w:r>
-        <w:rPr>
-          <w:sz w:val="28"/>
-          <w:szCs w:val="28"/>
-          <w:lang w:val="en-US"/>
-        </w:rPr>
-        <w:t>_</w:t>
-      </w:r>
-      <w:r>
-        <w:rPr>
-          <w:sz w:val="28"/>
-          <w:szCs w:val="28"/>
-          <w:lang w:val="en-US"/>
-        </w:rPr>
-        <w:t>tos</w:t>
-      </w:r>
-      <w:r>
-        <w:rPr>
-          <w:sz w:val="28"/>
-          <w:szCs w:val="28"/>
-          <w:lang w:val="en-US"/>
-        </w:rPr>
-        <w:t>/</w:t>
-      </w:r>
-      <w:r>
-        <w:rPr>
-          <w:sz w:val="28"/>
-          <w:szCs w:val="28"/>
-          <w:lang w:val="en-US"/>
-        </w:rPr>
-        <w:t>custom</w:t>
-      </w:r>
-      <w:r>
-        <w:rPr>
-          <w:sz w:val="28"/>
-          <w:szCs w:val="28"/>
-          <w:lang w:val="en-US"/>
-        </w:rPr>
-        <w:t>_</w:t>
-      </w:r>
-      <w:r>
-        <w:rPr>
-          <w:sz w:val="28"/>
-          <w:szCs w:val="28"/>
-          <w:lang w:val="en-US"/>
-        </w:rPr>
-        <w:t>checkers</w:t>
-      </w:r>
-      <w:r>
-        <w:rPr>
-          <w:sz w:val="28"/>
-          <w:szCs w:val="28"/>
-          <w:lang w:val="en-US"/>
-        </w:rPr>
-        <w:t>.</w:t>
-      </w:r>
-      <w:r>
-        <w:rPr>
-          <w:sz w:val="28"/>
-          <w:szCs w:val="28"/>
-          <w:lang w:val="en-US"/>
-        </w:rPr>
-        <w:t>html</w:t>
-      </w:r>
-      <w:r>
-        <w:rPr>
-          <w:sz w:val="28"/>
-          <w:szCs w:val="28"/>
-          <w:lang w:val="en-US"/>
-        </w:rPr>
-        <w:t xml:space="preserve"> </w:t>
-      </w:r>
-      <w:r>
-        <w:rPr>
-          <w:color w:val="000000"/>
-          <w:sz w:val="28"/>
-          <w:szCs w:val="28"/>
-          <w:lang w:val="en-US"/>
-        </w:rPr>
-        <w:t>(</w:t>
-      </w:r>
-      <w:r>
-        <w:rPr>
-          <w:color w:val="000000"/>
-          <w:sz w:val="28"/>
-          <w:szCs w:val="28"/>
-        </w:rPr>
-        <w:t>дата</w:t>
-      </w:r>
-      <w:r>
-        <w:rPr>
-          <w:color w:val="000000"/>
-          <w:sz w:val="28"/>
-          <w:szCs w:val="28"/>
-          <w:lang w:val="en-US"/>
-        </w:rPr>
-        <w:t xml:space="preserve"> </w:t>
-      </w:r>
-      <w:r>
-        <w:rPr>
-          <w:color w:val="000000"/>
-          <w:sz w:val="28"/>
-          <w:szCs w:val="28"/>
-        </w:rPr>
-        <w:t>обращения</w:t>
-      </w:r>
-      <w:r>
-        <w:rPr>
-          <w:color w:val="000000"/>
-          <w:sz w:val="28"/>
-          <w:szCs w:val="28"/>
-          <w:lang w:val="en-US"/>
-        </w:rPr>
-        <w:t xml:space="preserve">: </w:t>
-      </w:r>
-      <w:r>
-        <w:rPr>
-          <w:sz w:val="28"/>
-          <w:szCs w:val="28"/>
-          <w:lang w:val="en-US"/>
-        </w:rPr>
-        <w:t>28</w:t>
-      </w:r>
-      <w:r>
-        <w:rPr>
-          <w:color w:val="000000"/>
-          <w:sz w:val="28"/>
-          <w:szCs w:val="28"/>
-          <w:lang w:val="en-US"/>
-        </w:rPr>
-        <w:t>.0</w:t>
-      </w:r>
-      <w:r>
-        <w:rPr>
-          <w:sz w:val="28"/>
-          <w:szCs w:val="28"/>
-          <w:lang w:val="en-US"/>
-        </w:rPr>
-        <w:t>4</w:t>
-      </w:r>
-      <w:r>
-        <w:rPr>
-          <w:color w:val="000000"/>
-          <w:sz w:val="28"/>
-          <w:szCs w:val="28"/>
-          <w:lang w:val="en-US"/>
-        </w:rPr>
-        <w:t>.2026).</w:t>
+        <w:t>.05.2026).</w:t>
       </w:r>
     </w:p>
     <w:p>
@@ -6754,8 +8527,9 @@
           <w:szCs w:val="28"/>
           <w:lang w:val="en-US"/>
         </w:rPr>
-        <w:t xml:space="preserve">Docker Documentation: </w:t>
-      </w:r>
+        <w:t xml:space="preserve">Wang Z., </w:t>
+      </w:r>
+      <w:proofErr w:type="spellStart"/>
       <w:r>
         <w:rPr>
           <w:color w:val="000000"/>
@@ -6763,8 +8537,9 @@
           <w:szCs w:val="28"/>
           <w:lang w:val="en-US"/>
         </w:rPr>
-        <w:t>Compose Deploy Specification</w:t>
-      </w:r>
+        <w:t>Schaul</w:t>
+      </w:r>
+      <w:proofErr w:type="spellEnd"/>
       <w:r>
         <w:rPr>
           <w:color w:val="000000"/>
@@ -6772,7 +8547,7 @@
           <w:szCs w:val="28"/>
           <w:lang w:val="en-US"/>
         </w:rPr>
-        <w:t xml:space="preserve"> [</w:t>
+        <w:t xml:space="preserve"> T., Hessel M. et al. Dueling Network Architectures for Deep Reinforcement Learning [</w:t>
       </w:r>
       <w:r>
         <w:rPr>
@@ -6806,25 +8581,41 @@
           <w:szCs w:val="28"/>
           <w:lang w:val="en-US"/>
         </w:rPr>
-        <w:t xml:space="preserve">]. – </w:t>
+        <w:t>]. – URL: https://arxiv.org/pdf/1511.06581 (</w:t>
       </w:r>
       <w:r>
         <w:rPr>
           <w:color w:val="000000"/>
           <w:sz w:val="28"/>
           <w:szCs w:val="28"/>
+        </w:rPr>
+        <w:t>дата</w:t>
+      </w:r>
+      <w:r>
+        <w:rPr>
+          <w:color w:val="000000"/>
+          <w:sz w:val="28"/>
+          <w:szCs w:val="28"/>
           <w:lang w:val="en-US"/>
         </w:rPr>
-        <w:t>URL</w:t>
+        <w:t xml:space="preserve"> </w:t>
       </w:r>
       <w:r>
         <w:rPr>
           <w:color w:val="000000"/>
           <w:sz w:val="28"/>
           <w:szCs w:val="28"/>
+        </w:rPr>
+        <w:t>обращения</w:t>
+      </w:r>
+      <w:r>
+        <w:rPr>
+          <w:color w:val="000000"/>
+          <w:sz w:val="28"/>
+          <w:szCs w:val="28"/>
           <w:lang w:val="en-US"/>
         </w:rPr>
-        <w:t>: https://docs.docker.com/reference/compose-file/deploy/#cpus</w:t>
+        <w:t xml:space="preserve">: </w:t>
       </w:r>
       <w:r>
         <w:rPr>
@@ -6833,75 +8624,16 @@
           <w:szCs w:val="28"/>
           <w:lang w:val="en-US"/>
         </w:rPr>
-        <w:t xml:space="preserve"> (</w:t>
+        <w:t>19</w:t>
       </w:r>
       <w:r>
         <w:rPr>
           <w:color w:val="000000"/>
           <w:sz w:val="28"/>
           <w:szCs w:val="28"/>
-        </w:rPr>
-        <w:t>дата</w:t>
-      </w:r>
-      <w:r>
-        <w:rPr>
-          <w:color w:val="000000"/>
-          <w:sz w:val="28"/>
-          <w:szCs w:val="28"/>
           <w:lang w:val="en-US"/>
         </w:rPr>
-        <w:t xml:space="preserve"> </w:t>
-      </w:r>
-      <w:r>
-        <w:rPr>
-          <w:color w:val="000000"/>
-          <w:sz w:val="28"/>
-          <w:szCs w:val="28"/>
-        </w:rPr>
-        <w:t>обращения</w:t>
-      </w:r>
-      <w:r>
-        <w:rPr>
-          <w:color w:val="000000"/>
-          <w:sz w:val="28"/>
-          <w:szCs w:val="28"/>
-          <w:lang w:val="en-US"/>
-        </w:rPr>
-        <w:t xml:space="preserve">: </w:t>
-      </w:r>
-      <w:r>
-        <w:rPr>
-          <w:sz w:val="28"/>
-          <w:szCs w:val="28"/>
-          <w:lang w:val="en-US"/>
-        </w:rPr>
-        <w:t>28</w:t>
-      </w:r>
-      <w:r>
-        <w:rPr>
-          <w:color w:val="000000"/>
-          <w:sz w:val="28"/>
-          <w:szCs w:val="28"/>
-          <w:lang w:val="en-US"/>
-        </w:rPr>
-        <w:t>.0</w:t>
-      </w:r>
-      <w:r>
-        <w:rPr>
-          <w:sz w:val="28"/>
-          <w:szCs w:val="28"/>
-          <w:lang w:val="en-US"/>
-        </w:rPr>
-        <w:t>4</w:t>
-      </w:r>
-      <w:r>
-        <w:rPr>
-          <w:color w:val="000000"/>
-          <w:sz w:val="28"/>
-          <w:szCs w:val="28"/>
-          <w:lang w:val="en-US"/>
-        </w:rPr>
-        <w:t>.2026).</w:t>
+        <w:t>.05.2026).</w:t>
       </w:r>
     </w:p>
     <w:p>
@@ -6927,39 +8659,76 @@
           <w:szCs w:val="28"/>
           <w:lang w:val="en-US"/>
         </w:rPr>
-        <w:t>Docker Documentation: Overview of Docker Compose [</w:t>
-      </w:r>
-      <w:proofErr w:type="spellStart"/>
+        <w:t>Gymnasium Documentation: Gymnasium environments [</w:t>
+      </w:r>
       <w:r>
         <w:rPr>
           <w:color w:val="000000"/>
           <w:sz w:val="28"/>
           <w:szCs w:val="28"/>
+        </w:rPr>
+        <w:t>Электронный</w:t>
+      </w:r>
+      <w:r>
+        <w:rPr>
+          <w:color w:val="000000"/>
+          <w:sz w:val="28"/>
+          <w:szCs w:val="28"/>
           <w:lang w:val="en-US"/>
         </w:rPr>
-        <w:t>Электронный</w:t>
-      </w:r>
-      <w:proofErr w:type="spellEnd"/>
+        <w:t xml:space="preserve"> </w:t>
+      </w:r>
       <w:r>
         <w:rPr>
           <w:color w:val="000000"/>
           <w:sz w:val="28"/>
           <w:szCs w:val="28"/>
+        </w:rPr>
+        <w:t>ресурс</w:t>
+      </w:r>
+      <w:r>
+        <w:rPr>
+          <w:color w:val="000000"/>
+          <w:sz w:val="28"/>
+          <w:szCs w:val="28"/>
           <w:lang w:val="en-US"/>
         </w:rPr>
+        <w:t>]. – URL: https://gymnasium.farama.org/ (</w:t>
+      </w:r>
+      <w:r>
+        <w:rPr>
+          <w:color w:val="000000"/>
+          <w:sz w:val="28"/>
+          <w:szCs w:val="28"/>
+        </w:rPr>
+        <w:t>дата</w:t>
+      </w:r>
+      <w:r>
+        <w:rPr>
+          <w:color w:val="000000"/>
+          <w:sz w:val="28"/>
+          <w:szCs w:val="28"/>
+          <w:lang w:val="en-US"/>
+        </w:rPr>
         <w:t xml:space="preserve"> </w:t>
       </w:r>
-      <w:proofErr w:type="spellStart"/>
       <w:r>
         <w:rPr>
           <w:color w:val="000000"/>
           <w:sz w:val="28"/>
           <w:szCs w:val="28"/>
+        </w:rPr>
+        <w:t>обращения</w:t>
+      </w:r>
+      <w:r>
+        <w:rPr>
+          <w:color w:val="000000"/>
+          <w:sz w:val="28"/>
+          <w:szCs w:val="28"/>
           <w:lang w:val="en-US"/>
         </w:rPr>
-        <w:t>ресурс</w:t>
-      </w:r>
-      <w:proofErr w:type="spellEnd"/>
+        <w:t xml:space="preserve">: </w:t>
+      </w:r>
       <w:r>
         <w:rPr>
           <w:color w:val="000000"/>
@@ -6967,9 +8736,8 @@
           <w:szCs w:val="28"/>
           <w:lang w:val="en-US"/>
         </w:rPr>
-        <w:t>]. – URL: docs.docker.com/compose/ (</w:t>
-      </w:r>
-      <w:proofErr w:type="spellStart"/>
+        <w:t>19</w:t>
+      </w:r>
       <w:r>
         <w:rPr>
           <w:color w:val="000000"/>
@@ -6977,54 +8745,7 @@
           <w:szCs w:val="28"/>
           <w:lang w:val="en-US"/>
         </w:rPr>
-        <w:t>дата</w:t>
-      </w:r>
-      <w:proofErr w:type="spellEnd"/>
-      <w:r>
-        <w:rPr>
-          <w:color w:val="000000"/>
-          <w:sz w:val="28"/>
-          <w:szCs w:val="28"/>
-          <w:lang w:val="en-US"/>
-        </w:rPr>
-        <w:t xml:space="preserve"> </w:t>
-      </w:r>
-      <w:proofErr w:type="spellStart"/>
-      <w:r>
-        <w:rPr>
-          <w:color w:val="000000"/>
-          <w:sz w:val="28"/>
-          <w:szCs w:val="28"/>
-          <w:lang w:val="en-US"/>
-        </w:rPr>
-        <w:t>обращения</w:t>
-      </w:r>
-      <w:proofErr w:type="spellEnd"/>
-      <w:r>
-        <w:rPr>
-          <w:color w:val="000000"/>
-          <w:sz w:val="28"/>
-          <w:szCs w:val="28"/>
-          <w:lang w:val="en-US"/>
-        </w:rPr>
-        <w:t xml:space="preserve">: </w:t>
-      </w:r>
-      <w:r>
-        <w:rPr>
-          <w:sz w:val="28"/>
-          <w:szCs w:val="28"/>
-          <w:lang w:val="en-US"/>
-        </w:rPr>
-        <w:t>27</w:t>
-      </w:r>
-      <w:r>
-        <w:rPr>
-          <w:color w:val="000000"/>
-          <w:sz w:val="28"/>
-          <w:szCs w:val="28"/>
-          <w:lang w:val="en-US"/>
-        </w:rPr>
-        <w:t>.04.2026).</w:t>
+        <w:t>.05.2026).</w:t>
       </w:r>
     </w:p>
     <w:p>
@@ -7043,7 +8764,6 @@
           <w:lang w:val="en-US"/>
         </w:rPr>
       </w:pPr>
-      <w:proofErr w:type="spellStart"/>
       <w:r>
         <w:rPr>
           <w:color w:val="000000"/>
@@ -7051,19 +8771,76 @@
           <w:szCs w:val="28"/>
           <w:lang w:val="en-US"/>
         </w:rPr>
-        <w:t>PyPI</w:t>
-      </w:r>
-      <w:proofErr w:type="spellEnd"/>
+        <w:t>Gymnasium Documentation: Lunar Lander [</w:t>
+      </w:r>
       <w:r>
         <w:rPr>
           <w:color w:val="000000"/>
           <w:sz w:val="28"/>
           <w:szCs w:val="28"/>
+        </w:rPr>
+        <w:t>Электронный</w:t>
+      </w:r>
+      <w:r>
+        <w:rPr>
+          <w:color w:val="000000"/>
+          <w:sz w:val="28"/>
+          <w:szCs w:val="28"/>
           <w:lang w:val="en-US"/>
         </w:rPr>
+        <w:t xml:space="preserve"> </w:t>
+      </w:r>
+      <w:r>
+        <w:rPr>
+          <w:color w:val="000000"/>
+          <w:sz w:val="28"/>
+          <w:szCs w:val="28"/>
+        </w:rPr>
+        <w:t>ресурс</w:t>
+      </w:r>
+      <w:r>
+        <w:rPr>
+          <w:color w:val="000000"/>
+          <w:sz w:val="28"/>
+          <w:szCs w:val="28"/>
+          <w:lang w:val="en-US"/>
+        </w:rPr>
+        <w:t>]. – URL: https://gymnasium.farama.org/environments/box2d/lunar_lander/ (</w:t>
+      </w:r>
+      <w:r>
+        <w:rPr>
+          <w:color w:val="000000"/>
+          <w:sz w:val="28"/>
+          <w:szCs w:val="28"/>
+        </w:rPr>
+        <w:t>дата</w:t>
+      </w:r>
+      <w:r>
+        <w:rPr>
+          <w:color w:val="000000"/>
+          <w:sz w:val="28"/>
+          <w:szCs w:val="28"/>
+          <w:lang w:val="en-US"/>
+        </w:rPr>
+        <w:t xml:space="preserve"> </w:t>
+      </w:r>
+      <w:r>
+        <w:rPr>
+          <w:color w:val="000000"/>
+          <w:sz w:val="28"/>
+          <w:szCs w:val="28"/>
+        </w:rPr>
+        <w:t>обращения</w:t>
+      </w:r>
+      <w:r>
+        <w:rPr>
+          <w:color w:val="000000"/>
+          <w:sz w:val="28"/>
+          <w:szCs w:val="28"/>
+          <w:lang w:val="en-US"/>
+        </w:rPr>
         <w:t xml:space="preserve">: </w:t>
       </w:r>
-      <w:proofErr w:type="spellStart"/>
       <w:r>
         <w:rPr>
           <w:color w:val="000000"/>
@@ -7071,9 +8848,8 @@
           <w:szCs w:val="28"/>
           <w:lang w:val="en-US"/>
         </w:rPr>
-        <w:t>pylint</w:t>
-      </w:r>
-      <w:proofErr w:type="spellEnd"/>
+        <w:t>19</w:t>
+      </w:r>
       <w:r>
         <w:rPr>
           <w:color w:val="000000"/>
@@ -7081,124 +8857,7 @@
           <w:szCs w:val="28"/>
           <w:lang w:val="en-US"/>
         </w:rPr>
-        <w:t xml:space="preserve"> [</w:t>
-      </w:r>
-      <w:proofErr w:type="spellStart"/>
-      <w:r>
-        <w:rPr>
-          <w:color w:val="000000"/>
-          <w:sz w:val="28"/>
-          <w:szCs w:val="28"/>
-          <w:lang w:val="en-US"/>
-        </w:rPr>
-        <w:t>Электронный</w:t>
-      </w:r>
-      <w:proofErr w:type="spellEnd"/>
-      <w:r>
-        <w:rPr>
-          <w:color w:val="000000"/>
-          <w:sz w:val="28"/>
-          <w:szCs w:val="28"/>
-          <w:lang w:val="en-US"/>
-        </w:rPr>
-        <w:t xml:space="preserve"> </w:t>
-      </w:r>
-      <w:proofErr w:type="spellStart"/>
-      <w:r>
-        <w:rPr>
-          <w:color w:val="000000"/>
-          <w:sz w:val="28"/>
-          <w:szCs w:val="28"/>
-          <w:lang w:val="en-US"/>
-        </w:rPr>
-        <w:t>ресурс</w:t>
-      </w:r>
-      <w:proofErr w:type="spellEnd"/>
-      <w:r>
-        <w:rPr>
-          <w:color w:val="000000"/>
-          <w:sz w:val="28"/>
-          <w:szCs w:val="28"/>
-          <w:lang w:val="en-US"/>
-        </w:rPr>
-        <w:t>]. – URL: pypi.org/project/</w:t>
-      </w:r>
-      <w:proofErr w:type="spellStart"/>
-      <w:r>
-        <w:rPr>
-          <w:color w:val="000000"/>
-          <w:sz w:val="28"/>
-          <w:szCs w:val="28"/>
-          <w:lang w:val="en-US"/>
-        </w:rPr>
-        <w:t>pylint</w:t>
-      </w:r>
-      <w:proofErr w:type="spellEnd"/>
-      <w:r>
-        <w:rPr>
-          <w:color w:val="000000"/>
-          <w:sz w:val="28"/>
-          <w:szCs w:val="28"/>
-          <w:lang w:val="en-US"/>
-        </w:rPr>
-        <w:t>/ (</w:t>
-      </w:r>
-      <w:proofErr w:type="spellStart"/>
-      <w:r>
-        <w:rPr>
-          <w:color w:val="000000"/>
-          <w:sz w:val="28"/>
-          <w:szCs w:val="28"/>
-          <w:lang w:val="en-US"/>
-        </w:rPr>
-        <w:t>дата</w:t>
-      </w:r>
-      <w:proofErr w:type="spellEnd"/>
-      <w:r>
-        <w:rPr>
-          <w:color w:val="000000"/>
-          <w:sz w:val="28"/>
-          <w:szCs w:val="28"/>
-          <w:lang w:val="en-US"/>
-        </w:rPr>
-        <w:t xml:space="preserve"> </w:t>
-      </w:r>
-      <w:proofErr w:type="spellStart"/>
-      <w:r>
-        <w:rPr>
-          <w:color w:val="000000"/>
-          <w:sz w:val="28"/>
-          <w:szCs w:val="28"/>
-          <w:lang w:val="en-US"/>
-        </w:rPr>
-        <w:t>обращения</w:t>
-      </w:r>
-      <w:proofErr w:type="spellEnd"/>
-      <w:r>
-        <w:rPr>
-          <w:color w:val="000000"/>
-          <w:sz w:val="28"/>
-          <w:szCs w:val="28"/>
-          <w:lang w:val="en-US"/>
-        </w:rPr>
-        <w:t xml:space="preserve">: </w:t>
-      </w:r>
-      <w:r>
-        <w:rPr>
-          <w:sz w:val="28"/>
-          <w:szCs w:val="28"/>
-          <w:lang w:val="en-US"/>
-        </w:rPr>
-        <w:t>28</w:t>
-      </w:r>
-      <w:r>
-        <w:rPr>
-          <w:color w:val="000000"/>
-          <w:sz w:val="28"/>
-          <w:szCs w:val="28"/>
-          <w:lang w:val="en-US"/>
-        </w:rPr>
-        <w:t>.04.2026).</w:t>
+        <w:t>.05.2026).</w:t>
       </w:r>
     </w:p>
     <w:p>
@@ -7214,33 +8873,28 @@
           <w:color w:val="000000"/>
           <w:sz w:val="28"/>
           <w:szCs w:val="28"/>
-        </w:rPr>
-      </w:pPr>
+          <w:lang w:val="en-US"/>
+        </w:rPr>
+      </w:pPr>
+      <w:proofErr w:type="spellStart"/>
       <w:r>
         <w:rPr>
           <w:color w:val="000000"/>
           <w:sz w:val="28"/>
           <w:szCs w:val="28"/>
-        </w:rPr>
-        <w:t xml:space="preserve">Python </w:t>
-      </w:r>
-      <w:proofErr w:type="spellStart"/>
+          <w:lang w:val="en-US"/>
+        </w:rPr>
+        <w:t>PyTorch</w:t>
+      </w:r>
+      <w:proofErr w:type="spellEnd"/>
       <w:r>
         <w:rPr>
           <w:color w:val="000000"/>
           <w:sz w:val="28"/>
           <w:szCs w:val="28"/>
-        </w:rPr>
-        <w:t>Documentation</w:t>
-      </w:r>
-      <w:proofErr w:type="spellEnd"/>
-      <w:r>
-        <w:rPr>
-          <w:color w:val="000000"/>
-          <w:sz w:val="28"/>
-          <w:szCs w:val="28"/>
-        </w:rPr>
-        <w:t xml:space="preserve">: </w:t>
+          <w:lang w:val="en-US"/>
+        </w:rPr>
+        <w:t xml:space="preserve"> Documentation: </w:t>
       </w:r>
       <w:proofErr w:type="spellStart"/>
       <w:proofErr w:type="gramStart"/>
@@ -7249,8 +8903,9 @@
           <w:color w:val="000000"/>
           <w:sz w:val="28"/>
           <w:szCs w:val="28"/>
-        </w:rPr>
-        <w:t>http.server</w:t>
+          <w:lang w:val="en-US"/>
+        </w:rPr>
+        <w:t>torch.nn</w:t>
       </w:r>
       <w:proofErr w:type="spellEnd"/>
       <w:proofErr w:type="gramEnd"/>
@@ -7259,33 +8914,26 @@
           <w:color w:val="000000"/>
           <w:sz w:val="28"/>
           <w:szCs w:val="28"/>
-        </w:rPr>
-        <w:t xml:space="preserve"> [Электронный ресурс]. – URL: docs.python.org/3/</w:t>
-      </w:r>
-      <w:proofErr w:type="spellStart"/>
+          <w:lang w:val="en-US"/>
+        </w:rPr>
+        <w:t xml:space="preserve"> [</w:t>
+      </w:r>
       <w:r>
         <w:rPr>
           <w:color w:val="000000"/>
           <w:sz w:val="28"/>
           <w:szCs w:val="28"/>
         </w:rPr>
-        <w:t>library</w:t>
-      </w:r>
-      <w:proofErr w:type="spellEnd"/>
+        <w:t>Электронный</w:t>
+      </w:r>
       <w:r>
         <w:rPr>
           <w:color w:val="000000"/>
           <w:sz w:val="28"/>
           <w:szCs w:val="28"/>
-        </w:rPr>
-        <w:t xml:space="preserve">/http.server.html (дата обращения: </w:t>
-      </w:r>
-      <w:r>
-        <w:rPr>
-          <w:sz w:val="28"/>
-          <w:szCs w:val="28"/>
-        </w:rPr>
-        <w:t>27</w:t>
+          <w:lang w:val="en-US"/>
+        </w:rPr>
+        <w:t xml:space="preserve"> </w:t>
       </w:r>
       <w:r>
         <w:rPr>
@@ -7293,7 +8941,68 @@
           <w:sz w:val="28"/>
           <w:szCs w:val="28"/>
         </w:rPr>
-        <w:t>.04.2026).</w:t>
+        <w:t>ресурс</w:t>
+      </w:r>
+      <w:r>
+        <w:rPr>
+          <w:color w:val="000000"/>
+          <w:sz w:val="28"/>
+          <w:szCs w:val="28"/>
+          <w:lang w:val="en-US"/>
+        </w:rPr>
+        <w:t>]. – URL: https://pytorch.org/docs/stable/nn.html (</w:t>
+      </w:r>
+      <w:r>
+        <w:rPr>
+          <w:color w:val="000000"/>
+          <w:sz w:val="28"/>
+          <w:szCs w:val="28"/>
+        </w:rPr>
+        <w:t>дата</w:t>
+      </w:r>
+      <w:r>
+        <w:rPr>
+          <w:color w:val="000000"/>
+          <w:sz w:val="28"/>
+          <w:szCs w:val="28"/>
+          <w:lang w:val="en-US"/>
+        </w:rPr>
+        <w:t xml:space="preserve"> </w:t>
+      </w:r>
+      <w:r>
+        <w:rPr>
+          <w:color w:val="000000"/>
+          <w:sz w:val="28"/>
+          <w:szCs w:val="28"/>
+        </w:rPr>
+        <w:t>обращения</w:t>
+      </w:r>
+      <w:r>
+        <w:rPr>
+          <w:color w:val="000000"/>
+          <w:sz w:val="28"/>
+          <w:szCs w:val="28"/>
+          <w:lang w:val="en-US"/>
+        </w:rPr>
+        <w:t xml:space="preserve">: </w:t>
+      </w:r>
+      <w:r>
+        <w:rPr>
+          <w:color w:val="000000"/>
+          <w:sz w:val="28"/>
+          <w:szCs w:val="28"/>
+          <w:lang w:val="en-US"/>
+        </w:rPr>
+        <w:t>19</w:t>
+      </w:r>
+      <w:r>
+        <w:rPr>
+          <w:color w:val="000000"/>
+          <w:sz w:val="28"/>
+          <w:szCs w:val="28"/>
+          <w:lang w:val="en-US"/>
+        </w:rPr>
+        <w:t>.05.2026).</w:t>
       </w:r>
     </w:p>
     <w:p>
@@ -7305,12 +9014,13 @@
           <w:color w:val="FF0000"/>
           <w:sz w:val="28"/>
           <w:szCs w:val="28"/>
+          <w:lang w:val="en-US"/>
         </w:rPr>
       </w:pPr>
     </w:p>
     <w:sectPr>
-      <w:headerReference w:type="default" r:id="rId12"/>
-      <w:footerReference w:type="default" r:id="rId13"/>
+      <w:headerReference w:type="default" r:id="rId18"/>
+      <w:footerReference w:type="default" r:id="rId19"/>
       <w:pgSz w:w="11906" w:h="16838"/>
       <w:pgMar w:top="1134" w:right="567" w:bottom="1134" w:left="1701" w:header="425" w:footer="709" w:gutter="0"/>
       <w:cols w:space="708"/>
@@ -7656,6 +9366,132 @@
     </w:lvl>
   </w:abstractNum>
   <w:abstractNum w:abstractNumId="2" w15:restartNumberingAfterBreak="0">
+    <w:nsid w:val="06B754C7"/>
+    <w:multiLevelType w:val="multilevel"/>
+    <w:tmpl w:val="2B68B6DC"/>
+    <w:lvl w:ilvl="0">
+      <w:start w:val="1"/>
+      <w:numFmt w:val="bullet"/>
+      <w:lvlText w:val="●"/>
+      <w:lvlJc w:val="left"/>
+      <w:pPr>
+        <w:ind w:left="720" w:hanging="360"/>
+      </w:pPr>
+      <w:rPr>
+        <w:rFonts w:ascii="Noto Sans Symbols" w:eastAsia="Noto Sans Symbols" w:hAnsi="Noto Sans Symbols" w:cs="Noto Sans Symbols"/>
+        <w:sz w:val="20"/>
+        <w:szCs w:val="20"/>
+      </w:rPr>
+    </w:lvl>
+    <w:lvl w:ilvl="1">
+      <w:start w:val="1"/>
+      <w:numFmt w:val="decimal"/>
+      <w:lvlText w:val="%2."/>
+      <w:lvlJc w:val="left"/>
+      <w:pPr>
+        <w:ind w:left="1440" w:hanging="360"/>
+      </w:pPr>
+    </w:lvl>
+    <w:lvl w:ilvl="2">
+      <w:start w:val="1"/>
+      <w:numFmt w:val="bullet"/>
+      <w:lvlText w:val="▪"/>
+      <w:lvlJc w:val="left"/>
+      <w:pPr>
+        <w:ind w:left="2160" w:hanging="360"/>
+      </w:pPr>
+      <w:rPr>
+        <w:rFonts w:ascii="Noto Sans Symbols" w:eastAsia="Noto Sans Symbols" w:hAnsi="Noto Sans Symbols" w:cs="Noto Sans Symbols"/>
+        <w:sz w:val="20"/>
+        <w:szCs w:val="20"/>
+      </w:rPr>
+    </w:lvl>
+    <w:lvl w:ilvl="3">
+      <w:start w:val="1"/>
+      <w:numFmt w:val="bullet"/>
+      <w:lvlText w:val="▪"/>
+      <w:lvlJc w:val="left"/>
+      <w:pPr>
+        <w:ind w:left="2880" w:hanging="360"/>
+      </w:pPr>
+      <w:rPr>
+        <w:rFonts w:ascii="Noto Sans Symbols" w:eastAsia="Noto Sans Symbols" w:hAnsi="Noto Sans Symbols" w:cs="Noto Sans Symbols"/>
+        <w:sz w:val="20"/>
+        <w:szCs w:val="20"/>
+      </w:rPr>
+    </w:lvl>
+    <w:lvl w:ilvl="4">
+      <w:start w:val="1"/>
+      <w:numFmt w:val="bullet"/>
+      <w:lvlText w:val="▪"/>
+      <w:lvlJc w:val="left"/>
+      <w:pPr>
+        <w:ind w:left="3600" w:hanging="360"/>
+      </w:pPr>
+      <w:rPr>
+        <w:rFonts w:ascii="Noto Sans Symbols" w:eastAsia="Noto Sans Symbols" w:hAnsi="Noto Sans Symbols" w:cs="Noto Sans Symbols"/>
+        <w:sz w:val="20"/>
+        <w:szCs w:val="20"/>
+      </w:rPr>
+    </w:lvl>
+    <w:lvl w:ilvl="5">
+      <w:start w:val="1"/>
+      <w:numFmt w:val="bullet"/>
+      <w:lvlText w:val="▪"/>
+      <w:lvlJc w:val="left"/>
+      <w:pPr>
+        <w:ind w:left="4320" w:hanging="360"/>
+      </w:pPr>
+      <w:rPr>
+        <w:rFonts w:ascii="Noto Sans Symbols" w:eastAsia="Noto Sans Symbols" w:hAnsi="Noto Sans Symbols" w:cs="Noto Sans Symbols"/>
+        <w:sz w:val="20"/>
+        <w:szCs w:val="20"/>
+      </w:rPr>
+    </w:lvl>
+    <w:lvl w:ilvl="6">
+      <w:start w:val="1"/>
+      <w:numFmt w:val="bullet"/>
+      <w:lvlText w:val="▪"/>
+      <w:lvlJc w:val="left"/>
+      <w:pPr>
+        <w:ind w:left="5040" w:hanging="360"/>
+      </w:pPr>
+      <w:rPr>
+        <w:rFonts w:ascii="Noto Sans Symbols" w:eastAsia="Noto Sans Symbols" w:hAnsi="Noto Sans Symbols" w:cs="Noto Sans Symbols"/>
+        <w:sz w:val="20"/>
+        <w:szCs w:val="20"/>
+      </w:rPr>
+    </w:lvl>
+    <w:lvl w:ilvl="7">
+      <w:start w:val="1"/>
+      <w:numFmt w:val="bullet"/>
+      <w:lvlText w:val="▪"/>
+      <w:lvlJc w:val="left"/>
+      <w:pPr>
+        <w:ind w:left="5760" w:hanging="360"/>
+      </w:pPr>
+      <w:rPr>
+        <w:rFonts w:ascii="Noto Sans Symbols" w:eastAsia="Noto Sans Symbols" w:hAnsi="Noto Sans Symbols" w:cs="Noto Sans Symbols"/>
+        <w:sz w:val="20"/>
+        <w:szCs w:val="20"/>
+      </w:rPr>
+    </w:lvl>
+    <w:lvl w:ilvl="8">
+      <w:start w:val="1"/>
+      <w:numFmt w:val="bullet"/>
+      <w:lvlText w:val="▪"/>
+      <w:lvlJc w:val="left"/>
+      <w:pPr>
+        <w:ind w:left="6480" w:hanging="360"/>
+      </w:pPr>
+      <w:rPr>
+        <w:rFonts w:ascii="Noto Sans Symbols" w:eastAsia="Noto Sans Symbols" w:hAnsi="Noto Sans Symbols" w:cs="Noto Sans Symbols"/>
+        <w:sz w:val="20"/>
+        <w:szCs w:val="20"/>
+      </w:rPr>
+    </w:lvl>
+  </w:abstractNum>
+  <w:abstractNum w:abstractNumId="3" w15:restartNumberingAfterBreak="0">
     <w:nsid w:val="078C27B6"/>
     <w:multiLevelType w:val="multilevel"/>
     <w:tmpl w:val="59101CF2"/>
@@ -7768,7 +9604,7 @@
       </w:rPr>
     </w:lvl>
   </w:abstractNum>
-  <w:abstractNum w:abstractNumId="3" w15:restartNumberingAfterBreak="0">
+  <w:abstractNum w:abstractNumId="4" w15:restartNumberingAfterBreak="0">
     <w:nsid w:val="08834BF1"/>
     <w:multiLevelType w:val="hybridMultilevel"/>
     <w:tmpl w:val="BF6ADEB2"/>
@@ -7884,7 +9720,7 @@
       </w:pPr>
     </w:lvl>
   </w:abstractNum>
-  <w:abstractNum w:abstractNumId="4" w15:restartNumberingAfterBreak="0">
+  <w:abstractNum w:abstractNumId="5" w15:restartNumberingAfterBreak="0">
     <w:nsid w:val="105B1E00"/>
     <w:multiLevelType w:val="multilevel"/>
     <w:tmpl w:val="568C8AE6"/>
@@ -7997,7 +9833,7 @@
       </w:rPr>
     </w:lvl>
   </w:abstractNum>
-  <w:abstractNum w:abstractNumId="5" w15:restartNumberingAfterBreak="0">
+  <w:abstractNum w:abstractNumId="6" w15:restartNumberingAfterBreak="0">
     <w:nsid w:val="11AF0F48"/>
     <w:multiLevelType w:val="hybridMultilevel"/>
     <w:tmpl w:val="EF8C7FB2"/>
@@ -8110,7 +9946,7 @@
       </w:rPr>
     </w:lvl>
   </w:abstractNum>
-  <w:abstractNum w:abstractNumId="6" w15:restartNumberingAfterBreak="0">
+  <w:abstractNum w:abstractNumId="7" w15:restartNumberingAfterBreak="0">
     <w:nsid w:val="13E31AEA"/>
     <w:multiLevelType w:val="multilevel"/>
     <w:tmpl w:val="6C84A3A6"/>
@@ -8259,7 +10095,7 @@
       </w:rPr>
     </w:lvl>
   </w:abstractNum>
-  <w:abstractNum w:abstractNumId="7" w15:restartNumberingAfterBreak="0">
+  <w:abstractNum w:abstractNumId="8" w15:restartNumberingAfterBreak="0">
     <w:nsid w:val="175C5401"/>
     <w:multiLevelType w:val="multilevel"/>
     <w:tmpl w:val="F614F2C8"/>
@@ -8408,7 +10244,7 @@
       </w:rPr>
     </w:lvl>
   </w:abstractNum>
-  <w:abstractNum w:abstractNumId="8" w15:restartNumberingAfterBreak="0">
+  <w:abstractNum w:abstractNumId="9" w15:restartNumberingAfterBreak="0">
     <w:nsid w:val="27A51B1C"/>
     <w:multiLevelType w:val="multilevel"/>
     <w:tmpl w:val="3618AEEE"/>
@@ -8553,7 +10389,7 @@
       </w:rPr>
     </w:lvl>
   </w:abstractNum>
-  <w:abstractNum w:abstractNumId="9" w15:restartNumberingAfterBreak="0">
+  <w:abstractNum w:abstractNumId="10" w15:restartNumberingAfterBreak="0">
     <w:nsid w:val="2D107FF8"/>
     <w:multiLevelType w:val="multilevel"/>
     <w:tmpl w:val="2B8E5456"/>
@@ -8639,7 +10475,7 @@
       </w:pPr>
     </w:lvl>
   </w:abstractNum>
-  <w:abstractNum w:abstractNumId="10" w15:restartNumberingAfterBreak="0">
+  <w:abstractNum w:abstractNumId="11" w15:restartNumberingAfterBreak="0">
     <w:nsid w:val="31F94F79"/>
     <w:multiLevelType w:val="multilevel"/>
     <w:tmpl w:val="1F1863B4"/>
@@ -8788,7 +10624,7 @@
       </w:rPr>
     </w:lvl>
   </w:abstractNum>
-  <w:abstractNum w:abstractNumId="11" w15:restartNumberingAfterBreak="0">
+  <w:abstractNum w:abstractNumId="12" w15:restartNumberingAfterBreak="0">
     <w:nsid w:val="32620F04"/>
     <w:multiLevelType w:val="multilevel"/>
     <w:tmpl w:val="7C6EFF28"/>
@@ -8901,7 +10737,7 @@
       </w:rPr>
     </w:lvl>
   </w:abstractNum>
-  <w:abstractNum w:abstractNumId="12" w15:restartNumberingAfterBreak="0">
+  <w:abstractNum w:abstractNumId="13" w15:restartNumberingAfterBreak="0">
     <w:nsid w:val="36E6422A"/>
     <w:multiLevelType w:val="hybridMultilevel"/>
     <w:tmpl w:val="0016B184"/>
@@ -9025,7 +10861,7 @@
       </w:rPr>
     </w:lvl>
   </w:abstractNum>
-  <w:abstractNum w:abstractNumId="13" w15:restartNumberingAfterBreak="0">
+  <w:abstractNum w:abstractNumId="14" w15:restartNumberingAfterBreak="0">
     <w:nsid w:val="37A04601"/>
     <w:multiLevelType w:val="hybridMultilevel"/>
     <w:tmpl w:val="A64C410E"/>
@@ -9138,7 +10974,7 @@
       </w:rPr>
     </w:lvl>
   </w:abstractNum>
-  <w:abstractNum w:abstractNumId="14" w15:restartNumberingAfterBreak="0">
+  <w:abstractNum w:abstractNumId="15" w15:restartNumberingAfterBreak="0">
     <w:nsid w:val="3BE27C47"/>
     <w:multiLevelType w:val="multilevel"/>
     <w:tmpl w:val="FD04289A"/>
@@ -9251,7 +11087,7 @@
       </w:rPr>
     </w:lvl>
   </w:abstractNum>
-  <w:abstractNum w:abstractNumId="15" w15:restartNumberingAfterBreak="0">
+  <w:abstractNum w:abstractNumId="16" w15:restartNumberingAfterBreak="0">
     <w:nsid w:val="3CD27A42"/>
     <w:multiLevelType w:val="hybridMultilevel"/>
     <w:tmpl w:val="AE9C2690"/>
@@ -9392,7 +11228,7 @@
       </w:rPr>
     </w:lvl>
   </w:abstractNum>
-  <w:abstractNum w:abstractNumId="16" w15:restartNumberingAfterBreak="0">
+  <w:abstractNum w:abstractNumId="17" w15:restartNumberingAfterBreak="0">
     <w:nsid w:val="4A920EB2"/>
     <w:multiLevelType w:val="hybridMultilevel"/>
     <w:tmpl w:val="E1120230"/>
@@ -9505,7 +11341,120 @@
       </w:rPr>
     </w:lvl>
   </w:abstractNum>
-  <w:abstractNum w:abstractNumId="17" w15:restartNumberingAfterBreak="0">
+  <w:abstractNum w:abstractNumId="18" w15:restartNumberingAfterBreak="0">
+    <w:nsid w:val="4EEA1A39"/>
+    <w:multiLevelType w:val="multilevel"/>
+    <w:tmpl w:val="40F08748"/>
+    <w:lvl w:ilvl="0">
+      <w:start w:val="4"/>
+      <w:numFmt w:val="decimal"/>
+      <w:lvlText w:val="%1."/>
+      <w:lvlJc w:val="left"/>
+      <w:pPr>
+        <w:ind w:left="450" w:hanging="450"/>
+      </w:pPr>
+      <w:rPr>
+        <w:rFonts w:hint="default"/>
+      </w:rPr>
+    </w:lvl>
+    <w:lvl w:ilvl="1">
+      <w:start w:val="1"/>
+      <w:numFmt w:val="decimal"/>
+      <w:lvlText w:val="%1.%2."/>
+      <w:lvlJc w:val="left"/>
+      <w:pPr>
+        <w:ind w:left="720" w:hanging="720"/>
+      </w:pPr>
+      <w:rPr>
+        <w:rFonts w:hint="default"/>
+      </w:rPr>
+    </w:lvl>
+    <w:lvl w:ilvl="2">
+      <w:start w:val="1"/>
+      <w:numFmt w:val="decimal"/>
+      <w:lvlText w:val="%1.%2.%3."/>
+      <w:lvlJc w:val="left"/>
+      <w:pPr>
+        <w:ind w:left="720" w:hanging="720"/>
+      </w:pPr>
+      <w:rPr>
+        <w:rFonts w:hint="default"/>
+      </w:rPr>
+    </w:lvl>
+    <w:lvl w:ilvl="3">
+      <w:start w:val="1"/>
+      <w:numFmt w:val="decimal"/>
+      <w:lvlText w:val="%1.%2.%3.%4."/>
+      <w:lvlJc w:val="left"/>
+      <w:pPr>
+        <w:ind w:left="1080" w:hanging="1080"/>
+      </w:pPr>
+      <w:rPr>
+        <w:rFonts w:hint="default"/>
+      </w:rPr>
+    </w:lvl>
+    <w:lvl w:ilvl="4">
+      <w:start w:val="1"/>
+      <w:numFmt w:val="decimal"/>
+      <w:lvlText w:val="%1.%2.%3.%4.%5."/>
+      <w:lvlJc w:val="left"/>
+      <w:pPr>
+        <w:ind w:left="1080" w:hanging="1080"/>
+      </w:pPr>
+      <w:rPr>
+        <w:rFonts w:hint="default"/>
+      </w:rPr>
+    </w:lvl>
+    <w:lvl w:ilvl="5">
+      <w:start w:val="1"/>
+      <w:numFmt w:val="decimal"/>
+      <w:lvlText w:val="%1.%2.%3.%4.%5.%6."/>
+      <w:lvlJc w:val="left"/>
+      <w:pPr>
+        <w:ind w:left="1440" w:hanging="1440"/>
+      </w:pPr>
+      <w:rPr>
+        <w:rFonts w:hint="default"/>
+      </w:rPr>
+    </w:lvl>
+    <w:lvl w:ilvl="6">
+      <w:start w:val="1"/>
+      <w:numFmt w:val="decimal"/>
+      <w:lvlText w:val="%1.%2.%3.%4.%5.%6.%7."/>
+      <w:lvlJc w:val="left"/>
+      <w:pPr>
+        <w:ind w:left="1800" w:hanging="1800"/>
+      </w:pPr>
+      <w:rPr>
+        <w:rFonts w:hint="default"/>
+      </w:rPr>
+    </w:lvl>
+    <w:lvl w:ilvl="7">
+      <w:start w:val="1"/>
+      <w:numFmt w:val="decimal"/>
+      <w:lvlText w:val="%1.%2.%3.%4.%5.%6.%7.%8."/>
+      <w:lvlJc w:val="left"/>
+      <w:pPr>
+        <w:ind w:left="1800" w:hanging="1800"/>
+      </w:pPr>
+      <w:rPr>
+        <w:rFonts w:hint="default"/>
+      </w:rPr>
+    </w:lvl>
+    <w:lvl w:ilvl="8">
+      <w:start w:val="1"/>
+      <w:numFmt w:val="decimal"/>
+      <w:lvlText w:val="%1.%2.%3.%4.%5.%6.%7.%8.%9."/>
+      <w:lvlJc w:val="left"/>
+      <w:pPr>
+        <w:ind w:left="2160" w:hanging="2160"/>
+      </w:pPr>
+      <w:rPr>
+        <w:rFonts w:hint="default"/>
+      </w:rPr>
+    </w:lvl>
+  </w:abstractNum>
+  <w:abstractNum w:abstractNumId="19" w15:restartNumberingAfterBreak="0">
     <w:nsid w:val="53564F19"/>
     <w:multiLevelType w:val="multilevel"/>
     <w:tmpl w:val="525AB646"/>
@@ -9618,7 +11567,7 @@
       </w:rPr>
     </w:lvl>
   </w:abstractNum>
-  <w:abstractNum w:abstractNumId="18" w15:restartNumberingAfterBreak="0">
+  <w:abstractNum w:abstractNumId="20" w15:restartNumberingAfterBreak="0">
     <w:nsid w:val="53B74D5B"/>
     <w:multiLevelType w:val="multilevel"/>
     <w:tmpl w:val="9D5073BC"/>
@@ -9731,7 +11680,93 @@
       </w:rPr>
     </w:lvl>
   </w:abstractNum>
-  <w:abstractNum w:abstractNumId="19" w15:restartNumberingAfterBreak="0">
+  <w:abstractNum w:abstractNumId="21" w15:restartNumberingAfterBreak="0">
+    <w:nsid w:val="618B63A1"/>
+    <w:multiLevelType w:val="multilevel"/>
+    <w:tmpl w:val="AAAAE7CC"/>
+    <w:lvl w:ilvl="0">
+      <w:start w:val="3"/>
+      <w:numFmt w:val="decimal"/>
+      <w:lvlText w:val="%1."/>
+      <w:lvlJc w:val="left"/>
+      <w:pPr>
+        <w:ind w:left="450" w:hanging="450"/>
+      </w:pPr>
+    </w:lvl>
+    <w:lvl w:ilvl="1">
+      <w:start w:val="1"/>
+      <w:numFmt w:val="decimal"/>
+      <w:lvlText w:val="%1.%2."/>
+      <w:lvlJc w:val="left"/>
+      <w:pPr>
+        <w:ind w:left="720" w:hanging="720"/>
+      </w:pPr>
+    </w:lvl>
+    <w:lvl w:ilvl="2">
+      <w:start w:val="1"/>
+      <w:numFmt w:val="decimal"/>
+      <w:lvlText w:val="%1.%2.%3."/>
+      <w:lvlJc w:val="left"/>
+      <w:pPr>
+        <w:ind w:left="720" w:hanging="720"/>
+      </w:pPr>
+    </w:lvl>
+    <w:lvl w:ilvl="3">
+      <w:start w:val="1"/>
+      <w:numFmt w:val="decimal"/>
+      <w:lvlText w:val="%1.%2.%3.%4."/>
+      <w:lvlJc w:val="left"/>
+      <w:pPr>
+        <w:ind w:left="1080" w:hanging="1080"/>
+      </w:pPr>
+    </w:lvl>
+    <w:lvl w:ilvl="4">
+      <w:start w:val="1"/>
+      <w:numFmt w:val="decimal"/>
+      <w:lvlText w:val="%1.%2.%3.%4.%5."/>
+      <w:lvlJc w:val="left"/>
+      <w:pPr>
+        <w:ind w:left="1080" w:hanging="1080"/>
+      </w:pPr>
+    </w:lvl>
+    <w:lvl w:ilvl="5">
+      <w:start w:val="1"/>
+      <w:numFmt w:val="decimal"/>
+      <w:lvlText w:val="%1.%2.%3.%4.%5.%6."/>
+      <w:lvlJc w:val="left"/>
+      <w:pPr>
+        <w:ind w:left="1440" w:hanging="1440"/>
+      </w:pPr>
+    </w:lvl>
+    <w:lvl w:ilvl="6">
+      <w:start w:val="1"/>
+      <w:numFmt w:val="decimal"/>
+      <w:lvlText w:val="%1.%2.%3.%4.%5.%6.%7."/>
+      <w:lvlJc w:val="left"/>
+      <w:pPr>
+        <w:ind w:left="1800" w:hanging="1800"/>
+      </w:pPr>
+    </w:lvl>
+    <w:lvl w:ilvl="7">
+      <w:start w:val="1"/>
+      <w:numFmt w:val="decimal"/>
+      <w:lvlText w:val="%1.%2.%3.%4.%5.%6.%7.%8."/>
+      <w:lvlJc w:val="left"/>
+      <w:pPr>
+        <w:ind w:left="1800" w:hanging="1800"/>
+      </w:pPr>
+    </w:lvl>
+    <w:lvl w:ilvl="8">
+      <w:start w:val="1"/>
+      <w:numFmt w:val="decimal"/>
+      <w:lvlText w:val="%1.%2.%3.%4.%5.%6.%7.%8.%9."/>
+      <w:lvlJc w:val="left"/>
+      <w:pPr>
+        <w:ind w:left="2160" w:hanging="2160"/>
+      </w:pPr>
+    </w:lvl>
+  </w:abstractNum>
+  <w:abstractNum w:abstractNumId="22" w15:restartNumberingAfterBreak="0">
     <w:nsid w:val="64A83CEC"/>
     <w:multiLevelType w:val="hybridMultilevel"/>
     <w:tmpl w:val="C360E2A6"/>
@@ -9844,7 +11879,7 @@
       </w:rPr>
     </w:lvl>
   </w:abstractNum>
-  <w:abstractNum w:abstractNumId="20" w15:restartNumberingAfterBreak="0">
+  <w:abstractNum w:abstractNumId="23" w15:restartNumberingAfterBreak="0">
     <w:nsid w:val="6D4E1A47"/>
     <w:multiLevelType w:val="multilevel"/>
     <w:tmpl w:val="A89AC03E"/>
@@ -9957,7 +11992,7 @@
       </w:rPr>
     </w:lvl>
   </w:abstractNum>
-  <w:abstractNum w:abstractNumId="21" w15:restartNumberingAfterBreak="0">
+  <w:abstractNum w:abstractNumId="24" w15:restartNumberingAfterBreak="0">
     <w:nsid w:val="70553A7A"/>
     <w:multiLevelType w:val="multilevel"/>
     <w:tmpl w:val="8542B2B2"/>
@@ -10078,7 +12113,7 @@
       </w:rPr>
     </w:lvl>
   </w:abstractNum>
-  <w:abstractNum w:abstractNumId="22" w15:restartNumberingAfterBreak="0">
+  <w:abstractNum w:abstractNumId="25" w15:restartNumberingAfterBreak="0">
     <w:nsid w:val="7B69344F"/>
     <w:multiLevelType w:val="hybridMultilevel"/>
     <w:tmpl w:val="D562BD50"/>
@@ -10191,7 +12226,7 @@
       </w:rPr>
     </w:lvl>
   </w:abstractNum>
-  <w:abstractNum w:abstractNumId="23" w15:restartNumberingAfterBreak="0">
+  <w:abstractNum w:abstractNumId="26" w15:restartNumberingAfterBreak="0">
     <w:nsid w:val="7D451A28"/>
     <w:multiLevelType w:val="hybridMultilevel"/>
     <w:tmpl w:val="E53A7548"/>
@@ -10280,7 +12315,7 @@
       </w:pPr>
     </w:lvl>
   </w:abstractNum>
-  <w:abstractNum w:abstractNumId="24" w15:restartNumberingAfterBreak="0">
+  <w:abstractNum w:abstractNumId="27" w15:restartNumberingAfterBreak="0">
     <w:nsid w:val="7F9014A9"/>
     <w:multiLevelType w:val="hybridMultilevel"/>
     <w:tmpl w:val="755CB264"/>
@@ -10394,78 +12429,87 @@
     </w:lvl>
   </w:abstractNum>
   <w:num w:numId="1" w16cid:durableId="1565338670">
-    <w:abstractNumId w:val="15"/>
+    <w:abstractNumId w:val="16"/>
   </w:num>
   <w:num w:numId="2" w16cid:durableId="78675236">
     <w:abstractNumId w:val="0"/>
   </w:num>
   <w:num w:numId="3" w16cid:durableId="1908759108">
-    <w:abstractNumId w:val="12"/>
+    <w:abstractNumId w:val="13"/>
   </w:num>
   <w:num w:numId="4" w16cid:durableId="237523647">
-    <w:abstractNumId w:val="19"/>
+    <w:abstractNumId w:val="22"/>
   </w:num>
   <w:num w:numId="5" w16cid:durableId="1384059331">
-    <w:abstractNumId w:val="5"/>
+    <w:abstractNumId w:val="6"/>
   </w:num>
   <w:num w:numId="6" w16cid:durableId="470287462">
-    <w:abstractNumId w:val="3"/>
+    <w:abstractNumId w:val="4"/>
   </w:num>
   <w:num w:numId="7" w16cid:durableId="259027896">
+    <w:abstractNumId w:val="27"/>
+  </w:num>
+  <w:num w:numId="8" w16cid:durableId="232089812">
     <w:abstractNumId w:val="24"/>
   </w:num>
-  <w:num w:numId="8" w16cid:durableId="232089812">
-    <w:abstractNumId w:val="21"/>
-  </w:num>
   <w:num w:numId="9" w16cid:durableId="145051974">
-    <w:abstractNumId w:val="9"/>
+    <w:abstractNumId w:val="10"/>
   </w:num>
   <w:num w:numId="10" w16cid:durableId="1499660466">
-    <w:abstractNumId w:val="6"/>
+    <w:abstractNumId w:val="7"/>
   </w:num>
   <w:num w:numId="11" w16cid:durableId="1395467125">
-    <w:abstractNumId w:val="8"/>
+    <w:abstractNumId w:val="9"/>
   </w:num>
   <w:num w:numId="12" w16cid:durableId="260338360">
     <w:abstractNumId w:val="1"/>
   </w:num>
   <w:num w:numId="13" w16cid:durableId="1984967124">
+    <w:abstractNumId w:val="26"/>
+  </w:num>
+  <w:num w:numId="14" w16cid:durableId="843326411">
+    <w:abstractNumId w:val="12"/>
+  </w:num>
+  <w:num w:numId="15" w16cid:durableId="447746073">
+    <w:abstractNumId w:val="5"/>
+  </w:num>
+  <w:num w:numId="16" w16cid:durableId="852959417">
+    <w:abstractNumId w:val="8"/>
+  </w:num>
+  <w:num w:numId="17" w16cid:durableId="779570155">
+    <w:abstractNumId w:val="11"/>
+  </w:num>
+  <w:num w:numId="18" w16cid:durableId="201938143">
+    <w:abstractNumId w:val="14"/>
+  </w:num>
+  <w:num w:numId="19" w16cid:durableId="289673275">
+    <w:abstractNumId w:val="17"/>
+  </w:num>
+  <w:num w:numId="20" w16cid:durableId="1026298143">
+    <w:abstractNumId w:val="25"/>
+  </w:num>
+  <w:num w:numId="21" w16cid:durableId="1893149419">
+    <w:abstractNumId w:val="15"/>
+  </w:num>
+  <w:num w:numId="22" w16cid:durableId="1201359069">
     <w:abstractNumId w:val="23"/>
   </w:num>
-  <w:num w:numId="14" w16cid:durableId="843326411">
-    <w:abstractNumId w:val="11"/>
+  <w:num w:numId="23" w16cid:durableId="269509124">
+    <w:abstractNumId w:val="19"/>
   </w:num>
-  <w:num w:numId="15" w16cid:durableId="447746073">
-    <w:abstractNumId w:val="4"/>
+  <w:num w:numId="24" w16cid:durableId="1554198898">
+    <w:abstractNumId w:val="3"/>
   </w:num>
-  <w:num w:numId="16" w16cid:durableId="852959417">
-    <w:abstractNumId w:val="7"/>
-  </w:num>
-  <w:num w:numId="17" w16cid:durableId="779570155">
-    <w:abstractNumId w:val="10"/>
-  </w:num>
-  <w:num w:numId="18" w16cid:durableId="201938143">
-    <w:abstractNumId w:val="13"/>
-  </w:num>
-  <w:num w:numId="19" w16cid:durableId="289673275">
-    <w:abstractNumId w:val="16"/>
-  </w:num>
-  <w:num w:numId="20" w16cid:durableId="1026298143">
-    <w:abstractNumId w:val="22"/>
-  </w:num>
-  <w:num w:numId="21" w16cid:durableId="1893149419">
-    <w:abstractNumId w:val="14"/>
-  </w:num>
-  <w:num w:numId="22" w16cid:durableId="1201359069">
+  <w:num w:numId="25" w16cid:durableId="789980917">
     <w:abstractNumId w:val="20"/>
   </w:num>
-  <w:num w:numId="23" w16cid:durableId="269509124">
-    <w:abstractNumId w:val="17"/>
-  </w:num>
-  <w:num w:numId="24" w16cid:durableId="1554198898">
+  <w:num w:numId="26" w16cid:durableId="1314412817">
     <w:abstractNumId w:val="2"/>
   </w:num>
-  <w:num w:numId="25" w16cid:durableId="789980917">
+  <w:num w:numId="27" w16cid:durableId="1609384763">
+    <w:abstractNumId w:val="21"/>
+  </w:num>
+  <w:num w:numId="28" w16cid:durableId="936521391">
     <w:abstractNumId w:val="18"/>
   </w:num>
   <w:numIdMacAtCleanup w:val="3"/>

--- a/проект_1303_Бабурин_ТД_Колпачев_ВЮ_Фелингер_ВА.docx
+++ b/проект_1303_Бабурин_ТД_Колпачев_ВЮ_Фелингер_ВА.docx
@@ -1,6 +1,6 @@
 
 <file path=word/document.xml><?xml version="1.0" encoding="utf-8"?>
-<w:document xmlns:wpc="http://schemas.microsoft.com/office/word/2010/wordprocessingCanvas" xmlns:cx="http://schemas.microsoft.com/office/drawing/2014/chartex" xmlns:cx1="http://schemas.microsoft.com/office/drawing/2015/9/8/chartex" xmlns:cx2="http://schemas.microsoft.com/office/drawing/2015/10/21/chartex" xmlns:cx3="http://schemas.microsoft.com/office/drawing/2016/5/9/chartex" xmlns:cx4="http://schemas.microsoft.com/office/drawing/2016/5/10/chartex" xmlns:cx5="http://schemas.microsoft.com/office/drawing/2016/5/11/chartex" xmlns:cx6="http://schemas.microsoft.com/office/drawing/2016/5/12/chartex" xmlns:cx7="http://schemas.microsoft.com/office/drawing/2016/5/13/chartex" xmlns:cx8="http://schemas.microsoft.com/office/drawing/2016/5/14/chartex" xmlns:mc="http://schemas.openxmlformats.org/markup-compatibility/2006" xmlns:aink="http://schemas.microsoft.com/office/drawing/2016/ink" xmlns:am3d="http://schemas.microsoft.com/office/drawing/2017/model3d" xmlns:o="urn:schemas-microsoft-com:office:office" xmlns:oel="http://schemas.microsoft.com/office/2019/extlst" xmlns:r="http://schemas.openxmlformats.org/officeDocument/2006/relationships" xmlns:m="http://schemas.openxmlformats.org/officeDocument/2006/math" xmlns:v="urn:schemas-microsoft-com:vml" xmlns:wp14="http://schemas.microsoft.com/office/word/2010/wordprocessingDrawing" xmlns:wp="http://schemas.openxmlformats.org/drawingml/2006/wordprocessingDrawing" xmlns:w10="urn:schemas-microsoft-com:office:word" xmlns:w="http://schemas.openxmlformats.org/wordprocessingml/2006/main" xmlns:w14="http://schemas.microsoft.com/office/word/2010/wordml" xmlns:w15="http://schemas.microsoft.com/office/word/2012/wordml" xmlns:w16cex="http://schemas.microsoft.com/office/word/2018/wordml/cex" xmlns:w16cid="http://schemas.microsoft.com/office/word/2016/wordml/cid" xmlns:w16="http://schemas.microsoft.com/office/word/2018/wordml" xmlns:w16sdtdh="http://schemas.microsoft.com/office/word/2020/wordml/sdtdatahash" xmlns:w16se="http://schemas.microsoft.com/office/word/2015/wordml/symex" xmlns:wpg="http://schemas.microsoft.com/office/word/2010/wordprocessingGroup" xmlns:wpi="http://schemas.microsoft.com/office/word/2010/wordprocessingInk" xmlns:wne="http://schemas.microsoft.com/office/word/2006/wordml" xmlns:wps="http://schemas.microsoft.com/office/word/2010/wordprocessingShape" mc:Ignorable="w14 w15 w16se w16cid w16 w16cex w16sdtdh wp14">
+<w:document xmlns:wpc="http://schemas.microsoft.com/office/word/2010/wordprocessingCanvas" xmlns:mc="http://schemas.openxmlformats.org/markup-compatibility/2006" xmlns:o="urn:schemas-microsoft-com:office:office" xmlns:r="http://schemas.openxmlformats.org/officeDocument/2006/relationships" xmlns:m="http://schemas.openxmlformats.org/officeDocument/2006/math" xmlns:v="urn:schemas-microsoft-com:vml" xmlns:wp14="http://schemas.microsoft.com/office/word/2010/wordprocessingDrawing" xmlns:wp="http://schemas.openxmlformats.org/drawingml/2006/wordprocessingDrawing" xmlns:w10="urn:schemas-microsoft-com:office:word" xmlns:w="http://schemas.openxmlformats.org/wordprocessingml/2006/main" xmlns:w14="http://schemas.microsoft.com/office/word/2010/wordml" xmlns:w15="http://schemas.microsoft.com/office/word/2012/wordml" xmlns:wpg="http://schemas.microsoft.com/office/word/2010/wordprocessingGroup" xmlns:wpi="http://schemas.microsoft.com/office/word/2010/wordprocessingInk" xmlns:wne="http://schemas.microsoft.com/office/word/2006/wordml" xmlns:wps="http://schemas.microsoft.com/office/word/2010/wordprocessingShape" mc:Ignorable="w14 w15 wp14">
   <w:body>
     <w:p>
       <w:pPr>
@@ -184,13 +184,13 @@
         <w:ind w:firstLine="0"/>
         <w:jc w:val="center"/>
         <w:rPr>
-          <w:rStyle w:val="aff"/>
+          <w:rStyle w:val="afd"/>
           <w:caps/>
         </w:rPr>
       </w:pPr>
       <w:r>
         <w:rPr>
-          <w:rStyle w:val="aff"/>
+          <w:rStyle w:val="afd"/>
           <w:caps/>
           <w:szCs w:val="28"/>
         </w:rPr>
@@ -198,7 +198,7 @@
       </w:r>
       <w:r>
         <w:rPr>
-          <w:rStyle w:val="aff"/>
+          <w:rStyle w:val="afd"/>
           <w:caps/>
           <w:szCs w:val="28"/>
         </w:rPr>
@@ -245,12 +245,12 @@
         <w:spacing w:line="360" w:lineRule="auto"/>
         <w:jc w:val="center"/>
         <w:rPr>
-          <w:rStyle w:val="aff"/>
-        </w:rPr>
-      </w:pPr>
-      <w:r>
-        <w:rPr>
-          <w:rStyle w:val="aff"/>
+          <w:rStyle w:val="afd"/>
+        </w:rPr>
+      </w:pPr>
+      <w:r>
+        <w:rPr>
+          <w:rStyle w:val="afd"/>
           <w:sz w:val="28"/>
           <w:szCs w:val="28"/>
         </w:rPr>
@@ -258,7 +258,7 @@
       </w:r>
       <w:r>
         <w:rPr>
-          <w:rStyle w:val="aff"/>
+          <w:rStyle w:val="afd"/>
           <w:sz w:val="28"/>
           <w:szCs w:val="28"/>
         </w:rPr>
@@ -493,7 +493,14 @@
                 <w:sz w:val="28"/>
                 <w:szCs w:val="28"/>
               </w:rPr>
-              <w:t>Колпачёв</w:t>
+              <w:t>Колпаче</w:t>
+            </w:r>
+            <w:r>
+              <w:rPr>
+                <w:sz w:val="28"/>
+                <w:szCs w:val="28"/>
+              </w:rPr>
+              <w:t>в</w:t>
             </w:r>
             <w:proofErr w:type="spellEnd"/>
             <w:r>
@@ -672,17 +679,8 @@
                 <w:sz w:val="28"/>
                 <w:szCs w:val="28"/>
               </w:rPr>
-              <w:t xml:space="preserve">Глазунов </w:t>
-            </w:r>
-            <w:proofErr w:type="gramStart"/>
-            <w:r>
-              <w:rPr>
-                <w:sz w:val="28"/>
-                <w:szCs w:val="28"/>
-              </w:rPr>
-              <w:t>С.А</w:t>
-            </w:r>
-            <w:proofErr w:type="gramEnd"/>
+              <w:t>Глазунов С.А</w:t>
+            </w:r>
           </w:p>
         </w:tc>
       </w:tr>
@@ -897,7 +895,7 @@
                 <w:sz w:val="28"/>
                 <w:szCs w:val="28"/>
               </w:rPr>
-              <w:t>Колпачёв</w:t>
+              <w:t>Колпачев</w:t>
             </w:r>
             <w:proofErr w:type="spellEnd"/>
             <w:r>
@@ -1084,20 +1082,13 @@
                 <w:szCs w:val="28"/>
               </w:rPr>
             </w:pPr>
-            <w:r>
-              <w:rPr>
-                <w:sz w:val="28"/>
-                <w:szCs w:val="28"/>
-              </w:rPr>
-              <w:t>Multi-</w:t>
-            </w:r>
             <w:proofErr w:type="spellStart"/>
             <w:r>
               <w:rPr>
                 <w:sz w:val="28"/>
                 <w:szCs w:val="28"/>
               </w:rPr>
-              <w:t>step</w:t>
+              <w:t>Multi-step</w:t>
             </w:r>
             <w:proofErr w:type="spellEnd"/>
             <w:r>
@@ -1268,16 +1259,9 @@
                   <w:sz w:val="28"/>
                   <w:szCs w:val="28"/>
                 </w:rPr>
-                <w:t>Mountain</w:t>
+                <w:t>Mountain-Car</w:t>
               </w:r>
               <w:proofErr w:type="spellEnd"/>
-              <w:r>
-                <w:rPr>
-                  <w:sz w:val="28"/>
-                  <w:szCs w:val="28"/>
-                </w:rPr>
-                <w:t>-Car</w:t>
-              </w:r>
             </w:hyperlink>
             <w:r>
               <w:rPr>
@@ -1316,31 +1300,50 @@
                 <w:sz w:val="28"/>
                 <w:szCs w:val="28"/>
               </w:rPr>
-              <w:t xml:space="preserve">Введение, </w:t>
-            </w:r>
-            <w:r>
-              <w:rPr>
-                <w:sz w:val="28"/>
-                <w:szCs w:val="28"/>
-              </w:rPr>
-              <w:t xml:space="preserve">Постановка задачи, Описание </w:t>
-            </w:r>
-            <w:proofErr w:type="spellStart"/>
+              <w:t>Введение</w:t>
+            </w:r>
+            <w:r>
+              <w:rPr>
+                <w:sz w:val="28"/>
+                <w:szCs w:val="28"/>
+              </w:rPr>
+              <w:t xml:space="preserve">, </w:t>
+            </w:r>
+            <w:r>
+              <w:rPr>
+                <w:sz w:val="28"/>
+                <w:szCs w:val="28"/>
+              </w:rPr>
+              <w:t>Постановка</w:t>
+            </w:r>
+            <w:r>
+              <w:rPr>
+                <w:sz w:val="28"/>
+                <w:szCs w:val="28"/>
+              </w:rPr>
+              <w:t xml:space="preserve"> </w:t>
+            </w:r>
+            <w:r>
+              <w:rPr>
+                <w:sz w:val="28"/>
+                <w:szCs w:val="28"/>
+              </w:rPr>
+              <w:t>задачи</w:t>
+            </w:r>
+            <w:r>
+              <w:rPr>
+                <w:sz w:val="28"/>
+                <w:szCs w:val="28"/>
+              </w:rPr>
+              <w:t xml:space="preserve">, </w:t>
+            </w:r>
             <w:r>
               <w:rPr>
                 <w:sz w:val="28"/>
                 <w:szCs w:val="28"/>
                 <w:lang w:val="en-US"/>
               </w:rPr>
-              <w:t>Dockerfile</w:t>
-            </w:r>
-            <w:proofErr w:type="spellEnd"/>
-            <w:r>
-              <w:rPr>
-                <w:sz w:val="28"/>
-                <w:szCs w:val="28"/>
-              </w:rPr>
-              <w:t>, Описание скриптов запуска тестов,</w:t>
+              <w:t>Dueling</w:t>
             </w:r>
             <w:r>
               <w:rPr>
@@ -1353,23 +1356,16 @@
               <w:rPr>
                 <w:sz w:val="28"/>
                 <w:szCs w:val="28"/>
-              </w:rPr>
-              <w:t xml:space="preserve">Описание </w:t>
-            </w:r>
-            <w:r>
-              <w:rPr>
-                <w:sz w:val="28"/>
-                <w:szCs w:val="28"/>
                 <w:lang w:val="en-US"/>
               </w:rPr>
-              <w:t>Docker</w:t>
-            </w:r>
-            <w:r>
-              <w:rPr>
-                <w:sz w:val="28"/>
-                <w:szCs w:val="28"/>
-              </w:rPr>
-              <w:t>-</w:t>
+              <w:t>networks</w:t>
+            </w:r>
+            <w:r>
+              <w:rPr>
+                <w:sz w:val="28"/>
+                <w:szCs w:val="28"/>
+              </w:rPr>
+              <w:t xml:space="preserve">, </w:t>
             </w:r>
             <w:r>
               <w:rPr>
@@ -1377,14 +1373,119 @@
                 <w:szCs w:val="28"/>
                 <w:lang w:val="en-US"/>
               </w:rPr>
-              <w:t>compose</w:t>
-            </w:r>
-            <w:r>
-              <w:rPr>
-                <w:sz w:val="28"/>
-                <w:szCs w:val="28"/>
-              </w:rPr>
-              <w:t xml:space="preserve"> конфигурации, Заключение</w:t>
+              <w:t>Multi</w:t>
+            </w:r>
+            <w:r>
+              <w:rPr>
+                <w:sz w:val="28"/>
+                <w:szCs w:val="28"/>
+              </w:rPr>
+              <w:t>‑</w:t>
+            </w:r>
+            <w:r>
+              <w:rPr>
+                <w:sz w:val="28"/>
+                <w:szCs w:val="28"/>
+                <w:lang w:val="en-US"/>
+              </w:rPr>
+              <w:t>step</w:t>
+            </w:r>
+            <w:r>
+              <w:rPr>
+                <w:sz w:val="28"/>
+                <w:szCs w:val="28"/>
+              </w:rPr>
+              <w:t xml:space="preserve"> </w:t>
+            </w:r>
+            <w:r>
+              <w:rPr>
+                <w:sz w:val="28"/>
+                <w:szCs w:val="28"/>
+                <w:lang w:val="en-US"/>
+              </w:rPr>
+              <w:t>learning</w:t>
+            </w:r>
+            <w:r>
+              <w:rPr>
+                <w:sz w:val="28"/>
+                <w:szCs w:val="28"/>
+              </w:rPr>
+              <w:t xml:space="preserve">, </w:t>
+            </w:r>
+            <w:r>
+              <w:rPr>
+                <w:sz w:val="28"/>
+                <w:szCs w:val="28"/>
+                <w:lang w:val="en-US"/>
+              </w:rPr>
+              <w:t>Distributional</w:t>
+            </w:r>
+            <w:r>
+              <w:rPr>
+                <w:sz w:val="28"/>
+                <w:szCs w:val="28"/>
+              </w:rPr>
+              <w:t xml:space="preserve"> </w:t>
+            </w:r>
+            <w:r>
+              <w:rPr>
+                <w:sz w:val="28"/>
+                <w:szCs w:val="28"/>
+                <w:lang w:val="en-US"/>
+              </w:rPr>
+              <w:t>RL</w:t>
+            </w:r>
+            <w:r>
+              <w:rPr>
+                <w:sz w:val="28"/>
+                <w:szCs w:val="28"/>
+              </w:rPr>
+              <w:t>,</w:t>
+            </w:r>
+            <w:r>
+              <w:t xml:space="preserve"> </w:t>
+            </w:r>
+            <w:r>
+              <w:rPr>
+                <w:sz w:val="28"/>
+                <w:szCs w:val="28"/>
+              </w:rPr>
+              <w:t>Сравнение алгоритмов</w:t>
+            </w:r>
+            <w:r>
+              <w:rPr>
+                <w:sz w:val="28"/>
+                <w:szCs w:val="28"/>
+              </w:rPr>
+              <w:t>,</w:t>
+            </w:r>
+            <w:r>
+              <w:rPr>
+                <w:sz w:val="28"/>
+                <w:szCs w:val="28"/>
+              </w:rPr>
+              <w:t xml:space="preserve"> </w:t>
+            </w:r>
+            <w:r>
+              <w:rPr>
+                <w:sz w:val="28"/>
+                <w:szCs w:val="28"/>
+              </w:rPr>
+              <w:t>Заключение</w:t>
+            </w:r>
+            <w:r>
+              <w:rPr>
+                <w:sz w:val="28"/>
+                <w:szCs w:val="28"/>
+              </w:rPr>
+              <w:t xml:space="preserve">, </w:t>
+            </w:r>
+            <w:r>
+              <w:rPr>
+                <w:sz w:val="28"/>
+                <w:szCs w:val="28"/>
+              </w:rPr>
+              <w:t>Список использованных источников</w:t>
             </w:r>
             <w:r>
               <w:rPr>
@@ -1598,7 +1699,7 @@
                 <w:sz w:val="28"/>
                 <w:szCs w:val="28"/>
               </w:rPr>
-              <w:t>Колпачёв</w:t>
+              <w:t>Колпачев</w:t>
             </w:r>
             <w:proofErr w:type="spellEnd"/>
             <w:r>
@@ -1852,7 +1953,7 @@
           <w:sz w:val="28"/>
           <w:szCs w:val="28"/>
         </w:rPr>
-        <w:t xml:space="preserve"> DQN, Multi-</w:t>
+        <w:t xml:space="preserve"> DQN, </w:t>
       </w:r>
       <w:proofErr w:type="spellStart"/>
       <w:r>
@@ -1860,7 +1961,7 @@
           <w:sz w:val="28"/>
           <w:szCs w:val="28"/>
         </w:rPr>
-        <w:t>step</w:t>
+        <w:t>Multi-step</w:t>
       </w:r>
       <w:proofErr w:type="spellEnd"/>
       <w:r>
@@ -1932,7 +2033,7 @@
           <w:sz w:val="28"/>
           <w:szCs w:val="28"/>
         </w:rPr>
-        <w:t xml:space="preserve"> C51, а для среды MountainCar-v0 — Multi-</w:t>
+        <w:t xml:space="preserve"> C51, а для среды MountainCar-v0 — </w:t>
       </w:r>
       <w:proofErr w:type="spellStart"/>
       <w:r>
@@ -1940,7 +2041,7 @@
           <w:sz w:val="28"/>
           <w:szCs w:val="28"/>
         </w:rPr>
-        <w:t>step</w:t>
+        <w:t>Multi-step</w:t>
       </w:r>
       <w:proofErr w:type="spellEnd"/>
       <w:r>
@@ -2121,6 +2222,7 @@
           <w:caps/>
           <w:sz w:val="28"/>
           <w:szCs w:val="28"/>
+          <w:lang w:val="en-US"/>
         </w:rPr>
       </w:pPr>
     </w:p>
@@ -2147,7 +2249,7 @@
       <w:sdtContent>
         <w:p>
           <w:pPr>
-            <w:pStyle w:val="aff3"/>
+            <w:pStyle w:val="aff0"/>
             <w:spacing w:line="360" w:lineRule="auto"/>
             <w:jc w:val="center"/>
             <w:rPr>
@@ -2173,7 +2275,7 @@
         </w:p>
         <w:p>
           <w:pPr>
-            <w:pStyle w:val="16"/>
+            <w:pStyle w:val="19"/>
             <w:tabs>
               <w:tab w:val="right" w:leader="dot" w:pos="9628"/>
             </w:tabs>
@@ -2212,7 +2314,7 @@
           <w:hyperlink w:anchor="_Toc230168833" w:history="1">
             <w:r>
               <w:rPr>
-                <w:rStyle w:val="af7"/>
+                <w:rStyle w:val="af5"/>
                 <w:b/>
                 <w:iCs/>
                 <w:caps/>
@@ -2288,7 +2390,7 @@
         </w:p>
         <w:p>
           <w:pPr>
-            <w:pStyle w:val="16"/>
+            <w:pStyle w:val="19"/>
             <w:tabs>
               <w:tab w:val="right" w:leader="dot" w:pos="9628"/>
             </w:tabs>
@@ -2306,7 +2408,7 @@
           <w:hyperlink w:anchor="_Toc230168834" w:history="1">
             <w:r>
               <w:rPr>
-                <w:rStyle w:val="af7"/>
+                <w:rStyle w:val="af5"/>
                 <w:b/>
                 <w:iCs/>
                 <w:caps/>
@@ -2382,7 +2484,7 @@
         </w:p>
         <w:p>
           <w:pPr>
-            <w:pStyle w:val="16"/>
+            <w:pStyle w:val="19"/>
             <w:tabs>
               <w:tab w:val="left" w:pos="480"/>
               <w:tab w:val="right" w:leader="dot" w:pos="9628"/>
@@ -2401,7 +2503,7 @@
           <w:hyperlink w:anchor="_Toc230168835" w:history="1">
             <w:r>
               <w:rPr>
-                <w:rStyle w:val="af7"/>
+                <w:rStyle w:val="af5"/>
                 <w:b/>
                 <w:iCs/>
                 <w:caps/>
@@ -2424,7 +2526,7 @@
             </w:r>
             <w:r>
               <w:rPr>
-                <w:rStyle w:val="af7"/>
+                <w:rStyle w:val="af5"/>
                 <w:b/>
                 <w:iCs/>
                 <w:caps/>
@@ -2519,7 +2621,7 @@
           <w:hyperlink w:anchor="_Toc230168836" w:history="1">
             <w:r>
               <w:rPr>
-                <w:rStyle w:val="af7"/>
+                <w:rStyle w:val="af5"/>
                 <w:noProof/>
                 <w:sz w:val="28"/>
                 <w:szCs w:val="28"/>
@@ -2539,7 +2641,7 @@
             </w:r>
             <w:r>
               <w:rPr>
-                <w:rStyle w:val="af7"/>
+                <w:rStyle w:val="af5"/>
                 <w:noProof/>
                 <w:sz w:val="28"/>
                 <w:szCs w:val="28"/>
@@ -2631,7 +2733,7 @@
           <w:hyperlink w:anchor="_Toc230168837" w:history="1">
             <w:r>
               <w:rPr>
-                <w:rStyle w:val="af7"/>
+                <w:rStyle w:val="af5"/>
                 <w:noProof/>
                 <w:sz w:val="28"/>
                 <w:szCs w:val="28"/>
@@ -2651,7 +2753,7 @@
             </w:r>
             <w:r>
               <w:rPr>
-                <w:rStyle w:val="af7"/>
+                <w:rStyle w:val="af5"/>
                 <w:noProof/>
                 <w:sz w:val="28"/>
                 <w:szCs w:val="28"/>
@@ -2724,7 +2826,7 @@
         </w:p>
         <w:p>
           <w:pPr>
-            <w:pStyle w:val="16"/>
+            <w:pStyle w:val="19"/>
             <w:tabs>
               <w:tab w:val="left" w:pos="480"/>
               <w:tab w:val="right" w:leader="dot" w:pos="9628"/>
@@ -2743,7 +2845,7 @@
           <w:hyperlink w:anchor="_Toc230168838" w:history="1">
             <w:r>
               <w:rPr>
-                <w:rStyle w:val="af7"/>
+                <w:rStyle w:val="af5"/>
                 <w:b/>
                 <w:iCs/>
                 <w:caps/>
@@ -2766,7 +2868,7 @@
             </w:r>
             <w:r>
               <w:rPr>
-                <w:rStyle w:val="af7"/>
+                <w:rStyle w:val="af5"/>
                 <w:b/>
                 <w:iCs/>
                 <w:caps/>
@@ -2861,7 +2963,7 @@
           <w:hyperlink w:anchor="_Toc230168839" w:history="1">
             <w:r>
               <w:rPr>
-                <w:rStyle w:val="af7"/>
+                <w:rStyle w:val="af5"/>
                 <w:noProof/>
                 <w:sz w:val="28"/>
                 <w:szCs w:val="28"/>
@@ -2881,7 +2983,7 @@
             </w:r>
             <w:r>
               <w:rPr>
-                <w:rStyle w:val="af7"/>
+                <w:rStyle w:val="af5"/>
                 <w:noProof/>
                 <w:sz w:val="28"/>
                 <w:szCs w:val="28"/>
@@ -2973,7 +3075,7 @@
           <w:hyperlink w:anchor="_Toc230168840" w:history="1">
             <w:r>
               <w:rPr>
-                <w:rStyle w:val="af7"/>
+                <w:rStyle w:val="af5"/>
                 <w:noProof/>
                 <w:sz w:val="28"/>
                 <w:szCs w:val="28"/>
@@ -2993,7 +3095,7 @@
             </w:r>
             <w:r>
               <w:rPr>
-                <w:rStyle w:val="af7"/>
+                <w:rStyle w:val="af5"/>
                 <w:noProof/>
                 <w:sz w:val="28"/>
                 <w:szCs w:val="28"/>
@@ -3066,7 +3168,7 @@
         </w:p>
         <w:p>
           <w:pPr>
-            <w:pStyle w:val="16"/>
+            <w:pStyle w:val="19"/>
             <w:tabs>
               <w:tab w:val="left" w:pos="480"/>
               <w:tab w:val="right" w:leader="dot" w:pos="9628"/>
@@ -3085,7 +3187,7 @@
           <w:hyperlink w:anchor="_Toc230168841" w:history="1">
             <w:r>
               <w:rPr>
-                <w:rStyle w:val="af7"/>
+                <w:rStyle w:val="af5"/>
                 <w:b/>
                 <w:iCs/>
                 <w:caps/>
@@ -3108,7 +3210,7 @@
             </w:r>
             <w:r>
               <w:rPr>
-                <w:rStyle w:val="af7"/>
+                <w:rStyle w:val="af5"/>
                 <w:b/>
                 <w:iCs/>
                 <w:caps/>
@@ -3169,7 +3271,7 @@
                 <w:sz w:val="28"/>
                 <w:szCs w:val="28"/>
               </w:rPr>
-              <w:t>11</w:t>
+              <w:t>13</w:t>
             </w:r>
             <w:r>
               <w:rPr>
@@ -3203,7 +3305,7 @@
           <w:hyperlink w:anchor="_Toc230168842" w:history="1">
             <w:r>
               <w:rPr>
-                <w:rStyle w:val="af7"/>
+                <w:rStyle w:val="af5"/>
                 <w:noProof/>
                 <w:sz w:val="28"/>
                 <w:szCs w:val="28"/>
@@ -3223,7 +3325,7 @@
             </w:r>
             <w:r>
               <w:rPr>
-                <w:rStyle w:val="af7"/>
+                <w:rStyle w:val="af5"/>
                 <w:noProof/>
                 <w:sz w:val="28"/>
                 <w:szCs w:val="28"/>
@@ -3281,7 +3383,7 @@
                 <w:sz w:val="28"/>
                 <w:szCs w:val="28"/>
               </w:rPr>
-              <w:t>11</w:t>
+              <w:t>13</w:t>
             </w:r>
             <w:r>
               <w:rPr>
@@ -3312,103 +3414,132 @@
               <w14:ligatures w14:val="standardContextual"/>
             </w:rPr>
           </w:pPr>
-          <w:hyperlink w:anchor="_Toc230168843" w:history="1">
-            <w:r>
-              <w:rPr>
-                <w:rStyle w:val="af7"/>
-                <w:noProof/>
-                <w:sz w:val="28"/>
-                <w:szCs w:val="28"/>
-              </w:rPr>
-              <w:t>3.2.</w:t>
-            </w:r>
-            <w:r>
-              <w:rPr>
-                <w:rFonts w:asciiTheme="minorHAnsi" w:eastAsiaTheme="minorEastAsia" w:hAnsiTheme="minorHAnsi" w:cstheme="minorBidi"/>
-                <w:noProof/>
-                <w:kern w:val="2"/>
-                <w:sz w:val="28"/>
-                <w:szCs w:val="28"/>
-                <w14:ligatures w14:val="standardContextual"/>
-              </w:rPr>
-              <w:tab/>
-            </w:r>
-            <w:r>
-              <w:rPr>
-                <w:rStyle w:val="af7"/>
-                <w:noProof/>
-                <w:sz w:val="28"/>
-                <w:szCs w:val="28"/>
-              </w:rPr>
-              <w:t>Эксперименты</w:t>
-            </w:r>
-            <w:r>
-              <w:rPr>
-                <w:noProof/>
-                <w:webHidden/>
-                <w:sz w:val="28"/>
-                <w:szCs w:val="28"/>
-              </w:rPr>
-              <w:tab/>
-            </w:r>
-            <w:r>
-              <w:rPr>
-                <w:noProof/>
-                <w:webHidden/>
-                <w:sz w:val="28"/>
-                <w:szCs w:val="28"/>
-              </w:rPr>
-              <w:fldChar w:fldCharType="begin"/>
-            </w:r>
-            <w:r>
-              <w:rPr>
-                <w:noProof/>
-                <w:webHidden/>
-                <w:sz w:val="28"/>
-                <w:szCs w:val="28"/>
-              </w:rPr>
-              <w:instrText xml:space="preserve"> PAGEREF _Toc230168843 \h </w:instrText>
-            </w:r>
-            <w:r>
-              <w:rPr>
-                <w:noProof/>
-                <w:webHidden/>
-                <w:sz w:val="28"/>
-                <w:szCs w:val="28"/>
-              </w:rPr>
-            </w:r>
-            <w:r>
-              <w:rPr>
-                <w:noProof/>
-                <w:webHidden/>
-                <w:sz w:val="28"/>
-                <w:szCs w:val="28"/>
-              </w:rPr>
-              <w:fldChar w:fldCharType="separate"/>
-            </w:r>
-            <w:r>
-              <w:rPr>
-                <w:noProof/>
-                <w:webHidden/>
-                <w:sz w:val="28"/>
-                <w:szCs w:val="28"/>
-              </w:rPr>
-              <w:t>12</w:t>
-            </w:r>
-            <w:r>
-              <w:rPr>
-                <w:noProof/>
-                <w:webHidden/>
-                <w:sz w:val="28"/>
-                <w:szCs w:val="28"/>
-              </w:rPr>
-              <w:fldChar w:fldCharType="end"/>
-            </w:r>
-          </w:hyperlink>
+          <w:r>
+            <w:rPr>
+              <w:noProof/>
+            </w:rPr>
+            <w:fldChar w:fldCharType="begin"/>
+          </w:r>
+          <w:r>
+            <w:rPr>
+              <w:noProof/>
+            </w:rPr>
+            <w:instrText xml:space="preserve"> HYPERLINK \l "_Toc230168843" </w:instrText>
+          </w:r>
+          <w:r>
+            <w:rPr>
+              <w:noProof/>
+            </w:rPr>
+          </w:r>
+          <w:r>
+            <w:rPr>
+              <w:noProof/>
+            </w:rPr>
+            <w:fldChar w:fldCharType="separate"/>
+          </w:r>
+          <w:r>
+            <w:rPr>
+              <w:rStyle w:val="af5"/>
+              <w:noProof/>
+              <w:sz w:val="28"/>
+              <w:szCs w:val="28"/>
+            </w:rPr>
+            <w:t>3.2.</w:t>
+          </w:r>
+          <w:r>
+            <w:rPr>
+              <w:rFonts w:asciiTheme="minorHAnsi" w:eastAsiaTheme="minorEastAsia" w:hAnsiTheme="minorHAnsi" w:cstheme="minorBidi"/>
+              <w:noProof/>
+              <w:kern w:val="2"/>
+              <w:sz w:val="28"/>
+              <w:szCs w:val="28"/>
+              <w14:ligatures w14:val="standardContextual"/>
+            </w:rPr>
+            <w:tab/>
+          </w:r>
+          <w:r>
+            <w:rPr>
+              <w:rStyle w:val="af5"/>
+              <w:noProof/>
+              <w:sz w:val="28"/>
+              <w:szCs w:val="28"/>
+            </w:rPr>
+            <w:t>Эксперименты</w:t>
+          </w:r>
+          <w:r>
+            <w:rPr>
+              <w:noProof/>
+              <w:webHidden/>
+              <w:sz w:val="28"/>
+              <w:szCs w:val="28"/>
+            </w:rPr>
+            <w:tab/>
+          </w:r>
+          <w:r>
+            <w:rPr>
+              <w:noProof/>
+              <w:webHidden/>
+              <w:sz w:val="28"/>
+              <w:szCs w:val="28"/>
+            </w:rPr>
+            <w:fldChar w:fldCharType="begin"/>
+          </w:r>
+          <w:r>
+            <w:rPr>
+              <w:noProof/>
+              <w:webHidden/>
+              <w:sz w:val="28"/>
+              <w:szCs w:val="28"/>
+            </w:rPr>
+            <w:instrText xml:space="preserve"> PAGEREF _Toc230168843 \h </w:instrText>
+          </w:r>
+          <w:r>
+            <w:rPr>
+              <w:noProof/>
+              <w:webHidden/>
+              <w:sz w:val="28"/>
+              <w:szCs w:val="28"/>
+            </w:rPr>
+          </w:r>
+          <w:r>
+            <w:rPr>
+              <w:noProof/>
+              <w:webHidden/>
+              <w:sz w:val="28"/>
+              <w:szCs w:val="28"/>
+            </w:rPr>
+            <w:fldChar w:fldCharType="separate"/>
+          </w:r>
+          <w:r>
+            <w:rPr>
+              <w:noProof/>
+              <w:webHidden/>
+              <w:sz w:val="28"/>
+              <w:szCs w:val="28"/>
+            </w:rPr>
+            <w:t>14</w:t>
+          </w:r>
+          <w:r>
+            <w:rPr>
+              <w:noProof/>
+              <w:webHidden/>
+              <w:sz w:val="28"/>
+              <w:szCs w:val="28"/>
+            </w:rPr>
+            <w:fldChar w:fldCharType="end"/>
+          </w:r>
+          <w:r>
+            <w:rPr>
+              <w:noProof/>
+              <w:sz w:val="28"/>
+              <w:szCs w:val="28"/>
+            </w:rPr>
+            <w:fldChar w:fldCharType="end"/>
+          </w:r>
         </w:p>
         <w:p>
           <w:pPr>
-            <w:pStyle w:val="16"/>
+            <w:pStyle w:val="19"/>
             <w:tabs>
               <w:tab w:val="left" w:pos="480"/>
               <w:tab w:val="right" w:leader="dot" w:pos="9628"/>
@@ -3424,105 +3555,134 @@
               <w14:ligatures w14:val="standardContextual"/>
             </w:rPr>
           </w:pPr>
-          <w:hyperlink w:anchor="_Toc230168844" w:history="1">
-            <w:r>
-              <w:rPr>
-                <w:rStyle w:val="af7"/>
-                <w:b/>
-                <w:iCs/>
-                <w:caps/>
-                <w:noProof/>
-                <w:sz w:val="28"/>
-                <w:szCs w:val="28"/>
-              </w:rPr>
-              <w:t>4.</w:t>
-            </w:r>
-            <w:r>
-              <w:rPr>
-                <w:rFonts w:asciiTheme="minorHAnsi" w:eastAsiaTheme="minorEastAsia" w:hAnsiTheme="minorHAnsi" w:cstheme="minorBidi"/>
-                <w:noProof/>
-                <w:kern w:val="2"/>
-                <w:sz w:val="28"/>
-                <w:szCs w:val="28"/>
-                <w14:ligatures w14:val="standardContextual"/>
-              </w:rPr>
-              <w:tab/>
-            </w:r>
-            <w:r>
-              <w:rPr>
-                <w:rStyle w:val="af7"/>
-                <w:b/>
-                <w:iCs/>
-                <w:caps/>
-                <w:noProof/>
-                <w:sz w:val="28"/>
-                <w:szCs w:val="28"/>
-              </w:rPr>
-              <w:t>Сравнение алгоритмов</w:t>
-            </w:r>
-            <w:r>
-              <w:rPr>
-                <w:noProof/>
-                <w:webHidden/>
-                <w:sz w:val="28"/>
-                <w:szCs w:val="28"/>
-              </w:rPr>
-              <w:tab/>
-            </w:r>
-            <w:r>
-              <w:rPr>
-                <w:noProof/>
-                <w:webHidden/>
-                <w:sz w:val="28"/>
-                <w:szCs w:val="28"/>
-              </w:rPr>
-              <w:fldChar w:fldCharType="begin"/>
-            </w:r>
-            <w:r>
-              <w:rPr>
-                <w:noProof/>
-                <w:webHidden/>
-                <w:sz w:val="28"/>
-                <w:szCs w:val="28"/>
-              </w:rPr>
-              <w:instrText xml:space="preserve"> PAGEREF _Toc230168844 \h </w:instrText>
-            </w:r>
-            <w:r>
-              <w:rPr>
-                <w:noProof/>
-                <w:webHidden/>
-                <w:sz w:val="28"/>
-                <w:szCs w:val="28"/>
-              </w:rPr>
-            </w:r>
-            <w:r>
-              <w:rPr>
-                <w:noProof/>
-                <w:webHidden/>
-                <w:sz w:val="28"/>
-                <w:szCs w:val="28"/>
-              </w:rPr>
-              <w:fldChar w:fldCharType="separate"/>
-            </w:r>
-            <w:r>
-              <w:rPr>
-                <w:noProof/>
-                <w:webHidden/>
-                <w:sz w:val="28"/>
-                <w:szCs w:val="28"/>
-              </w:rPr>
-              <w:t>15</w:t>
-            </w:r>
-            <w:r>
-              <w:rPr>
-                <w:noProof/>
-                <w:webHidden/>
-                <w:sz w:val="28"/>
-                <w:szCs w:val="28"/>
-              </w:rPr>
-              <w:fldChar w:fldCharType="end"/>
-            </w:r>
-          </w:hyperlink>
+          <w:r>
+            <w:rPr>
+              <w:noProof/>
+            </w:rPr>
+            <w:fldChar w:fldCharType="begin"/>
+          </w:r>
+          <w:r>
+            <w:rPr>
+              <w:noProof/>
+            </w:rPr>
+            <w:instrText xml:space="preserve"> HYPERLINK \l "_Toc230168844" </w:instrText>
+          </w:r>
+          <w:r>
+            <w:rPr>
+              <w:noProof/>
+            </w:rPr>
+          </w:r>
+          <w:r>
+            <w:rPr>
+              <w:noProof/>
+            </w:rPr>
+            <w:fldChar w:fldCharType="separate"/>
+          </w:r>
+          <w:r>
+            <w:rPr>
+              <w:rStyle w:val="af5"/>
+              <w:b/>
+              <w:iCs/>
+              <w:caps/>
+              <w:noProof/>
+              <w:sz w:val="28"/>
+              <w:szCs w:val="28"/>
+            </w:rPr>
+            <w:t>4.</w:t>
+          </w:r>
+          <w:r>
+            <w:rPr>
+              <w:rFonts w:asciiTheme="minorHAnsi" w:eastAsiaTheme="minorEastAsia" w:hAnsiTheme="minorHAnsi" w:cstheme="minorBidi"/>
+              <w:noProof/>
+              <w:kern w:val="2"/>
+              <w:sz w:val="28"/>
+              <w:szCs w:val="28"/>
+              <w14:ligatures w14:val="standardContextual"/>
+            </w:rPr>
+            <w:tab/>
+          </w:r>
+          <w:r>
+            <w:rPr>
+              <w:rStyle w:val="af5"/>
+              <w:b/>
+              <w:iCs/>
+              <w:caps/>
+              <w:noProof/>
+              <w:sz w:val="28"/>
+              <w:szCs w:val="28"/>
+            </w:rPr>
+            <w:t>Сравнение алгоритмов</w:t>
+          </w:r>
+          <w:r>
+            <w:rPr>
+              <w:noProof/>
+              <w:webHidden/>
+              <w:sz w:val="28"/>
+              <w:szCs w:val="28"/>
+            </w:rPr>
+            <w:tab/>
+          </w:r>
+          <w:r>
+            <w:rPr>
+              <w:noProof/>
+              <w:webHidden/>
+              <w:sz w:val="28"/>
+              <w:szCs w:val="28"/>
+            </w:rPr>
+            <w:fldChar w:fldCharType="begin"/>
+          </w:r>
+          <w:r>
+            <w:rPr>
+              <w:noProof/>
+              <w:webHidden/>
+              <w:sz w:val="28"/>
+              <w:szCs w:val="28"/>
+            </w:rPr>
+            <w:instrText xml:space="preserve"> PAGEREF _Toc230168844 \h </w:instrText>
+          </w:r>
+          <w:r>
+            <w:rPr>
+              <w:noProof/>
+              <w:webHidden/>
+              <w:sz w:val="28"/>
+              <w:szCs w:val="28"/>
+            </w:rPr>
+          </w:r>
+          <w:r>
+            <w:rPr>
+              <w:noProof/>
+              <w:webHidden/>
+              <w:sz w:val="28"/>
+              <w:szCs w:val="28"/>
+            </w:rPr>
+            <w:fldChar w:fldCharType="separate"/>
+          </w:r>
+          <w:r>
+            <w:rPr>
+              <w:noProof/>
+              <w:webHidden/>
+              <w:sz w:val="28"/>
+              <w:szCs w:val="28"/>
+            </w:rPr>
+            <w:t>17</w:t>
+          </w:r>
+          <w:r>
+            <w:rPr>
+              <w:noProof/>
+              <w:webHidden/>
+              <w:sz w:val="28"/>
+              <w:szCs w:val="28"/>
+            </w:rPr>
+            <w:fldChar w:fldCharType="end"/>
+          </w:r>
+          <w:r>
+            <w:rPr>
+              <w:noProof/>
+              <w:sz w:val="28"/>
+              <w:szCs w:val="28"/>
+            </w:rPr>
+            <w:fldChar w:fldCharType="end"/>
+          </w:r>
         </w:p>
         <w:p>
           <w:pPr>
@@ -3545,7 +3705,7 @@
           <w:hyperlink w:anchor="_Toc230168845" w:history="1">
             <w:r>
               <w:rPr>
-                <w:rStyle w:val="af7"/>
+                <w:rStyle w:val="af5"/>
                 <w:noProof/>
                 <w:sz w:val="28"/>
                 <w:szCs w:val="28"/>
@@ -3565,7 +3725,7 @@
             </w:r>
             <w:r>
               <w:rPr>
-                <w:rStyle w:val="af7"/>
+                <w:rStyle w:val="af5"/>
                 <w:noProof/>
                 <w:sz w:val="28"/>
                 <w:szCs w:val="28"/>
@@ -3623,7 +3783,7 @@
                 <w:sz w:val="28"/>
                 <w:szCs w:val="28"/>
               </w:rPr>
-              <w:t>15</w:t>
+              <w:t>17</w:t>
             </w:r>
             <w:r>
               <w:rPr>
@@ -3657,7 +3817,7 @@
           <w:hyperlink w:anchor="_Toc230168846" w:history="1">
             <w:r>
               <w:rPr>
-                <w:rStyle w:val="af7"/>
+                <w:rStyle w:val="af5"/>
                 <w:noProof/>
                 <w:sz w:val="28"/>
                 <w:szCs w:val="28"/>
@@ -3677,7 +3837,7 @@
             </w:r>
             <w:r>
               <w:rPr>
-                <w:rStyle w:val="af7"/>
+                <w:rStyle w:val="af5"/>
                 <w:noProof/>
                 <w:sz w:val="28"/>
                 <w:szCs w:val="28"/>
@@ -3735,7 +3895,7 @@
                 <w:sz w:val="28"/>
                 <w:szCs w:val="28"/>
               </w:rPr>
-              <w:t>16</w:t>
+              <w:t>18</w:t>
             </w:r>
             <w:r>
               <w:rPr>
@@ -3750,7 +3910,7 @@
         </w:p>
         <w:p>
           <w:pPr>
-            <w:pStyle w:val="16"/>
+            <w:pStyle w:val="19"/>
             <w:tabs>
               <w:tab w:val="right" w:leader="dot" w:pos="9628"/>
             </w:tabs>
@@ -3768,7 +3928,7 @@
           <w:hyperlink w:anchor="_Toc230168847" w:history="1">
             <w:r>
               <w:rPr>
-                <w:rStyle w:val="af7"/>
+                <w:rStyle w:val="af5"/>
                 <w:b/>
                 <w:iCs/>
                 <w:caps/>
@@ -3829,7 +3989,7 @@
                 <w:sz w:val="28"/>
                 <w:szCs w:val="28"/>
               </w:rPr>
-              <w:t>19</w:t>
+              <w:t>21</w:t>
             </w:r>
             <w:r>
               <w:rPr>
@@ -3844,7 +4004,7 @@
         </w:p>
         <w:p>
           <w:pPr>
-            <w:pStyle w:val="16"/>
+            <w:pStyle w:val="19"/>
             <w:tabs>
               <w:tab w:val="right" w:leader="dot" w:pos="9628"/>
             </w:tabs>
@@ -3862,7 +4022,7 @@
           <w:hyperlink w:anchor="_Toc230168848" w:history="1">
             <w:r>
               <w:rPr>
-                <w:rStyle w:val="af7"/>
+                <w:rStyle w:val="af5"/>
                 <w:b/>
                 <w:iCs/>
                 <w:caps/>
@@ -3923,7 +4083,7 @@
                 <w:sz w:val="28"/>
                 <w:szCs w:val="28"/>
               </w:rPr>
-              <w:t>20</w:t>
+              <w:t>22</w:t>
             </w:r>
             <w:r>
               <w:rPr>
@@ -3972,6 +4132,8 @@
           <w:szCs w:val="28"/>
         </w:rPr>
       </w:pPr>
+      <w:bookmarkStart w:id="0" w:name="_GoBack"/>
+      <w:bookmarkEnd w:id="0"/>
       <w:r>
         <w:rPr>
           <w:b/>
@@ -3984,7 +4146,7 @@
     </w:p>
     <w:p>
       <w:pPr>
-        <w:pStyle w:val="1"/>
+        <w:pStyle w:val="10"/>
         <w:spacing w:line="360" w:lineRule="auto"/>
         <w:jc w:val="center"/>
         <w:rPr>
@@ -3996,7 +4158,7 @@
           <w:szCs w:val="28"/>
         </w:rPr>
       </w:pPr>
-      <w:bookmarkStart w:id="0" w:name="_Toc230168833"/>
+      <w:bookmarkStart w:id="1" w:name="_Toc230168833"/>
       <w:r>
         <w:rPr>
           <w:b/>
@@ -4009,7 +4171,7 @@
         <w:lastRenderedPageBreak/>
         <w:t>ВВЕДЕНИЕ</w:t>
       </w:r>
-      <w:bookmarkEnd w:id="0"/>
+      <w:bookmarkEnd w:id="1"/>
     </w:p>
     <w:p>
       <w:pPr>
@@ -4059,7 +4221,7 @@
     </w:p>
     <w:p>
       <w:pPr>
-        <w:pStyle w:val="af2"/>
+        <w:pStyle w:val="af0"/>
         <w:numPr>
           <w:ilvl w:val="0"/>
           <w:numId w:val="18"/>
@@ -4091,7 +4253,7 @@
     </w:p>
     <w:p>
       <w:pPr>
-        <w:pStyle w:val="af2"/>
+        <w:pStyle w:val="af0"/>
         <w:numPr>
           <w:ilvl w:val="0"/>
           <w:numId w:val="18"/>
@@ -4104,20 +4266,13 @@
           <w:szCs w:val="28"/>
         </w:rPr>
       </w:pPr>
-      <w:r>
-        <w:rPr>
-          <w:sz w:val="28"/>
-          <w:szCs w:val="28"/>
-        </w:rPr>
-        <w:t>Multi-</w:t>
-      </w:r>
       <w:proofErr w:type="spellStart"/>
       <w:r>
         <w:rPr>
           <w:sz w:val="28"/>
           <w:szCs w:val="28"/>
         </w:rPr>
-        <w:t>step</w:t>
+        <w:t>Multi-step</w:t>
       </w:r>
       <w:proofErr w:type="spellEnd"/>
       <w:r>
@@ -4130,7 +4285,7 @@
     </w:p>
     <w:p>
       <w:pPr>
-        <w:pStyle w:val="af2"/>
+        <w:pStyle w:val="af0"/>
         <w:numPr>
           <w:ilvl w:val="0"/>
           <w:numId w:val="18"/>
@@ -4411,7 +4566,7 @@
     </w:p>
     <w:p>
       <w:pPr>
-        <w:pStyle w:val="1"/>
+        <w:pStyle w:val="10"/>
         <w:spacing w:line="360" w:lineRule="auto"/>
         <w:jc w:val="center"/>
         <w:rPr>
@@ -4423,7 +4578,7 @@
           <w:szCs w:val="28"/>
         </w:rPr>
       </w:pPr>
-      <w:bookmarkStart w:id="1" w:name="_Toc230168834"/>
+      <w:bookmarkStart w:id="2" w:name="_Toc230168834"/>
       <w:r>
         <w:rPr>
           <w:b/>
@@ -4436,7 +4591,7 @@
         <w:lastRenderedPageBreak/>
         <w:t>ПОСТАНОВКА ЗАДАЧИ</w:t>
       </w:r>
-      <w:bookmarkEnd w:id="1"/>
+      <w:bookmarkEnd w:id="2"/>
     </w:p>
     <w:p>
       <w:pPr>
@@ -4486,7 +4641,7 @@
     </w:p>
     <w:p>
       <w:pPr>
-        <w:pStyle w:val="af2"/>
+        <w:pStyle w:val="af0"/>
         <w:numPr>
           <w:ilvl w:val="0"/>
           <w:numId w:val="20"/>
@@ -4529,7 +4684,7 @@
     </w:p>
     <w:p>
       <w:pPr>
-        <w:pStyle w:val="af2"/>
+        <w:pStyle w:val="af0"/>
         <w:numPr>
           <w:ilvl w:val="0"/>
           <w:numId w:val="20"/>
@@ -4542,6 +4697,7 @@
           <w:szCs w:val="28"/>
         </w:rPr>
       </w:pPr>
+      <w:proofErr w:type="spellStart"/>
       <w:r>
         <w:rPr>
           <w:b/>
@@ -4549,9 +4705,9 @@
           <w:sz w:val="28"/>
           <w:szCs w:val="28"/>
         </w:rPr>
-        <w:t>Multi-</w:t>
-      </w:r>
-      <w:proofErr w:type="spellStart"/>
+        <w:t>Multi-step</w:t>
+      </w:r>
+      <w:proofErr w:type="spellEnd"/>
       <w:r>
         <w:rPr>
           <w:b/>
@@ -4559,16 +4715,6 @@
           <w:sz w:val="28"/>
           <w:szCs w:val="28"/>
         </w:rPr>
-        <w:t>step</w:t>
-      </w:r>
-      <w:proofErr w:type="spellEnd"/>
-      <w:r>
-        <w:rPr>
-          <w:b/>
-          <w:bCs/>
-          <w:sz w:val="28"/>
-          <w:szCs w:val="28"/>
-        </w:rPr>
         <w:t xml:space="preserve"> DQN</w:t>
       </w:r>
       <w:r>
@@ -4581,7 +4727,7 @@
     </w:p>
     <w:p>
       <w:pPr>
-        <w:pStyle w:val="af2"/>
+        <w:pStyle w:val="af0"/>
         <w:numPr>
           <w:ilvl w:val="0"/>
           <w:numId w:val="20"/>
@@ -4658,7 +4804,7 @@
     </w:p>
     <w:p>
       <w:pPr>
-        <w:pStyle w:val="af2"/>
+        <w:pStyle w:val="af0"/>
         <w:numPr>
           <w:ilvl w:val="0"/>
           <w:numId w:val="19"/>
@@ -4690,7 +4836,7 @@
     </w:p>
     <w:p>
       <w:pPr>
-        <w:pStyle w:val="af2"/>
+        <w:pStyle w:val="af0"/>
         <w:numPr>
           <w:ilvl w:val="0"/>
           <w:numId w:val="19"/>
@@ -4785,7 +4931,7 @@
     </w:p>
     <w:p>
       <w:pPr>
-        <w:pStyle w:val="1"/>
+        <w:pStyle w:val="10"/>
         <w:numPr>
           <w:ilvl w:val="1"/>
           <w:numId w:val="11"/>
@@ -4811,7 +4957,7 @@
         </w:rPr>
         <w:br w:type="page"/>
       </w:r>
-      <w:bookmarkStart w:id="2" w:name="_Toc230168835"/>
+      <w:bookmarkStart w:id="3" w:name="_Toc230168835"/>
       <w:r>
         <w:rPr>
           <w:b/>
@@ -4824,7 +4970,7 @@
         <w:lastRenderedPageBreak/>
         <w:t>Dueling networks</w:t>
       </w:r>
-      <w:bookmarkEnd w:id="2"/>
+      <w:bookmarkEnd w:id="3"/>
     </w:p>
     <w:p/>
     <w:p>
@@ -4843,7 +4989,7 @@
           <w:szCs w:val="28"/>
         </w:rPr>
       </w:pPr>
-      <w:bookmarkStart w:id="3" w:name="_Toc230168836"/>
+      <w:bookmarkStart w:id="4" w:name="_Toc230168836"/>
       <w:r>
         <w:rPr>
           <w:rFonts w:ascii="Times New Roman" w:hAnsi="Times New Roman"/>
@@ -4853,7 +4999,7 @@
         </w:rPr>
         <w:t>Реализация</w:t>
       </w:r>
-      <w:bookmarkEnd w:id="3"/>
+      <w:bookmarkEnd w:id="4"/>
     </w:p>
     <w:p>
       <w:pPr>
@@ -5102,7 +5248,7 @@
           <w:szCs w:val="28"/>
         </w:rPr>
       </w:pPr>
-      <w:bookmarkStart w:id="4" w:name="_Toc230168837"/>
+      <w:bookmarkStart w:id="5" w:name="_Toc230168837"/>
       <w:r>
         <w:rPr>
           <w:rFonts w:ascii="Times New Roman" w:hAnsi="Times New Roman"/>
@@ -5112,7 +5258,7 @@
         </w:rPr>
         <w:t>Эксперименты</w:t>
       </w:r>
-      <w:bookmarkEnd w:id="4"/>
+      <w:bookmarkEnd w:id="5"/>
     </w:p>
     <w:p>
       <w:pPr>
@@ -5275,7 +5421,7 @@
     </w:p>
     <w:p>
       <w:pPr>
-        <w:pStyle w:val="af2"/>
+        <w:pStyle w:val="af0"/>
         <w:spacing w:line="360" w:lineRule="auto"/>
         <w:ind w:left="0"/>
         <w:jc w:val="center"/>
@@ -5329,7 +5475,7 @@
     </w:p>
     <w:p>
       <w:pPr>
-        <w:pStyle w:val="af2"/>
+        <w:pStyle w:val="af0"/>
         <w:spacing w:line="360" w:lineRule="auto"/>
         <w:ind w:left="0"/>
         <w:jc w:val="center"/>
@@ -5443,7 +5589,7 @@
     </w:p>
     <w:p>
       <w:pPr>
-        <w:pStyle w:val="af2"/>
+        <w:pStyle w:val="af0"/>
         <w:spacing w:line="360" w:lineRule="auto"/>
         <w:ind w:left="0"/>
         <w:jc w:val="center"/>
@@ -5497,7 +5643,7 @@
     </w:p>
     <w:p>
       <w:pPr>
-        <w:pStyle w:val="af2"/>
+        <w:pStyle w:val="af0"/>
         <w:spacing w:line="360" w:lineRule="auto"/>
         <w:ind w:left="0"/>
         <w:jc w:val="center"/>
@@ -5615,7 +5761,7 @@
     <w:p/>
     <w:p>
       <w:pPr>
-        <w:pStyle w:val="1"/>
+        <w:pStyle w:val="10"/>
         <w:numPr>
           <w:ilvl w:val="1"/>
           <w:numId w:val="11"/>
@@ -5641,7 +5787,7 @@
         </w:rPr>
         <w:br w:type="page"/>
       </w:r>
-      <w:bookmarkStart w:id="5" w:name="_Toc230168838"/>
+      <w:bookmarkStart w:id="6" w:name="_Toc230168838"/>
       <w:r>
         <w:rPr>
           <w:b/>
@@ -5654,7 +5800,7 @@
         <w:lastRenderedPageBreak/>
         <w:t>Multi-step learning</w:t>
       </w:r>
-      <w:bookmarkEnd w:id="5"/>
+      <w:bookmarkEnd w:id="6"/>
     </w:p>
     <w:p/>
     <w:p>
@@ -5672,7 +5818,7 @@
           <w:szCs w:val="28"/>
         </w:rPr>
       </w:pPr>
-      <w:bookmarkStart w:id="6" w:name="_Toc230168839"/>
+      <w:bookmarkStart w:id="7" w:name="_Toc230168839"/>
       <w:r>
         <w:rPr>
           <w:rFonts w:ascii="Times New Roman" w:hAnsi="Times New Roman"/>
@@ -5682,10 +5828,446 @@
         </w:rPr>
         <w:t>Реализация</w:t>
       </w:r>
-      <w:bookmarkEnd w:id="6"/>
-    </w:p>
-    <w:p/>
-    <w:p/>
+      <w:bookmarkEnd w:id="7"/>
+    </w:p>
+    <w:p>
+      <w:pPr>
+        <w:spacing w:line="360" w:lineRule="auto"/>
+      </w:pPr>
+    </w:p>
+    <w:p>
+      <w:pPr>
+        <w:spacing w:line="360" w:lineRule="auto"/>
+        <w:ind w:firstLine="709"/>
+        <w:jc w:val="both"/>
+        <w:rPr>
+          <w:sz w:val="28"/>
+          <w:szCs w:val="28"/>
+        </w:rPr>
+      </w:pPr>
+      <w:r>
+        <w:rPr>
+          <w:sz w:val="28"/>
+          <w:szCs w:val="28"/>
+        </w:rPr>
+        <w:t xml:space="preserve">Алгоритм </w:t>
+      </w:r>
+      <w:proofErr w:type="spellStart"/>
+      <w:r>
+        <w:rPr>
+          <w:sz w:val="28"/>
+          <w:szCs w:val="28"/>
+        </w:rPr>
+        <w:t>Multi‑step</w:t>
+      </w:r>
+      <w:proofErr w:type="spellEnd"/>
+      <w:r>
+        <w:rPr>
+          <w:sz w:val="28"/>
+          <w:szCs w:val="28"/>
+        </w:rPr>
+        <w:t xml:space="preserve"> DQN является расширением классического DQN, в котором целевое значение Q‑функции вычисляется не по одному шагу, а по последовательности из N переходов. Это позволяет ускорить распространение сигнала награды и уменьшить смещение оценки.</w:t>
+      </w:r>
+    </w:p>
+    <w:p>
+      <w:pPr>
+        <w:spacing w:line="360" w:lineRule="auto"/>
+        <w:jc w:val="both"/>
+        <w:rPr>
+          <w:sz w:val="28"/>
+          <w:szCs w:val="28"/>
+        </w:rPr>
+      </w:pPr>
+      <w:r>
+        <w:rPr>
+          <w:sz w:val="28"/>
+          <w:szCs w:val="28"/>
+        </w:rPr>
+        <w:tab/>
+        <w:t xml:space="preserve">В реализации, выполненной в рамках проекта, используется класс </w:t>
+      </w:r>
+      <w:proofErr w:type="spellStart"/>
+      <w:r>
+        <w:rPr>
+          <w:sz w:val="28"/>
+          <w:szCs w:val="28"/>
+        </w:rPr>
+        <w:t>NStepCollector</w:t>
+      </w:r>
+      <w:proofErr w:type="spellEnd"/>
+      <w:r>
+        <w:rPr>
+          <w:sz w:val="28"/>
+          <w:szCs w:val="28"/>
+        </w:rPr>
+        <w:t xml:space="preserve">, который накапливает в очереди </w:t>
+      </w:r>
+      <w:r>
+        <w:rPr>
+          <w:sz w:val="28"/>
+          <w:szCs w:val="28"/>
+        </w:rPr>
+        <w:t>до N</w:t>
+      </w:r>
+      <w:r>
+        <w:rPr>
+          <w:sz w:val="28"/>
+          <w:szCs w:val="28"/>
+        </w:rPr>
+        <w:t xml:space="preserve"> шагов и формирует агрегированный переход:</w:t>
+      </w:r>
+    </w:p>
+    <w:p>
+      <w:pPr>
+        <w:spacing w:line="360" w:lineRule="auto"/>
+        <w:jc w:val="both"/>
+        <w:rPr>
+          <w:i/>
+          <w:sz w:val="28"/>
+          <w:szCs w:val="28"/>
+        </w:rPr>
+      </w:pPr>
+      <m:oMathPara>
+        <m:oMath>
+          <m:d>
+            <m:dPr>
+              <m:ctrlPr>
+                <w:rPr>
+                  <w:rFonts w:ascii="Cambria Math" w:hAnsi="Cambria Math"/>
+                  <w:i/>
+                  <w:sz w:val="28"/>
+                  <w:szCs w:val="28"/>
+                  <w:lang w:val="en-US"/>
+                </w:rPr>
+              </m:ctrlPr>
+            </m:dPr>
+            <m:e>
+              <m:r>
+                <w:rPr>
+                  <w:rFonts w:ascii="Cambria Math" w:hAnsi="Cambria Math"/>
+                  <w:sz w:val="28"/>
+                  <w:szCs w:val="28"/>
+                  <w:lang w:val="en-US"/>
+                </w:rPr>
+                <m:t>s, a,</m:t>
+              </m:r>
+              <m:nary>
+                <m:naryPr>
+                  <m:chr m:val="∑"/>
+                  <m:limLoc m:val="undOvr"/>
+                  <m:ctrlPr>
+                    <w:rPr>
+                      <w:rFonts w:ascii="Cambria Math" w:hAnsi="Cambria Math"/>
+                      <w:i/>
+                      <w:sz w:val="28"/>
+                      <w:szCs w:val="28"/>
+                      <w:lang w:val="en-US"/>
+                    </w:rPr>
+                  </m:ctrlPr>
+                </m:naryPr>
+                <m:sub>
+                  <m:r>
+                    <w:rPr>
+                      <w:rFonts w:ascii="Cambria Math" w:hAnsi="Cambria Math"/>
+                      <w:sz w:val="28"/>
+                      <w:szCs w:val="28"/>
+                      <w:lang w:val="en-US"/>
+                    </w:rPr>
+                    <m:t>k=0</m:t>
+                  </m:r>
+                </m:sub>
+                <m:sup>
+                  <m:r>
+                    <w:rPr>
+                      <w:rFonts w:ascii="Cambria Math" w:hAnsi="Cambria Math"/>
+                      <w:sz w:val="28"/>
+                      <w:szCs w:val="28"/>
+                      <w:lang w:val="en-US"/>
+                    </w:rPr>
+                    <m:t>N-1</m:t>
+                  </m:r>
+                </m:sup>
+                <m:e>
+                  <m:sSup>
+                    <m:sSupPr>
+                      <m:ctrlPr>
+                        <w:rPr>
+                          <w:rFonts w:ascii="Cambria Math" w:hAnsi="Cambria Math"/>
+                          <w:i/>
+                          <w:sz w:val="28"/>
+                          <w:szCs w:val="28"/>
+                          <w:lang w:val="en-US"/>
+                        </w:rPr>
+                      </m:ctrlPr>
+                    </m:sSupPr>
+                    <m:e>
+                      <m:r>
+                        <w:rPr>
+                          <w:rFonts w:ascii="Cambria Math" w:hAnsi="Cambria Math"/>
+                          <w:sz w:val="28"/>
+                          <w:szCs w:val="28"/>
+                          <w:lang w:val="en-US"/>
+                        </w:rPr>
+                        <m:t>γ</m:t>
+                      </m:r>
+                    </m:e>
+                    <m:sup>
+                      <m:r>
+                        <w:rPr>
+                          <w:rFonts w:ascii="Cambria Math" w:hAnsi="Cambria Math"/>
+                          <w:sz w:val="28"/>
+                          <w:szCs w:val="28"/>
+                          <w:lang w:val="en-US"/>
+                        </w:rPr>
+                        <m:t>k</m:t>
+                      </m:r>
+                    </m:sup>
+                  </m:sSup>
+                  <m:sSub>
+                    <m:sSubPr>
+                      <m:ctrlPr>
+                        <w:rPr>
+                          <w:rFonts w:ascii="Cambria Math" w:hAnsi="Cambria Math"/>
+                          <w:i/>
+                          <w:sz w:val="28"/>
+                          <w:szCs w:val="28"/>
+                          <w:lang w:val="en-US"/>
+                        </w:rPr>
+                      </m:ctrlPr>
+                    </m:sSubPr>
+                    <m:e>
+                      <m:r>
+                        <w:rPr>
+                          <w:rFonts w:ascii="Cambria Math" w:hAnsi="Cambria Math"/>
+                          <w:sz w:val="28"/>
+                          <w:szCs w:val="28"/>
+                          <w:lang w:val="en-US"/>
+                        </w:rPr>
+                        <m:t>r</m:t>
+                      </m:r>
+                    </m:e>
+                    <m:sub>
+                      <m:r>
+                        <w:rPr>
+                          <w:rFonts w:ascii="Cambria Math" w:hAnsi="Cambria Math"/>
+                          <w:sz w:val="28"/>
+                          <w:szCs w:val="28"/>
+                          <w:lang w:val="en-US"/>
+                        </w:rPr>
+                        <m:t>t+k</m:t>
+                      </m:r>
+                    </m:sub>
+                  </m:sSub>
+                  <m:r>
+                    <w:rPr>
+                      <w:rFonts w:ascii="Cambria Math" w:hAnsi="Cambria Math"/>
+                      <w:sz w:val="28"/>
+                      <w:szCs w:val="28"/>
+                      <w:lang w:val="en-US"/>
+                    </w:rPr>
+                    <m:t>,</m:t>
+                  </m:r>
+                </m:e>
+              </m:nary>
+              <m:r>
+                <w:rPr>
+                  <w:rFonts w:ascii="Cambria Math" w:hAnsi="Cambria Math"/>
+                  <w:sz w:val="28"/>
+                  <w:szCs w:val="28"/>
+                  <w:lang w:val="en-US"/>
+                </w:rPr>
+                <m:t xml:space="preserve"> </m:t>
+              </m:r>
+              <m:sSub>
+                <m:sSubPr>
+                  <m:ctrlPr>
+                    <w:rPr>
+                      <w:rFonts w:ascii="Cambria Math" w:hAnsi="Cambria Math"/>
+                      <w:i/>
+                      <w:sz w:val="28"/>
+                      <w:szCs w:val="28"/>
+                      <w:lang w:val="en-US"/>
+                    </w:rPr>
+                  </m:ctrlPr>
+                </m:sSubPr>
+                <m:e>
+                  <m:r>
+                    <w:rPr>
+                      <w:rFonts w:ascii="Cambria Math" w:hAnsi="Cambria Math"/>
+                      <w:sz w:val="28"/>
+                      <w:szCs w:val="28"/>
+                      <w:lang w:val="en-US"/>
+                    </w:rPr>
+                    <m:t>s</m:t>
+                  </m:r>
+                </m:e>
+                <m:sub>
+                  <m:r>
+                    <w:rPr>
+                      <w:rFonts w:ascii="Cambria Math" w:hAnsi="Cambria Math"/>
+                      <w:sz w:val="28"/>
+                      <w:szCs w:val="28"/>
+                      <w:lang w:val="en-US"/>
+                    </w:rPr>
+                    <m:t>t+N</m:t>
+                  </m:r>
+                </m:sub>
+              </m:sSub>
+              <m:r>
+                <w:rPr>
+                  <w:rFonts w:ascii="Cambria Math" w:hAnsi="Cambria Math"/>
+                  <w:sz w:val="28"/>
+                  <w:szCs w:val="28"/>
+                  <w:lang w:val="en-US"/>
+                </w:rPr>
+                <m:t xml:space="preserve">, done </m:t>
+              </m:r>
+            </m:e>
+          </m:d>
+        </m:oMath>
+      </m:oMathPara>
+    </w:p>
+    <w:p>
+      <w:pPr>
+        <w:spacing w:line="360" w:lineRule="auto"/>
+        <w:jc w:val="both"/>
+        <w:rPr>
+          <w:sz w:val="28"/>
+          <w:szCs w:val="28"/>
+        </w:rPr>
+      </w:pPr>
+      <w:r>
+        <w:rPr>
+          <w:sz w:val="28"/>
+          <w:szCs w:val="28"/>
+        </w:rPr>
+        <w:t xml:space="preserve">где </w:t>
+      </w:r>
+      <w:proofErr w:type="spellStart"/>
+      <w:r>
+        <w:rPr>
+          <w:sz w:val="28"/>
+          <w:szCs w:val="28"/>
+        </w:rPr>
+        <w:t>done</w:t>
+      </w:r>
+      <w:proofErr w:type="spellEnd"/>
+      <w:r>
+        <w:rPr>
+          <w:sz w:val="28"/>
+          <w:szCs w:val="28"/>
+        </w:rPr>
+        <w:t xml:space="preserve"> сигнализирует о завершении эпизода внутри окна. Если эпизод заканчивается раньше, </w:t>
+      </w:r>
+      <w:proofErr w:type="spellStart"/>
+      <w:r>
+        <w:rPr>
+          <w:sz w:val="28"/>
+          <w:szCs w:val="28"/>
+        </w:rPr>
+        <w:t>роллаут</w:t>
+      </w:r>
+      <w:proofErr w:type="spellEnd"/>
+      <w:r>
+        <w:rPr>
+          <w:sz w:val="28"/>
+          <w:szCs w:val="28"/>
+        </w:rPr>
+        <w:t xml:space="preserve"> обрывается, и дальнейшие шаги не учитываются. Полученный переход сохраняется в общий буфер воспроизведения и в дальнейшем используется для обучения так же, как и в обычном DQN.</w:t>
+      </w:r>
+    </w:p>
+    <w:p>
+      <w:pPr>
+        <w:spacing w:line="360" w:lineRule="auto"/>
+        <w:jc w:val="both"/>
+        <w:rPr>
+          <w:sz w:val="28"/>
+          <w:szCs w:val="28"/>
+        </w:rPr>
+      </w:pPr>
+      <w:r>
+        <w:rPr>
+          <w:sz w:val="28"/>
+          <w:szCs w:val="28"/>
+        </w:rPr>
+        <w:tab/>
+        <w:t xml:space="preserve">Важно подчеркнуть, что </w:t>
+      </w:r>
+      <w:proofErr w:type="spellStart"/>
+      <w:r>
+        <w:rPr>
+          <w:sz w:val="28"/>
+          <w:szCs w:val="28"/>
+        </w:rPr>
+        <w:t>reward</w:t>
+      </w:r>
+      <w:proofErr w:type="spellEnd"/>
+      <w:r>
+        <w:rPr>
+          <w:sz w:val="28"/>
+          <w:szCs w:val="28"/>
+        </w:rPr>
+        <w:t xml:space="preserve"> </w:t>
+      </w:r>
+      <w:proofErr w:type="spellStart"/>
+      <w:r>
+        <w:rPr>
+          <w:sz w:val="28"/>
+          <w:szCs w:val="28"/>
+        </w:rPr>
+        <w:t>shaping</w:t>
+      </w:r>
+      <w:proofErr w:type="spellEnd"/>
+      <w:r>
+        <w:rPr>
+          <w:sz w:val="28"/>
+          <w:szCs w:val="28"/>
+        </w:rPr>
+        <w:t xml:space="preserve"> (если активирован) применяется к каждому исходному переходу до этапа агрегации, что гарантирует теоретическую корректность </w:t>
+      </w:r>
+      <w:proofErr w:type="spellStart"/>
+      <w:r>
+        <w:rPr>
+          <w:sz w:val="28"/>
+          <w:szCs w:val="28"/>
+        </w:rPr>
+        <w:t>multi‑step</w:t>
+      </w:r>
+      <w:proofErr w:type="spellEnd"/>
+      <w:r>
+        <w:rPr>
+          <w:sz w:val="28"/>
+          <w:szCs w:val="28"/>
+        </w:rPr>
+        <w:t xml:space="preserve"> обновлений. Для среды MountainCar‑v0, характеризующейся разреженностью награды, был использован </w:t>
+      </w:r>
+      <w:proofErr w:type="spellStart"/>
+      <w:r>
+        <w:rPr>
+          <w:sz w:val="28"/>
+          <w:szCs w:val="28"/>
+        </w:rPr>
+        <w:t>shaping</w:t>
+      </w:r>
+      <w:proofErr w:type="spellEnd"/>
+      <w:r>
+        <w:rPr>
+          <w:sz w:val="28"/>
+          <w:szCs w:val="28"/>
+        </w:rPr>
+        <w:t>, основанный на абсолютной скорости агента.</w:t>
+      </w:r>
+    </w:p>
+    <w:p>
+      <w:pPr>
+        <w:spacing w:line="360" w:lineRule="auto"/>
+        <w:jc w:val="both"/>
+        <w:rPr>
+          <w:sz w:val="28"/>
+          <w:szCs w:val="28"/>
+        </w:rPr>
+      </w:pPr>
+    </w:p>
     <w:p>
       <w:pPr>
         <w:pStyle w:val="20"/>
@@ -5693,7 +6275,7 @@
           <w:ilvl w:val="1"/>
           <w:numId w:val="23"/>
         </w:numPr>
-        <w:spacing w:line="360" w:lineRule="auto"/>
+        <w:spacing w:before="0" w:line="360" w:lineRule="auto"/>
         <w:rPr>
           <w:rFonts w:ascii="Times New Roman" w:hAnsi="Times New Roman"/>
           <w:color w:val="auto"/>
@@ -5701,7 +6283,7 @@
           <w:szCs w:val="28"/>
         </w:rPr>
       </w:pPr>
-      <w:bookmarkStart w:id="7" w:name="_Toc230168840"/>
+      <w:bookmarkStart w:id="8" w:name="_Toc230168840"/>
       <w:r>
         <w:rPr>
           <w:rFonts w:ascii="Times New Roman" w:hAnsi="Times New Roman"/>
@@ -5711,7 +6293,661 @@
         </w:rPr>
         <w:t>Эксперименты</w:t>
       </w:r>
-      <w:bookmarkEnd w:id="7"/>
+      <w:bookmarkEnd w:id="8"/>
+    </w:p>
+    <w:p>
+      <w:pPr>
+        <w:rPr>
+          <w:sz w:val="28"/>
+          <w:szCs w:val="28"/>
+        </w:rPr>
+      </w:pPr>
+    </w:p>
+    <w:p>
+      <w:pPr>
+        <w:spacing w:line="360" w:lineRule="auto"/>
+        <w:ind w:firstLine="709"/>
+        <w:jc w:val="both"/>
+        <w:rPr>
+          <w:color w:val="0F1115"/>
+          <w:sz w:val="28"/>
+          <w:szCs w:val="28"/>
+          <w:shd w:val="clear" w:color="auto" w:fill="FFFFFF"/>
+        </w:rPr>
+      </w:pPr>
+      <w:r>
+        <w:rPr>
+          <w:color w:val="0F1115"/>
+          <w:sz w:val="28"/>
+          <w:szCs w:val="28"/>
+          <w:shd w:val="clear" w:color="auto" w:fill="FFFFFF"/>
+        </w:rPr>
+        <w:t xml:space="preserve">В ходе работы были проведены эксперименты с алгоритмом </w:t>
+      </w:r>
+      <w:proofErr w:type="spellStart"/>
+      <w:r>
+        <w:rPr>
+          <w:color w:val="0F1115"/>
+          <w:sz w:val="28"/>
+          <w:szCs w:val="28"/>
+          <w:shd w:val="clear" w:color="auto" w:fill="FFFFFF"/>
+        </w:rPr>
+        <w:t>Multi</w:t>
+      </w:r>
+      <w:r>
+        <w:rPr>
+          <w:color w:val="0F1115"/>
+          <w:sz w:val="28"/>
+          <w:szCs w:val="28"/>
+          <w:shd w:val="clear" w:color="auto" w:fill="FFFFFF"/>
+        </w:rPr>
+        <w:noBreakHyphen/>
+        <w:t>step</w:t>
+      </w:r>
+      <w:proofErr w:type="spellEnd"/>
+      <w:r>
+        <w:rPr>
+          <w:color w:val="0F1115"/>
+          <w:sz w:val="28"/>
+          <w:szCs w:val="28"/>
+          <w:shd w:val="clear" w:color="auto" w:fill="FFFFFF"/>
+        </w:rPr>
+        <w:t xml:space="preserve"> DQN в двух средах: LunarLander</w:t>
+      </w:r>
+      <w:r>
+        <w:rPr>
+          <w:color w:val="0F1115"/>
+          <w:sz w:val="28"/>
+          <w:szCs w:val="28"/>
+          <w:shd w:val="clear" w:color="auto" w:fill="FFFFFF"/>
+        </w:rPr>
+        <w:noBreakHyphen/>
+        <w:t>v3 и MountainCar</w:t>
+      </w:r>
+      <w:r>
+        <w:rPr>
+          <w:color w:val="0F1115"/>
+          <w:sz w:val="28"/>
+          <w:szCs w:val="28"/>
+          <w:shd w:val="clear" w:color="auto" w:fill="FFFFFF"/>
+        </w:rPr>
+        <w:noBreakHyphen/>
+        <w:t xml:space="preserve">v0. </w:t>
+      </w:r>
+      <w:r>
+        <w:rPr>
+          <w:color w:val="0F1115"/>
+          <w:sz w:val="28"/>
+          <w:szCs w:val="28"/>
+          <w:shd w:val="clear" w:color="auto" w:fill="FFFFFF"/>
+        </w:rPr>
+        <w:t xml:space="preserve">Для каждой среды был выполнен подбор </w:t>
+      </w:r>
+      <w:proofErr w:type="spellStart"/>
+      <w:r>
+        <w:rPr>
+          <w:color w:val="0F1115"/>
+          <w:sz w:val="28"/>
+          <w:szCs w:val="28"/>
+          <w:shd w:val="clear" w:color="auto" w:fill="FFFFFF"/>
+        </w:rPr>
+        <w:t>гиперпараметров</w:t>
+      </w:r>
+      <w:proofErr w:type="spellEnd"/>
+      <w:r>
+        <w:rPr>
+          <w:color w:val="0F1115"/>
+          <w:sz w:val="28"/>
+          <w:szCs w:val="28"/>
+          <w:shd w:val="clear" w:color="auto" w:fill="FFFFFF"/>
+        </w:rPr>
+        <w:t>, в результате которого определены оптимальные конфигурации, обеспечивающие наилучшее качество обучения.</w:t>
+      </w:r>
+      <w:r>
+        <w:rPr>
+          <w:color w:val="0F1115"/>
+          <w:sz w:val="28"/>
+          <w:szCs w:val="28"/>
+          <w:shd w:val="clear" w:color="auto" w:fill="FFFFFF"/>
+        </w:rPr>
+        <w:t xml:space="preserve"> Обучение проводилось в течение </w:t>
+      </w:r>
+      <w:r>
+        <w:rPr>
+          <w:color w:val="0F1115"/>
+          <w:sz w:val="28"/>
+          <w:szCs w:val="28"/>
+          <w:shd w:val="clear" w:color="auto" w:fill="FFFFFF"/>
+        </w:rPr>
+        <w:t>500</w:t>
+      </w:r>
+      <w:r>
+        <w:rPr>
+          <w:color w:val="0F1115"/>
+          <w:sz w:val="28"/>
+          <w:szCs w:val="28"/>
+          <w:shd w:val="clear" w:color="auto" w:fill="FFFFFF"/>
+        </w:rPr>
+        <w:t xml:space="preserve"> эпизодов, качество оценивалось по награде </w:t>
+      </w:r>
+      <w:r>
+        <w:rPr>
+          <w:color w:val="0F1115"/>
+          <w:sz w:val="28"/>
+          <w:szCs w:val="28"/>
+          <w:shd w:val="clear" w:color="auto" w:fill="FFFFFF"/>
+        </w:rPr>
+        <w:lastRenderedPageBreak/>
+        <w:t>за эпизод, средней награде за последние 20 эпизодов</w:t>
+      </w:r>
+      <w:r>
+        <w:rPr>
+          <w:color w:val="0F1115"/>
+          <w:sz w:val="28"/>
+          <w:szCs w:val="28"/>
+          <w:shd w:val="clear" w:color="auto" w:fill="FFFFFF"/>
+        </w:rPr>
+        <w:t>, значениям потерь,</w:t>
+      </w:r>
+      <w:r>
+        <w:rPr>
+          <w:color w:val="0F1115"/>
+          <w:sz w:val="28"/>
+          <w:szCs w:val="28"/>
+          <w:shd w:val="clear" w:color="auto" w:fill="FFFFFF"/>
+        </w:rPr>
+        <w:t xml:space="preserve"> и лучшему достигнутому результату.</w:t>
+      </w:r>
+    </w:p>
+    <w:p>
+      <w:pPr>
+        <w:spacing w:line="360" w:lineRule="auto"/>
+        <w:ind w:firstLine="709"/>
+        <w:jc w:val="both"/>
+        <w:rPr>
+          <w:sz w:val="28"/>
+          <w:szCs w:val="28"/>
+        </w:rPr>
+      </w:pPr>
+      <w:r>
+        <w:rPr>
+          <w:sz w:val="28"/>
+          <w:szCs w:val="28"/>
+        </w:rPr>
+        <w:t xml:space="preserve">Для обеих сред использовалась архитектура нейронной сети (128, 128). Начальное значение </w:t>
+      </w:r>
+      <w:proofErr w:type="spellStart"/>
+      <w:r>
+        <w:rPr>
+          <w:sz w:val="28"/>
+          <w:szCs w:val="28"/>
+        </w:rPr>
+        <w:t>epsilon</w:t>
+      </w:r>
+      <w:proofErr w:type="spellEnd"/>
+      <w:r>
+        <w:rPr>
+          <w:sz w:val="28"/>
+          <w:szCs w:val="28"/>
+        </w:rPr>
+        <w:t xml:space="preserve"> составляло 1.0, затем оно экспоненциально уменьшалось. В процессе подбора </w:t>
+      </w:r>
+      <w:proofErr w:type="spellStart"/>
+      <w:r>
+        <w:rPr>
+          <w:sz w:val="28"/>
+          <w:szCs w:val="28"/>
+        </w:rPr>
+        <w:t>гиперпараметров</w:t>
+      </w:r>
+      <w:proofErr w:type="spellEnd"/>
+      <w:r>
+        <w:rPr>
+          <w:sz w:val="28"/>
+          <w:szCs w:val="28"/>
+        </w:rPr>
+        <w:t xml:space="preserve"> для LunarLander‑v3 наилучшую стабильность показали скорость обучения 5e‑4, коэффициент дисконтирования 0.95, размер </w:t>
+      </w:r>
+      <w:proofErr w:type="spellStart"/>
+      <w:r>
+        <w:rPr>
+          <w:sz w:val="28"/>
+          <w:szCs w:val="28"/>
+        </w:rPr>
+        <w:t>батча</w:t>
+      </w:r>
+      <w:proofErr w:type="spellEnd"/>
+      <w:r>
+        <w:rPr>
+          <w:sz w:val="28"/>
+          <w:szCs w:val="28"/>
+        </w:rPr>
+        <w:t xml:space="preserve"> </w:t>
+      </w:r>
+      <w:proofErr w:type="gramStart"/>
+      <w:r>
+        <w:rPr>
+          <w:sz w:val="28"/>
+          <w:szCs w:val="28"/>
+        </w:rPr>
+        <w:t>128</w:t>
+      </w:r>
+      <w:proofErr w:type="gramEnd"/>
+      <w:r>
+        <w:rPr>
+          <w:sz w:val="28"/>
+          <w:szCs w:val="28"/>
+        </w:rPr>
+        <w:t xml:space="preserve"> и частота обновления целевой сети 200 шагов. Параметр </w:t>
+      </w:r>
+      <w:proofErr w:type="spellStart"/>
+      <w:r>
+        <w:rPr>
+          <w:sz w:val="28"/>
+          <w:szCs w:val="28"/>
+        </w:rPr>
+        <w:t>n_step</w:t>
+      </w:r>
+      <w:proofErr w:type="spellEnd"/>
+      <w:r>
+        <w:rPr>
+          <w:sz w:val="28"/>
+          <w:szCs w:val="28"/>
+        </w:rPr>
+        <w:t xml:space="preserve"> был выбран равным 3, поскольку его увеличение приводило к сильным колебаниям награды и снижению итогового качества. Для MountainCar‑v0 эффективной оказалась конфигурация с </w:t>
+      </w:r>
+      <w:proofErr w:type="spellStart"/>
+      <w:r>
+        <w:rPr>
+          <w:sz w:val="28"/>
+          <w:szCs w:val="28"/>
+        </w:rPr>
+        <w:t>lr</w:t>
+      </w:r>
+      <w:proofErr w:type="spellEnd"/>
+      <w:r>
+        <w:rPr>
+          <w:sz w:val="28"/>
+          <w:szCs w:val="28"/>
+        </w:rPr>
+        <w:t xml:space="preserve"> = 2e‑3, </w:t>
+      </w:r>
+      <w:proofErr w:type="spellStart"/>
+      <w:r>
+        <w:rPr>
+          <w:sz w:val="28"/>
+          <w:szCs w:val="28"/>
+        </w:rPr>
+        <w:t>gamma</w:t>
+      </w:r>
+      <w:proofErr w:type="spellEnd"/>
+      <w:r>
+        <w:rPr>
+          <w:sz w:val="28"/>
+          <w:szCs w:val="28"/>
+        </w:rPr>
+        <w:t xml:space="preserve"> = 0.99, </w:t>
+      </w:r>
+      <w:proofErr w:type="spellStart"/>
+      <w:r>
+        <w:rPr>
+          <w:sz w:val="28"/>
+          <w:szCs w:val="28"/>
+        </w:rPr>
+        <w:t>target_update_freq</w:t>
+      </w:r>
+      <w:proofErr w:type="spellEnd"/>
+      <w:r>
+        <w:rPr>
+          <w:sz w:val="28"/>
+          <w:szCs w:val="28"/>
+        </w:rPr>
+        <w:t xml:space="preserve"> = 50 и размером </w:t>
+      </w:r>
+      <w:proofErr w:type="spellStart"/>
+      <w:r>
+        <w:rPr>
+          <w:sz w:val="28"/>
+          <w:szCs w:val="28"/>
+        </w:rPr>
+        <w:t>батча</w:t>
+      </w:r>
+      <w:proofErr w:type="spellEnd"/>
+      <w:r>
+        <w:rPr>
+          <w:sz w:val="28"/>
+          <w:szCs w:val="28"/>
+        </w:rPr>
+        <w:t xml:space="preserve"> 256. Кроме того, в этой среде применялся </w:t>
+      </w:r>
+      <w:proofErr w:type="spellStart"/>
+      <w:r>
+        <w:rPr>
+          <w:sz w:val="28"/>
+          <w:szCs w:val="28"/>
+        </w:rPr>
+        <w:t>reward</w:t>
+      </w:r>
+      <w:proofErr w:type="spellEnd"/>
+      <w:r>
+        <w:rPr>
+          <w:sz w:val="28"/>
+          <w:szCs w:val="28"/>
+        </w:rPr>
+        <w:t xml:space="preserve"> </w:t>
+      </w:r>
+      <w:proofErr w:type="spellStart"/>
+      <w:r>
+        <w:rPr>
+          <w:sz w:val="28"/>
+          <w:szCs w:val="28"/>
+        </w:rPr>
+        <w:t>shaping</w:t>
+      </w:r>
+      <w:proofErr w:type="spellEnd"/>
+      <w:r>
+        <w:rPr>
+          <w:sz w:val="28"/>
+          <w:szCs w:val="28"/>
+        </w:rPr>
+        <w:t>, основанный на скорости агента, что значительно ускорило обучение.</w:t>
+      </w:r>
+    </w:p>
+    <w:p>
+      <w:pPr>
+        <w:spacing w:line="360" w:lineRule="auto"/>
+        <w:ind w:firstLine="709"/>
+        <w:jc w:val="both"/>
+        <w:rPr>
+          <w:sz w:val="28"/>
+          <w:szCs w:val="28"/>
+        </w:rPr>
+      </w:pPr>
+      <w:r>
+        <w:rPr>
+          <w:sz w:val="28"/>
+          <w:szCs w:val="28"/>
+        </w:rPr>
+        <w:t xml:space="preserve">На рисунках 3 и 4 представлены графики изменения награды и функции потерь для </w:t>
+      </w:r>
+      <w:proofErr w:type="spellStart"/>
+      <w:r>
+        <w:rPr>
+          <w:sz w:val="28"/>
+          <w:szCs w:val="28"/>
+        </w:rPr>
+        <w:t>Multi‑step</w:t>
+      </w:r>
+      <w:proofErr w:type="spellEnd"/>
+      <w:r>
+        <w:rPr>
+          <w:sz w:val="28"/>
+          <w:szCs w:val="28"/>
+        </w:rPr>
+        <w:t xml:space="preserve"> DQN. В среде LunarLander‑v3 сглаженная кривая награды демонстрирует положительную динамику с первых эпизодов, что характерно для данного окружения. После 200 эпизодов рост замедляется, что связано с завершением основной фазы обучения; одновременно функция потерь стабилизируется на низком уровне, подтверждая сходимость алгоритма.</w:t>
+      </w:r>
+      <w:r>
+        <w:rPr>
+          <w:sz w:val="28"/>
+          <w:szCs w:val="28"/>
+        </w:rPr>
+        <w:t xml:space="preserve"> </w:t>
+      </w:r>
+      <w:r>
+        <w:rPr>
+          <w:sz w:val="28"/>
+          <w:szCs w:val="28"/>
+        </w:rPr>
+        <w:t>В среде M</w:t>
+      </w:r>
+      <w:r>
+        <w:rPr>
+          <w:sz w:val="28"/>
+          <w:szCs w:val="28"/>
+        </w:rPr>
+        <w:t>ountainCar‑v0</w:t>
+      </w:r>
+      <w:r>
+        <w:rPr>
+          <w:sz w:val="28"/>
+          <w:szCs w:val="28"/>
+        </w:rPr>
+        <w:t xml:space="preserve"> в течение первых 100 эпизодов агент не достигает цели, о чём свидетельствуют минимальные значения награды. После этого наблюдается резкий рост сглаженной кривой, и к 300–400 эпизодам алгоритм практически полностью осваивает задачу. Функция потерь на начальном этапе демонстрирует высокие значения, обусловленные случайными действиями, однако к концу обучения снижается и стабилизируется.</w:t>
+      </w:r>
+      <w:r>
+        <w:rPr>
+          <w:sz w:val="28"/>
+          <w:szCs w:val="28"/>
+        </w:rPr>
+        <w:t xml:space="preserve"> </w:t>
+      </w:r>
+    </w:p>
+    <w:p>
+      <w:pPr>
+        <w:spacing w:line="360" w:lineRule="auto"/>
+        <w:ind w:firstLine="709"/>
+        <w:jc w:val="both"/>
+      </w:pPr>
+      <w:r>
+        <w:rPr>
+          <w:sz w:val="28"/>
+          <w:szCs w:val="28"/>
+        </w:rPr>
+        <w:t xml:space="preserve">Выбранные </w:t>
+      </w:r>
+      <w:proofErr w:type="spellStart"/>
+      <w:r>
+        <w:rPr>
+          <w:sz w:val="28"/>
+          <w:szCs w:val="28"/>
+        </w:rPr>
+        <w:t>гиперпараметры</w:t>
+      </w:r>
+      <w:proofErr w:type="spellEnd"/>
+      <w:r>
+        <w:rPr>
+          <w:sz w:val="28"/>
+          <w:szCs w:val="28"/>
+        </w:rPr>
+        <w:t xml:space="preserve"> обеспечивают сбалансированное соотношение исследования и эксплуатации: достаточно медленное затухание ε позволяет агенту накопить репрезентативный опыт на ранних этапах, а умеренные значения γ и размера </w:t>
+      </w:r>
+      <w:proofErr w:type="spellStart"/>
+      <w:r>
+        <w:rPr>
+          <w:sz w:val="28"/>
+          <w:szCs w:val="28"/>
+        </w:rPr>
+        <w:t>батча</w:t>
+      </w:r>
+      <w:proofErr w:type="spellEnd"/>
+      <w:r>
+        <w:rPr>
+          <w:sz w:val="28"/>
+          <w:szCs w:val="28"/>
+        </w:rPr>
+        <w:t xml:space="preserve"> предотвращают накопление ошибки </w:t>
+      </w:r>
+      <w:r>
+        <w:rPr>
+          <w:sz w:val="28"/>
+          <w:szCs w:val="28"/>
+        </w:rPr>
+        <w:lastRenderedPageBreak/>
+        <w:t>аппроксимации, что исключает как глубокие провалы награды, так и расходимость функции потерь.</w:t>
+      </w:r>
+    </w:p>
+    <w:p/>
+    <w:p>
+      <w:r>
+        <w:rPr>
+          <w:noProof/>
+        </w:rPr>
+        <w:drawing>
+          <wp:inline distT="0" distB="0" distL="0" distR="0" wp14:anchorId="69AC212D" wp14:editId="47EA0122">
+            <wp:extent cx="6120130" cy="2181225"/>
+            <wp:effectExtent l="0" t="0" r="0" b="9525"/>
+            <wp:docPr id="5" name="Рисунок 5"/>
+            <wp:cNvGraphicFramePr>
+              <a:graphicFrameLocks xmlns:a="http://schemas.openxmlformats.org/drawingml/2006/main" noChangeAspect="1"/>
+            </wp:cNvGraphicFramePr>
+            <a:graphic xmlns:a="http://schemas.openxmlformats.org/drawingml/2006/main">
+              <a:graphicData uri="http://schemas.openxmlformats.org/drawingml/2006/picture">
+                <pic:pic xmlns:pic="http://schemas.openxmlformats.org/drawingml/2006/picture">
+                  <pic:nvPicPr>
+                    <pic:cNvPr id="5" name="загружено11.png"/>
+                    <pic:cNvPicPr/>
+                  </pic:nvPicPr>
+                  <pic:blipFill>
+                    <a:blip r:embed="rId12">
+                      <a:extLst>
+                        <a:ext uri="{28A0092B-C50C-407E-A947-70E740481C1C}">
+                          <a14:useLocalDpi xmlns:a14="http://schemas.microsoft.com/office/drawing/2010/main" val="0"/>
+                        </a:ext>
+                      </a:extLst>
+                    </a:blip>
+                    <a:stretch>
+                      <a:fillRect/>
+                    </a:stretch>
+                  </pic:blipFill>
+                  <pic:spPr>
+                    <a:xfrm>
+                      <a:off x="0" y="0"/>
+                      <a:ext cx="6120130" cy="2181225"/>
+                    </a:xfrm>
+                    <a:prstGeom prst="rect">
+                      <a:avLst/>
+                    </a:prstGeom>
+                  </pic:spPr>
+                </pic:pic>
+              </a:graphicData>
+            </a:graphic>
+          </wp:inline>
+        </w:drawing>
+      </w:r>
+    </w:p>
+    <w:p>
+      <w:pPr>
+        <w:jc w:val="center"/>
+        <w:rPr>
+          <w:sz w:val="28"/>
+          <w:szCs w:val="28"/>
+        </w:rPr>
+      </w:pPr>
+      <w:r>
+        <w:rPr>
+          <w:sz w:val="28"/>
+          <w:szCs w:val="28"/>
+        </w:rPr>
+        <w:t xml:space="preserve">Рисунок 3 – График изменения награды и функции потерь </w:t>
+      </w:r>
+      <w:proofErr w:type="spellStart"/>
+      <w:r>
+        <w:rPr>
+          <w:sz w:val="28"/>
+          <w:szCs w:val="28"/>
+        </w:rPr>
+        <w:t>Multi‑step</w:t>
+      </w:r>
+      <w:proofErr w:type="spellEnd"/>
+      <w:r>
+        <w:rPr>
+          <w:sz w:val="28"/>
+          <w:szCs w:val="28"/>
+        </w:rPr>
+        <w:t xml:space="preserve"> DQN в среде LunarLander‑v3</w:t>
+      </w:r>
+    </w:p>
+    <w:p>
+      <w:pPr>
+        <w:jc w:val="center"/>
+        <w:rPr>
+          <w:sz w:val="28"/>
+          <w:szCs w:val="28"/>
+        </w:rPr>
+      </w:pPr>
+    </w:p>
+    <w:p>
+      <w:pPr>
+        <w:jc w:val="center"/>
+      </w:pPr>
+      <w:r>
+        <w:rPr>
+          <w:noProof/>
+        </w:rPr>
+        <w:drawing>
+          <wp:inline distT="0" distB="0" distL="0" distR="0" wp14:anchorId="0396066D" wp14:editId="0FA0C545">
+            <wp:extent cx="6120130" cy="2181225"/>
+            <wp:effectExtent l="0" t="0" r="0" b="9525"/>
+            <wp:docPr id="9" name="Рисунок 9"/>
+            <wp:cNvGraphicFramePr>
+              <a:graphicFrameLocks xmlns:a="http://schemas.openxmlformats.org/drawingml/2006/main" noChangeAspect="1"/>
+            </wp:cNvGraphicFramePr>
+            <a:graphic xmlns:a="http://schemas.openxmlformats.org/drawingml/2006/main">
+              <a:graphicData uri="http://schemas.openxmlformats.org/drawingml/2006/picture">
+                <pic:pic xmlns:pic="http://schemas.openxmlformats.org/drawingml/2006/picture">
+                  <pic:nvPicPr>
+                    <pic:cNvPr id="9" name="загружено (2).png"/>
+                    <pic:cNvPicPr/>
+                  </pic:nvPicPr>
+                  <pic:blipFill>
+                    <a:blip r:embed="rId13">
+                      <a:extLst>
+                        <a:ext uri="{28A0092B-C50C-407E-A947-70E740481C1C}">
+                          <a14:useLocalDpi xmlns:a14="http://schemas.microsoft.com/office/drawing/2010/main" val="0"/>
+                        </a:ext>
+                      </a:extLst>
+                    </a:blip>
+                    <a:stretch>
+                      <a:fillRect/>
+                    </a:stretch>
+                  </pic:blipFill>
+                  <pic:spPr>
+                    <a:xfrm>
+                      <a:off x="0" y="0"/>
+                      <a:ext cx="6120130" cy="2181225"/>
+                    </a:xfrm>
+                    <a:prstGeom prst="rect">
+                      <a:avLst/>
+                    </a:prstGeom>
+                  </pic:spPr>
+                </pic:pic>
+              </a:graphicData>
+            </a:graphic>
+          </wp:inline>
+        </w:drawing>
+      </w:r>
+    </w:p>
+    <w:p>
+      <w:pPr>
+        <w:jc w:val="center"/>
+        <w:rPr>
+          <w:sz w:val="28"/>
+          <w:szCs w:val="28"/>
+        </w:rPr>
+      </w:pPr>
+      <w:r>
+        <w:rPr>
+          <w:sz w:val="28"/>
+          <w:szCs w:val="28"/>
+        </w:rPr>
+        <w:t xml:space="preserve">Рисунок 4 – График изменения награды и функции потерь </w:t>
+      </w:r>
+      <w:proofErr w:type="spellStart"/>
+      <w:r>
+        <w:rPr>
+          <w:sz w:val="28"/>
+          <w:szCs w:val="28"/>
+        </w:rPr>
+        <w:t>Multi‑step</w:t>
+      </w:r>
+      <w:proofErr w:type="spellEnd"/>
+      <w:r>
+        <w:rPr>
+          <w:sz w:val="28"/>
+          <w:szCs w:val="28"/>
+        </w:rPr>
+        <w:t xml:space="preserve"> DQN в среде MountainCar‑v0</w:t>
+      </w:r>
     </w:p>
     <w:p/>
     <w:p/>
@@ -5728,37 +6964,9 @@
     <w:p/>
     <w:p/>
     <w:p/>
-    <w:p/>
-    <w:p/>
-    <w:p/>
-    <w:p/>
-    <w:p/>
-    <w:p/>
-    <w:p/>
-    <w:p/>
-    <w:p/>
-    <w:p/>
-    <w:p/>
-    <w:p/>
-    <w:p/>
-    <w:p/>
-    <w:p/>
-    <w:p/>
-    <w:p/>
-    <w:p/>
-    <w:p/>
-    <w:p/>
-    <w:p/>
-    <w:p/>
-    <w:p/>
-    <w:p/>
-    <w:p/>
-    <w:p/>
-    <w:p/>
-    <w:p/>
-    <w:p>
-      <w:pPr>
-        <w:pStyle w:val="1"/>
+    <w:p>
+      <w:pPr>
+        <w:pStyle w:val="10"/>
         <w:numPr>
           <w:ilvl w:val="1"/>
           <w:numId w:val="11"/>
@@ -5775,7 +6983,7 @@
           <w:szCs w:val="28"/>
         </w:rPr>
       </w:pPr>
-      <w:bookmarkStart w:id="8" w:name="_Toc230168841"/>
+      <w:bookmarkStart w:id="9" w:name="_Toc230168841"/>
       <w:r>
         <w:rPr>
           <w:b/>
@@ -5788,7 +6996,7 @@
         <w:lastRenderedPageBreak/>
         <w:t>DISTRIBUTIONAL RL</w:t>
       </w:r>
-      <w:bookmarkEnd w:id="8"/>
+      <w:bookmarkEnd w:id="9"/>
     </w:p>
     <w:p/>
     <w:p>
@@ -5807,9 +7015,9 @@
           <w:szCs w:val="28"/>
         </w:rPr>
       </w:pPr>
-      <w:bookmarkStart w:id="9" w:name="_heading=h.bd1ppx8ycznx" w:colFirst="0" w:colLast="0"/>
-      <w:bookmarkStart w:id="10" w:name="_Toc230168842"/>
-      <w:bookmarkEnd w:id="9"/>
+      <w:bookmarkStart w:id="10" w:name="_heading=h.bd1ppx8ycznx" w:colFirst="0" w:colLast="0"/>
+      <w:bookmarkStart w:id="11" w:name="_Toc230168842"/>
+      <w:bookmarkEnd w:id="10"/>
       <w:r>
         <w:rPr>
           <w:rFonts w:ascii="Times New Roman" w:hAnsi="Times New Roman"/>
@@ -5819,7 +7027,7 @@
         </w:rPr>
         <w:t>Реализация</w:t>
       </w:r>
-      <w:bookmarkEnd w:id="10"/>
+      <w:bookmarkEnd w:id="11"/>
     </w:p>
     <w:p>
       <w:pPr>
@@ -6128,9 +7336,9 @@
           <w:szCs w:val="28"/>
         </w:rPr>
       </w:pPr>
-      <w:bookmarkStart w:id="11" w:name="_heading=h.u41zt09vm0hl" w:colFirst="0" w:colLast="0"/>
-      <w:bookmarkStart w:id="12" w:name="_Toc230168843"/>
-      <w:bookmarkEnd w:id="11"/>
+      <w:bookmarkStart w:id="12" w:name="_heading=h.u41zt09vm0hl" w:colFirst="0" w:colLast="0"/>
+      <w:bookmarkStart w:id="13" w:name="_Toc230168843"/>
+      <w:bookmarkEnd w:id="12"/>
       <w:r>
         <w:rPr>
           <w:rFonts w:ascii="Times New Roman" w:hAnsi="Times New Roman"/>
@@ -6141,7 +7349,7 @@
         <w:lastRenderedPageBreak/>
         <w:t>Эксперименты</w:t>
       </w:r>
-      <w:bookmarkEnd w:id="12"/>
+      <w:bookmarkEnd w:id="13"/>
     </w:p>
     <w:p>
       <w:pPr>
@@ -6295,7 +7503,7 @@
                     <pic:cNvPicPr preferRelativeResize="0"/>
                   </pic:nvPicPr>
                   <pic:blipFill>
-                    <a:blip r:embed="rId12"/>
+                    <a:blip r:embed="rId14"/>
                     <a:srcRect/>
                     <a:stretch>
                       <a:fillRect/>
@@ -6341,7 +7549,15 @@
           <w:szCs w:val="28"/>
           <w:lang w:val="en-US"/>
         </w:rPr>
-        <w:t xml:space="preserve"> x — </w:t>
+        <w:t xml:space="preserve"> 5</w:t>
+      </w:r>
+      <w:r>
+        <w:rPr>
+          <w:sz w:val="28"/>
+          <w:szCs w:val="28"/>
+          <w:lang w:val="en-US"/>
+        </w:rPr>
+        <w:t xml:space="preserve"> — </w:t>
       </w:r>
       <w:r>
         <w:rPr>
@@ -6466,7 +7682,7 @@
                     <pic:cNvPicPr preferRelativeResize="0"/>
                   </pic:nvPicPr>
                   <pic:blipFill>
-                    <a:blip r:embed="rId13"/>
+                    <a:blip r:embed="rId15"/>
                     <a:srcRect/>
                     <a:stretch>
                       <a:fillRect/>
@@ -6512,7 +7728,23 @@
           <w:szCs w:val="28"/>
           <w:lang w:val="en-US"/>
         </w:rPr>
-        <w:t xml:space="preserve"> x — </w:t>
+        <w:t xml:space="preserve"> </w:t>
+      </w:r>
+      <w:r>
+        <w:rPr>
+          <w:sz w:val="28"/>
+          <w:szCs w:val="28"/>
+          <w:lang w:val="en-US"/>
+        </w:rPr>
+        <w:t>6</w:t>
+      </w:r>
+      <w:r>
+        <w:rPr>
+          <w:sz w:val="28"/>
+          <w:szCs w:val="28"/>
+          <w:lang w:val="en-US"/>
+        </w:rPr>
+        <w:t xml:space="preserve"> — </w:t>
       </w:r>
       <w:r>
         <w:rPr>
@@ -6755,6 +7987,7 @@
           <w:smallCaps/>
           <w:sz w:val="28"/>
           <w:szCs w:val="28"/>
+          <w:lang w:val="en-US"/>
         </w:rPr>
       </w:pPr>
     </w:p>
@@ -6767,12 +8000,13 @@
           <w:smallCaps/>
           <w:sz w:val="28"/>
           <w:szCs w:val="28"/>
-        </w:rPr>
-      </w:pPr>
-    </w:p>
-    <w:p>
-      <w:pPr>
-        <w:pStyle w:val="1"/>
+          <w:lang w:val="en-US"/>
+        </w:rPr>
+      </w:pPr>
+    </w:p>
+    <w:p>
+      <w:pPr>
+        <w:pStyle w:val="10"/>
         <w:numPr>
           <w:ilvl w:val="1"/>
           <w:numId w:val="11"/>
@@ -6789,7 +8023,7 @@
           <w:szCs w:val="28"/>
         </w:rPr>
       </w:pPr>
-      <w:bookmarkStart w:id="13" w:name="_Toc230168844"/>
+      <w:bookmarkStart w:id="14" w:name="_Toc230168844"/>
       <w:r>
         <w:rPr>
           <w:b/>
@@ -6802,7 +8036,7 @@
         <w:lastRenderedPageBreak/>
         <w:t>Сравнение алгоритмов</w:t>
       </w:r>
-      <w:bookmarkEnd w:id="13"/>
+      <w:bookmarkEnd w:id="14"/>
     </w:p>
     <w:p/>
     <w:p>
@@ -6836,7 +8070,7 @@
           <w:sz w:val="28"/>
           <w:szCs w:val="28"/>
         </w:rPr>
-        <w:t xml:space="preserve"> DQN, Multi-</w:t>
+        <w:t xml:space="preserve"> DQN, </w:t>
       </w:r>
       <w:proofErr w:type="spellStart"/>
       <w:r>
@@ -6844,7 +8078,7 @@
           <w:sz w:val="28"/>
           <w:szCs w:val="28"/>
         </w:rPr>
-        <w:t>step</w:t>
+        <w:t>Multi-step</w:t>
       </w:r>
       <w:proofErr w:type="spellEnd"/>
       <w:r>
@@ -6886,7 +8120,7 @@
           <w:szCs w:val="28"/>
         </w:rPr>
       </w:pPr>
-      <w:bookmarkStart w:id="14" w:name="_Toc230168845"/>
+      <w:bookmarkStart w:id="15" w:name="_Toc230168845"/>
       <w:r>
         <w:rPr>
           <w:rFonts w:ascii="Times New Roman" w:hAnsi="Times New Roman"/>
@@ -6896,7 +8130,7 @@
         </w:rPr>
         <w:t>LunarLander-v3</w:t>
       </w:r>
-      <w:bookmarkEnd w:id="14"/>
+      <w:bookmarkEnd w:id="15"/>
     </w:p>
     <w:p>
       <w:pPr>
@@ -6985,20 +8219,13 @@
           <w:szCs w:val="28"/>
         </w:rPr>
       </w:pPr>
-      <w:r>
-        <w:rPr>
-          <w:sz w:val="28"/>
-          <w:szCs w:val="28"/>
-        </w:rPr>
-        <w:t>Multi-</w:t>
-      </w:r>
       <w:proofErr w:type="spellStart"/>
       <w:r>
         <w:rPr>
           <w:sz w:val="28"/>
           <w:szCs w:val="28"/>
         </w:rPr>
-        <w:t>step</w:t>
+        <w:t>Multi-step</w:t>
       </w:r>
       <w:proofErr w:type="spellEnd"/>
       <w:r>
@@ -7020,15 +8247,21 @@
           <w:sz w:val="28"/>
           <w:szCs w:val="28"/>
         </w:rPr>
-        <w:t xml:space="preserve">Х и </w:t>
-      </w:r>
-      <w:r>
-        <w:rPr>
-          <w:sz w:val="28"/>
-          <w:szCs w:val="28"/>
-          <w:lang w:val="en-US"/>
-        </w:rPr>
-        <w:t>x</w:t>
+        <w:t>7</w:t>
+      </w:r>
+      <w:r>
+        <w:rPr>
+          <w:sz w:val="28"/>
+          <w:szCs w:val="28"/>
+        </w:rPr>
+        <w:t xml:space="preserve"> и </w:t>
+      </w:r>
+      <w:r>
+        <w:rPr>
+          <w:sz w:val="28"/>
+          <w:szCs w:val="28"/>
+        </w:rPr>
+        <w:t>8</w:t>
       </w:r>
       <w:r>
         <w:rPr>
@@ -7078,6 +8311,7 @@
       </w:pPr>
       <w:r>
         <w:rPr>
+          <w:noProof/>
           <w:sz w:val="28"/>
           <w:szCs w:val="28"/>
         </w:rPr>
@@ -7087,442 +8321,6 @@
             <wp:extent cx="6120130" cy="3291840"/>
             <wp:effectExtent l="0" t="0" r="0" b="3810"/>
             <wp:docPr id="6" name="Рисунок 6"/>
-            <wp:cNvGraphicFramePr>
-              <a:graphicFrameLocks xmlns:a="http://schemas.openxmlformats.org/drawingml/2006/main" noChangeAspect="1"/>
-            </wp:cNvGraphicFramePr>
-            <a:graphic xmlns:a="http://schemas.openxmlformats.org/drawingml/2006/main">
-              <a:graphicData uri="http://schemas.openxmlformats.org/drawingml/2006/picture">
-                <pic:pic xmlns:pic="http://schemas.openxmlformats.org/drawingml/2006/picture">
-                  <pic:nvPicPr>
-                    <pic:cNvPr id="1" name=""/>
-                    <pic:cNvPicPr/>
-                  </pic:nvPicPr>
-                  <pic:blipFill>
-                    <a:blip r:embed="rId14"/>
-                    <a:stretch>
-                      <a:fillRect/>
-                    </a:stretch>
-                  </pic:blipFill>
-                  <pic:spPr>
-                    <a:xfrm>
-                      <a:off x="0" y="0"/>
-                      <a:ext cx="6120130" cy="3291840"/>
-                    </a:xfrm>
-                    <a:prstGeom prst="rect">
-                      <a:avLst/>
-                    </a:prstGeom>
-                  </pic:spPr>
-                </pic:pic>
-              </a:graphicData>
-            </a:graphic>
-          </wp:inline>
-        </w:drawing>
-      </w:r>
-    </w:p>
-    <w:p>
-      <w:pPr>
-        <w:spacing w:line="360" w:lineRule="auto"/>
-        <w:jc w:val="center"/>
-        <w:rPr>
-          <w:sz w:val="28"/>
-          <w:szCs w:val="28"/>
-          <w:lang w:val="en-US"/>
-        </w:rPr>
-      </w:pPr>
-      <w:r>
-        <w:rPr>
-          <w:sz w:val="28"/>
-          <w:szCs w:val="28"/>
-        </w:rPr>
-        <w:t>Рисунок</w:t>
-      </w:r>
-      <w:r>
-        <w:rPr>
-          <w:sz w:val="28"/>
-          <w:szCs w:val="28"/>
-        </w:rPr>
-        <w:t xml:space="preserve"> </w:t>
-      </w:r>
-      <w:r>
-        <w:rPr>
-          <w:sz w:val="28"/>
-          <w:szCs w:val="28"/>
-          <w:lang w:val="en-US"/>
-        </w:rPr>
-        <w:t>x</w:t>
-      </w:r>
-      <w:r>
-        <w:rPr>
-          <w:sz w:val="28"/>
-          <w:szCs w:val="28"/>
-        </w:rPr>
-        <w:t xml:space="preserve"> — </w:t>
-      </w:r>
-      <w:r>
-        <w:rPr>
-          <w:sz w:val="28"/>
-          <w:szCs w:val="28"/>
-        </w:rPr>
-        <w:t>Сравнение награды в среде LunarLander-v3</w:t>
-      </w:r>
-    </w:p>
-    <w:p>
-      <w:pPr>
-        <w:spacing w:line="360" w:lineRule="auto"/>
-        <w:jc w:val="center"/>
-        <w:rPr>
-          <w:sz w:val="28"/>
-          <w:szCs w:val="28"/>
-          <w:lang w:val="en-US"/>
-        </w:rPr>
-      </w:pPr>
-    </w:p>
-    <w:p>
-      <w:pPr>
-        <w:spacing w:line="360" w:lineRule="auto"/>
-        <w:jc w:val="center"/>
-        <w:rPr>
-          <w:sz w:val="28"/>
-          <w:szCs w:val="28"/>
-        </w:rPr>
-      </w:pPr>
-      <w:r>
-        <w:rPr>
-          <w:sz w:val="28"/>
-          <w:szCs w:val="28"/>
-        </w:rPr>
-        <w:drawing>
-          <wp:inline distT="0" distB="0" distL="0" distR="0" wp14:anchorId="548AF239" wp14:editId="75715FCC">
-            <wp:extent cx="6120130" cy="3388360"/>
-            <wp:effectExtent l="0" t="0" r="0" b="2540"/>
-            <wp:docPr id="8" name="Рисунок 8"/>
-            <wp:cNvGraphicFramePr>
-              <a:graphicFrameLocks xmlns:a="http://schemas.openxmlformats.org/drawingml/2006/main" noChangeAspect="1"/>
-            </wp:cNvGraphicFramePr>
-            <a:graphic xmlns:a="http://schemas.openxmlformats.org/drawingml/2006/main">
-              <a:graphicData uri="http://schemas.openxmlformats.org/drawingml/2006/picture">
-                <pic:pic xmlns:pic="http://schemas.openxmlformats.org/drawingml/2006/picture">
-                  <pic:nvPicPr>
-                    <pic:cNvPr id="1" name=""/>
-                    <pic:cNvPicPr/>
-                  </pic:nvPicPr>
-                  <pic:blipFill>
-                    <a:blip r:embed="rId15"/>
-                    <a:stretch>
-                      <a:fillRect/>
-                    </a:stretch>
-                  </pic:blipFill>
-                  <pic:spPr>
-                    <a:xfrm>
-                      <a:off x="0" y="0"/>
-                      <a:ext cx="6120130" cy="3388360"/>
-                    </a:xfrm>
-                    <a:prstGeom prst="rect">
-                      <a:avLst/>
-                    </a:prstGeom>
-                  </pic:spPr>
-                </pic:pic>
-              </a:graphicData>
-            </a:graphic>
-          </wp:inline>
-        </w:drawing>
-      </w:r>
-    </w:p>
-    <w:p>
-      <w:pPr>
-        <w:spacing w:line="360" w:lineRule="auto"/>
-        <w:jc w:val="center"/>
-        <w:rPr>
-          <w:sz w:val="28"/>
-          <w:szCs w:val="28"/>
-        </w:rPr>
-      </w:pPr>
-      <w:r>
-        <w:rPr>
-          <w:sz w:val="28"/>
-          <w:szCs w:val="28"/>
-        </w:rPr>
-        <w:t>Рисунок</w:t>
-      </w:r>
-      <w:r>
-        <w:rPr>
-          <w:sz w:val="28"/>
-          <w:szCs w:val="28"/>
-        </w:rPr>
-        <w:t xml:space="preserve"> </w:t>
-      </w:r>
-      <w:r>
-        <w:rPr>
-          <w:sz w:val="28"/>
-          <w:szCs w:val="28"/>
-          <w:lang w:val="en-US"/>
-        </w:rPr>
-        <w:t>x</w:t>
-      </w:r>
-      <w:r>
-        <w:rPr>
-          <w:sz w:val="28"/>
-          <w:szCs w:val="28"/>
-        </w:rPr>
-        <w:t xml:space="preserve"> — </w:t>
-      </w:r>
-      <w:r>
-        <w:rPr>
-          <w:sz w:val="28"/>
-          <w:szCs w:val="28"/>
-        </w:rPr>
-        <w:t>Сравнение функции потерь в среде LunarLander-v3</w:t>
-      </w:r>
-    </w:p>
-    <w:p>
-      <w:pPr>
-        <w:pStyle w:val="20"/>
-        <w:numPr>
-          <w:ilvl w:val="1"/>
-          <w:numId w:val="28"/>
-        </w:numPr>
-        <w:spacing w:before="0" w:line="360" w:lineRule="auto"/>
-        <w:rPr>
-          <w:rFonts w:ascii="Times New Roman" w:hAnsi="Times New Roman"/>
-          <w:color w:val="000000"/>
-          <w:sz w:val="28"/>
-          <w:szCs w:val="28"/>
-        </w:rPr>
-      </w:pPr>
-      <w:bookmarkStart w:id="15" w:name="_Toc230168846"/>
-      <w:r>
-        <w:rPr>
-          <w:rFonts w:ascii="Times New Roman" w:hAnsi="Times New Roman"/>
-          <w:color w:val="000000"/>
-          <w:sz w:val="28"/>
-          <w:szCs w:val="28"/>
-        </w:rPr>
-        <w:t>MountainCar-v0</w:t>
-      </w:r>
-      <w:bookmarkEnd w:id="15"/>
-    </w:p>
-    <w:p>
-      <w:pPr>
-        <w:spacing w:line="360" w:lineRule="auto"/>
-        <w:ind w:firstLine="720"/>
-        <w:jc w:val="both"/>
-        <w:rPr>
-          <w:sz w:val="28"/>
-          <w:szCs w:val="28"/>
-          <w:lang w:val="en-US"/>
-        </w:rPr>
-      </w:pPr>
-      <w:r>
-        <w:rPr>
-          <w:sz w:val="28"/>
-          <w:szCs w:val="28"/>
-        </w:rPr>
-        <w:t>В среде MountainCar-v0 лучшим оказался алгоритм Multi-</w:t>
-      </w:r>
-      <w:proofErr w:type="spellStart"/>
-      <w:r>
-        <w:rPr>
-          <w:sz w:val="28"/>
-          <w:szCs w:val="28"/>
-        </w:rPr>
-        <w:t>step</w:t>
-      </w:r>
-      <w:proofErr w:type="spellEnd"/>
-      <w:r>
-        <w:rPr>
-          <w:sz w:val="28"/>
-          <w:szCs w:val="28"/>
-        </w:rPr>
-        <w:t xml:space="preserve"> DQN. Его средняя награда за последние 20 эпизодов составила -97.80, а лучшая награда за отдельный эпизод — -83.00. Для MountainCar-v0 такие значения являются </w:t>
-      </w:r>
-      <w:r>
-        <w:rPr>
-          <w:sz w:val="28"/>
-          <w:szCs w:val="28"/>
-        </w:rPr>
-        <w:lastRenderedPageBreak/>
-        <w:t>хорошими, так как агент получает штраф -1 за каждый шаг, а результат -200 означает, что агент не достиг цели за максимальное число шагов. Следовательно, награда около -100 означает, что агент научился доезжать до цели примерно за 100 шагов.</w:t>
-      </w:r>
-    </w:p>
-    <w:p>
-      <w:pPr>
-        <w:spacing w:line="360" w:lineRule="auto"/>
-        <w:ind w:firstLine="720"/>
-        <w:jc w:val="both"/>
-        <w:rPr>
-          <w:sz w:val="28"/>
-          <w:szCs w:val="28"/>
-          <w:lang w:val="en-US"/>
-        </w:rPr>
-      </w:pPr>
-      <w:r>
-        <w:rPr>
-          <w:sz w:val="28"/>
-          <w:szCs w:val="28"/>
-        </w:rPr>
-        <w:t xml:space="preserve">Алгоритм </w:t>
-      </w:r>
-      <w:proofErr w:type="spellStart"/>
-      <w:r>
-        <w:rPr>
-          <w:sz w:val="28"/>
-          <w:szCs w:val="28"/>
-        </w:rPr>
-        <w:t>Distributional</w:t>
-      </w:r>
-      <w:proofErr w:type="spellEnd"/>
-      <w:r>
-        <w:rPr>
-          <w:sz w:val="28"/>
-          <w:szCs w:val="28"/>
-        </w:rPr>
-        <w:t xml:space="preserve"> RL / C51 также смог обучиться, но оказался менее стабильным. Его лучшая награда составила -84.00, что близко к лучшему результату Multi-</w:t>
-      </w:r>
-      <w:proofErr w:type="spellStart"/>
-      <w:r>
-        <w:rPr>
-          <w:sz w:val="28"/>
-          <w:szCs w:val="28"/>
-        </w:rPr>
-        <w:t>step</w:t>
-      </w:r>
-      <w:proofErr w:type="spellEnd"/>
-      <w:r>
-        <w:rPr>
-          <w:sz w:val="28"/>
-          <w:szCs w:val="28"/>
-        </w:rPr>
-        <w:t xml:space="preserve"> DQN. Однако средняя награда за последние 20 эпизодов была ниже и составила -128.10. Это означает, что C51 иногда успешно доезжал до цели, но делал это менее стабильно.</w:t>
-      </w:r>
-    </w:p>
-    <w:p>
-      <w:pPr>
-        <w:spacing w:line="360" w:lineRule="auto"/>
-        <w:ind w:firstLine="720"/>
-        <w:jc w:val="both"/>
-        <w:rPr>
-          <w:sz w:val="28"/>
-          <w:szCs w:val="28"/>
-        </w:rPr>
-      </w:pPr>
-      <w:proofErr w:type="spellStart"/>
-      <w:r>
-        <w:rPr>
-          <w:sz w:val="28"/>
-          <w:szCs w:val="28"/>
-        </w:rPr>
-        <w:t>Dueling</w:t>
-      </w:r>
-      <w:proofErr w:type="spellEnd"/>
-      <w:r>
-        <w:rPr>
-          <w:sz w:val="28"/>
-          <w:szCs w:val="28"/>
-        </w:rPr>
-        <w:t xml:space="preserve"> DQN показал худший результат в данной среде. Его средняя награда за последние 20 эпизодов составила -198.60, а лучшая награда — -172.00. Такой результат близок к ситуации, когда агент почти не достигает цели. Это можно объяснить особенностями MountainCar-v0: задача требует долгосрочной стратегии раскачивания, а </w:t>
-      </w:r>
-      <w:proofErr w:type="spellStart"/>
-      <w:r>
-        <w:rPr>
-          <w:sz w:val="28"/>
-          <w:szCs w:val="28"/>
-        </w:rPr>
-        <w:t>Dueling</w:t>
-      </w:r>
-      <w:proofErr w:type="spellEnd"/>
-      <w:r>
-        <w:rPr>
-          <w:sz w:val="28"/>
-          <w:szCs w:val="28"/>
-        </w:rPr>
-        <w:t xml:space="preserve"> DQN изменяет только архитектуру нейронной сети, но не улучшает способ учёта отложенной награды. Поэтому в данной среде более эффективным оказался Multi-</w:t>
-      </w:r>
-      <w:proofErr w:type="spellStart"/>
-      <w:r>
-        <w:rPr>
-          <w:sz w:val="28"/>
-          <w:szCs w:val="28"/>
-        </w:rPr>
-        <w:t>step</w:t>
-      </w:r>
-      <w:proofErr w:type="spellEnd"/>
-      <w:r>
-        <w:rPr>
-          <w:sz w:val="28"/>
-          <w:szCs w:val="28"/>
-        </w:rPr>
-        <w:t xml:space="preserve"> DQN</w:t>
-      </w:r>
-      <w:r>
-        <w:rPr>
-          <w:sz w:val="28"/>
-          <w:szCs w:val="28"/>
-        </w:rPr>
-        <w:t xml:space="preserve"> </w:t>
-      </w:r>
-      <w:r>
-        <w:rPr>
-          <w:sz w:val="28"/>
-          <w:szCs w:val="28"/>
-        </w:rPr>
-        <w:t xml:space="preserve">(рис. </w:t>
-      </w:r>
-      <w:r>
-        <w:rPr>
-          <w:sz w:val="28"/>
-          <w:szCs w:val="28"/>
-        </w:rPr>
-        <w:t>х</w:t>
-      </w:r>
-      <w:r>
-        <w:rPr>
-          <w:sz w:val="28"/>
-          <w:szCs w:val="28"/>
-        </w:rPr>
-        <w:t xml:space="preserve"> и </w:t>
-      </w:r>
-      <w:r>
-        <w:rPr>
-          <w:sz w:val="28"/>
-          <w:szCs w:val="28"/>
-          <w:lang w:val="en-US"/>
-        </w:rPr>
-        <w:t>x</w:t>
-      </w:r>
-      <w:r>
-        <w:rPr>
-          <w:sz w:val="28"/>
-          <w:szCs w:val="28"/>
-        </w:rPr>
-        <w:t>)</w:t>
-      </w:r>
-      <w:r>
-        <w:rPr>
-          <w:sz w:val="28"/>
-          <w:szCs w:val="28"/>
-        </w:rPr>
-        <w:t>.</w:t>
-      </w:r>
-    </w:p>
-    <w:p>
-      <w:pPr>
-        <w:spacing w:line="360" w:lineRule="auto"/>
-        <w:jc w:val="center"/>
-        <w:rPr>
-          <w:sz w:val="28"/>
-          <w:szCs w:val="28"/>
-        </w:rPr>
-      </w:pPr>
-      <w:r>
-        <w:rPr>
-          <w:sz w:val="28"/>
-          <w:szCs w:val="28"/>
-        </w:rPr>
-        <w:drawing>
-          <wp:inline distT="0" distB="0" distL="0" distR="0" wp14:anchorId="144C488D" wp14:editId="58495386">
-            <wp:extent cx="6120130" cy="3291840"/>
-            <wp:effectExtent l="0" t="0" r="0" b="3810"/>
-            <wp:docPr id="11" name="Рисунок 11"/>
             <wp:cNvGraphicFramePr>
               <a:graphicFrameLocks xmlns:a="http://schemas.openxmlformats.org/drawingml/2006/main" noChangeAspect="1"/>
             </wp:cNvGraphicFramePr>
@@ -7576,29 +8374,21 @@
           <w:sz w:val="28"/>
           <w:szCs w:val="28"/>
         </w:rPr>
-        <w:t xml:space="preserve"> </w:t>
-      </w:r>
-      <w:r>
-        <w:rPr>
-          <w:sz w:val="28"/>
-          <w:szCs w:val="28"/>
-          <w:lang w:val="en-US"/>
-        </w:rPr>
-        <w:t>x</w:t>
-      </w:r>
-      <w:r>
-        <w:rPr>
-          <w:sz w:val="28"/>
-          <w:szCs w:val="28"/>
-        </w:rPr>
-        <w:t xml:space="preserve"> — Сравнение награды в среде </w:t>
-      </w:r>
-      <w:r>
-        <w:rPr>
-          <w:sz w:val="28"/>
-          <w:szCs w:val="28"/>
-        </w:rPr>
-        <w:t>MountainCar-v0</w:t>
+        <w:t xml:space="preserve"> 7</w:t>
+      </w:r>
+      <w:r>
+        <w:rPr>
+          <w:sz w:val="28"/>
+          <w:szCs w:val="28"/>
+        </w:rPr>
+        <w:t xml:space="preserve"> — </w:t>
+      </w:r>
+      <w:r>
+        <w:rPr>
+          <w:sz w:val="28"/>
+          <w:szCs w:val="28"/>
+        </w:rPr>
+        <w:t>Сравнение награды в среде LunarLander-v3</w:t>
       </w:r>
     </w:p>
     <w:p>
@@ -7610,17 +8400,27 @@
           <w:szCs w:val="28"/>
         </w:rPr>
       </w:pPr>
-      <w:r>
-        <w:rPr>
-          <w:sz w:val="28"/>
-          <w:szCs w:val="28"/>
-        </w:rPr>
-        <w:lastRenderedPageBreak/>
+    </w:p>
+    <w:p>
+      <w:pPr>
+        <w:spacing w:line="360" w:lineRule="auto"/>
+        <w:jc w:val="center"/>
+        <w:rPr>
+          <w:sz w:val="28"/>
+          <w:szCs w:val="28"/>
+        </w:rPr>
+      </w:pPr>
+      <w:r>
+        <w:rPr>
+          <w:noProof/>
+          <w:sz w:val="28"/>
+          <w:szCs w:val="28"/>
+        </w:rPr>
         <w:drawing>
-          <wp:inline distT="0" distB="0" distL="0" distR="0" wp14:anchorId="3F1AB678" wp14:editId="4B5E98A3">
-            <wp:extent cx="6120130" cy="3344545"/>
-            <wp:effectExtent l="0" t="0" r="0" b="8255"/>
-            <wp:docPr id="12" name="Рисунок 12"/>
+          <wp:inline distT="0" distB="0" distL="0" distR="0" wp14:anchorId="548AF239" wp14:editId="75715FCC">
+            <wp:extent cx="6120130" cy="3388360"/>
+            <wp:effectExtent l="0" t="0" r="0" b="2540"/>
+            <wp:docPr id="8" name="Рисунок 8"/>
             <wp:cNvGraphicFramePr>
               <a:graphicFrameLocks xmlns:a="http://schemas.openxmlformats.org/drawingml/2006/main" noChangeAspect="1"/>
             </wp:cNvGraphicFramePr>
@@ -7640,6 +8440,421 @@
                   <pic:spPr>
                     <a:xfrm>
                       <a:off x="0" y="0"/>
+                      <a:ext cx="6120130" cy="3388360"/>
+                    </a:xfrm>
+                    <a:prstGeom prst="rect">
+                      <a:avLst/>
+                    </a:prstGeom>
+                  </pic:spPr>
+                </pic:pic>
+              </a:graphicData>
+            </a:graphic>
+          </wp:inline>
+        </w:drawing>
+      </w:r>
+    </w:p>
+    <w:p>
+      <w:pPr>
+        <w:spacing w:line="360" w:lineRule="auto"/>
+        <w:jc w:val="center"/>
+        <w:rPr>
+          <w:sz w:val="28"/>
+          <w:szCs w:val="28"/>
+        </w:rPr>
+      </w:pPr>
+      <w:r>
+        <w:rPr>
+          <w:sz w:val="28"/>
+          <w:szCs w:val="28"/>
+        </w:rPr>
+        <w:t>Рисунок</w:t>
+      </w:r>
+      <w:r>
+        <w:rPr>
+          <w:sz w:val="28"/>
+          <w:szCs w:val="28"/>
+        </w:rPr>
+        <w:t xml:space="preserve"> </w:t>
+      </w:r>
+      <w:r>
+        <w:rPr>
+          <w:sz w:val="28"/>
+          <w:szCs w:val="28"/>
+        </w:rPr>
+        <w:t>8</w:t>
+      </w:r>
+      <w:r>
+        <w:rPr>
+          <w:sz w:val="28"/>
+          <w:szCs w:val="28"/>
+        </w:rPr>
+        <w:t xml:space="preserve"> — </w:t>
+      </w:r>
+      <w:r>
+        <w:rPr>
+          <w:sz w:val="28"/>
+          <w:szCs w:val="28"/>
+        </w:rPr>
+        <w:t>Сравнение функции потерь в среде LunarLander-v3</w:t>
+      </w:r>
+    </w:p>
+    <w:p>
+      <w:pPr>
+        <w:pStyle w:val="20"/>
+        <w:numPr>
+          <w:ilvl w:val="1"/>
+          <w:numId w:val="28"/>
+        </w:numPr>
+        <w:spacing w:before="0" w:line="360" w:lineRule="auto"/>
+        <w:rPr>
+          <w:rFonts w:ascii="Times New Roman" w:hAnsi="Times New Roman"/>
+          <w:color w:val="000000"/>
+          <w:sz w:val="28"/>
+          <w:szCs w:val="28"/>
+        </w:rPr>
+      </w:pPr>
+      <w:bookmarkStart w:id="16" w:name="_Toc230168846"/>
+      <w:r>
+        <w:rPr>
+          <w:rFonts w:ascii="Times New Roman" w:hAnsi="Times New Roman"/>
+          <w:color w:val="000000"/>
+          <w:sz w:val="28"/>
+          <w:szCs w:val="28"/>
+        </w:rPr>
+        <w:t>MountainCar-v0</w:t>
+      </w:r>
+      <w:bookmarkEnd w:id="16"/>
+    </w:p>
+    <w:p>
+      <w:pPr>
+        <w:spacing w:line="360" w:lineRule="auto"/>
+        <w:ind w:firstLine="720"/>
+        <w:jc w:val="both"/>
+        <w:rPr>
+          <w:sz w:val="28"/>
+          <w:szCs w:val="28"/>
+        </w:rPr>
+      </w:pPr>
+      <w:r>
+        <w:rPr>
+          <w:sz w:val="28"/>
+          <w:szCs w:val="28"/>
+        </w:rPr>
+        <w:t xml:space="preserve">В среде MountainCar-v0 лучшим оказался алгоритм </w:t>
+      </w:r>
+      <w:proofErr w:type="spellStart"/>
+      <w:r>
+        <w:rPr>
+          <w:sz w:val="28"/>
+          <w:szCs w:val="28"/>
+        </w:rPr>
+        <w:t>Multi-step</w:t>
+      </w:r>
+      <w:proofErr w:type="spellEnd"/>
+      <w:r>
+        <w:rPr>
+          <w:sz w:val="28"/>
+          <w:szCs w:val="28"/>
+        </w:rPr>
+        <w:t xml:space="preserve"> DQN. Его средняя награда за последние 20 эпизодов составила -97.80, а лучшая награда за отдельный эпизод — -83.00. Для MountainCar-v0 такие значения являются </w:t>
+      </w:r>
+      <w:r>
+        <w:rPr>
+          <w:sz w:val="28"/>
+          <w:szCs w:val="28"/>
+        </w:rPr>
+        <w:lastRenderedPageBreak/>
+        <w:t>хорошими, так как агент получает штраф -1 за каждый шаг, а результат -200 означает, что агент не достиг цели за максимальное число шагов. Следовательно, награда около -100 означает, что агент научился доезжать до цели примерно за 100 шагов.</w:t>
+      </w:r>
+    </w:p>
+    <w:p>
+      <w:pPr>
+        <w:spacing w:line="360" w:lineRule="auto"/>
+        <w:ind w:firstLine="720"/>
+        <w:jc w:val="both"/>
+        <w:rPr>
+          <w:sz w:val="28"/>
+          <w:szCs w:val="28"/>
+        </w:rPr>
+      </w:pPr>
+      <w:r>
+        <w:rPr>
+          <w:sz w:val="28"/>
+          <w:szCs w:val="28"/>
+        </w:rPr>
+        <w:t xml:space="preserve">Алгоритм </w:t>
+      </w:r>
+      <w:proofErr w:type="spellStart"/>
+      <w:r>
+        <w:rPr>
+          <w:sz w:val="28"/>
+          <w:szCs w:val="28"/>
+        </w:rPr>
+        <w:t>Distributional</w:t>
+      </w:r>
+      <w:proofErr w:type="spellEnd"/>
+      <w:r>
+        <w:rPr>
+          <w:sz w:val="28"/>
+          <w:szCs w:val="28"/>
+        </w:rPr>
+        <w:t xml:space="preserve"> RL / C51 также смог обучиться, но оказался менее стабильным. Его лучшая награда составила -84.00, что близко к лучшему результату </w:t>
+      </w:r>
+      <w:proofErr w:type="spellStart"/>
+      <w:r>
+        <w:rPr>
+          <w:sz w:val="28"/>
+          <w:szCs w:val="28"/>
+        </w:rPr>
+        <w:t>Multi-step</w:t>
+      </w:r>
+      <w:proofErr w:type="spellEnd"/>
+      <w:r>
+        <w:rPr>
+          <w:sz w:val="28"/>
+          <w:szCs w:val="28"/>
+        </w:rPr>
+        <w:t xml:space="preserve"> DQN. Однако средняя награда за последние 20 эпизодов была ниже и составила -128.10. Это означает, что C51 иногда успешно доезжал до цели, но делал это менее стабильно.</w:t>
+      </w:r>
+    </w:p>
+    <w:p>
+      <w:pPr>
+        <w:spacing w:line="360" w:lineRule="auto"/>
+        <w:ind w:firstLine="720"/>
+        <w:jc w:val="both"/>
+        <w:rPr>
+          <w:sz w:val="28"/>
+          <w:szCs w:val="28"/>
+        </w:rPr>
+      </w:pPr>
+      <w:proofErr w:type="spellStart"/>
+      <w:r>
+        <w:rPr>
+          <w:sz w:val="28"/>
+          <w:szCs w:val="28"/>
+        </w:rPr>
+        <w:t>Dueling</w:t>
+      </w:r>
+      <w:proofErr w:type="spellEnd"/>
+      <w:r>
+        <w:rPr>
+          <w:sz w:val="28"/>
+          <w:szCs w:val="28"/>
+        </w:rPr>
+        <w:t xml:space="preserve"> DQN показал худший результат в данной среде. Его средняя награда за последние 20 эпизодов составила -198.60, а лучшая награда — -172.00. Такой результат близок к ситуации, когда агент почти не достигает цели. Это можно объяснить особенностями MountainCar-v0: задача требует долгосрочной стратегии раскачивания, а </w:t>
+      </w:r>
+      <w:proofErr w:type="spellStart"/>
+      <w:r>
+        <w:rPr>
+          <w:sz w:val="28"/>
+          <w:szCs w:val="28"/>
+        </w:rPr>
+        <w:t>Dueling</w:t>
+      </w:r>
+      <w:proofErr w:type="spellEnd"/>
+      <w:r>
+        <w:rPr>
+          <w:sz w:val="28"/>
+          <w:szCs w:val="28"/>
+        </w:rPr>
+        <w:t xml:space="preserve"> DQN изменяет только архитектуру нейронной сети, но не улучшает способ учёта отложенной награды. Поэтому в данной среде более эффективным оказался </w:t>
+      </w:r>
+      <w:proofErr w:type="spellStart"/>
+      <w:r>
+        <w:rPr>
+          <w:sz w:val="28"/>
+          <w:szCs w:val="28"/>
+        </w:rPr>
+        <w:t>Multi-step</w:t>
+      </w:r>
+      <w:proofErr w:type="spellEnd"/>
+      <w:r>
+        <w:rPr>
+          <w:sz w:val="28"/>
+          <w:szCs w:val="28"/>
+        </w:rPr>
+        <w:t xml:space="preserve"> DQN </w:t>
+      </w:r>
+      <w:r>
+        <w:rPr>
+          <w:sz w:val="28"/>
+          <w:szCs w:val="28"/>
+        </w:rPr>
+        <w:t xml:space="preserve">(рис. </w:t>
+      </w:r>
+      <w:r>
+        <w:rPr>
+          <w:sz w:val="28"/>
+          <w:szCs w:val="28"/>
+        </w:rPr>
+        <w:t>9</w:t>
+      </w:r>
+      <w:r>
+        <w:rPr>
+          <w:sz w:val="28"/>
+          <w:szCs w:val="28"/>
+        </w:rPr>
+        <w:t xml:space="preserve"> и </w:t>
+      </w:r>
+      <w:r>
+        <w:rPr>
+          <w:sz w:val="28"/>
+          <w:szCs w:val="28"/>
+        </w:rPr>
+        <w:t>10</w:t>
+      </w:r>
+      <w:r>
+        <w:rPr>
+          <w:sz w:val="28"/>
+          <w:szCs w:val="28"/>
+        </w:rPr>
+        <w:t>)</w:t>
+      </w:r>
+      <w:r>
+        <w:rPr>
+          <w:sz w:val="28"/>
+          <w:szCs w:val="28"/>
+        </w:rPr>
+        <w:t>.</w:t>
+      </w:r>
+    </w:p>
+    <w:p>
+      <w:pPr>
+        <w:spacing w:line="360" w:lineRule="auto"/>
+        <w:jc w:val="center"/>
+        <w:rPr>
+          <w:sz w:val="28"/>
+          <w:szCs w:val="28"/>
+        </w:rPr>
+      </w:pPr>
+      <w:r>
+        <w:rPr>
+          <w:noProof/>
+          <w:sz w:val="28"/>
+          <w:szCs w:val="28"/>
+        </w:rPr>
+        <w:drawing>
+          <wp:inline distT="0" distB="0" distL="0" distR="0" wp14:anchorId="144C488D" wp14:editId="58495386">
+            <wp:extent cx="6120130" cy="3291840"/>
+            <wp:effectExtent l="0" t="0" r="0" b="3810"/>
+            <wp:docPr id="11" name="Рисунок 11"/>
+            <wp:cNvGraphicFramePr>
+              <a:graphicFrameLocks xmlns:a="http://schemas.openxmlformats.org/drawingml/2006/main" noChangeAspect="1"/>
+            </wp:cNvGraphicFramePr>
+            <a:graphic xmlns:a="http://schemas.openxmlformats.org/drawingml/2006/main">
+              <a:graphicData uri="http://schemas.openxmlformats.org/drawingml/2006/picture">
+                <pic:pic xmlns:pic="http://schemas.openxmlformats.org/drawingml/2006/picture">
+                  <pic:nvPicPr>
+                    <pic:cNvPr id="1" name=""/>
+                    <pic:cNvPicPr/>
+                  </pic:nvPicPr>
+                  <pic:blipFill>
+                    <a:blip r:embed="rId18"/>
+                    <a:stretch>
+                      <a:fillRect/>
+                    </a:stretch>
+                  </pic:blipFill>
+                  <pic:spPr>
+                    <a:xfrm>
+                      <a:off x="0" y="0"/>
+                      <a:ext cx="6120130" cy="3291840"/>
+                    </a:xfrm>
+                    <a:prstGeom prst="rect">
+                      <a:avLst/>
+                    </a:prstGeom>
+                  </pic:spPr>
+                </pic:pic>
+              </a:graphicData>
+            </a:graphic>
+          </wp:inline>
+        </w:drawing>
+      </w:r>
+    </w:p>
+    <w:p>
+      <w:pPr>
+        <w:spacing w:line="360" w:lineRule="auto"/>
+        <w:jc w:val="center"/>
+        <w:rPr>
+          <w:sz w:val="28"/>
+          <w:szCs w:val="28"/>
+        </w:rPr>
+      </w:pPr>
+      <w:r>
+        <w:rPr>
+          <w:sz w:val="28"/>
+          <w:szCs w:val="28"/>
+        </w:rPr>
+        <w:t>Рисунок</w:t>
+      </w:r>
+      <w:r>
+        <w:rPr>
+          <w:sz w:val="28"/>
+          <w:szCs w:val="28"/>
+        </w:rPr>
+        <w:t xml:space="preserve"> </w:t>
+      </w:r>
+      <w:r>
+        <w:rPr>
+          <w:sz w:val="28"/>
+          <w:szCs w:val="28"/>
+        </w:rPr>
+        <w:t>9</w:t>
+      </w:r>
+      <w:r>
+        <w:rPr>
+          <w:sz w:val="28"/>
+          <w:szCs w:val="28"/>
+        </w:rPr>
+        <w:t xml:space="preserve"> — Сравнение награды в среде </w:t>
+      </w:r>
+      <w:r>
+        <w:rPr>
+          <w:sz w:val="28"/>
+          <w:szCs w:val="28"/>
+        </w:rPr>
+        <w:t>MountainCar-v0</w:t>
+      </w:r>
+    </w:p>
+    <w:p>
+      <w:pPr>
+        <w:spacing w:line="360" w:lineRule="auto"/>
+        <w:jc w:val="center"/>
+        <w:rPr>
+          <w:sz w:val="28"/>
+          <w:szCs w:val="28"/>
+        </w:rPr>
+      </w:pPr>
+      <w:r>
+        <w:rPr>
+          <w:noProof/>
+          <w:sz w:val="28"/>
+          <w:szCs w:val="28"/>
+        </w:rPr>
+        <w:lastRenderedPageBreak/>
+        <w:drawing>
+          <wp:inline distT="0" distB="0" distL="0" distR="0" wp14:anchorId="3F1AB678" wp14:editId="4B5E98A3">
+            <wp:extent cx="6120130" cy="3344545"/>
+            <wp:effectExtent l="0" t="0" r="0" b="8255"/>
+            <wp:docPr id="12" name="Рисунок 12"/>
+            <wp:cNvGraphicFramePr>
+              <a:graphicFrameLocks xmlns:a="http://schemas.openxmlformats.org/drawingml/2006/main" noChangeAspect="1"/>
+            </wp:cNvGraphicFramePr>
+            <a:graphic xmlns:a="http://schemas.openxmlformats.org/drawingml/2006/main">
+              <a:graphicData uri="http://schemas.openxmlformats.org/drawingml/2006/picture">
+                <pic:pic xmlns:pic="http://schemas.openxmlformats.org/drawingml/2006/picture">
+                  <pic:nvPicPr>
+                    <pic:cNvPr id="1" name=""/>
+                    <pic:cNvPicPr/>
+                  </pic:nvPicPr>
+                  <pic:blipFill>
+                    <a:blip r:embed="rId19"/>
+                    <a:stretch>
+                      <a:fillRect/>
+                    </a:stretch>
+                  </pic:blipFill>
+                  <pic:spPr>
+                    <a:xfrm>
+                      <a:off x="0" y="0"/>
                       <a:ext cx="6120130" cy="3344545"/>
                     </a:xfrm>
                     <a:prstGeom prst="rect">
@@ -7680,9 +8895,8 @@
         <w:rPr>
           <w:sz w:val="28"/>
           <w:szCs w:val="28"/>
-          <w:lang w:val="en-US"/>
-        </w:rPr>
-        <w:t>x</w:t>
+        </w:rPr>
+        <w:t>10</w:t>
       </w:r>
       <w:r>
         <w:rPr>
@@ -7910,7 +9124,7 @@
     </w:p>
     <w:p>
       <w:pPr>
-        <w:pStyle w:val="1"/>
+        <w:pStyle w:val="10"/>
         <w:spacing w:line="360" w:lineRule="auto"/>
         <w:jc w:val="center"/>
         <w:rPr>
@@ -7922,7 +9136,7 @@
           <w:szCs w:val="28"/>
         </w:rPr>
       </w:pPr>
-      <w:bookmarkStart w:id="16" w:name="_Toc230168847"/>
+      <w:bookmarkStart w:id="17" w:name="_Toc230168847"/>
       <w:r>
         <w:rPr>
           <w:b/>
@@ -7935,7 +9149,7 @@
         <w:lastRenderedPageBreak/>
         <w:t>заключение</w:t>
       </w:r>
-      <w:bookmarkEnd w:id="16"/>
+      <w:bookmarkEnd w:id="17"/>
     </w:p>
     <w:p/>
     <w:p>
@@ -7969,7 +9183,7 @@
           <w:sz w:val="28"/>
           <w:szCs w:val="28"/>
         </w:rPr>
-        <w:t xml:space="preserve"> DQN, Multi-</w:t>
+        <w:t xml:space="preserve"> DQN, </w:t>
       </w:r>
       <w:proofErr w:type="spellStart"/>
       <w:r>
@@ -7977,7 +9191,7 @@
           <w:sz w:val="28"/>
           <w:szCs w:val="28"/>
         </w:rPr>
-        <w:t>step</w:t>
+        <w:t>Multi-step</w:t>
       </w:r>
       <w:proofErr w:type="spellEnd"/>
       <w:r>
@@ -8035,7 +9249,7 @@
           <w:sz w:val="28"/>
           <w:szCs w:val="28"/>
         </w:rPr>
-        <w:t xml:space="preserve"> C51, так как он обеспечил наиболее стабильную среднюю награду к концу обучения. В среде MountainCar-v0 лучшим оказался Multi-</w:t>
+        <w:t xml:space="preserve"> C51, так как он обеспечил наиболее стабильную среднюю награду к концу обучения. В среде MountainCar-v0 лучшим оказался </w:t>
       </w:r>
       <w:proofErr w:type="spellStart"/>
       <w:r>
@@ -8043,7 +9257,7 @@
           <w:sz w:val="28"/>
           <w:szCs w:val="28"/>
         </w:rPr>
-        <w:t>step</w:t>
+        <w:t>Multi-step</w:t>
       </w:r>
       <w:proofErr w:type="spellEnd"/>
       <w:r>
@@ -8069,7 +9283,7 @@
           <w:sz w:val="28"/>
           <w:szCs w:val="28"/>
         </w:rPr>
-        <w:t>Таким образом, было показано, что эффективность модификаций DQN зависит от особенностей среды. C51 лучше подошёл для задачи управления посадочным модулем, а Multi-</w:t>
+        <w:t xml:space="preserve">Таким образом, было показано, что эффективность модификаций DQN зависит от особенностей среды. C51 лучше подошёл для задачи управления посадочным модулем, а </w:t>
       </w:r>
       <w:proofErr w:type="spellStart"/>
       <w:r>
@@ -8077,7 +9291,7 @@
           <w:sz w:val="28"/>
           <w:szCs w:val="28"/>
         </w:rPr>
-        <w:t>step</w:t>
+        <w:t>Multi-step</w:t>
       </w:r>
       <w:proofErr w:type="spellEnd"/>
       <w:r>
@@ -8118,7 +9332,7 @@
     <w:p/>
     <w:p>
       <w:pPr>
-        <w:pStyle w:val="1"/>
+        <w:pStyle w:val="10"/>
         <w:spacing w:line="360" w:lineRule="auto"/>
         <w:jc w:val="center"/>
         <w:rPr>
@@ -8130,7 +9344,7 @@
           <w:szCs w:val="28"/>
         </w:rPr>
       </w:pPr>
-      <w:bookmarkStart w:id="17" w:name="_Toc230168848"/>
+      <w:bookmarkStart w:id="18" w:name="_Toc230168848"/>
       <w:r>
         <w:rPr>
           <w:b/>
@@ -8143,7 +9357,7 @@
         <w:lastRenderedPageBreak/>
         <w:t>список использованных источников</w:t>
       </w:r>
-      <w:bookmarkEnd w:id="17"/>
+      <w:bookmarkEnd w:id="18"/>
     </w:p>
     <w:p>
       <w:pPr>
@@ -8192,7 +9406,25 @@
           <w:sz w:val="28"/>
           <w:szCs w:val="28"/>
         </w:rPr>
-        <w:t xml:space="preserve"> Learning </w:t>
+        <w:t xml:space="preserve"> </w:t>
+      </w:r>
+      <w:proofErr w:type="spellStart"/>
+      <w:r>
+        <w:rPr>
+          <w:color w:val="000000"/>
+          <w:sz w:val="28"/>
+          <w:szCs w:val="28"/>
+        </w:rPr>
+        <w:t>Learning</w:t>
+      </w:r>
+      <w:proofErr w:type="spellEnd"/>
+      <w:r>
+        <w:rPr>
+          <w:color w:val="000000"/>
+          <w:sz w:val="28"/>
+          <w:szCs w:val="28"/>
+        </w:rPr>
+        <w:t xml:space="preserve"> </w:t>
       </w:r>
       <w:proofErr w:type="spellStart"/>
       <w:r>
@@ -8897,7 +10129,6 @@
         <w:t xml:space="preserve"> Documentation: </w:t>
       </w:r>
       <w:proofErr w:type="spellStart"/>
-      <w:proofErr w:type="gramStart"/>
       <w:r>
         <w:rPr>
           <w:color w:val="000000"/>
@@ -8908,7 +10139,6 @@
         <w:t>torch.nn</w:t>
       </w:r>
       <w:proofErr w:type="spellEnd"/>
-      <w:proofErr w:type="gramEnd"/>
       <w:r>
         <w:rPr>
           <w:color w:val="000000"/>
@@ -9019,8 +10249,8 @@
       </w:pPr>
     </w:p>
     <w:sectPr>
-      <w:headerReference w:type="default" r:id="rId18"/>
-      <w:footerReference w:type="default" r:id="rId19"/>
+      <w:headerReference w:type="default" r:id="rId20"/>
+      <w:footerReference w:type="default" r:id="rId21"/>
       <w:pgSz w:w="11906" w:h="16838"/>
       <w:pgMar w:top="1134" w:right="567" w:bottom="1134" w:left="1701" w:header="425" w:footer="709" w:gutter="0"/>
       <w:cols w:space="708"/>
@@ -9032,7 +10262,7 @@
 </file>
 
 <file path=word/endnotes.xml><?xml version="1.0" encoding="utf-8"?>
-<w:endnotes xmlns:wpc="http://schemas.microsoft.com/office/word/2010/wordprocessingCanvas" xmlns:cx="http://schemas.microsoft.com/office/drawing/2014/chartex" xmlns:cx1="http://schemas.microsoft.com/office/drawing/2015/9/8/chartex" xmlns:cx2="http://schemas.microsoft.com/office/drawing/2015/10/21/chartex" xmlns:cx3="http://schemas.microsoft.com/office/drawing/2016/5/9/chartex" xmlns:cx4="http://schemas.microsoft.com/office/drawing/2016/5/10/chartex" xmlns:cx5="http://schemas.microsoft.com/office/drawing/2016/5/11/chartex" xmlns:cx6="http://schemas.microsoft.com/office/drawing/2016/5/12/chartex" xmlns:cx7="http://schemas.microsoft.com/office/drawing/2016/5/13/chartex" xmlns:cx8="http://schemas.microsoft.com/office/drawing/2016/5/14/chartex" xmlns:mc="http://schemas.openxmlformats.org/markup-compatibility/2006" xmlns:aink="http://schemas.microsoft.com/office/drawing/2016/ink" xmlns:am3d="http://schemas.microsoft.com/office/drawing/2017/model3d" xmlns:o="urn:schemas-microsoft-com:office:office" xmlns:oel="http://schemas.microsoft.com/office/2019/extlst" xmlns:r="http://schemas.openxmlformats.org/officeDocument/2006/relationships" xmlns:m="http://schemas.openxmlformats.org/officeDocument/2006/math" xmlns:v="urn:schemas-microsoft-com:vml" xmlns:wp14="http://schemas.microsoft.com/office/word/2010/wordprocessingDrawing" xmlns:wp="http://schemas.openxmlformats.org/drawingml/2006/wordprocessingDrawing" xmlns:w10="urn:schemas-microsoft-com:office:word" xmlns:w="http://schemas.openxmlformats.org/wordprocessingml/2006/main" xmlns:w14="http://schemas.microsoft.com/office/word/2010/wordml" xmlns:w15="http://schemas.microsoft.com/office/word/2012/wordml" xmlns:w16cex="http://schemas.microsoft.com/office/word/2018/wordml/cex" xmlns:w16cid="http://schemas.microsoft.com/office/word/2016/wordml/cid" xmlns:w16="http://schemas.microsoft.com/office/word/2018/wordml" xmlns:w16sdtdh="http://schemas.microsoft.com/office/word/2020/wordml/sdtdatahash" xmlns:w16se="http://schemas.microsoft.com/office/word/2015/wordml/symex" xmlns:wpg="http://schemas.microsoft.com/office/word/2010/wordprocessingGroup" xmlns:wpi="http://schemas.microsoft.com/office/word/2010/wordprocessingInk" xmlns:wne="http://schemas.microsoft.com/office/word/2006/wordml" xmlns:wps="http://schemas.microsoft.com/office/word/2010/wordprocessingShape" mc:Ignorable="w14 w15 w16se w16cid w16 w16cex w16sdtdh wp14">
+<w:endnotes xmlns:wpc="http://schemas.microsoft.com/office/word/2010/wordprocessingCanvas" xmlns:mc="http://schemas.openxmlformats.org/markup-compatibility/2006" xmlns:o="urn:schemas-microsoft-com:office:office" xmlns:r="http://schemas.openxmlformats.org/officeDocument/2006/relationships" xmlns:m="http://schemas.openxmlformats.org/officeDocument/2006/math" xmlns:v="urn:schemas-microsoft-com:vml" xmlns:wp14="http://schemas.microsoft.com/office/word/2010/wordprocessingDrawing" xmlns:wp="http://schemas.openxmlformats.org/drawingml/2006/wordprocessingDrawing" xmlns:w10="urn:schemas-microsoft-com:office:word" xmlns:w="http://schemas.openxmlformats.org/wordprocessingml/2006/main" xmlns:w14="http://schemas.microsoft.com/office/word/2010/wordml" xmlns:w15="http://schemas.microsoft.com/office/word/2012/wordml" xmlns:wpg="http://schemas.microsoft.com/office/word/2010/wordprocessingGroup" xmlns:wpi="http://schemas.microsoft.com/office/word/2010/wordprocessingInk" xmlns:wne="http://schemas.microsoft.com/office/word/2006/wordml" xmlns:wps="http://schemas.microsoft.com/office/word/2010/wordprocessingShape" mc:Ignorable="w14 w15 wp14">
   <w:endnote w:type="separator" w:id="-1">
     <w:p>
       <w:r>
@@ -9051,10 +10281,10 @@
 </file>
 
 <file path=word/footer1.xml><?xml version="1.0" encoding="utf-8"?>
-<w:ftr xmlns:wpc="http://schemas.microsoft.com/office/word/2010/wordprocessingCanvas" xmlns:cx="http://schemas.microsoft.com/office/drawing/2014/chartex" xmlns:cx1="http://schemas.microsoft.com/office/drawing/2015/9/8/chartex" xmlns:cx2="http://schemas.microsoft.com/office/drawing/2015/10/21/chartex" xmlns:cx3="http://schemas.microsoft.com/office/drawing/2016/5/9/chartex" xmlns:cx4="http://schemas.microsoft.com/office/drawing/2016/5/10/chartex" xmlns:cx5="http://schemas.microsoft.com/office/drawing/2016/5/11/chartex" xmlns:cx6="http://schemas.microsoft.com/office/drawing/2016/5/12/chartex" xmlns:cx7="http://schemas.microsoft.com/office/drawing/2016/5/13/chartex" xmlns:cx8="http://schemas.microsoft.com/office/drawing/2016/5/14/chartex" xmlns:mc="http://schemas.openxmlformats.org/markup-compatibility/2006" xmlns:aink="http://schemas.microsoft.com/office/drawing/2016/ink" xmlns:am3d="http://schemas.microsoft.com/office/drawing/2017/model3d" xmlns:o="urn:schemas-microsoft-com:office:office" xmlns:oel="http://schemas.microsoft.com/office/2019/extlst" xmlns:r="http://schemas.openxmlformats.org/officeDocument/2006/relationships" xmlns:m="http://schemas.openxmlformats.org/officeDocument/2006/math" xmlns:v="urn:schemas-microsoft-com:vml" xmlns:wp14="http://schemas.microsoft.com/office/word/2010/wordprocessingDrawing" xmlns:wp="http://schemas.openxmlformats.org/drawingml/2006/wordprocessingDrawing" xmlns:w10="urn:schemas-microsoft-com:office:word" xmlns:w="http://schemas.openxmlformats.org/wordprocessingml/2006/main" xmlns:w14="http://schemas.microsoft.com/office/word/2010/wordml" xmlns:w15="http://schemas.microsoft.com/office/word/2012/wordml" xmlns:w16cex="http://schemas.microsoft.com/office/word/2018/wordml/cex" xmlns:w16cid="http://schemas.microsoft.com/office/word/2016/wordml/cid" xmlns:w16="http://schemas.microsoft.com/office/word/2018/wordml" xmlns:w16sdtdh="http://schemas.microsoft.com/office/word/2020/wordml/sdtdatahash" xmlns:w16se="http://schemas.microsoft.com/office/word/2015/wordml/symex" xmlns:wpg="http://schemas.microsoft.com/office/word/2010/wordprocessingGroup" xmlns:wpi="http://schemas.microsoft.com/office/word/2010/wordprocessingInk" xmlns:wne="http://schemas.microsoft.com/office/word/2006/wordml" xmlns:wps="http://schemas.microsoft.com/office/word/2010/wordprocessingShape" mc:Ignorable="w14 w15 w16se w16cid w16 w16cex w16sdtdh wp14">
+<w:ftr xmlns:wpc="http://schemas.microsoft.com/office/word/2010/wordprocessingCanvas" xmlns:mc="http://schemas.openxmlformats.org/markup-compatibility/2006" xmlns:o="urn:schemas-microsoft-com:office:office" xmlns:r="http://schemas.openxmlformats.org/officeDocument/2006/relationships" xmlns:m="http://schemas.openxmlformats.org/officeDocument/2006/math" xmlns:v="urn:schemas-microsoft-com:vml" xmlns:wp14="http://schemas.microsoft.com/office/word/2010/wordprocessingDrawing" xmlns:wp="http://schemas.openxmlformats.org/drawingml/2006/wordprocessingDrawing" xmlns:w10="urn:schemas-microsoft-com:office:word" xmlns:w="http://schemas.openxmlformats.org/wordprocessingml/2006/main" xmlns:w14="http://schemas.microsoft.com/office/word/2010/wordml" xmlns:w15="http://schemas.microsoft.com/office/word/2012/wordml" xmlns:wpg="http://schemas.microsoft.com/office/word/2010/wordprocessingGroup" xmlns:wpi="http://schemas.microsoft.com/office/word/2010/wordprocessingInk" xmlns:wne="http://schemas.microsoft.com/office/word/2006/wordml" xmlns:wps="http://schemas.microsoft.com/office/word/2010/wordprocessingShape" mc:Ignorable="w14 w15 wp14">
   <w:p>
     <w:pPr>
-      <w:pStyle w:val="af0"/>
+      <w:pStyle w:val="ae"/>
       <w:jc w:val="center"/>
     </w:pPr>
     <w:r>
@@ -9070,7 +10300,7 @@
       <w:rPr>
         <w:noProof/>
       </w:rPr>
-      <w:t>12</w:t>
+      <w:t>21</w:t>
     </w:r>
     <w:r>
       <w:fldChar w:fldCharType="end"/>
@@ -9078,14 +10308,14 @@
   </w:p>
   <w:p>
     <w:pPr>
-      <w:pStyle w:val="af0"/>
+      <w:pStyle w:val="ae"/>
     </w:pPr>
   </w:p>
 </w:ftr>
 </file>
 
 <file path=word/footnotes.xml><?xml version="1.0" encoding="utf-8"?>
-<w:footnotes xmlns:wpc="http://schemas.microsoft.com/office/word/2010/wordprocessingCanvas" xmlns:cx="http://schemas.microsoft.com/office/drawing/2014/chartex" xmlns:cx1="http://schemas.microsoft.com/office/drawing/2015/9/8/chartex" xmlns:cx2="http://schemas.microsoft.com/office/drawing/2015/10/21/chartex" xmlns:cx3="http://schemas.microsoft.com/office/drawing/2016/5/9/chartex" xmlns:cx4="http://schemas.microsoft.com/office/drawing/2016/5/10/chartex" xmlns:cx5="http://schemas.microsoft.com/office/drawing/2016/5/11/chartex" xmlns:cx6="http://schemas.microsoft.com/office/drawing/2016/5/12/chartex" xmlns:cx7="http://schemas.microsoft.com/office/drawing/2016/5/13/chartex" xmlns:cx8="http://schemas.microsoft.com/office/drawing/2016/5/14/chartex" xmlns:mc="http://schemas.openxmlformats.org/markup-compatibility/2006" xmlns:aink="http://schemas.microsoft.com/office/drawing/2016/ink" xmlns:am3d="http://schemas.microsoft.com/office/drawing/2017/model3d" xmlns:o="urn:schemas-microsoft-com:office:office" xmlns:oel="http://schemas.microsoft.com/office/2019/extlst" xmlns:r="http://schemas.openxmlformats.org/officeDocument/2006/relationships" xmlns:m="http://schemas.openxmlformats.org/officeDocument/2006/math" xmlns:v="urn:schemas-microsoft-com:vml" xmlns:wp14="http://schemas.microsoft.com/office/word/2010/wordprocessingDrawing" xmlns:wp="http://schemas.openxmlformats.org/drawingml/2006/wordprocessingDrawing" xmlns:w10="urn:schemas-microsoft-com:office:word" xmlns:w="http://schemas.openxmlformats.org/wordprocessingml/2006/main" xmlns:w14="http://schemas.microsoft.com/office/word/2010/wordml" xmlns:w15="http://schemas.microsoft.com/office/word/2012/wordml" xmlns:w16cex="http://schemas.microsoft.com/office/word/2018/wordml/cex" xmlns:w16cid="http://schemas.microsoft.com/office/word/2016/wordml/cid" xmlns:w16="http://schemas.microsoft.com/office/word/2018/wordml" xmlns:w16sdtdh="http://schemas.microsoft.com/office/word/2020/wordml/sdtdatahash" xmlns:w16se="http://schemas.microsoft.com/office/word/2015/wordml/symex" xmlns:wpg="http://schemas.microsoft.com/office/word/2010/wordprocessingGroup" xmlns:wpi="http://schemas.microsoft.com/office/word/2010/wordprocessingInk" xmlns:wne="http://schemas.microsoft.com/office/word/2006/wordml" xmlns:wps="http://schemas.microsoft.com/office/word/2010/wordprocessingShape" mc:Ignorable="w14 w15 w16se w16cid w16 w16cex w16sdtdh wp14">
+<w:footnotes xmlns:wpc="http://schemas.microsoft.com/office/word/2010/wordprocessingCanvas" xmlns:mc="http://schemas.openxmlformats.org/markup-compatibility/2006" xmlns:o="urn:schemas-microsoft-com:office:office" xmlns:r="http://schemas.openxmlformats.org/officeDocument/2006/relationships" xmlns:m="http://schemas.openxmlformats.org/officeDocument/2006/math" xmlns:v="urn:schemas-microsoft-com:vml" xmlns:wp14="http://schemas.microsoft.com/office/word/2010/wordprocessingDrawing" xmlns:wp="http://schemas.openxmlformats.org/drawingml/2006/wordprocessingDrawing" xmlns:w10="urn:schemas-microsoft-com:office:word" xmlns:w="http://schemas.openxmlformats.org/wordprocessingml/2006/main" xmlns:w14="http://schemas.microsoft.com/office/word/2010/wordml" xmlns:w15="http://schemas.microsoft.com/office/word/2012/wordml" xmlns:wpg="http://schemas.microsoft.com/office/word/2010/wordprocessingGroup" xmlns:wpi="http://schemas.microsoft.com/office/word/2010/wordprocessingInk" xmlns:wne="http://schemas.microsoft.com/office/word/2006/wordml" xmlns:wps="http://schemas.microsoft.com/office/word/2010/wordprocessingShape" mc:Ignorable="w14 w15 wp14">
   <w:footnote w:type="separator" w:id="-1">
     <w:p>
       <w:r>
@@ -9104,10 +10334,10 @@
 </file>
 
 <file path=word/header1.xml><?xml version="1.0" encoding="utf-8"?>
-<w:hdr xmlns:wpc="http://schemas.microsoft.com/office/word/2010/wordprocessingCanvas" xmlns:cx="http://schemas.microsoft.com/office/drawing/2014/chartex" xmlns:cx1="http://schemas.microsoft.com/office/drawing/2015/9/8/chartex" xmlns:cx2="http://schemas.microsoft.com/office/drawing/2015/10/21/chartex" xmlns:cx3="http://schemas.microsoft.com/office/drawing/2016/5/9/chartex" xmlns:cx4="http://schemas.microsoft.com/office/drawing/2016/5/10/chartex" xmlns:cx5="http://schemas.microsoft.com/office/drawing/2016/5/11/chartex" xmlns:cx6="http://schemas.microsoft.com/office/drawing/2016/5/12/chartex" xmlns:cx7="http://schemas.microsoft.com/office/drawing/2016/5/13/chartex" xmlns:cx8="http://schemas.microsoft.com/office/drawing/2016/5/14/chartex" xmlns:mc="http://schemas.openxmlformats.org/markup-compatibility/2006" xmlns:aink="http://schemas.microsoft.com/office/drawing/2016/ink" xmlns:am3d="http://schemas.microsoft.com/office/drawing/2017/model3d" xmlns:o="urn:schemas-microsoft-com:office:office" xmlns:oel="http://schemas.microsoft.com/office/2019/extlst" xmlns:r="http://schemas.openxmlformats.org/officeDocument/2006/relationships" xmlns:m="http://schemas.openxmlformats.org/officeDocument/2006/math" xmlns:v="urn:schemas-microsoft-com:vml" xmlns:wp14="http://schemas.microsoft.com/office/word/2010/wordprocessingDrawing" xmlns:wp="http://schemas.openxmlformats.org/drawingml/2006/wordprocessingDrawing" xmlns:w10="urn:schemas-microsoft-com:office:word" xmlns:w="http://schemas.openxmlformats.org/wordprocessingml/2006/main" xmlns:w14="http://schemas.microsoft.com/office/word/2010/wordml" xmlns:w15="http://schemas.microsoft.com/office/word/2012/wordml" xmlns:w16cex="http://schemas.microsoft.com/office/word/2018/wordml/cex" xmlns:w16cid="http://schemas.microsoft.com/office/word/2016/wordml/cid" xmlns:w16="http://schemas.microsoft.com/office/word/2018/wordml" xmlns:w16sdtdh="http://schemas.microsoft.com/office/word/2020/wordml/sdtdatahash" xmlns:w16se="http://schemas.microsoft.com/office/word/2015/wordml/symex" xmlns:wpg="http://schemas.microsoft.com/office/word/2010/wordprocessingGroup" xmlns:wpi="http://schemas.microsoft.com/office/word/2010/wordprocessingInk" xmlns:wne="http://schemas.microsoft.com/office/word/2006/wordml" xmlns:wps="http://schemas.microsoft.com/office/word/2010/wordprocessingShape" mc:Ignorable="w14 w15 w16se w16cid w16 w16cex w16sdtdh wp14">
+<w:hdr xmlns:wpc="http://schemas.microsoft.com/office/word/2010/wordprocessingCanvas" xmlns:mc="http://schemas.openxmlformats.org/markup-compatibility/2006" xmlns:o="urn:schemas-microsoft-com:office:office" xmlns:r="http://schemas.openxmlformats.org/officeDocument/2006/relationships" xmlns:m="http://schemas.openxmlformats.org/officeDocument/2006/math" xmlns:v="urn:schemas-microsoft-com:vml" xmlns:wp14="http://schemas.microsoft.com/office/word/2010/wordprocessingDrawing" xmlns:wp="http://schemas.openxmlformats.org/drawingml/2006/wordprocessingDrawing" xmlns:w10="urn:schemas-microsoft-com:office:word" xmlns:w="http://schemas.openxmlformats.org/wordprocessingml/2006/main" xmlns:w14="http://schemas.microsoft.com/office/word/2010/wordml" xmlns:w15="http://schemas.microsoft.com/office/word/2012/wordml" xmlns:wpg="http://schemas.microsoft.com/office/word/2010/wordprocessingGroup" xmlns:wpi="http://schemas.microsoft.com/office/word/2010/wordprocessingInk" xmlns:wne="http://schemas.microsoft.com/office/word/2006/wordml" xmlns:wps="http://schemas.microsoft.com/office/word/2010/wordprocessingShape" mc:Ignorable="w14 w15 wp14">
   <w:p>
     <w:pPr>
-      <w:pStyle w:val="af5"/>
+      <w:pStyle w:val="af3"/>
       <w:ind w:right="-1"/>
       <w:jc w:val="right"/>
     </w:pPr>
@@ -9119,8 +10349,8 @@
 </file>
 
 <file path=word/numbering.xml><?xml version="1.0" encoding="utf-8"?>
-<w:numbering xmlns:wpc="http://schemas.microsoft.com/office/word/2010/wordprocessingCanvas" xmlns:cx="http://schemas.microsoft.com/office/drawing/2014/chartex" xmlns:cx1="http://schemas.microsoft.com/office/drawing/2015/9/8/chartex" xmlns:cx2="http://schemas.microsoft.com/office/drawing/2015/10/21/chartex" xmlns:cx3="http://schemas.microsoft.com/office/drawing/2016/5/9/chartex" xmlns:cx4="http://schemas.microsoft.com/office/drawing/2016/5/10/chartex" xmlns:cx5="http://schemas.microsoft.com/office/drawing/2016/5/11/chartex" xmlns:cx6="http://schemas.microsoft.com/office/drawing/2016/5/12/chartex" xmlns:cx7="http://schemas.microsoft.com/office/drawing/2016/5/13/chartex" xmlns:cx8="http://schemas.microsoft.com/office/drawing/2016/5/14/chartex" xmlns:mc="http://schemas.openxmlformats.org/markup-compatibility/2006" xmlns:aink="http://schemas.microsoft.com/office/drawing/2016/ink" xmlns:am3d="http://schemas.microsoft.com/office/drawing/2017/model3d" xmlns:o="urn:schemas-microsoft-com:office:office" xmlns:oel="http://schemas.microsoft.com/office/2019/extlst" xmlns:r="http://schemas.openxmlformats.org/officeDocument/2006/relationships" xmlns:m="http://schemas.openxmlformats.org/officeDocument/2006/math" xmlns:v="urn:schemas-microsoft-com:vml" xmlns:wp14="http://schemas.microsoft.com/office/word/2010/wordprocessingDrawing" xmlns:wp="http://schemas.openxmlformats.org/drawingml/2006/wordprocessingDrawing" xmlns:w10="urn:schemas-microsoft-com:office:word" xmlns:w="http://schemas.openxmlformats.org/wordprocessingml/2006/main" xmlns:w14="http://schemas.microsoft.com/office/word/2010/wordml" xmlns:w15="http://schemas.microsoft.com/office/word/2012/wordml" xmlns:w16cex="http://schemas.microsoft.com/office/word/2018/wordml/cex" xmlns:w16cid="http://schemas.microsoft.com/office/word/2016/wordml/cid" xmlns:w16="http://schemas.microsoft.com/office/word/2018/wordml" xmlns:w16sdtdh="http://schemas.microsoft.com/office/word/2020/wordml/sdtdatahash" xmlns:w16se="http://schemas.microsoft.com/office/word/2015/wordml/symex" xmlns:wpg="http://schemas.microsoft.com/office/word/2010/wordprocessingGroup" xmlns:wpi="http://schemas.microsoft.com/office/word/2010/wordprocessingInk" xmlns:wne="http://schemas.microsoft.com/office/word/2006/wordml" xmlns:wps="http://schemas.microsoft.com/office/word/2010/wordprocessingShape" mc:Ignorable="w14 w15 w16se w16cid w16 w16cex w16sdtdh wp14">
-  <w:abstractNum w:abstractNumId="0" w15:restartNumberingAfterBreak="0">
+<w:numbering xmlns:wpc="http://schemas.microsoft.com/office/word/2010/wordprocessingCanvas" xmlns:mc="http://schemas.openxmlformats.org/markup-compatibility/2006" xmlns:o="urn:schemas-microsoft-com:office:office" xmlns:r="http://schemas.openxmlformats.org/officeDocument/2006/relationships" xmlns:m="http://schemas.openxmlformats.org/officeDocument/2006/math" xmlns:v="urn:schemas-microsoft-com:vml" xmlns:wp14="http://schemas.microsoft.com/office/word/2010/wordprocessingDrawing" xmlns:wp="http://schemas.openxmlformats.org/drawingml/2006/wordprocessingDrawing" xmlns:w10="urn:schemas-microsoft-com:office:word" xmlns:w="http://schemas.openxmlformats.org/wordprocessingml/2006/main" xmlns:w14="http://schemas.microsoft.com/office/word/2010/wordml" xmlns:w15="http://schemas.microsoft.com/office/word/2012/wordml" xmlns:wpg="http://schemas.microsoft.com/office/word/2010/wordprocessingGroup" xmlns:wpi="http://schemas.microsoft.com/office/word/2010/wordprocessingInk" xmlns:wne="http://schemas.microsoft.com/office/word/2006/wordml" xmlns:wps="http://schemas.microsoft.com/office/word/2010/wordprocessingShape" mc:Ignorable="w14 w15 wp14">
+  <w:abstractNum w:abstractNumId="0">
     <w:nsid w:val="016A7988"/>
     <w:multiLevelType w:val="multilevel"/>
     <w:tmpl w:val="54E40BD4"/>
@@ -9216,7 +10446,7 @@
       </w:rPr>
     </w:lvl>
   </w:abstractNum>
-  <w:abstractNum w:abstractNumId="1" w15:restartNumberingAfterBreak="0">
+  <w:abstractNum w:abstractNumId="1">
     <w:nsid w:val="05FE002F"/>
     <w:multiLevelType w:val="multilevel"/>
     <w:tmpl w:val="5F246390"/>
@@ -9365,7 +10595,7 @@
       </w:rPr>
     </w:lvl>
   </w:abstractNum>
-  <w:abstractNum w:abstractNumId="2" w15:restartNumberingAfterBreak="0">
+  <w:abstractNum w:abstractNumId="2">
     <w:nsid w:val="06B754C7"/>
     <w:multiLevelType w:val="multilevel"/>
     <w:tmpl w:val="2B68B6DC"/>
@@ -9491,7 +10721,7 @@
       </w:rPr>
     </w:lvl>
   </w:abstractNum>
-  <w:abstractNum w:abstractNumId="3" w15:restartNumberingAfterBreak="0">
+  <w:abstractNum w:abstractNumId="3">
     <w:nsid w:val="078C27B6"/>
     <w:multiLevelType w:val="multilevel"/>
     <w:tmpl w:val="59101CF2"/>
@@ -9604,7 +10834,7 @@
       </w:rPr>
     </w:lvl>
   </w:abstractNum>
-  <w:abstractNum w:abstractNumId="4" w15:restartNumberingAfterBreak="0">
+  <w:abstractNum w:abstractNumId="4">
     <w:nsid w:val="08834BF1"/>
     <w:multiLevelType w:val="hybridMultilevel"/>
     <w:tmpl w:val="BF6ADEB2"/>
@@ -9720,7 +10950,7 @@
       </w:pPr>
     </w:lvl>
   </w:abstractNum>
-  <w:abstractNum w:abstractNumId="5" w15:restartNumberingAfterBreak="0">
+  <w:abstractNum w:abstractNumId="5">
     <w:nsid w:val="105B1E00"/>
     <w:multiLevelType w:val="multilevel"/>
     <w:tmpl w:val="568C8AE6"/>
@@ -9833,7 +11063,7 @@
       </w:rPr>
     </w:lvl>
   </w:abstractNum>
-  <w:abstractNum w:abstractNumId="6" w15:restartNumberingAfterBreak="0">
+  <w:abstractNum w:abstractNumId="6">
     <w:nsid w:val="11AF0F48"/>
     <w:multiLevelType w:val="hybridMultilevel"/>
     <w:tmpl w:val="EF8C7FB2"/>
@@ -9946,7 +11176,7 @@
       </w:rPr>
     </w:lvl>
   </w:abstractNum>
-  <w:abstractNum w:abstractNumId="7" w15:restartNumberingAfterBreak="0">
+  <w:abstractNum w:abstractNumId="7">
     <w:nsid w:val="13E31AEA"/>
     <w:multiLevelType w:val="multilevel"/>
     <w:tmpl w:val="6C84A3A6"/>
@@ -10095,7 +11325,7 @@
       </w:rPr>
     </w:lvl>
   </w:abstractNum>
-  <w:abstractNum w:abstractNumId="8" w15:restartNumberingAfterBreak="0">
+  <w:abstractNum w:abstractNumId="8">
     <w:nsid w:val="175C5401"/>
     <w:multiLevelType w:val="multilevel"/>
     <w:tmpl w:val="F614F2C8"/>
@@ -10244,7 +11474,7 @@
       </w:rPr>
     </w:lvl>
   </w:abstractNum>
-  <w:abstractNum w:abstractNumId="9" w15:restartNumberingAfterBreak="0">
+  <w:abstractNum w:abstractNumId="9">
     <w:nsid w:val="27A51B1C"/>
     <w:multiLevelType w:val="multilevel"/>
     <w:tmpl w:val="3618AEEE"/>
@@ -10389,7 +11619,7 @@
       </w:rPr>
     </w:lvl>
   </w:abstractNum>
-  <w:abstractNum w:abstractNumId="10" w15:restartNumberingAfterBreak="0">
+  <w:abstractNum w:abstractNumId="10">
     <w:nsid w:val="2D107FF8"/>
     <w:multiLevelType w:val="multilevel"/>
     <w:tmpl w:val="2B8E5456"/>
@@ -10475,7 +11705,7 @@
       </w:pPr>
     </w:lvl>
   </w:abstractNum>
-  <w:abstractNum w:abstractNumId="11" w15:restartNumberingAfterBreak="0">
+  <w:abstractNum w:abstractNumId="11">
     <w:nsid w:val="31F94F79"/>
     <w:multiLevelType w:val="multilevel"/>
     <w:tmpl w:val="1F1863B4"/>
@@ -10624,7 +11854,7 @@
       </w:rPr>
     </w:lvl>
   </w:abstractNum>
-  <w:abstractNum w:abstractNumId="12" w15:restartNumberingAfterBreak="0">
+  <w:abstractNum w:abstractNumId="12">
     <w:nsid w:val="32620F04"/>
     <w:multiLevelType w:val="multilevel"/>
     <w:tmpl w:val="7C6EFF28"/>
@@ -10737,7 +11967,7 @@
       </w:rPr>
     </w:lvl>
   </w:abstractNum>
-  <w:abstractNum w:abstractNumId="13" w15:restartNumberingAfterBreak="0">
+  <w:abstractNum w:abstractNumId="13">
     <w:nsid w:val="36E6422A"/>
     <w:multiLevelType w:val="hybridMultilevel"/>
     <w:tmpl w:val="0016B184"/>
@@ -10861,7 +12091,7 @@
       </w:rPr>
     </w:lvl>
   </w:abstractNum>
-  <w:abstractNum w:abstractNumId="14" w15:restartNumberingAfterBreak="0">
+  <w:abstractNum w:abstractNumId="14">
     <w:nsid w:val="37A04601"/>
     <w:multiLevelType w:val="hybridMultilevel"/>
     <w:tmpl w:val="A64C410E"/>
@@ -10974,7 +12204,7 @@
       </w:rPr>
     </w:lvl>
   </w:abstractNum>
-  <w:abstractNum w:abstractNumId="15" w15:restartNumberingAfterBreak="0">
+  <w:abstractNum w:abstractNumId="15">
     <w:nsid w:val="3BE27C47"/>
     <w:multiLevelType w:val="multilevel"/>
     <w:tmpl w:val="FD04289A"/>
@@ -11087,14 +12317,14 @@
       </w:rPr>
     </w:lvl>
   </w:abstractNum>
-  <w:abstractNum w:abstractNumId="16" w15:restartNumberingAfterBreak="0">
+  <w:abstractNum w:abstractNumId="16">
     <w:nsid w:val="3CD27A42"/>
     <w:multiLevelType w:val="hybridMultilevel"/>
     <w:tmpl w:val="AE9C2690"/>
     <w:lvl w:ilvl="0" w:tplc="04190001">
       <w:start w:val="1"/>
       <w:numFmt w:val="bullet"/>
-      <w:pStyle w:val="a"/>
+      <w:pStyle w:val="1"/>
       <w:lvlText w:val=""/>
       <w:lvlJc w:val="left"/>
       <w:pPr>
@@ -11228,7 +12458,7 @@
       </w:rPr>
     </w:lvl>
   </w:abstractNum>
-  <w:abstractNum w:abstractNumId="17" w15:restartNumberingAfterBreak="0">
+  <w:abstractNum w:abstractNumId="17">
     <w:nsid w:val="4A920EB2"/>
     <w:multiLevelType w:val="hybridMultilevel"/>
     <w:tmpl w:val="E1120230"/>
@@ -11341,7 +12571,7 @@
       </w:rPr>
     </w:lvl>
   </w:abstractNum>
-  <w:abstractNum w:abstractNumId="18" w15:restartNumberingAfterBreak="0">
+  <w:abstractNum w:abstractNumId="18">
     <w:nsid w:val="4EEA1A39"/>
     <w:multiLevelType w:val="multilevel"/>
     <w:tmpl w:val="40F08748"/>
@@ -11454,7 +12684,7 @@
       </w:rPr>
     </w:lvl>
   </w:abstractNum>
-  <w:abstractNum w:abstractNumId="19" w15:restartNumberingAfterBreak="0">
+  <w:abstractNum w:abstractNumId="19">
     <w:nsid w:val="53564F19"/>
     <w:multiLevelType w:val="multilevel"/>
     <w:tmpl w:val="525AB646"/>
@@ -11567,7 +12797,7 @@
       </w:rPr>
     </w:lvl>
   </w:abstractNum>
-  <w:abstractNum w:abstractNumId="20" w15:restartNumberingAfterBreak="0">
+  <w:abstractNum w:abstractNumId="20">
     <w:nsid w:val="53B74D5B"/>
     <w:multiLevelType w:val="multilevel"/>
     <w:tmpl w:val="9D5073BC"/>
@@ -11680,7 +12910,7 @@
       </w:rPr>
     </w:lvl>
   </w:abstractNum>
-  <w:abstractNum w:abstractNumId="21" w15:restartNumberingAfterBreak="0">
+  <w:abstractNum w:abstractNumId="21">
     <w:nsid w:val="618B63A1"/>
     <w:multiLevelType w:val="multilevel"/>
     <w:tmpl w:val="AAAAE7CC"/>
@@ -11766,7 +12996,7 @@
       </w:pPr>
     </w:lvl>
   </w:abstractNum>
-  <w:abstractNum w:abstractNumId="22" w15:restartNumberingAfterBreak="0">
+  <w:abstractNum w:abstractNumId="22">
     <w:nsid w:val="64A83CEC"/>
     <w:multiLevelType w:val="hybridMultilevel"/>
     <w:tmpl w:val="C360E2A6"/>
@@ -11879,7 +13109,7 @@
       </w:rPr>
     </w:lvl>
   </w:abstractNum>
-  <w:abstractNum w:abstractNumId="23" w15:restartNumberingAfterBreak="0">
+  <w:abstractNum w:abstractNumId="23">
     <w:nsid w:val="6D4E1A47"/>
     <w:multiLevelType w:val="multilevel"/>
     <w:tmpl w:val="A89AC03E"/>
@@ -11992,7 +13222,7 @@
       </w:rPr>
     </w:lvl>
   </w:abstractNum>
-  <w:abstractNum w:abstractNumId="24" w15:restartNumberingAfterBreak="0">
+  <w:abstractNum w:abstractNumId="24">
     <w:nsid w:val="70553A7A"/>
     <w:multiLevelType w:val="multilevel"/>
     <w:tmpl w:val="8542B2B2"/>
@@ -12113,7 +13343,7 @@
       </w:rPr>
     </w:lvl>
   </w:abstractNum>
-  <w:abstractNum w:abstractNumId="25" w15:restartNumberingAfterBreak="0">
+  <w:abstractNum w:abstractNumId="25">
     <w:nsid w:val="7B69344F"/>
     <w:multiLevelType w:val="hybridMultilevel"/>
     <w:tmpl w:val="D562BD50"/>
@@ -12226,7 +13456,7 @@
       </w:rPr>
     </w:lvl>
   </w:abstractNum>
-  <w:abstractNum w:abstractNumId="26" w15:restartNumberingAfterBreak="0">
+  <w:abstractNum w:abstractNumId="26">
     <w:nsid w:val="7D451A28"/>
     <w:multiLevelType w:val="hybridMultilevel"/>
     <w:tmpl w:val="E53A7548"/>
@@ -12315,7 +13545,7 @@
       </w:pPr>
     </w:lvl>
   </w:abstractNum>
-  <w:abstractNum w:abstractNumId="27" w15:restartNumberingAfterBreak="0">
+  <w:abstractNum w:abstractNumId="27">
     <w:nsid w:val="7F9014A9"/>
     <w:multiLevelType w:val="hybridMultilevel"/>
     <w:tmpl w:val="755CB264"/>
@@ -12428,88 +13658,88 @@
       </w:rPr>
     </w:lvl>
   </w:abstractNum>
-  <w:num w:numId="1" w16cid:durableId="1565338670">
+  <w:num w:numId="1">
     <w:abstractNumId w:val="16"/>
   </w:num>
-  <w:num w:numId="2" w16cid:durableId="78675236">
+  <w:num w:numId="2">
     <w:abstractNumId w:val="0"/>
   </w:num>
-  <w:num w:numId="3" w16cid:durableId="1908759108">
+  <w:num w:numId="3">
     <w:abstractNumId w:val="13"/>
   </w:num>
-  <w:num w:numId="4" w16cid:durableId="237523647">
+  <w:num w:numId="4">
     <w:abstractNumId w:val="22"/>
   </w:num>
-  <w:num w:numId="5" w16cid:durableId="1384059331">
+  <w:num w:numId="5">
     <w:abstractNumId w:val="6"/>
   </w:num>
-  <w:num w:numId="6" w16cid:durableId="470287462">
+  <w:num w:numId="6">
     <w:abstractNumId w:val="4"/>
   </w:num>
-  <w:num w:numId="7" w16cid:durableId="259027896">
+  <w:num w:numId="7">
     <w:abstractNumId w:val="27"/>
   </w:num>
-  <w:num w:numId="8" w16cid:durableId="232089812">
+  <w:num w:numId="8">
     <w:abstractNumId w:val="24"/>
   </w:num>
-  <w:num w:numId="9" w16cid:durableId="145051974">
+  <w:num w:numId="9">
     <w:abstractNumId w:val="10"/>
   </w:num>
-  <w:num w:numId="10" w16cid:durableId="1499660466">
+  <w:num w:numId="10">
     <w:abstractNumId w:val="7"/>
   </w:num>
-  <w:num w:numId="11" w16cid:durableId="1395467125">
+  <w:num w:numId="11">
     <w:abstractNumId w:val="9"/>
   </w:num>
-  <w:num w:numId="12" w16cid:durableId="260338360">
+  <w:num w:numId="12">
     <w:abstractNumId w:val="1"/>
   </w:num>
-  <w:num w:numId="13" w16cid:durableId="1984967124">
+  <w:num w:numId="13">
     <w:abstractNumId w:val="26"/>
   </w:num>
-  <w:num w:numId="14" w16cid:durableId="843326411">
+  <w:num w:numId="14">
     <w:abstractNumId w:val="12"/>
   </w:num>
-  <w:num w:numId="15" w16cid:durableId="447746073">
+  <w:num w:numId="15">
     <w:abstractNumId w:val="5"/>
   </w:num>
-  <w:num w:numId="16" w16cid:durableId="852959417">
+  <w:num w:numId="16">
     <w:abstractNumId w:val="8"/>
   </w:num>
-  <w:num w:numId="17" w16cid:durableId="779570155">
+  <w:num w:numId="17">
     <w:abstractNumId w:val="11"/>
   </w:num>
-  <w:num w:numId="18" w16cid:durableId="201938143">
+  <w:num w:numId="18">
     <w:abstractNumId w:val="14"/>
   </w:num>
-  <w:num w:numId="19" w16cid:durableId="289673275">
+  <w:num w:numId="19">
     <w:abstractNumId w:val="17"/>
   </w:num>
-  <w:num w:numId="20" w16cid:durableId="1026298143">
+  <w:num w:numId="20">
     <w:abstractNumId w:val="25"/>
   </w:num>
-  <w:num w:numId="21" w16cid:durableId="1893149419">
+  <w:num w:numId="21">
     <w:abstractNumId w:val="15"/>
   </w:num>
-  <w:num w:numId="22" w16cid:durableId="1201359069">
+  <w:num w:numId="22">
     <w:abstractNumId w:val="23"/>
   </w:num>
-  <w:num w:numId="23" w16cid:durableId="269509124">
+  <w:num w:numId="23">
     <w:abstractNumId w:val="19"/>
   </w:num>
-  <w:num w:numId="24" w16cid:durableId="1554198898">
+  <w:num w:numId="24">
     <w:abstractNumId w:val="3"/>
   </w:num>
-  <w:num w:numId="25" w16cid:durableId="789980917">
+  <w:num w:numId="25">
     <w:abstractNumId w:val="20"/>
   </w:num>
-  <w:num w:numId="26" w16cid:durableId="1314412817">
+  <w:num w:numId="26">
     <w:abstractNumId w:val="2"/>
   </w:num>
-  <w:num w:numId="27" w16cid:durableId="1609384763">
+  <w:num w:numId="27">
     <w:abstractNumId w:val="21"/>
   </w:num>
-  <w:num w:numId="28" w16cid:durableId="936521391">
+  <w:num w:numId="28">
     <w:abstractNumId w:val="18"/>
   </w:num>
   <w:numIdMacAtCleanup w:val="3"/>
@@ -12517,7 +13747,7 @@
 </file>
 
 <file path=word/styles.xml><?xml version="1.0" encoding="utf-8"?>
-<w:styles xmlns:mc="http://schemas.openxmlformats.org/markup-compatibility/2006" xmlns:r="http://schemas.openxmlformats.org/officeDocument/2006/relationships" xmlns:w="http://schemas.openxmlformats.org/wordprocessingml/2006/main" xmlns:w14="http://schemas.microsoft.com/office/word/2010/wordml" xmlns:w15="http://schemas.microsoft.com/office/word/2012/wordml" xmlns:w16cex="http://schemas.microsoft.com/office/word/2018/wordml/cex" xmlns:w16cid="http://schemas.microsoft.com/office/word/2016/wordml/cid" xmlns:w16="http://schemas.microsoft.com/office/word/2018/wordml" xmlns:w16sdtdh="http://schemas.microsoft.com/office/word/2020/wordml/sdtdatahash" xmlns:w16se="http://schemas.microsoft.com/office/word/2015/wordml/symex" mc:Ignorable="w14 w15 w16se w16cid w16 w16cex w16sdtdh">
+<w:styles xmlns:mc="http://schemas.openxmlformats.org/markup-compatibility/2006" xmlns:r="http://schemas.openxmlformats.org/officeDocument/2006/relationships" xmlns:w="http://schemas.openxmlformats.org/wordprocessingml/2006/main" xmlns:w14="http://schemas.microsoft.com/office/word/2010/wordml" xmlns:w15="http://schemas.microsoft.com/office/word/2012/wordml" mc:Ignorable="w14 w15">
   <w:docDefaults>
     <w:rPrDefault>
       <w:rPr>
@@ -12527,7 +13757,7 @@
     </w:rPrDefault>
     <w:pPrDefault/>
   </w:docDefaults>
-  <w:latentStyles w:defLockedState="0" w:defUIPriority="99" w:defSemiHidden="0" w:defUnhideWhenUsed="0" w:defQFormat="0" w:count="376">
+  <w:latentStyles w:defLockedState="0" w:defUIPriority="99" w:defSemiHidden="0" w:defUnhideWhenUsed="0" w:defQFormat="0" w:count="371">
     <w:lsdException w:name="Normal" w:uiPriority="0" w:qFormat="1"/>
     <w:lsdException w:name="heading 1" w:uiPriority="0" w:qFormat="1"/>
     <w:lsdException w:name="heading 2" w:uiPriority="0" w:qFormat="1"/>
@@ -12898,13 +14128,8 @@
     <w:lsdException w:name="List Table 5 Dark Accent 6" w:uiPriority="50"/>
     <w:lsdException w:name="List Table 6 Colorful Accent 6" w:uiPriority="51"/>
     <w:lsdException w:name="List Table 7 Colorful Accent 6" w:uiPriority="52"/>
-    <w:lsdException w:name="Mention" w:semiHidden="1" w:unhideWhenUsed="1"/>
-    <w:lsdException w:name="Smart Hyperlink" w:semiHidden="1" w:unhideWhenUsed="1"/>
-    <w:lsdException w:name="Hashtag" w:semiHidden="1" w:unhideWhenUsed="1"/>
-    <w:lsdException w:name="Unresolved Mention" w:semiHidden="1" w:unhideWhenUsed="1"/>
-    <w:lsdException w:name="Smart Link" w:semiHidden="1" w:unhideWhenUsed="1"/>
   </w:latentStyles>
-  <w:style w:type="paragraph" w:default="1" w:styleId="a0">
+  <w:style w:type="paragraph" w:default="1" w:styleId="a">
     <w:name w:val="Normal"/>
     <w:qFormat/>
     <w:rsid w:val="008860DF"/>
@@ -12914,11 +14139,11 @@
       <w:szCs w:val="24"/>
     </w:rPr>
   </w:style>
-  <w:style w:type="paragraph" w:styleId="1">
+  <w:style w:type="paragraph" w:styleId="10">
     <w:name w:val="heading 1"/>
-    <w:basedOn w:val="a0"/>
-    <w:next w:val="a0"/>
-    <w:link w:val="10"/>
+    <w:basedOn w:val="a"/>
+    <w:next w:val="a"/>
+    <w:link w:val="11"/>
     <w:uiPriority w:val="99"/>
     <w:qFormat/>
     <w:rsid w:val="00467347"/>
@@ -12933,8 +14158,8 @@
   </w:style>
   <w:style w:type="paragraph" w:styleId="20">
     <w:name w:val="heading 2"/>
-    <w:basedOn w:val="a0"/>
-    <w:next w:val="a0"/>
+    <w:basedOn w:val="a"/>
+    <w:next w:val="a"/>
     <w:link w:val="21"/>
     <w:uiPriority w:val="99"/>
     <w:qFormat/>
@@ -12956,8 +14181,8 @@
   </w:style>
   <w:style w:type="paragraph" w:styleId="3">
     <w:name w:val="heading 3"/>
-    <w:basedOn w:val="a0"/>
-    <w:next w:val="a0"/>
+    <w:basedOn w:val="a"/>
+    <w:next w:val="a"/>
     <w:link w:val="30"/>
     <w:unhideWhenUsed/>
     <w:qFormat/>
@@ -12977,8 +14202,8 @@
   </w:style>
   <w:style w:type="paragraph" w:styleId="4">
     <w:name w:val="heading 4"/>
-    <w:basedOn w:val="a0"/>
-    <w:next w:val="a0"/>
+    <w:basedOn w:val="a"/>
+    <w:next w:val="a"/>
     <w:link w:val="40"/>
     <w:uiPriority w:val="99"/>
     <w:qFormat/>
@@ -12997,8 +14222,8 @@
   </w:style>
   <w:style w:type="paragraph" w:styleId="5">
     <w:name w:val="heading 5"/>
-    <w:basedOn w:val="a0"/>
-    <w:next w:val="a0"/>
+    <w:basedOn w:val="a"/>
+    <w:next w:val="a"/>
     <w:link w:val="50"/>
     <w:uiPriority w:val="99"/>
     <w:qFormat/>
@@ -13018,8 +14243,8 @@
   </w:style>
   <w:style w:type="paragraph" w:styleId="6">
     <w:name w:val="heading 6"/>
-    <w:basedOn w:val="a0"/>
-    <w:next w:val="a0"/>
+    <w:basedOn w:val="a"/>
+    <w:next w:val="a"/>
     <w:link w:val="60"/>
     <w:uiPriority w:val="99"/>
     <w:qFormat/>
@@ -13039,8 +14264,8 @@
   </w:style>
   <w:style w:type="paragraph" w:styleId="7">
     <w:name w:val="heading 7"/>
-    <w:basedOn w:val="a0"/>
-    <w:next w:val="a0"/>
+    <w:basedOn w:val="a"/>
+    <w:next w:val="a"/>
     <w:link w:val="70"/>
     <w:uiPriority w:val="99"/>
     <w:qFormat/>
@@ -13060,8 +14285,8 @@
   </w:style>
   <w:style w:type="paragraph" w:styleId="9">
     <w:name w:val="heading 9"/>
-    <w:basedOn w:val="a0"/>
-    <w:next w:val="a0"/>
+    <w:basedOn w:val="a"/>
+    <w:next w:val="a"/>
     <w:link w:val="90"/>
     <w:uiPriority w:val="99"/>
     <w:qFormat/>
@@ -13081,12 +14306,12 @@
       <w:szCs w:val="20"/>
     </w:rPr>
   </w:style>
-  <w:style w:type="character" w:default="1" w:styleId="a1">
+  <w:style w:type="character" w:default="1" w:styleId="a0">
     <w:name w:val="Default Paragraph Font"/>
     <w:uiPriority w:val="1"/>
     <w:unhideWhenUsed/>
   </w:style>
-  <w:style w:type="table" w:default="1" w:styleId="a2">
+  <w:style w:type="table" w:default="1" w:styleId="a1">
     <w:name w:val="Normal Table"/>
     <w:uiPriority w:val="99"/>
     <w:semiHidden/>
@@ -13101,15 +14326,15 @@
       </w:tblCellMar>
     </w:tblPr>
   </w:style>
-  <w:style w:type="numbering" w:default="1" w:styleId="a3">
+  <w:style w:type="numbering" w:default="1" w:styleId="a2">
     <w:name w:val="No List"/>
     <w:uiPriority w:val="99"/>
     <w:semiHidden/>
     <w:unhideWhenUsed/>
   </w:style>
-  <w:style w:type="character" w:customStyle="1" w:styleId="10">
+  <w:style w:type="character" w:customStyle="1" w:styleId="11">
     <w:name w:val="Заголовок 1 Знак"/>
-    <w:link w:val="1"/>
+    <w:link w:val="10"/>
     <w:uiPriority w:val="99"/>
     <w:locked/>
     <w:rsid w:val="00467347"/>
@@ -13213,10 +14438,10 @@
       <w:color w:val="404040"/>
     </w:rPr>
   </w:style>
-  <w:style w:type="paragraph" w:customStyle="1" w:styleId="a4">
-    <w:name w:val="Название"/>
-    <w:basedOn w:val="a0"/>
-    <w:link w:val="a5"/>
+  <w:style w:type="paragraph" w:customStyle="1" w:styleId="12">
+    <w:name w:val="Название1"/>
+    <w:basedOn w:val="a"/>
+    <w:link w:val="a3"/>
     <w:uiPriority w:val="99"/>
     <w:qFormat/>
     <w:rsid w:val="00467347"/>
@@ -13228,9 +14453,9 @@
       <w:sz w:val="22"/>
     </w:rPr>
   </w:style>
-  <w:style w:type="character" w:customStyle="1" w:styleId="a5">
+  <w:style w:type="character" w:customStyle="1" w:styleId="a3">
     <w:name w:val="Название Знак"/>
-    <w:link w:val="a4"/>
+    <w:link w:val="12"/>
     <w:uiPriority w:val="99"/>
     <w:locked/>
     <w:rsid w:val="00467347"/>
@@ -13242,11 +14467,11 @@
       <w:lang w:eastAsia="ru-RU"/>
     </w:rPr>
   </w:style>
-  <w:style w:type="paragraph" w:styleId="a6">
+  <w:style w:type="paragraph" w:styleId="a4">
     <w:name w:val="Body Text Indent"/>
     <w:aliases w:val="текст,Основной текст 1,Нумерованный список !!,Надин стиль"/>
-    <w:basedOn w:val="a0"/>
-    <w:link w:val="a7"/>
+    <w:basedOn w:val="a"/>
+    <w:link w:val="a5"/>
     <w:uiPriority w:val="99"/>
     <w:rsid w:val="00467347"/>
     <w:pPr>
@@ -13258,10 +14483,10 @@
       <w:color w:val="000000"/>
     </w:rPr>
   </w:style>
-  <w:style w:type="character" w:customStyle="1" w:styleId="a7">
+  <w:style w:type="character" w:customStyle="1" w:styleId="a5">
     <w:name w:val="Основной текст с отступом Знак"/>
     <w:aliases w:val="текст Знак,Основной текст 1 Знак,Нумерованный список !! Знак,Надин стиль Знак"/>
-    <w:link w:val="a6"/>
+    <w:link w:val="a4"/>
     <w:uiPriority w:val="99"/>
     <w:semiHidden/>
     <w:locked/>
@@ -13274,9 +14499,9 @@
       <w:lang w:eastAsia="ru-RU"/>
     </w:rPr>
   </w:style>
-  <w:style w:type="paragraph" w:customStyle="1" w:styleId="a8">
+  <w:style w:type="paragraph" w:customStyle="1" w:styleId="a6">
     <w:name w:val="список с точками"/>
-    <w:basedOn w:val="a0"/>
+    <w:basedOn w:val="a"/>
     <w:uiPriority w:val="99"/>
     <w:rsid w:val="00467347"/>
     <w:pPr>
@@ -13288,14 +14513,14 @@
       <w:jc w:val="both"/>
     </w:pPr>
   </w:style>
-  <w:style w:type="paragraph" w:customStyle="1" w:styleId="a9">
+  <w:style w:type="paragraph" w:customStyle="1" w:styleId="a7">
     <w:name w:val="Для таблиц"/>
-    <w:basedOn w:val="a0"/>
+    <w:basedOn w:val="a"/>
     <w:rsid w:val="00467347"/>
   </w:style>
-  <w:style w:type="paragraph" w:customStyle="1" w:styleId="a">
-    <w:name w:val="Обычный (веб)"/>
-    <w:basedOn w:val="a0"/>
+  <w:style w:type="paragraph" w:customStyle="1" w:styleId="1">
+    <w:name w:val="Обычный (веб)1"/>
+    <w:basedOn w:val="a"/>
     <w:uiPriority w:val="99"/>
     <w:rsid w:val="00467347"/>
     <w:pPr>
@@ -13310,10 +14535,10 @@
       <w:ind w:left="720"/>
     </w:pPr>
   </w:style>
-  <w:style w:type="paragraph" w:styleId="aa">
+  <w:style w:type="paragraph" w:styleId="a8">
     <w:name w:val="Subtitle"/>
-    <w:basedOn w:val="a0"/>
-    <w:link w:val="ab"/>
+    <w:basedOn w:val="a"/>
+    <w:link w:val="a9"/>
     <w:uiPriority w:val="99"/>
     <w:qFormat/>
     <w:rsid w:val="00467347"/>
@@ -13326,9 +14551,9 @@
       <w:smallCaps/>
     </w:rPr>
   </w:style>
-  <w:style w:type="character" w:customStyle="1" w:styleId="ab">
+  <w:style w:type="character" w:customStyle="1" w:styleId="a9">
     <w:name w:val="Подзаголовок Знак"/>
-    <w:link w:val="aa"/>
+    <w:link w:val="a8"/>
     <w:uiPriority w:val="99"/>
     <w:locked/>
     <w:rsid w:val="00467347"/>
@@ -13342,10 +14567,10 @@
       <w:lang w:eastAsia="ru-RU"/>
     </w:rPr>
   </w:style>
-  <w:style w:type="paragraph" w:styleId="ac">
+  <w:style w:type="paragraph" w:styleId="aa">
     <w:name w:val="Body Text"/>
-    <w:basedOn w:val="a0"/>
-    <w:link w:val="ad"/>
+    <w:basedOn w:val="a"/>
+    <w:link w:val="ab"/>
     <w:uiPriority w:val="99"/>
     <w:rsid w:val="00467347"/>
     <w:pPr>
@@ -13357,9 +14582,9 @@
       <w:sz w:val="28"/>
     </w:rPr>
   </w:style>
-  <w:style w:type="character" w:customStyle="1" w:styleId="ad">
+  <w:style w:type="character" w:customStyle="1" w:styleId="ab">
     <w:name w:val="Основной текст Знак"/>
-    <w:link w:val="ac"/>
+    <w:link w:val="aa"/>
     <w:uiPriority w:val="99"/>
     <w:locked/>
     <w:rsid w:val="00467347"/>
@@ -13374,7 +14599,7 @@
   <w:style w:type="paragraph" w:styleId="22">
     <w:name w:val="Body Text Indent 2"/>
     <w:aliases w:val="Знак"/>
-    <w:basedOn w:val="a0"/>
+    <w:basedOn w:val="a"/>
     <w:link w:val="23"/>
     <w:uiPriority w:val="99"/>
     <w:semiHidden/>
@@ -13408,7 +14633,7 @@
   </w:style>
   <w:style w:type="paragraph" w:styleId="31">
     <w:name w:val="Body Text Indent 3"/>
-    <w:basedOn w:val="a0"/>
+    <w:basedOn w:val="a"/>
     <w:link w:val="32"/>
     <w:uiPriority w:val="99"/>
     <w:rsid w:val="00467347"/>
@@ -13435,9 +14660,9 @@
       <w:lang w:eastAsia="ru-RU"/>
     </w:rPr>
   </w:style>
-  <w:style w:type="paragraph" w:customStyle="1" w:styleId="11">
+  <w:style w:type="paragraph" w:customStyle="1" w:styleId="13">
     <w:name w:val="Знак Знак Знак Знак Знак Знак Знак1"/>
-    <w:basedOn w:val="a0"/>
+    <w:basedOn w:val="a"/>
     <w:uiPriority w:val="99"/>
     <w:rsid w:val="002F6A33"/>
     <w:pPr>
@@ -13453,9 +14678,9 @@
       <w:lang w:val="en-US" w:eastAsia="en-US"/>
     </w:rPr>
   </w:style>
-  <w:style w:type="paragraph" w:customStyle="1" w:styleId="ae">
+  <w:style w:type="paragraph" w:customStyle="1" w:styleId="ac">
     <w:name w:val="По центру"/>
-    <w:basedOn w:val="a0"/>
+    <w:basedOn w:val="a"/>
     <w:uiPriority w:val="99"/>
     <w:rsid w:val="00F809FC"/>
     <w:pPr>
@@ -13466,9 +14691,9 @@
       <w:szCs w:val="20"/>
     </w:rPr>
   </w:style>
-  <w:style w:type="paragraph" w:customStyle="1" w:styleId="af">
+  <w:style w:type="paragraph" w:customStyle="1" w:styleId="ad">
     <w:name w:val="Без отступа"/>
-    <w:basedOn w:val="a0"/>
+    <w:basedOn w:val="a"/>
     <w:uiPriority w:val="99"/>
     <w:rsid w:val="00F809FC"/>
     <w:pPr>
@@ -13481,7 +14706,7 @@
   </w:style>
   <w:style w:type="paragraph" w:customStyle="1" w:styleId="Affiliation">
     <w:name w:val="Affiliation"/>
-    <w:basedOn w:val="a0"/>
+    <w:basedOn w:val="a"/>
     <w:uiPriority w:val="99"/>
     <w:rsid w:val="009502B4"/>
     <w:pPr>
@@ -13493,7 +14718,7 @@
   </w:style>
   <w:style w:type="paragraph" w:customStyle="1" w:styleId="110">
     <w:name w:val="Знак Знак Знак Знак Знак Знак Знак11"/>
-    <w:basedOn w:val="a0"/>
+    <w:basedOn w:val="a"/>
     <w:uiPriority w:val="99"/>
     <w:rsid w:val="005B44F0"/>
     <w:pPr>
@@ -13509,10 +14734,10 @@
       <w:lang w:val="en-US" w:eastAsia="en-US"/>
     </w:rPr>
   </w:style>
-  <w:style w:type="paragraph" w:styleId="af0">
+  <w:style w:type="paragraph" w:styleId="ae">
     <w:name w:val="footer"/>
-    <w:basedOn w:val="a0"/>
-    <w:link w:val="af1"/>
+    <w:basedOn w:val="a"/>
+    <w:link w:val="af"/>
     <w:uiPriority w:val="99"/>
     <w:rsid w:val="00DA4FB1"/>
     <w:pPr>
@@ -13522,9 +14747,9 @@
       </w:tabs>
     </w:pPr>
   </w:style>
-  <w:style w:type="character" w:customStyle="1" w:styleId="af1">
+  <w:style w:type="character" w:customStyle="1" w:styleId="af">
     <w:name w:val="Нижний колонтитул Знак"/>
-    <w:link w:val="af0"/>
+    <w:link w:val="ae"/>
     <w:uiPriority w:val="99"/>
     <w:locked/>
     <w:rsid w:val="00DA4FB1"/>
@@ -13537,7 +14762,7 @@
   </w:style>
   <w:style w:type="paragraph" w:customStyle="1" w:styleId="111">
     <w:name w:val="Знак Знак Знак Знак Знак Знак Знак1 Знак Знак1 Знак Знак Знак Знак"/>
-    <w:basedOn w:val="a0"/>
+    <w:basedOn w:val="a"/>
     <w:uiPriority w:val="99"/>
     <w:rsid w:val="00DA4FB1"/>
     <w:pPr>
@@ -13553,9 +14778,9 @@
       <w:lang w:val="en-US" w:eastAsia="en-US"/>
     </w:rPr>
   </w:style>
-  <w:style w:type="paragraph" w:styleId="af2">
+  <w:style w:type="paragraph" w:styleId="af0">
     <w:name w:val="List Paragraph"/>
-    <w:basedOn w:val="a0"/>
+    <w:basedOn w:val="a"/>
     <w:uiPriority w:val="34"/>
     <w:qFormat/>
     <w:rsid w:val="007C63A8"/>
@@ -13564,12 +14789,13 @@
       <w:contextualSpacing/>
     </w:pPr>
   </w:style>
-  <w:style w:type="table" w:styleId="af3">
+  <w:style w:type="table" w:styleId="af1">
     <w:name w:val="Table Grid"/>
-    <w:basedOn w:val="a2"/>
+    <w:basedOn w:val="a1"/>
     <w:uiPriority w:val="99"/>
     <w:rsid w:val="00C82CA0"/>
     <w:tblPr>
+      <w:tblInd w:w="0" w:type="dxa"/>
       <w:tblBorders>
         <w:top w:val="single" w:sz="4" w:space="0" w:color="000000"/>
         <w:left w:val="single" w:sz="4" w:space="0" w:color="000000"/>
@@ -13578,9 +14804,15 @@
         <w:insideH w:val="single" w:sz="4" w:space="0" w:color="000000"/>
         <w:insideV w:val="single" w:sz="4" w:space="0" w:color="000000"/>
       </w:tblBorders>
+      <w:tblCellMar>
+        <w:top w:w="0" w:type="dxa"/>
+        <w:left w:w="108" w:type="dxa"/>
+        <w:bottom w:w="0" w:type="dxa"/>
+        <w:right w:w="108" w:type="dxa"/>
+      </w:tblCellMar>
     </w:tblPr>
   </w:style>
-  <w:style w:type="character" w:customStyle="1" w:styleId="af4">
+  <w:style w:type="character" w:customStyle="1" w:styleId="af2">
     <w:name w:val="Знак Знак"/>
     <w:uiPriority w:val="99"/>
     <w:semiHidden/>
@@ -13607,10 +14839,10 @@
       <w:rFonts w:ascii="Arial" w:eastAsia="Times New Roman" w:hAnsi="Arial" w:cs="Arial"/>
     </w:rPr>
   </w:style>
-  <w:style w:type="paragraph" w:styleId="af5">
+  <w:style w:type="paragraph" w:styleId="af3">
     <w:name w:val="header"/>
-    <w:basedOn w:val="a0"/>
-    <w:link w:val="af6"/>
+    <w:basedOn w:val="a"/>
+    <w:link w:val="af4"/>
     <w:uiPriority w:val="99"/>
     <w:rsid w:val="0098338E"/>
     <w:pPr>
@@ -13620,9 +14852,9 @@
       </w:tabs>
     </w:pPr>
   </w:style>
-  <w:style w:type="character" w:customStyle="1" w:styleId="af6">
+  <w:style w:type="character" w:customStyle="1" w:styleId="af4">
     <w:name w:val="Верхний колонтитул Знак"/>
-    <w:link w:val="af5"/>
+    <w:link w:val="af3"/>
     <w:uiPriority w:val="99"/>
     <w:locked/>
     <w:rsid w:val="0098338E"/>
@@ -13632,7 +14864,7 @@
       <w:szCs w:val="24"/>
     </w:rPr>
   </w:style>
-  <w:style w:type="paragraph" w:customStyle="1" w:styleId="12">
+  <w:style w:type="paragraph" w:customStyle="1" w:styleId="14">
     <w:name w:val="Основной текст1"/>
     <w:uiPriority w:val="99"/>
     <w:rsid w:val="00DC5BB8"/>
@@ -13697,7 +14929,7 @@
       <w:rFonts w:cs="Times New Roman"/>
     </w:rPr>
   </w:style>
-  <w:style w:type="character" w:styleId="af7">
+  <w:style w:type="character" w:styleId="af5">
     <w:name w:val="Hyperlink"/>
     <w:uiPriority w:val="99"/>
     <w:rsid w:val="00274DEB"/>
@@ -13720,7 +14952,7 @@
   </w:style>
   <w:style w:type="paragraph" w:customStyle="1" w:styleId="221">
     <w:name w:val="Заголовок №2 (2)"/>
-    <w:basedOn w:val="a0"/>
+    <w:basedOn w:val="a"/>
     <w:link w:val="220"/>
     <w:uiPriority w:val="99"/>
     <w:rsid w:val="009C2E16"/>
@@ -13736,7 +14968,7 @@
       <w:szCs w:val="20"/>
     </w:rPr>
   </w:style>
-  <w:style w:type="paragraph" w:customStyle="1" w:styleId="13">
+  <w:style w:type="paragraph" w:customStyle="1" w:styleId="15">
     <w:name w:val="Обычный1"/>
     <w:rsid w:val="00FE0AF3"/>
     <w:pPr>
@@ -13748,7 +14980,7 @@
       <w:sz w:val="16"/>
     </w:rPr>
   </w:style>
-  <w:style w:type="paragraph" w:customStyle="1" w:styleId="af8">
+  <w:style w:type="paragraph" w:customStyle="1" w:styleId="af6">
     <w:name w:val="Стиль"/>
     <w:rsid w:val="00FE0AF3"/>
     <w:pPr>
@@ -13766,7 +14998,7 @@
   <w:style w:type="paragraph" w:styleId="27">
     <w:name w:val="Body Text 2"/>
     <w:aliases w:val="Знак4"/>
-    <w:basedOn w:val="a0"/>
+    <w:basedOn w:val="a"/>
     <w:link w:val="28"/>
     <w:rsid w:val="00FE0AF3"/>
     <w:pPr>
@@ -13808,7 +15040,7 @@
   </w:style>
   <w:style w:type="paragraph" w:styleId="33">
     <w:name w:val="Body Text 3"/>
-    <w:basedOn w:val="a0"/>
+    <w:basedOn w:val="a"/>
     <w:link w:val="34"/>
     <w:uiPriority w:val="99"/>
     <w:rsid w:val="00FE0AF3"/>
@@ -13833,9 +15065,9 @@
       <w:szCs w:val="16"/>
     </w:rPr>
   </w:style>
-  <w:style w:type="paragraph" w:customStyle="1" w:styleId="14">
+  <w:style w:type="paragraph" w:customStyle="1" w:styleId="16">
     <w:name w:val="Абзац списка1"/>
-    <w:basedOn w:val="a0"/>
+    <w:basedOn w:val="a"/>
     <w:uiPriority w:val="99"/>
     <w:rsid w:val="00FE0AF3"/>
     <w:pPr>
@@ -13933,16 +15165,16 @@
   </w:style>
   <w:style w:type="paragraph" w:customStyle="1" w:styleId="western">
     <w:name w:val="western"/>
-    <w:basedOn w:val="a0"/>
+    <w:basedOn w:val="a"/>
     <w:uiPriority w:val="99"/>
     <w:rsid w:val="00FE0AF3"/>
     <w:pPr>
       <w:spacing w:before="100" w:beforeAutospacing="1" w:after="100" w:afterAutospacing="1"/>
     </w:pPr>
   </w:style>
-  <w:style w:type="paragraph" w:styleId="af9">
+  <w:style w:type="paragraph" w:styleId="af7">
     <w:name w:val="List Bullet"/>
-    <w:basedOn w:val="a0"/>
+    <w:basedOn w:val="a"/>
     <w:rsid w:val="00FE0AF3"/>
     <w:pPr>
       <w:tabs>
@@ -13954,7 +15186,7 @@
   </w:style>
   <w:style w:type="paragraph" w:styleId="42">
     <w:name w:val="List Bullet 4"/>
-    <w:basedOn w:val="a0"/>
+    <w:basedOn w:val="a"/>
     <w:uiPriority w:val="99"/>
     <w:rsid w:val="00FE0AF3"/>
     <w:pPr>
@@ -13970,7 +15202,7 @@
   </w:style>
   <w:style w:type="paragraph" w:styleId="35">
     <w:name w:val="List Bullet 3"/>
-    <w:basedOn w:val="a0"/>
+    <w:basedOn w:val="a"/>
     <w:uiPriority w:val="99"/>
     <w:semiHidden/>
     <w:rsid w:val="005E45B9"/>
@@ -13984,7 +15216,7 @@
   </w:style>
   <w:style w:type="paragraph" w:customStyle="1" w:styleId="fortables12">
     <w:name w:val="for_tables_12"/>
-    <w:basedOn w:val="a0"/>
+    <w:basedOn w:val="a"/>
     <w:uiPriority w:val="99"/>
     <w:rsid w:val="005E45B9"/>
     <w:pPr>
@@ -13996,7 +15228,7 @@
   </w:style>
   <w:style w:type="paragraph" w:customStyle="1" w:styleId="210">
     <w:name w:val="Основной текст 21"/>
-    <w:basedOn w:val="a0"/>
+    <w:basedOn w:val="a"/>
     <w:uiPriority w:val="99"/>
     <w:rsid w:val="005E45B9"/>
     <w:pPr>
@@ -14006,7 +15238,7 @@
   </w:style>
   <w:style w:type="paragraph" w:customStyle="1" w:styleId="Style40">
     <w:name w:val="Style40"/>
-    <w:basedOn w:val="a0"/>
+    <w:basedOn w:val="a"/>
     <w:uiPriority w:val="99"/>
     <w:rsid w:val="00F53739"/>
     <w:pPr>
@@ -14021,7 +15253,7 @@
   </w:style>
   <w:style w:type="paragraph" w:customStyle="1" w:styleId="Style91">
     <w:name w:val="Style91"/>
-    <w:basedOn w:val="a0"/>
+    <w:basedOn w:val="a"/>
     <w:uiPriority w:val="99"/>
     <w:rsid w:val="00F53739"/>
     <w:pPr>
@@ -14074,7 +15306,7 @@
   </w:style>
   <w:style w:type="paragraph" w:customStyle="1" w:styleId="Style96">
     <w:name w:val="Style96"/>
-    <w:basedOn w:val="a0"/>
+    <w:basedOn w:val="a"/>
     <w:uiPriority w:val="99"/>
     <w:rsid w:val="00F53739"/>
     <w:pPr>
@@ -14098,7 +15330,7 @@
   </w:style>
   <w:style w:type="paragraph" w:customStyle="1" w:styleId="29">
     <w:name w:val="Абзац списка2"/>
-    <w:basedOn w:val="a0"/>
+    <w:basedOn w:val="a"/>
     <w:uiPriority w:val="99"/>
     <w:rsid w:val="00A93500"/>
     <w:pPr>
@@ -14125,7 +15357,7 @@
   </w:style>
   <w:style w:type="paragraph" w:customStyle="1" w:styleId="TableParagraph">
     <w:name w:val="Table Paragraph"/>
-    <w:basedOn w:val="a0"/>
+    <w:basedOn w:val="a"/>
     <w:uiPriority w:val="99"/>
     <w:rsid w:val="001F2933"/>
     <w:pPr>
@@ -14138,10 +15370,10 @@
       <w:rFonts w:eastAsia="Calibri"/>
     </w:rPr>
   </w:style>
-  <w:style w:type="paragraph" w:styleId="afa">
+  <w:style w:type="paragraph" w:styleId="af8">
     <w:name w:val="Plain Text"/>
-    <w:basedOn w:val="a0"/>
-    <w:link w:val="afb"/>
+    <w:basedOn w:val="a"/>
+    <w:link w:val="af9"/>
     <w:rsid w:val="00754D5D"/>
     <w:rPr>
       <w:rFonts w:ascii="Courier New" w:hAnsi="Courier New" w:cs="Courier New"/>
@@ -14149,9 +15381,9 @@
       <w:szCs w:val="20"/>
     </w:rPr>
   </w:style>
-  <w:style w:type="character" w:customStyle="1" w:styleId="afb">
+  <w:style w:type="character" w:customStyle="1" w:styleId="af9">
     <w:name w:val="Текст Знак"/>
-    <w:link w:val="afa"/>
+    <w:link w:val="af8"/>
     <w:locked/>
     <w:rsid w:val="00754D5D"/>
     <w:rPr>
@@ -14175,7 +15407,7 @@
   </w:style>
   <w:style w:type="paragraph" w:customStyle="1" w:styleId="36">
     <w:name w:val="Абзац списка3"/>
-    <w:basedOn w:val="a0"/>
+    <w:basedOn w:val="a"/>
     <w:uiPriority w:val="99"/>
     <w:rsid w:val="0050586B"/>
     <w:pPr>
@@ -14200,7 +15432,7 @@
   </w:style>
   <w:style w:type="paragraph" w:customStyle="1" w:styleId="44">
     <w:name w:val="Абзац списка4"/>
-    <w:basedOn w:val="a0"/>
+    <w:basedOn w:val="a"/>
     <w:uiPriority w:val="99"/>
     <w:rsid w:val="008C1BA0"/>
     <w:pPr>
@@ -14226,7 +15458,7 @@
   </w:style>
   <w:style w:type="paragraph" w:customStyle="1" w:styleId="times1404200418041e2">
     <w:name w:val="times14___0420_0418_041e2"/>
-    <w:basedOn w:val="a0"/>
+    <w:basedOn w:val="a"/>
     <w:rsid w:val="00921219"/>
     <w:pPr>
       <w:spacing w:before="100" w:beforeAutospacing="1" w:after="100" w:afterAutospacing="1"/>
@@ -14234,7 +15466,7 @@
   </w:style>
   <w:style w:type="paragraph" w:customStyle="1" w:styleId="dash041e0431044b0447043d044b0439">
     <w:name w:val="dash041e_0431_044b_0447_043d_044b_0439"/>
-    <w:basedOn w:val="a0"/>
+    <w:basedOn w:val="a"/>
     <w:rsid w:val="00921219"/>
     <w:pPr>
       <w:spacing w:before="100" w:beforeAutospacing="1" w:after="100" w:afterAutospacing="1"/>
@@ -14242,17 +15474,17 @@
   </w:style>
   <w:style w:type="character" w:customStyle="1" w:styleId="dash041e0431044b0447043d044b0439char">
     <w:name w:val="dash041e_0431_044b_0447_043d_044b_0439__char"/>
-    <w:basedOn w:val="a1"/>
+    <w:basedOn w:val="a0"/>
     <w:rsid w:val="00921219"/>
   </w:style>
   <w:style w:type="character" w:customStyle="1" w:styleId="times1404200418041e2char">
     <w:name w:val="times14___0420_0418_041e2__char"/>
-    <w:basedOn w:val="a1"/>
+    <w:basedOn w:val="a0"/>
     <w:rsid w:val="00921219"/>
   </w:style>
   <w:style w:type="paragraph" w:customStyle="1" w:styleId="Times1412">
     <w:name w:val="Стиль Timesмаркер14 + Междустр.интервал:  множитель 12 ин"/>
-    <w:basedOn w:val="a0"/>
+    <w:basedOn w:val="a"/>
     <w:rsid w:val="00921219"/>
     <w:pPr>
       <w:numPr>
@@ -14275,7 +15507,7 @@
   </w:style>
   <w:style w:type="paragraph" w:customStyle="1" w:styleId="Times142">
     <w:name w:val="Times14_РИО2"/>
-    <w:basedOn w:val="a0"/>
+    <w:basedOn w:val="a"/>
     <w:link w:val="Times1420"/>
     <w:qFormat/>
     <w:rsid w:val="00921219"/>
@@ -14303,12 +15535,12 @@
   </w:style>
   <w:style w:type="character" w:customStyle="1" w:styleId="dash041e0441043d043e0432043d043e0439002004420435043a04410442002004410020043e0442044104420443043f043e043c00203char">
     <w:name w:val="dash041e_0441_043d_043e_0432_043d_043e_0439_0020_0442_0435_043a_0441_0442_0020_0441_0020_043e_0442_0441_0442_0443_043f_043e_043c_00203__char"/>
-    <w:basedOn w:val="a1"/>
+    <w:basedOn w:val="a0"/>
     <w:rsid w:val="00921219"/>
   </w:style>
   <w:style w:type="paragraph" w:customStyle="1" w:styleId="dash042104420438043b044c0020times043c04300440043a04350440140020002b0020041c0435043604340443044104420440002e0438043d04420435044004320430043b003a00200020043c043d043e0436043804420435043b044c00201200200438043d">
     <w:name w:val="dash0421_0442_0438_043b_044c_0020times_043c_0430_0440_043a_0435_044014_0020_002b_0020_041c_0435_0436_0434_0443_0441_0442_0440_002e_0438_043d_0442_0435_0440_0432_0430_043b_003a_0020_0020_043c_043d_043e_0436_0438_0442_0435_043b_044c_002012_0020_0438_043d"/>
-    <w:basedOn w:val="a0"/>
+    <w:basedOn w:val="a"/>
     <w:rsid w:val="00921219"/>
     <w:pPr>
       <w:spacing w:before="100" w:beforeAutospacing="1" w:after="100" w:afterAutospacing="1"/>
@@ -14326,14 +15558,14 @@
       <w:iCs/>
     </w:rPr>
   </w:style>
-  <w:style w:type="character" w:customStyle="1" w:styleId="15">
+  <w:style w:type="character" w:customStyle="1" w:styleId="17">
     <w:name w:val="Основной шрифт абзаца1"/>
     <w:rsid w:val="00F93888"/>
   </w:style>
-  <w:style w:type="paragraph" w:styleId="afc">
+  <w:style w:type="paragraph" w:styleId="afa">
     <w:name w:val="caption"/>
-    <w:basedOn w:val="a0"/>
-    <w:next w:val="a0"/>
+    <w:basedOn w:val="a"/>
+    <w:next w:val="a"/>
     <w:qFormat/>
     <w:rsid w:val="004F199D"/>
     <w:pPr>
@@ -14349,7 +15581,7 @@
   </w:style>
   <w:style w:type="paragraph" w:customStyle="1" w:styleId="51">
     <w:name w:val="Абзац списка5"/>
-    <w:basedOn w:val="a0"/>
+    <w:basedOn w:val="a"/>
     <w:rsid w:val="004E786A"/>
     <w:pPr>
       <w:ind w:left="720"/>
@@ -14359,10 +15591,10 @@
       <w:rFonts w:eastAsia="Calibri"/>
     </w:rPr>
   </w:style>
-  <w:style w:type="paragraph" w:styleId="afd">
+  <w:style w:type="paragraph" w:styleId="afb">
     <w:name w:val="Balloon Text"/>
-    <w:basedOn w:val="a0"/>
-    <w:link w:val="afe"/>
+    <w:basedOn w:val="a"/>
+    <w:link w:val="afc"/>
     <w:uiPriority w:val="99"/>
     <w:semiHidden/>
     <w:unhideWhenUsed/>
@@ -14374,9 +15606,9 @@
       <w:szCs w:val="16"/>
     </w:rPr>
   </w:style>
-  <w:style w:type="character" w:customStyle="1" w:styleId="afe">
+  <w:style w:type="character" w:customStyle="1" w:styleId="afc">
     <w:name w:val="Текст выноски Знак"/>
-    <w:link w:val="afd"/>
+    <w:link w:val="afb"/>
     <w:uiPriority w:val="99"/>
     <w:semiHidden/>
     <w:rsid w:val="00117573"/>
@@ -14388,12 +15620,12 @@
   </w:style>
   <w:style w:type="character" w:customStyle="1" w:styleId="hpsatn">
     <w:name w:val="hps atn"/>
-    <w:basedOn w:val="a1"/>
+    <w:basedOn w:val="a0"/>
     <w:rsid w:val="00F56A6D"/>
   </w:style>
   <w:style w:type="paragraph" w:customStyle="1" w:styleId="61">
     <w:name w:val="Абзац списка6"/>
-    <w:basedOn w:val="a0"/>
+    <w:basedOn w:val="a"/>
     <w:rsid w:val="007036CF"/>
     <w:pPr>
       <w:ind w:left="720"/>
@@ -14416,7 +15648,7 @@
       <w:szCs w:val="24"/>
     </w:rPr>
   </w:style>
-  <w:style w:type="character" w:styleId="aff">
+  <w:style w:type="character" w:styleId="afd">
     <w:name w:val="Book Title"/>
     <w:uiPriority w:val="33"/>
     <w:qFormat/>
@@ -14428,9 +15660,9 @@
       <w:spacing w:val="5"/>
     </w:rPr>
   </w:style>
-  <w:style w:type="paragraph" w:customStyle="1" w:styleId="aff0">
+  <w:style w:type="paragraph" w:customStyle="1" w:styleId="afe">
     <w:name w:val="Текст абзаца"/>
-    <w:basedOn w:val="a0"/>
+    <w:basedOn w:val="a"/>
     <w:link w:val="Char"/>
     <w:qFormat/>
     <w:rsid w:val="00311D2D"/>
@@ -14444,7 +15676,7 @@
   </w:style>
   <w:style w:type="character" w:customStyle="1" w:styleId="Char">
     <w:name w:val="Текст абзаца Char"/>
-    <w:link w:val="aff0"/>
+    <w:link w:val="afe"/>
     <w:rsid w:val="00311D2D"/>
     <w:rPr>
       <w:rFonts w:ascii="Times New Roman" w:eastAsia="Times New Roman" w:hAnsi="Times New Roman"/>
@@ -14453,11 +15685,11 @@
       <w:lang w:val="en-US"/>
     </w:rPr>
   </w:style>
-  <w:style w:type="paragraph" w:styleId="aff1">
+  <w:style w:type="paragraph" w:styleId="aff">
     <w:name w:val="Title"/>
-    <w:basedOn w:val="a0"/>
-    <w:next w:val="a0"/>
-    <w:link w:val="aff2"/>
+    <w:basedOn w:val="a"/>
+    <w:next w:val="a"/>
+    <w:link w:val="18"/>
     <w:uiPriority w:val="99"/>
     <w:qFormat/>
     <w:rsid w:val="00CC5140"/>
@@ -14472,10 +15704,10 @@
       <w:szCs w:val="56"/>
     </w:rPr>
   </w:style>
-  <w:style w:type="character" w:customStyle="1" w:styleId="aff2">
-    <w:name w:val="Заголовок Знак"/>
-    <w:basedOn w:val="a1"/>
-    <w:link w:val="aff1"/>
+  <w:style w:type="character" w:customStyle="1" w:styleId="18">
+    <w:name w:val="Название Знак1"/>
+    <w:basedOn w:val="a0"/>
+    <w:link w:val="aff"/>
     <w:uiPriority w:val="99"/>
     <w:rsid w:val="00CC5140"/>
     <w:rPr>
@@ -14486,10 +15718,10 @@
       <w:szCs w:val="56"/>
     </w:rPr>
   </w:style>
-  <w:style w:type="paragraph" w:styleId="aff3">
+  <w:style w:type="paragraph" w:styleId="aff0">
     <w:name w:val="TOC Heading"/>
-    <w:basedOn w:val="1"/>
-    <w:next w:val="a0"/>
+    <w:basedOn w:val="10"/>
+    <w:next w:val="a"/>
     <w:uiPriority w:val="39"/>
     <w:unhideWhenUsed/>
     <w:qFormat/>
@@ -14508,10 +15740,10 @@
       <w:szCs w:val="32"/>
     </w:rPr>
   </w:style>
-  <w:style w:type="paragraph" w:styleId="16">
+  <w:style w:type="paragraph" w:styleId="19">
     <w:name w:val="toc 1"/>
-    <w:basedOn w:val="a0"/>
-    <w:next w:val="a0"/>
+    <w:basedOn w:val="a"/>
+    <w:next w:val="a"/>
     <w:autoRedefine/>
     <w:uiPriority w:val="39"/>
     <w:rsid w:val="0038317C"/>
@@ -14521,8 +15753,8 @@
   </w:style>
   <w:style w:type="paragraph" w:styleId="2a">
     <w:name w:val="toc 2"/>
-    <w:basedOn w:val="a0"/>
-    <w:next w:val="a0"/>
+    <w:basedOn w:val="a"/>
+    <w:next w:val="a"/>
     <w:autoRedefine/>
     <w:uiPriority w:val="39"/>
     <w:rsid w:val="0038317C"/>
@@ -14531,9 +15763,9 @@
       <w:ind w:left="240"/>
     </w:pPr>
   </w:style>
-  <w:style w:type="character" w:styleId="aff4">
+  <w:style w:type="character" w:customStyle="1" w:styleId="UnresolvedMention">
     <w:name w:val="Unresolved Mention"/>
-    <w:basedOn w:val="a1"/>
+    <w:basedOn w:val="a0"/>
     <w:uiPriority w:val="99"/>
     <w:semiHidden/>
     <w:unhideWhenUsed/>
@@ -14543,7 +15775,602 @@
       <w:shd w:val="clear" w:color="auto" w:fill="E1DFDD"/>
     </w:rPr>
   </w:style>
+  <w:style w:type="character" w:styleId="aff1">
+    <w:name w:val="Placeholder Text"/>
+    <w:basedOn w:val="a0"/>
+    <w:uiPriority w:val="99"/>
+    <w:semiHidden/>
+    <w:rsid w:val="0027102F"/>
+    <w:rPr>
+      <w:color w:val="808080"/>
+    </w:rPr>
+  </w:style>
 </w:styles>
+</file>
+
+<file path=word/glossary/document.xml><?xml version="1.0" encoding="utf-8"?>
+<w:glossaryDocument xmlns:wpc="http://schemas.microsoft.com/office/word/2010/wordprocessingCanvas" xmlns:mc="http://schemas.openxmlformats.org/markup-compatibility/2006" xmlns:o="urn:schemas-microsoft-com:office:office" xmlns:r="http://schemas.openxmlformats.org/officeDocument/2006/relationships" xmlns:m="http://schemas.openxmlformats.org/officeDocument/2006/math" xmlns:v="urn:schemas-microsoft-com:vml" xmlns:wp14="http://schemas.microsoft.com/office/word/2010/wordprocessingDrawing" xmlns:wp="http://schemas.openxmlformats.org/drawingml/2006/wordprocessingDrawing" xmlns:w10="urn:schemas-microsoft-com:office:word" xmlns:w="http://schemas.openxmlformats.org/wordprocessingml/2006/main" xmlns:w14="http://schemas.microsoft.com/office/word/2010/wordml" xmlns:w15="http://schemas.microsoft.com/office/word/2012/wordml" xmlns:wpg="http://schemas.microsoft.com/office/word/2010/wordprocessingGroup" xmlns:wpi="http://schemas.microsoft.com/office/word/2010/wordprocessingInk" xmlns:wne="http://schemas.microsoft.com/office/word/2006/wordml" xmlns:wps="http://schemas.microsoft.com/office/word/2010/wordprocessingShape" mc:Ignorable="w14 w15 wp14"/>
+</file>
+
+<file path=word/glossary/fontTable.xml><?xml version="1.0" encoding="utf-8"?>
+<w:fonts xmlns:mc="http://schemas.openxmlformats.org/markup-compatibility/2006" xmlns:r="http://schemas.openxmlformats.org/officeDocument/2006/relationships" xmlns:w="http://schemas.openxmlformats.org/wordprocessingml/2006/main" xmlns:w14="http://schemas.microsoft.com/office/word/2010/wordml" xmlns:w15="http://schemas.microsoft.com/office/word/2012/wordml" mc:Ignorable="w14 w15">
+  <w:font w:name="Times New Roman">
+    <w:panose1 w:val="02020603050405020304"/>
+    <w:charset w:val="CC"/>
+    <w:family w:val="roman"/>
+    <w:pitch w:val="variable"/>
+    <w:sig w:usb0="E0002EFF" w:usb1="C000785B" w:usb2="00000009" w:usb3="00000000" w:csb0="000001FF" w:csb1="00000000"/>
+  </w:font>
+  <w:font w:name="Symbol">
+    <w:panose1 w:val="05050102010706020507"/>
+    <w:charset w:val="02"/>
+    <w:family w:val="roman"/>
+    <w:pitch w:val="variable"/>
+    <w:sig w:usb0="00000000" w:usb1="10000000" w:usb2="00000000" w:usb3="00000000" w:csb0="80000000" w:csb1="00000000"/>
+  </w:font>
+  <w:font w:name="Courier New">
+    <w:panose1 w:val="02070309020205020404"/>
+    <w:charset w:val="CC"/>
+    <w:family w:val="modern"/>
+    <w:pitch w:val="fixed"/>
+    <w:sig w:usb0="E0002EFF" w:usb1="C0007843" w:usb2="00000009" w:usb3="00000000" w:csb0="000001FF" w:csb1="00000000"/>
+  </w:font>
+  <w:font w:name="Wingdings">
+    <w:panose1 w:val="05000000000000000000"/>
+    <w:charset w:val="02"/>
+    <w:family w:val="auto"/>
+    <w:pitch w:val="variable"/>
+    <w:sig w:usb0="00000000" w:usb1="10000000" w:usb2="00000000" w:usb3="00000000" w:csb0="80000000" w:csb1="00000000"/>
+  </w:font>
+  <w:font w:name="Noto Sans Symbols">
+    <w:charset w:val="00"/>
+    <w:family w:val="auto"/>
+    <w:pitch w:val="default"/>
+  </w:font>
+  <w:font w:name="Calibri">
+    <w:panose1 w:val="020F0502020204030204"/>
+    <w:charset w:val="CC"/>
+    <w:family w:val="swiss"/>
+    <w:pitch w:val="variable"/>
+    <w:sig w:usb0="E4002EFF" w:usb1="C000247B" w:usb2="00000009" w:usb3="00000000" w:csb0="000001FF" w:csb1="00000000"/>
+  </w:font>
+  <w:font w:name="Cambria">
+    <w:panose1 w:val="02040503050406030204"/>
+    <w:charset w:val="CC"/>
+    <w:family w:val="roman"/>
+    <w:pitch w:val="variable"/>
+    <w:sig w:usb0="E00006FF" w:usb1="420024FF" w:usb2="02000000" w:usb3="00000000" w:csb0="0000019F" w:csb1="00000000"/>
+  </w:font>
+  <w:font w:name="Verdana">
+    <w:panose1 w:val="020B0604030504040204"/>
+    <w:charset w:val="CC"/>
+    <w:family w:val="swiss"/>
+    <w:pitch w:val="variable"/>
+    <w:sig w:usb0="A00006FF" w:usb1="4000205B" w:usb2="00000010" w:usb3="00000000" w:csb0="0000019F" w:csb1="00000000"/>
+  </w:font>
+  <w:font w:name="Arial">
+    <w:panose1 w:val="020B0604020202020204"/>
+    <w:charset w:val="CC"/>
+    <w:family w:val="swiss"/>
+    <w:pitch w:val="variable"/>
+    <w:sig w:usb0="E0002EFF" w:usb1="C000785B" w:usb2="00000009" w:usb3="00000000" w:csb0="000001FF" w:csb1="00000000"/>
+  </w:font>
+  <w:font w:name="Helvetica">
+    <w:panose1 w:val="020B0604020202020204"/>
+    <w:charset w:val="CC"/>
+    <w:family w:val="swiss"/>
+    <w:pitch w:val="variable"/>
+    <w:sig w:usb0="E0002EFF" w:usb1="C000785B" w:usb2="00000009" w:usb3="00000000" w:csb0="000001FF" w:csb1="00000000"/>
+  </w:font>
+  <w:font w:name="Arial Unicode MS">
+    <w:panose1 w:val="020B0604020202020204"/>
+    <w:charset w:val="80"/>
+    <w:family w:val="swiss"/>
+    <w:pitch w:val="variable"/>
+    <w:sig w:usb0="F7FFAFFF" w:usb1="E9DFFFFF" w:usb2="0000003F" w:usb3="00000000" w:csb0="003F01FF" w:csb1="00000000"/>
+  </w:font>
+  <w:font w:name="Tahoma">
+    <w:panose1 w:val="020B0604030504040204"/>
+    <w:charset w:val="CC"/>
+    <w:family w:val="swiss"/>
+    <w:pitch w:val="variable"/>
+    <w:sig w:usb0="E1002EFF" w:usb1="C000605B" w:usb2="00000029" w:usb3="00000000" w:csb0="000101FF" w:csb1="00000000"/>
+  </w:font>
+  <w:font w:name="Calibri Light">
+    <w:panose1 w:val="020F0302020204030204"/>
+    <w:charset w:val="CC"/>
+    <w:family w:val="swiss"/>
+    <w:pitch w:val="variable"/>
+    <w:sig w:usb0="E4002EFF" w:usb1="C000247B" w:usb2="00000009" w:usb3="00000000" w:csb0="000001FF" w:csb1="00000000"/>
+  </w:font>
+  <w:font w:name="Cambria Math">
+    <w:panose1 w:val="02040503050406030204"/>
+    <w:charset w:val="CC"/>
+    <w:family w:val="roman"/>
+    <w:pitch w:val="variable"/>
+    <w:sig w:usb0="E00006FF" w:usb1="420024FF" w:usb2="02000000" w:usb3="00000000" w:csb0="0000019F" w:csb1="00000000"/>
+  </w:font>
+</w:fonts>
+</file>
+
+<file path=word/glossary/settings.xml><?xml version="1.0" encoding="utf-8"?>
+<w:settings xmlns:mc="http://schemas.openxmlformats.org/markup-compatibility/2006" xmlns:o="urn:schemas-microsoft-com:office:office" xmlns:r="http://schemas.openxmlformats.org/officeDocument/2006/relationships" xmlns:m="http://schemas.openxmlformats.org/officeDocument/2006/math" xmlns:v="urn:schemas-microsoft-com:vml" xmlns:w10="urn:schemas-microsoft-com:office:word" xmlns:w="http://schemas.openxmlformats.org/wordprocessingml/2006/main" xmlns:w14="http://schemas.microsoft.com/office/word/2010/wordml" xmlns:w15="http://schemas.microsoft.com/office/word/2012/wordml" xmlns:sl="http://schemas.openxmlformats.org/schemaLibrary/2006/main" mc:Ignorable="w14 w15">
+  <w:view w:val="normal"/>
+  <w:defaultTabStop w:val="708"/>
+  <w:characterSpacingControl w:val="doNotCompress"/>
+  <w:compat>
+    <w:useFELayout/>
+    <w:compatSetting w:name="compatibilityMode" w:uri="http://schemas.microsoft.com/office/word" w:val="15"/>
+    <w:compatSetting w:name="overrideTableStyleFontSizeAndJustification" w:uri="http://schemas.microsoft.com/office/word" w:val="1"/>
+    <w:compatSetting w:name="enableOpenTypeFeatures" w:uri="http://schemas.microsoft.com/office/word" w:val="1"/>
+    <w:compatSetting w:name="doNotFlipMirrorIndents" w:uri="http://schemas.microsoft.com/office/word" w:val="1"/>
+    <w:compatSetting w:name="differentiateMultirowTableHeaders" w:uri="http://schemas.microsoft.com/office/word" w:val="1"/>
+  </w:compat>
+  <w:rsids>
+    <w:rsidRoot w:val="004E3A7E"/>
+    <w:rsid w:val="004E3A7E"/>
+    <w:rsid w:val="005C0DAC"/>
+  </w:rsids>
+  <m:mathPr>
+    <m:mathFont m:val="Cambria Math"/>
+    <m:brkBin m:val="before"/>
+    <m:brkBinSub m:val="--"/>
+    <m:smallFrac m:val="0"/>
+    <m:dispDef/>
+    <m:lMargin m:val="0"/>
+    <m:rMargin m:val="0"/>
+    <m:defJc m:val="centerGroup"/>
+    <m:wrapIndent m:val="1440"/>
+    <m:intLim m:val="subSup"/>
+    <m:naryLim m:val="undOvr"/>
+  </m:mathPr>
+  <w:themeFontLang w:val="ru-RU"/>
+  <w:clrSchemeMapping w:bg1="light1" w:t1="dark1" w:bg2="light2" w:t2="dark2" w:accent1="accent1" w:accent2="accent2" w:accent3="accent3" w:accent4="accent4" w:accent5="accent5" w:accent6="accent6" w:hyperlink="hyperlink" w:followedHyperlink="followedHyperlink"/>
+  <w:decimalSymbol w:val=","/>
+  <w:listSeparator w:val=";"/>
+  <w15:chartTrackingRefBased/>
+</w:settings>
+</file>
+
+<file path=word/glossary/styles.xml><?xml version="1.0" encoding="utf-8"?>
+<w:styles xmlns:mc="http://schemas.openxmlformats.org/markup-compatibility/2006" xmlns:r="http://schemas.openxmlformats.org/officeDocument/2006/relationships" xmlns:w="http://schemas.openxmlformats.org/wordprocessingml/2006/main" xmlns:w14="http://schemas.microsoft.com/office/word/2010/wordml" xmlns:w15="http://schemas.microsoft.com/office/word/2012/wordml" mc:Ignorable="w14 w15">
+  <w:docDefaults>
+    <w:rPrDefault>
+      <w:rPr>
+        <w:rFonts w:asciiTheme="minorHAnsi" w:eastAsiaTheme="minorEastAsia" w:hAnsiTheme="minorHAnsi" w:cstheme="minorBidi"/>
+        <w:sz w:val="22"/>
+        <w:szCs w:val="22"/>
+        <w:lang w:val="ru-RU" w:eastAsia="ru-RU" w:bidi="ar-SA"/>
+      </w:rPr>
+    </w:rPrDefault>
+    <w:pPrDefault>
+      <w:pPr>
+        <w:spacing w:after="160" w:line="259" w:lineRule="auto"/>
+      </w:pPr>
+    </w:pPrDefault>
+  </w:docDefaults>
+  <w:latentStyles w:defLockedState="0" w:defUIPriority="99" w:defSemiHidden="0" w:defUnhideWhenUsed="0" w:defQFormat="0" w:count="371">
+    <w:lsdException w:name="Normal" w:uiPriority="0" w:qFormat="1"/>
+    <w:lsdException w:name="heading 1" w:uiPriority="9" w:qFormat="1"/>
+    <w:lsdException w:name="heading 2" w:semiHidden="1" w:uiPriority="9" w:unhideWhenUsed="1" w:qFormat="1"/>
+    <w:lsdException w:name="heading 3" w:semiHidden="1" w:uiPriority="9" w:unhideWhenUsed="1" w:qFormat="1"/>
+    <w:lsdException w:name="heading 4" w:semiHidden="1" w:uiPriority="9" w:unhideWhenUsed="1" w:qFormat="1"/>
+    <w:lsdException w:name="heading 5" w:semiHidden="1" w:uiPriority="9" w:unhideWhenUsed="1" w:qFormat="1"/>
+    <w:lsdException w:name="heading 6" w:semiHidden="1" w:uiPriority="9" w:unhideWhenUsed="1" w:qFormat="1"/>
+    <w:lsdException w:name="heading 7" w:semiHidden="1" w:uiPriority="9" w:unhideWhenUsed="1" w:qFormat="1"/>
+    <w:lsdException w:name="heading 8" w:semiHidden="1" w:uiPriority="9" w:unhideWhenUsed="1" w:qFormat="1"/>
+    <w:lsdException w:name="heading 9" w:semiHidden="1" w:uiPriority="9" w:unhideWhenUsed="1" w:qFormat="1"/>
+    <w:lsdException w:name="index 1" w:semiHidden="1" w:unhideWhenUsed="1"/>
+    <w:lsdException w:name="index 2" w:semiHidden="1" w:unhideWhenUsed="1"/>
+    <w:lsdException w:name="index 3" w:semiHidden="1" w:unhideWhenUsed="1"/>
+    <w:lsdException w:name="index 4" w:semiHidden="1" w:unhideWhenUsed="1"/>
+    <w:lsdException w:name="index 5" w:semiHidden="1" w:unhideWhenUsed="1"/>
+    <w:lsdException w:name="index 6" w:semiHidden="1" w:unhideWhenUsed="1"/>
+    <w:lsdException w:name="index 7" w:semiHidden="1" w:unhideWhenUsed="1"/>
+    <w:lsdException w:name="index 8" w:semiHidden="1" w:unhideWhenUsed="1"/>
+    <w:lsdException w:name="index 9" w:semiHidden="1" w:unhideWhenUsed="1"/>
+    <w:lsdException w:name="toc 1" w:semiHidden="1" w:uiPriority="39" w:unhideWhenUsed="1"/>
+    <w:lsdException w:name="toc 2" w:semiHidden="1" w:uiPriority="39" w:unhideWhenUsed="1"/>
+    <w:lsdException w:name="toc 3" w:semiHidden="1" w:uiPriority="39" w:unhideWhenUsed="1"/>
+    <w:lsdException w:name="toc 4" w:semiHidden="1" w:uiPriority="39" w:unhideWhenUsed="1"/>
+    <w:lsdException w:name="toc 5" w:semiHidden="1" w:uiPriority="39" w:unhideWhenUsed="1"/>
+    <w:lsdException w:name="toc 6" w:semiHidden="1" w:uiPriority="39" w:unhideWhenUsed="1"/>
+    <w:lsdException w:name="toc 7" w:semiHidden="1" w:uiPriority="39" w:unhideWhenUsed="1"/>
+    <w:lsdException w:name="toc 8" w:semiHidden="1" w:uiPriority="39" w:unhideWhenUsed="1"/>
+    <w:lsdException w:name="toc 9" w:semiHidden="1" w:uiPriority="39" w:unhideWhenUsed="1"/>
+    <w:lsdException w:name="Normal Indent" w:semiHidden="1" w:unhideWhenUsed="1"/>
+    <w:lsdException w:name="footnote text" w:semiHidden="1" w:unhideWhenUsed="1"/>
+    <w:lsdException w:name="annotation text" w:semiHidden="1" w:unhideWhenUsed="1"/>
+    <w:lsdException w:name="header" w:semiHidden="1" w:unhideWhenUsed="1"/>
+    <w:lsdException w:name="footer" w:semiHidden="1" w:unhideWhenUsed="1"/>
+    <w:lsdException w:name="index heading" w:semiHidden="1" w:unhideWhenUsed="1"/>
+    <w:lsdException w:name="caption" w:semiHidden="1" w:uiPriority="35" w:unhideWhenUsed="1" w:qFormat="1"/>
+    <w:lsdException w:name="table of figures" w:semiHidden="1" w:unhideWhenUsed="1"/>
+    <w:lsdException w:name="envelope address" w:semiHidden="1" w:unhideWhenUsed="1"/>
+    <w:lsdException w:name="envelope return" w:semiHidden="1" w:unhideWhenUsed="1"/>
+    <w:lsdException w:name="footnote reference" w:semiHidden="1" w:unhideWhenUsed="1"/>
+    <w:lsdException w:name="annotation reference" w:semiHidden="1" w:unhideWhenUsed="1"/>
+    <w:lsdException w:name="line number" w:semiHidden="1" w:unhideWhenUsed="1"/>
+    <w:lsdException w:name="page number" w:semiHidden="1" w:unhideWhenUsed="1"/>
+    <w:lsdException w:name="endnote reference" w:semiHidden="1" w:unhideWhenUsed="1"/>
+    <w:lsdException w:name="endnote text" w:semiHidden="1" w:unhideWhenUsed="1"/>
+    <w:lsdException w:name="table of authorities" w:semiHidden="1" w:unhideWhenUsed="1"/>
+    <w:lsdException w:name="macro" w:semiHidden="1" w:unhideWhenUsed="1"/>
+    <w:lsdException w:name="toa heading" w:semiHidden="1" w:unhideWhenUsed="1"/>
+    <w:lsdException w:name="List" w:semiHidden="1" w:unhideWhenUsed="1"/>
+    <w:lsdException w:name="List Bullet" w:semiHidden="1" w:unhideWhenUsed="1"/>
+    <w:lsdException w:name="List Number" w:semiHidden="1" w:unhideWhenUsed="1"/>
+    <w:lsdException w:name="List 2" w:semiHidden="1" w:unhideWhenUsed="1"/>
+    <w:lsdException w:name="List 3" w:semiHidden="1" w:unhideWhenUsed="1"/>
+    <w:lsdException w:name="List 4" w:semiHidden="1" w:unhideWhenUsed="1"/>
+    <w:lsdException w:name="List 5" w:semiHidden="1" w:unhideWhenUsed="1"/>
+    <w:lsdException w:name="List Bullet 2" w:semiHidden="1" w:unhideWhenUsed="1"/>
+    <w:lsdException w:name="List Bullet 3" w:semiHidden="1" w:unhideWhenUsed="1"/>
+    <w:lsdException w:name="List Bullet 4" w:semiHidden="1" w:unhideWhenUsed="1"/>
+    <w:lsdException w:name="List Bullet 5" w:semiHidden="1" w:unhideWhenUsed="1"/>
+    <w:lsdException w:name="List Number 2" w:semiHidden="1" w:unhideWhenUsed="1"/>
+    <w:lsdException w:name="List Number 3" w:semiHidden="1" w:unhideWhenUsed="1"/>
+    <w:lsdException w:name="List Number 4" w:semiHidden="1" w:unhideWhenUsed="1"/>
+    <w:lsdException w:name="List Number 5" w:semiHidden="1" w:unhideWhenUsed="1"/>
+    <w:lsdException w:name="Title" w:uiPriority="10" w:qFormat="1"/>
+    <w:lsdException w:name="Closing" w:semiHidden="1" w:unhideWhenUsed="1"/>
+    <w:lsdException w:name="Signature" w:semiHidden="1" w:unhideWhenUsed="1"/>
+    <w:lsdException w:name="Default Paragraph Font" w:semiHidden="1" w:uiPriority="1" w:unhideWhenUsed="1"/>
+    <w:lsdException w:name="Body Text" w:semiHidden="1" w:unhideWhenUsed="1"/>
+    <w:lsdException w:name="Body Text Indent" w:semiHidden="1" w:unhideWhenUsed="1"/>
+    <w:lsdException w:name="List Continue" w:semiHidden="1" w:unhideWhenUsed="1"/>
+    <w:lsdException w:name="List Continue 2" w:semiHidden="1" w:unhideWhenUsed="1"/>
+    <w:lsdException w:name="List Continue 3" w:semiHidden="1" w:unhideWhenUsed="1"/>
+    <w:lsdException w:name="List Continue 4" w:semiHidden="1" w:unhideWhenUsed="1"/>
+    <w:lsdException w:name="List Continue 5" w:semiHidden="1" w:unhideWhenUsed="1"/>
+    <w:lsdException w:name="Message Header" w:semiHidden="1" w:unhideWhenUsed="1"/>
+    <w:lsdException w:name="Subtitle" w:uiPriority="11" w:qFormat="1"/>
+    <w:lsdException w:name="Salutation" w:semiHidden="1" w:unhideWhenUsed="1"/>
+    <w:lsdException w:name="Date" w:semiHidden="1" w:unhideWhenUsed="1"/>
+    <w:lsdException w:name="Body Text First Indent" w:semiHidden="1" w:unhideWhenUsed="1"/>
+    <w:lsdException w:name="Body Text First Indent 2" w:semiHidden="1" w:unhideWhenUsed="1"/>
+    <w:lsdException w:name="Note Heading" w:semiHidden="1" w:unhideWhenUsed="1"/>
+    <w:lsdException w:name="Body Text 2" w:semiHidden="1" w:unhideWhenUsed="1"/>
+    <w:lsdException w:name="Body Text 3" w:semiHidden="1" w:unhideWhenUsed="1"/>
+    <w:lsdException w:name="Body Text Indent 2" w:semiHidden="1" w:unhideWhenUsed="1"/>
+    <w:lsdException w:name="Body Text Indent 3" w:semiHidden="1" w:unhideWhenUsed="1"/>
+    <w:lsdException w:name="Block Text" w:semiHidden="1" w:unhideWhenUsed="1"/>
+    <w:lsdException w:name="Hyperlink" w:semiHidden="1" w:unhideWhenUsed="1"/>
+    <w:lsdException w:name="FollowedHyperlink" w:semiHidden="1" w:unhideWhenUsed="1"/>
+    <w:lsdException w:name="Strong" w:uiPriority="22" w:qFormat="1"/>
+    <w:lsdException w:name="Emphasis" w:uiPriority="20" w:qFormat="1"/>
+    <w:lsdException w:name="Document Map" w:semiHidden="1" w:unhideWhenUsed="1"/>
+    <w:lsdException w:name="Plain Text" w:semiHidden="1" w:unhideWhenUsed="1"/>
+    <w:lsdException w:name="E-mail Signature" w:semiHidden="1" w:unhideWhenUsed="1"/>
+    <w:lsdException w:name="HTML Top of Form" w:semiHidden="1" w:unhideWhenUsed="1"/>
+    <w:lsdException w:name="HTML Bottom of Form" w:semiHidden="1" w:unhideWhenUsed="1"/>
+    <w:lsdException w:name="Normal (Web)" w:semiHidden="1" w:unhideWhenUsed="1"/>
+    <w:lsdException w:name="HTML Acronym" w:semiHidden="1" w:unhideWhenUsed="1"/>
+    <w:lsdException w:name="HTML Address" w:semiHidden="1" w:unhideWhenUsed="1"/>
+    <w:lsdException w:name="HTML Cite" w:semiHidden="1" w:unhideWhenUsed="1"/>
+    <w:lsdException w:name="HTML Code" w:semiHidden="1" w:unhideWhenUsed="1"/>
+    <w:lsdException w:name="HTML Definition" w:semiHidden="1" w:unhideWhenUsed="1"/>
+    <w:lsdException w:name="HTML Keyboard" w:semiHidden="1" w:unhideWhenUsed="1"/>
+    <w:lsdException w:name="HTML Preformatted" w:semiHidden="1" w:unhideWhenUsed="1"/>
+    <w:lsdException w:name="HTML Sample" w:semiHidden="1" w:unhideWhenUsed="1"/>
+    <w:lsdException w:name="HTML Typewriter" w:semiHidden="1" w:unhideWhenUsed="1"/>
+    <w:lsdException w:name="HTML Variable" w:semiHidden="1" w:unhideWhenUsed="1"/>
+    <w:lsdException w:name="Normal Table" w:semiHidden="1" w:unhideWhenUsed="1"/>
+    <w:lsdException w:name="annotation subject" w:semiHidden="1" w:unhideWhenUsed="1"/>
+    <w:lsdException w:name="No List" w:semiHidden="1" w:unhideWhenUsed="1"/>
+    <w:lsdException w:name="Outline List 1" w:semiHidden="1" w:unhideWhenUsed="1"/>
+    <w:lsdException w:name="Outline List 2" w:semiHidden="1" w:unhideWhenUsed="1"/>
+    <w:lsdException w:name="Outline List 3" w:semiHidden="1" w:unhideWhenUsed="1"/>
+    <w:lsdException w:name="Table Simple 1" w:semiHidden="1" w:unhideWhenUsed="1"/>
+    <w:lsdException w:name="Table Simple 2" w:semiHidden="1" w:unhideWhenUsed="1"/>
+    <w:lsdException w:name="Table Simple 3" w:semiHidden="1" w:unhideWhenUsed="1"/>
+    <w:lsdException w:name="Table Classic 1" w:semiHidden="1" w:unhideWhenUsed="1"/>
+    <w:lsdException w:name="Table Classic 2" w:semiHidden="1" w:unhideWhenUsed="1"/>
+    <w:lsdException w:name="Table Classic 3" w:semiHidden="1" w:unhideWhenUsed="1"/>
+    <w:lsdException w:name="Table Classic 4" w:semiHidden="1" w:unhideWhenUsed="1"/>
+    <w:lsdException w:name="Table Colorful 1" w:semiHidden="1" w:unhideWhenUsed="1"/>
+    <w:lsdException w:name="Table Colorful 2" w:semiHidden="1" w:unhideWhenUsed="1"/>
+    <w:lsdException w:name="Table Colorful 3" w:semiHidden="1" w:unhideWhenUsed="1"/>
+    <w:lsdException w:name="Table Columns 1" w:semiHidden="1" w:unhideWhenUsed="1"/>
+    <w:lsdException w:name="Table Columns 2" w:semiHidden="1" w:unhideWhenUsed="1"/>
+    <w:lsdException w:name="Table Columns 3" w:semiHidden="1" w:unhideWhenUsed="1"/>
+    <w:lsdException w:name="Table Columns 4" w:semiHidden="1" w:unhideWhenUsed="1"/>
+    <w:lsdException w:name="Table Columns 5" w:semiHidden="1" w:unhideWhenUsed="1"/>
+    <w:lsdException w:name="Table Grid 1" w:semiHidden="1" w:unhideWhenUsed="1"/>
+    <w:lsdException w:name="Table Grid 2" w:semiHidden="1" w:unhideWhenUsed="1"/>
+    <w:lsdException w:name="Table Grid 3" w:semiHidden="1" w:unhideWhenUsed="1"/>
+    <w:lsdException w:name="Table Grid 4" w:semiHidden="1" w:unhideWhenUsed="1"/>
+    <w:lsdException w:name="Table Grid 5" w:semiHidden="1" w:unhideWhenUsed="1"/>
+    <w:lsdException w:name="Table Grid 6" w:semiHidden="1" w:unhideWhenUsed="1"/>
+    <w:lsdException w:name="Table Grid 7" w:semiHidden="1" w:unhideWhenUsed="1"/>
+    <w:lsdException w:name="Table Grid 8" w:semiHidden="1" w:unhideWhenUsed="1"/>
+    <w:lsdException w:name="Table List 1" w:semiHidden="1" w:unhideWhenUsed="1"/>
+    <w:lsdException w:name="Table List 2" w:semiHidden="1" w:unhideWhenUsed="1"/>
+    <w:lsdException w:name="Table List 3" w:semiHidden="1" w:unhideWhenUsed="1"/>
+    <w:lsdException w:name="Table List 4" w:semiHidden="1" w:unhideWhenUsed="1"/>
+    <w:lsdException w:name="Table List 5" w:semiHidden="1" w:unhideWhenUsed="1"/>
+    <w:lsdException w:name="Table List 6" w:semiHidden="1" w:unhideWhenUsed="1"/>
+    <w:lsdException w:name="Table List 7" w:semiHidden="1" w:unhideWhenUsed="1"/>
+    <w:lsdException w:name="Table List 8" w:semiHidden="1" w:unhideWhenUsed="1"/>
+    <w:lsdException w:name="Table 3D effects 1" w:semiHidden="1" w:unhideWhenUsed="1"/>
+    <w:lsdException w:name="Table 3D effects 2" w:semiHidden="1" w:unhideWhenUsed="1"/>
+    <w:lsdException w:name="Table 3D effects 3" w:semiHidden="1" w:unhideWhenUsed="1"/>
+    <w:lsdException w:name="Table Contemporary" w:semiHidden="1" w:unhideWhenUsed="1"/>
+    <w:lsdException w:name="Table Elegant" w:semiHidden="1" w:unhideWhenUsed="1"/>
+    <w:lsdException w:name="Table Professional" w:semiHidden="1" w:unhideWhenUsed="1"/>
+    <w:lsdException w:name="Table Subtle 1" w:semiHidden="1" w:unhideWhenUsed="1"/>
+    <w:lsdException w:name="Table Subtle 2" w:semiHidden="1" w:unhideWhenUsed="1"/>
+    <w:lsdException w:name="Table Web 1" w:semiHidden="1" w:unhideWhenUsed="1"/>
+    <w:lsdException w:name="Table Web 2" w:semiHidden="1" w:unhideWhenUsed="1"/>
+    <w:lsdException w:name="Table Web 3" w:semiHidden="1" w:unhideWhenUsed="1"/>
+    <w:lsdException w:name="Balloon Text" w:semiHidden="1" w:unhideWhenUsed="1"/>
+    <w:lsdException w:name="Table Grid" w:uiPriority="39"/>
+    <w:lsdException w:name="Table Theme" w:semiHidden="1" w:unhideWhenUsed="1"/>
+    <w:lsdException w:name="Placeholder Text" w:semiHidden="1"/>
+    <w:lsdException w:name="No Spacing" w:uiPriority="1" w:qFormat="1"/>
+    <w:lsdException w:name="Light Shading" w:uiPriority="60"/>
+    <w:lsdException w:name="Light List" w:uiPriority="61"/>
+    <w:lsdException w:name="Light Grid" w:uiPriority="62"/>
+    <w:lsdException w:name="Medium Shading 1" w:uiPriority="63"/>
+    <w:lsdException w:name="Medium Shading 2" w:uiPriority="64"/>
+    <w:lsdException w:name="Medium List 1" w:uiPriority="65"/>
+    <w:lsdException w:name="Medium List 2" w:uiPriority="66"/>
+    <w:lsdException w:name="Medium Grid 1" w:uiPriority="67"/>
+    <w:lsdException w:name="Medium Grid 2" w:uiPriority="68"/>
+    <w:lsdException w:name="Medium Grid 3" w:uiPriority="69"/>
+    <w:lsdException w:name="Dark List" w:uiPriority="70"/>
+    <w:lsdException w:name="Colorful Shading" w:uiPriority="71"/>
+    <w:lsdException w:name="Colorful List" w:uiPriority="72"/>
+    <w:lsdException w:name="Colorful Grid" w:uiPriority="73"/>
+    <w:lsdException w:name="Light Shading Accent 1" w:uiPriority="60"/>
+    <w:lsdException w:name="Light List Accent 1" w:uiPriority="61"/>
+    <w:lsdException w:name="Light Grid Accent 1" w:uiPriority="62"/>
+    <w:lsdException w:name="Medium Shading 1 Accent 1" w:uiPriority="63"/>
+    <w:lsdException w:name="Medium Shading 2 Accent 1" w:uiPriority="64"/>
+    <w:lsdException w:name="Medium List 1 Accent 1" w:uiPriority="65"/>
+    <w:lsdException w:name="Revision" w:semiHidden="1"/>
+    <w:lsdException w:name="List Paragraph" w:uiPriority="34" w:qFormat="1"/>
+    <w:lsdException w:name="Quote" w:uiPriority="29" w:qFormat="1"/>
+    <w:lsdException w:name="Intense Quote" w:uiPriority="30" w:qFormat="1"/>
+    <w:lsdException w:name="Medium List 2 Accent 1" w:uiPriority="66"/>
+    <w:lsdException w:name="Medium Grid 1 Accent 1" w:uiPriority="67"/>
+    <w:lsdException w:name="Medium Grid 2 Accent 1" w:uiPriority="68"/>
+    <w:lsdException w:name="Medium Grid 3 Accent 1" w:uiPriority="69"/>
+    <w:lsdException w:name="Dark List Accent 1" w:uiPriority="70"/>
+    <w:lsdException w:name="Colorful Shading Accent 1" w:uiPriority="71"/>
+    <w:lsdException w:name="Colorful List Accent 1" w:uiPriority="72"/>
+    <w:lsdException w:name="Colorful Grid Accent 1" w:uiPriority="73"/>
+    <w:lsdException w:name="Light Shading Accent 2" w:uiPriority="60"/>
+    <w:lsdException w:name="Light List Accent 2" w:uiPriority="61"/>
+    <w:lsdException w:name="Light Grid Accent 2" w:uiPriority="62"/>
+    <w:lsdException w:name="Medium Shading 1 Accent 2" w:uiPriority="63"/>
+    <w:lsdException w:name="Medium Shading 2 Accent 2" w:uiPriority="64"/>
+    <w:lsdException w:name="Medium List 1 Accent 2" w:uiPriority="65"/>
+    <w:lsdException w:name="Medium List 2 Accent 2" w:uiPriority="66"/>
+    <w:lsdException w:name="Medium Grid 1 Accent 2" w:uiPriority="67"/>
+    <w:lsdException w:name="Medium Grid 2 Accent 2" w:uiPriority="68"/>
+    <w:lsdException w:name="Medium Grid 3 Accent 2" w:uiPriority="69"/>
+    <w:lsdException w:name="Dark List Accent 2" w:uiPriority="70"/>
+    <w:lsdException w:name="Colorful Shading Accent 2" w:uiPriority="71"/>
+    <w:lsdException w:name="Colorful List Accent 2" w:uiPriority="72"/>
+    <w:lsdException w:name="Colorful Grid Accent 2" w:uiPriority="73"/>
+    <w:lsdException w:name="Light Shading Accent 3" w:uiPriority="60"/>
+    <w:lsdException w:name="Light List Accent 3" w:uiPriority="61"/>
+    <w:lsdException w:name="Light Grid Accent 3" w:uiPriority="62"/>
+    <w:lsdException w:name="Medium Shading 1 Accent 3" w:uiPriority="63"/>
+    <w:lsdException w:name="Medium Shading 2 Accent 3" w:uiPriority="64"/>
+    <w:lsdException w:name="Medium List 1 Accent 3" w:uiPriority="65"/>
+    <w:lsdException w:name="Medium List 2 Accent 3" w:uiPriority="66"/>
+    <w:lsdException w:name="Medium Grid 1 Accent 3" w:uiPriority="67"/>
+    <w:lsdException w:name="Medium Grid 2 Accent 3" w:uiPriority="68"/>
+    <w:lsdException w:name="Medium Grid 3 Accent 3" w:uiPriority="69"/>
+    <w:lsdException w:name="Dark List Accent 3" w:uiPriority="70"/>
+    <w:lsdException w:name="Colorful Shading Accent 3" w:uiPriority="71"/>
+    <w:lsdException w:name="Colorful List Accent 3" w:uiPriority="72"/>
+    <w:lsdException w:name="Colorful Grid Accent 3" w:uiPriority="73"/>
+    <w:lsdException w:name="Light Shading Accent 4" w:uiPriority="60"/>
+    <w:lsdException w:name="Light List Accent 4" w:uiPriority="61"/>
+    <w:lsdException w:name="Light Grid Accent 4" w:uiPriority="62"/>
+    <w:lsdException w:name="Medium Shading 1 Accent 4" w:uiPriority="63"/>
+    <w:lsdException w:name="Medium Shading 2 Accent 4" w:uiPriority="64"/>
+    <w:lsdException w:name="Medium List 1 Accent 4" w:uiPriority="65"/>
+    <w:lsdException w:name="Medium List 2 Accent 4" w:uiPriority="66"/>
+    <w:lsdException w:name="Medium Grid 1 Accent 4" w:uiPriority="67"/>
+    <w:lsdException w:name="Medium Grid 2 Accent 4" w:uiPriority="68"/>
+    <w:lsdException w:name="Medium Grid 3 Accent 4" w:uiPriority="69"/>
+    <w:lsdException w:name="Dark List Accent 4" w:uiPriority="70"/>
+    <w:lsdException w:name="Colorful Shading Accent 4" w:uiPriority="71"/>
+    <w:lsdException w:name="Colorful List Accent 4" w:uiPriority="72"/>
+    <w:lsdException w:name="Colorful Grid Accent 4" w:uiPriority="73"/>
+    <w:lsdException w:name="Light Shading Accent 5" w:uiPriority="60"/>
+    <w:lsdException w:name="Light List Accent 5" w:uiPriority="61"/>
+    <w:lsdException w:name="Light Grid Accent 5" w:uiPriority="62"/>
+    <w:lsdException w:name="Medium Shading 1 Accent 5" w:uiPriority="63"/>
+    <w:lsdException w:name="Medium Shading 2 Accent 5" w:uiPriority="64"/>
+    <w:lsdException w:name="Medium List 1 Accent 5" w:uiPriority="65"/>
+    <w:lsdException w:name="Medium List 2 Accent 5" w:uiPriority="66"/>
+    <w:lsdException w:name="Medium Grid 1 Accent 5" w:uiPriority="67"/>
+    <w:lsdException w:name="Medium Grid 2 Accent 5" w:uiPriority="68"/>
+    <w:lsdException w:name="Medium Grid 3 Accent 5" w:uiPriority="69"/>
+    <w:lsdException w:name="Dark List Accent 5" w:uiPriority="70"/>
+    <w:lsdException w:name="Colorful Shading Accent 5" w:uiPriority="71"/>
+    <w:lsdException w:name="Colorful List Accent 5" w:uiPriority="72"/>
+    <w:lsdException w:name="Colorful Grid Accent 5" w:uiPriority="73"/>
+    <w:lsdException w:name="Light Shading Accent 6" w:uiPriority="60"/>
+    <w:lsdException w:name="Light List Accent 6" w:uiPriority="61"/>
+    <w:lsdException w:name="Light Grid Accent 6" w:uiPriority="62"/>
+    <w:lsdException w:name="Medium Shading 1 Accent 6" w:uiPriority="63"/>
+    <w:lsdException w:name="Medium Shading 2 Accent 6" w:uiPriority="64"/>
+    <w:lsdException w:name="Medium List 1 Accent 6" w:uiPriority="65"/>
+    <w:lsdException w:name="Medium List 2 Accent 6" w:uiPriority="66"/>
+    <w:lsdException w:name="Medium Grid 1 Accent 6" w:uiPriority="67"/>
+    <w:lsdException w:name="Medium Grid 2 Accent 6" w:uiPriority="68"/>
+    <w:lsdException w:name="Medium Grid 3 Accent 6" w:uiPriority="69"/>
+    <w:lsdException w:name="Dark List Accent 6" w:uiPriority="70"/>
+    <w:lsdException w:name="Colorful Shading Accent 6" w:uiPriority="71"/>
+    <w:lsdException w:name="Colorful List Accent 6" w:uiPriority="72"/>
+    <w:lsdException w:name="Colorful Grid Accent 6" w:uiPriority="73"/>
+    <w:lsdException w:name="Subtle Emphasis" w:uiPriority="19" w:qFormat="1"/>
+    <w:lsdException w:name="Intense Emphasis" w:uiPriority="21" w:qFormat="1"/>
+    <w:lsdException w:name="Subtle Reference" w:uiPriority="31" w:qFormat="1"/>
+    <w:lsdException w:name="Intense Reference" w:uiPriority="32" w:qFormat="1"/>
+    <w:lsdException w:name="Book Title" w:uiPriority="33" w:qFormat="1"/>
+    <w:lsdException w:name="Bibliography" w:semiHidden="1" w:uiPriority="37" w:unhideWhenUsed="1"/>
+    <w:lsdException w:name="TOC Heading" w:semiHidden="1" w:uiPriority="39" w:unhideWhenUsed="1" w:qFormat="1"/>
+    <w:lsdException w:name="Plain Table 1" w:uiPriority="41"/>
+    <w:lsdException w:name="Plain Table 2" w:uiPriority="42"/>
+    <w:lsdException w:name="Plain Table 3" w:uiPriority="43"/>
+    <w:lsdException w:name="Plain Table 4" w:uiPriority="44"/>
+    <w:lsdException w:name="Plain Table 5" w:uiPriority="45"/>
+    <w:lsdException w:name="Grid Table Light" w:uiPriority="40"/>
+    <w:lsdException w:name="Grid Table 1 Light" w:uiPriority="46"/>
+    <w:lsdException w:name="Grid Table 2" w:uiPriority="47"/>
+    <w:lsdException w:name="Grid Table 3" w:uiPriority="48"/>
+    <w:lsdException w:name="Grid Table 4" w:uiPriority="49"/>
+    <w:lsdException w:name="Grid Table 5 Dark" w:uiPriority="50"/>
+    <w:lsdException w:name="Grid Table 6 Colorful" w:uiPriority="51"/>
+    <w:lsdException w:name="Grid Table 7 Colorful" w:uiPriority="52"/>
+    <w:lsdException w:name="Grid Table 1 Light Accent 1" w:uiPriority="46"/>
+    <w:lsdException w:name="Grid Table 2 Accent 1" w:uiPriority="47"/>
+    <w:lsdException w:name="Grid Table 3 Accent 1" w:uiPriority="48"/>
+    <w:lsdException w:name="Grid Table 4 Accent 1" w:uiPriority="49"/>
+    <w:lsdException w:name="Grid Table 5 Dark Accent 1" w:uiPriority="50"/>
+    <w:lsdException w:name="Grid Table 6 Colorful Accent 1" w:uiPriority="51"/>
+    <w:lsdException w:name="Grid Table 7 Colorful Accent 1" w:uiPriority="52"/>
+    <w:lsdException w:name="Grid Table 1 Light Accent 2" w:uiPriority="46"/>
+    <w:lsdException w:name="Grid Table 2 Accent 2" w:uiPriority="47"/>
+    <w:lsdException w:name="Grid Table 3 Accent 2" w:uiPriority="48"/>
+    <w:lsdException w:name="Grid Table 4 Accent 2" w:uiPriority="49"/>
+    <w:lsdException w:name="Grid Table 5 Dark Accent 2" w:uiPriority="50"/>
+    <w:lsdException w:name="Grid Table 6 Colorful Accent 2" w:uiPriority="51"/>
+    <w:lsdException w:name="Grid Table 7 Colorful Accent 2" w:uiPriority="52"/>
+    <w:lsdException w:name="Grid Table 1 Light Accent 3" w:uiPriority="46"/>
+    <w:lsdException w:name="Grid Table 2 Accent 3" w:uiPriority="47"/>
+    <w:lsdException w:name="Grid Table 3 Accent 3" w:uiPriority="48"/>
+    <w:lsdException w:name="Grid Table 4 Accent 3" w:uiPriority="49"/>
+    <w:lsdException w:name="Grid Table 5 Dark Accent 3" w:uiPriority="50"/>
+    <w:lsdException w:name="Grid Table 6 Colorful Accent 3" w:uiPriority="51"/>
+    <w:lsdException w:name="Grid Table 7 Colorful Accent 3" w:uiPriority="52"/>
+    <w:lsdException w:name="Grid Table 1 Light Accent 4" w:uiPriority="46"/>
+    <w:lsdException w:name="Grid Table 2 Accent 4" w:uiPriority="47"/>
+    <w:lsdException w:name="Grid Table 3 Accent 4" w:uiPriority="48"/>
+    <w:lsdException w:name="Grid Table 4 Accent 4" w:uiPriority="49"/>
+    <w:lsdException w:name="Grid Table 5 Dark Accent 4" w:uiPriority="50"/>
+    <w:lsdException w:name="Grid Table 6 Colorful Accent 4" w:uiPriority="51"/>
+    <w:lsdException w:name="Grid Table 7 Colorful Accent 4" w:uiPriority="52"/>
+    <w:lsdException w:name="Grid Table 1 Light Accent 5" w:uiPriority="46"/>
+    <w:lsdException w:name="Grid Table 2 Accent 5" w:uiPriority="47"/>
+    <w:lsdException w:name="Grid Table 3 Accent 5" w:uiPriority="48"/>
+    <w:lsdException w:name="Grid Table 4 Accent 5" w:uiPriority="49"/>
+    <w:lsdException w:name="Grid Table 5 Dark Accent 5" w:uiPriority="50"/>
+    <w:lsdException w:name="Grid Table 6 Colorful Accent 5" w:uiPriority="51"/>
+    <w:lsdException w:name="Grid Table 7 Colorful Accent 5" w:uiPriority="52"/>
+    <w:lsdException w:name="Grid Table 1 Light Accent 6" w:uiPriority="46"/>
+    <w:lsdException w:name="Grid Table 2 Accent 6" w:uiPriority="47"/>
+    <w:lsdException w:name="Grid Table 3 Accent 6" w:uiPriority="48"/>
+    <w:lsdException w:name="Grid Table 4 Accent 6" w:uiPriority="49"/>
+    <w:lsdException w:name="Grid Table 5 Dark Accent 6" w:uiPriority="50"/>
+    <w:lsdException w:name="Grid Table 6 Colorful Accent 6" w:uiPriority="51"/>
+    <w:lsdException w:name="Grid Table 7 Colorful Accent 6" w:uiPriority="52"/>
+    <w:lsdException w:name="List Table 1 Light" w:uiPriority="46"/>
+    <w:lsdException w:name="List Table 2" w:uiPriority="47"/>
+    <w:lsdException w:name="List Table 3" w:uiPriority="48"/>
+    <w:lsdException w:name="List Table 4" w:uiPriority="49"/>
+    <w:lsdException w:name="List Table 5 Dark" w:uiPriority="50"/>
+    <w:lsdException w:name="List Table 6 Colorful" w:uiPriority="51"/>
+    <w:lsdException w:name="List Table 7 Colorful" w:uiPriority="52"/>
+    <w:lsdException w:name="List Table 1 Light Accent 1" w:uiPriority="46"/>
+    <w:lsdException w:name="List Table 2 Accent 1" w:uiPriority="47"/>
+    <w:lsdException w:name="List Table 3 Accent 1" w:uiPriority="48"/>
+    <w:lsdException w:name="List Table 4 Accent 1" w:uiPriority="49"/>
+    <w:lsdException w:name="List Table 5 Dark Accent 1" w:uiPriority="50"/>
+    <w:lsdException w:name="List Table 6 Colorful Accent 1" w:uiPriority="51"/>
+    <w:lsdException w:name="List Table 7 Colorful Accent 1" w:uiPriority="52"/>
+    <w:lsdException w:name="List Table 1 Light Accent 2" w:uiPriority="46"/>
+    <w:lsdException w:name="List Table 2 Accent 2" w:uiPriority="47"/>
+    <w:lsdException w:name="List Table 3 Accent 2" w:uiPriority="48"/>
+    <w:lsdException w:name="List Table 4 Accent 2" w:uiPriority="49"/>
+    <w:lsdException w:name="List Table 5 Dark Accent 2" w:uiPriority="50"/>
+    <w:lsdException w:name="List Table 6 Colorful Accent 2" w:uiPriority="51"/>
+    <w:lsdException w:name="List Table 7 Colorful Accent 2" w:uiPriority="52"/>
+    <w:lsdException w:name="List Table 1 Light Accent 3" w:uiPriority="46"/>
+    <w:lsdException w:name="List Table 2 Accent 3" w:uiPriority="47"/>
+    <w:lsdException w:name="List Table 3 Accent 3" w:uiPriority="48"/>
+    <w:lsdException w:name="List Table 4 Accent 3" w:uiPriority="49"/>
+    <w:lsdException w:name="List Table 5 Dark Accent 3" w:uiPriority="50"/>
+    <w:lsdException w:name="List Table 6 Colorful Accent 3" w:uiPriority="51"/>
+    <w:lsdException w:name="List Table 7 Colorful Accent 3" w:uiPriority="52"/>
+    <w:lsdException w:name="List Table 1 Light Accent 4" w:uiPriority="46"/>
+    <w:lsdException w:name="List Table 2 Accent 4" w:uiPriority="47"/>
+    <w:lsdException w:name="List Table 3 Accent 4" w:uiPriority="48"/>
+    <w:lsdException w:name="List Table 4 Accent 4" w:uiPriority="49"/>
+    <w:lsdException w:name="List Table 5 Dark Accent 4" w:uiPriority="50"/>
+    <w:lsdException w:name="List Table 6 Colorful Accent 4" w:uiPriority="51"/>
+    <w:lsdException w:name="List Table 7 Colorful Accent 4" w:uiPriority="52"/>
+    <w:lsdException w:name="List Table 1 Light Accent 5" w:uiPriority="46"/>
+    <w:lsdException w:name="List Table 2 Accent 5" w:uiPriority="47"/>
+    <w:lsdException w:name="List Table 3 Accent 5" w:uiPriority="48"/>
+    <w:lsdException w:name="List Table 4 Accent 5" w:uiPriority="49"/>
+    <w:lsdException w:name="List Table 5 Dark Accent 5" w:uiPriority="50"/>
+    <w:lsdException w:name="List Table 6 Colorful Accent 5" w:uiPriority="51"/>
+    <w:lsdException w:name="List Table 7 Colorful Accent 5" w:uiPriority="52"/>
+    <w:lsdException w:name="List Table 1 Light Accent 6" w:uiPriority="46"/>
+    <w:lsdException w:name="List Table 2 Accent 6" w:uiPriority="47"/>
+    <w:lsdException w:name="List Table 3 Accent 6" w:uiPriority="48"/>
+    <w:lsdException w:name="List Table 4 Accent 6" w:uiPriority="49"/>
+    <w:lsdException w:name="List Table 5 Dark Accent 6" w:uiPriority="50"/>
+    <w:lsdException w:name="List Table 6 Colorful Accent 6" w:uiPriority="51"/>
+    <w:lsdException w:name="List Table 7 Colorful Accent 6" w:uiPriority="52"/>
+  </w:latentStyles>
+  <w:style w:type="paragraph" w:default="1" w:styleId="a">
+    <w:name w:val="Normal"/>
+    <w:qFormat/>
+  </w:style>
+  <w:style w:type="character" w:default="1" w:styleId="a0">
+    <w:name w:val="Default Paragraph Font"/>
+    <w:uiPriority w:val="1"/>
+    <w:semiHidden/>
+    <w:unhideWhenUsed/>
+  </w:style>
+  <w:style w:type="table" w:default="1" w:styleId="a1">
+    <w:name w:val="Normal Table"/>
+    <w:uiPriority w:val="99"/>
+    <w:semiHidden/>
+    <w:unhideWhenUsed/>
+    <w:tblPr>
+      <w:tblInd w:w="0" w:type="dxa"/>
+      <w:tblCellMar>
+        <w:top w:w="0" w:type="dxa"/>
+        <w:left w:w="108" w:type="dxa"/>
+        <w:bottom w:w="0" w:type="dxa"/>
+        <w:right w:w="108" w:type="dxa"/>
+      </w:tblCellMar>
+    </w:tblPr>
+  </w:style>
+  <w:style w:type="numbering" w:default="1" w:styleId="a2">
+    <w:name w:val="No List"/>
+    <w:uiPriority w:val="99"/>
+    <w:semiHidden/>
+    <w:unhideWhenUsed/>
+  </w:style>
+  <w:style w:type="character" w:styleId="a3">
+    <w:name w:val="Placeholder Text"/>
+    <w:basedOn w:val="a0"/>
+    <w:uiPriority w:val="99"/>
+    <w:semiHidden/>
+    <w:rsid w:val="004E3A7E"/>
+    <w:rPr>
+      <w:color w:val="808080"/>
+    </w:rPr>
+  </w:style>
+</w:styles>
+</file>
+
+<file path=word/glossary/webSettings.xml><?xml version="1.0" encoding="utf-8"?>
+<w:webSettings xmlns:mc="http://schemas.openxmlformats.org/markup-compatibility/2006" xmlns:r="http://schemas.openxmlformats.org/officeDocument/2006/relationships" xmlns:w="http://schemas.openxmlformats.org/wordprocessingml/2006/main" xmlns:w14="http://schemas.microsoft.com/office/word/2010/wordml" xmlns:w15="http://schemas.microsoft.com/office/word/2012/wordml" mc:Ignorable="w14 w15">
+  <w:optimizeForBrowser/>
+  <w:allowPNG/>
+</w:webSettings>
 </file>
 
 <file path=word/theme/theme1.xml><?xml version="1.0" encoding="utf-8"?>
@@ -14846,7 +16673,7 @@
 </file>
 
 <file path=customXml/itemProps1.xml><?xml version="1.0" encoding="utf-8"?>
-<ds:datastoreItem xmlns:ds="http://schemas.openxmlformats.org/officeDocument/2006/customXml" ds:itemID="{725111DE-5676-4C6B-BBA9-6ED07B4C875E}">
+<ds:datastoreItem xmlns:ds="http://schemas.openxmlformats.org/officeDocument/2006/customXml" ds:itemID="{3AB46C50-EBBD-48BF-B29E-5F1A62A1FD4F}">
   <ds:schemaRefs>
     <ds:schemaRef ds:uri="http://schemas.openxmlformats.org/officeDocument/2006/bibliography"/>
   </ds:schemaRefs>
